--- a/public/files/contract_order_out_template.docx
+++ b/public/files/contract_order_out_template.docx
@@ -2158,7 +2158,7 @@
               </wp:anchor>
             </w:drawing>
           </mc:Choice>
-          <mc:Fallback xmlns:w16du="http://schemas.microsoft.com/office/word/2023/wordml/word16du" xmlns:w16sdtfl="http://schemas.microsoft.com/office/word/2024/wordml/sdtformatlock">
+          <mc:Fallback xmlns:w16sdtfl="http://schemas.microsoft.com/office/word/2024/wordml/sdtformatlock" xmlns:w16du="http://schemas.microsoft.com/office/word/2023/wordml/word16du">
             <w:pict>
               <v:shape w14:anchorId="53D48525" id="Text Box 4" o:spid="_x0000_s1060" type="#_x0000_t202" style="position:absolute;left:0;text-align:left;margin-left:286.1pt;margin-top:4.45pt;width:196.95pt;height:25.85pt;z-index:251762176;visibility:visible;mso-wrap-style:square;mso-wrap-distance-left:9pt;mso-wrap-distance-top:0;mso-wrap-distance-right:9pt;mso-wrap-distance-bottom:0;mso-position-horizontal:absolute;mso-position-horizontal-relative:text;mso-position-vertical:absolute;mso-position-vertical-relative:text;v-text-anchor:top" o:gfxdata="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" filled="f" strokecolor="black [3200]" strokeweight=".5pt">
                 <v:textbox>
@@ -2243,7 +2243,7 @@
               </wp:anchor>
             </w:drawing>
           </mc:Choice>
-          <mc:Fallback xmlns:w16du="http://schemas.microsoft.com/office/word/2023/wordml/word16du" xmlns:w16sdtfl="http://schemas.microsoft.com/office/word/2024/wordml/sdtformatlock">
+          <mc:Fallback xmlns:w16sdtfl="http://schemas.microsoft.com/office/word/2024/wordml/sdtformatlock" xmlns:w16du="http://schemas.microsoft.com/office/word/2023/wordml/word16du">
             <w:pict>
               <v:shape w14:anchorId="6E5593B1" id="_x0000_s1061" type="#_x0000_t202" style="position:absolute;left:0;text-align:left;margin-left:182.2pt;margin-top:4.85pt;width:104.2pt;height:25.85pt;z-index:251763200;visibility:visible;mso-wrap-style:square;mso-wrap-distance-left:9pt;mso-wrap-distance-top:0;mso-wrap-distance-right:9pt;mso-wrap-distance-bottom:0;mso-position-horizontal:absolute;mso-position-horizontal-relative:text;mso-position-vertical:absolute;mso-position-vertical-relative:text;v-text-anchor:top" o:gfxdata="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" filled="f" strokecolor="black [3200]" strokeweight=".5pt">
                 <v:textbox>
@@ -2332,7 +2332,7 @@
               </wp:anchor>
             </w:drawing>
           </mc:Choice>
-          <mc:Fallback xmlns:w16du="http://schemas.microsoft.com/office/word/2023/wordml/word16du" xmlns:w16sdtfl="http://schemas.microsoft.com/office/word/2024/wordml/sdtformatlock">
+          <mc:Fallback xmlns:w16sdtfl="http://schemas.microsoft.com/office/word/2024/wordml/sdtformatlock" xmlns:w16du="http://schemas.microsoft.com/office/word/2023/wordml/word16du">
             <w:pict>
               <v:shape w14:anchorId="3FB13AFA" id="Text Box 3" o:spid="_x0000_s1062" type="#_x0000_t202" style="position:absolute;left:0;text-align:left;margin-left:190.8pt;margin-top:-6.65pt;width:46pt;height:20.55pt;z-index:251764224;visibility:visible;mso-wrap-style:square;mso-wrap-distance-left:9pt;mso-wrap-distance-top:0;mso-wrap-distance-right:9pt;mso-wrap-distance-bottom:0;mso-position-horizontal:absolute;mso-position-horizontal-relative:text;mso-position-vertical:absolute;mso-position-vertical-relative:text;v-text-anchor:top" o:gfxdata="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" fillcolor="white [3212]" stroked="f" strokeweight=".5pt">
                 <v:textbox>
@@ -2457,7 +2457,7 @@
               </wp:anchor>
             </w:drawing>
           </mc:Choice>
-          <mc:Fallback xmlns:w16du="http://schemas.microsoft.com/office/word/2023/wordml/word16du" xmlns:w16sdtfl="http://schemas.microsoft.com/office/word/2024/wordml/sdtformatlock">
+          <mc:Fallback xmlns:w16sdtfl="http://schemas.microsoft.com/office/word/2024/wordml/sdtformatlock" xmlns:w16du="http://schemas.microsoft.com/office/word/2023/wordml/word16du">
             <w:pict>
               <v:shape w14:anchorId="71318D73" id="_x0000_s1063" type="#_x0000_t202" style="position:absolute;left:0;text-align:left;margin-left:294.3pt;margin-top:-7.1pt;width:91.85pt;height:20.55pt;z-index:251765248;visibility:visible;mso-wrap-style:square;mso-wrap-distance-left:9pt;mso-wrap-distance-top:0;mso-wrap-distance-right:9pt;mso-wrap-distance-bottom:0;mso-position-horizontal:absolute;mso-position-horizontal-relative:text;mso-position-vertical:absolute;mso-position-vertical-relative:text;v-text-anchor:top" o:gfxdata="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" fillcolor="white [3212]" stroked="f" strokeweight=".5pt">
                 <v:textbox>
@@ -2563,7 +2563,7 @@
               </wp:anchor>
             </w:drawing>
           </mc:Choice>
-          <mc:Fallback xmlns:w16du="http://schemas.microsoft.com/office/word/2023/wordml/word16du" xmlns:w16sdtfl="http://schemas.microsoft.com/office/word/2024/wordml/sdtformatlock">
+          <mc:Fallback xmlns:w16sdtfl="http://schemas.microsoft.com/office/word/2024/wordml/sdtformatlock" xmlns:w16du="http://schemas.microsoft.com/office/word/2023/wordml/word16du">
             <w:pict>
               <v:line w14:anchorId="195C715A" id="Straight Connector 1" o:spid="_x0000_s1026" style="position:absolute;flip:x;z-index:251746816;visibility:visible;mso-wrap-style:square;mso-wrap-distance-left:9pt;mso-wrap-distance-top:0;mso-wrap-distance-right:9pt;mso-wrap-distance-bottom:0;mso-position-horizontal:absolute;mso-position-horizontal-relative:text;mso-position-vertical:absolute;mso-position-vertical-relative:text" from="-62.65pt,-40.1pt" to="-60.15pt,164.95pt" o:gfxdata="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" strokecolor="black [3200]" strokeweight=".5pt">
                 <v:shadow on="t" color="black" opacity="24903f" origin=",.5" offset="0,.55556mm"/>
@@ -2629,7 +2629,7 @@
               </wp:anchor>
             </w:drawing>
           </mc:Choice>
-          <mc:Fallback xmlns:w16du="http://schemas.microsoft.com/office/word/2023/wordml/word16du" xmlns:w16sdtfl="http://schemas.microsoft.com/office/word/2024/wordml/sdtformatlock">
+          <mc:Fallback xmlns:w16sdtfl="http://schemas.microsoft.com/office/word/2024/wordml/sdtformatlock" xmlns:w16du="http://schemas.microsoft.com/office/word/2023/wordml/word16du">
             <w:pict>
               <v:line w14:anchorId="3AD5B11D" id="Straight Connector 1" o:spid="_x0000_s1026" style="position:absolute;z-index:251747840;visibility:visible;mso-wrap-style:square;mso-wrap-distance-left:9pt;mso-wrap-distance-top:0;mso-wrap-distance-right:9pt;mso-wrap-distance-bottom:0;mso-position-horizontal:absolute;mso-position-horizontal-relative:text;mso-position-vertical:absolute;mso-position-vertical-relative:text" from="483.4pt,-41.25pt" to="483.65pt,165pt" o:gfxdata="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" strokecolor="black [3200]" strokeweight=".5pt">
                 <v:shadow on="t" color="black" opacity="24903f" origin=",.5" offset="0,.55556mm"/>
@@ -2695,7 +2695,7 @@
               </wp:anchor>
             </w:drawing>
           </mc:Choice>
-          <mc:Fallback xmlns:w16du="http://schemas.microsoft.com/office/word/2023/wordml/word16du" xmlns:w16sdtfl="http://schemas.microsoft.com/office/word/2024/wordml/sdtformatlock">
+          <mc:Fallback xmlns:w16sdtfl="http://schemas.microsoft.com/office/word/2024/wordml/sdtformatlock" xmlns:w16du="http://schemas.microsoft.com/office/word/2023/wordml/word16du">
             <w:pict>
               <v:line w14:anchorId="08A20EB7" id="Straight Connector 1" o:spid="_x0000_s1026" style="position:absolute;flip:x;z-index:251748864;visibility:visible;mso-wrap-style:square;mso-wrap-distance-left:9pt;mso-wrap-distance-top:0;mso-wrap-distance-right:9pt;mso-wrap-distance-bottom:0;mso-position-horizontal:absolute;mso-position-horizontal-relative:text;mso-position-vertical:absolute;mso-position-vertical-relative:text" from="-63.1pt,164.95pt" to="483.15pt,164.95pt" o:gfxdata="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" strokecolor="black [3200]" strokeweight=".5pt">
                 <v:shadow on="t" color="black" opacity="24903f" origin=",.5" offset="0,.55556mm"/>
@@ -2761,7 +2761,7 @@
               </wp:anchor>
             </w:drawing>
           </mc:Choice>
-          <mc:Fallback xmlns:w16du="http://schemas.microsoft.com/office/word/2023/wordml/word16du" xmlns:w16sdtfl="http://schemas.microsoft.com/office/word/2024/wordml/sdtformatlock">
+          <mc:Fallback xmlns:w16sdtfl="http://schemas.microsoft.com/office/word/2024/wordml/sdtformatlock" xmlns:w16du="http://schemas.microsoft.com/office/word/2023/wordml/word16du">
             <w:pict>
               <v:line w14:anchorId="1A29E772" id="Straight Connector 1" o:spid="_x0000_s1026" style="position:absolute;flip:x;z-index:251749888;visibility:visible;mso-wrap-style:square;mso-wrap-distance-left:9pt;mso-wrap-distance-top:0;mso-wrap-distance-right:9pt;mso-wrap-distance-bottom:0;mso-position-horizontal:absolute;mso-position-horizontal-relative:text;mso-position-vertical:absolute;mso-position-vertical-relative:text" from="-60.2pt,-40.1pt" to="111.85pt,-40.1pt" o:gfxdata="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" strokecolor="black [3200]" strokeweight=".5pt">
                 <v:shadow on="t" color="black" opacity="24903f" origin=",.5" offset="0,.55556mm"/>
@@ -2827,7 +2827,7 @@
               </wp:anchor>
             </w:drawing>
           </mc:Choice>
-          <mc:Fallback xmlns:w16du="http://schemas.microsoft.com/office/word/2023/wordml/word16du" xmlns:w16sdtfl="http://schemas.microsoft.com/office/word/2024/wordml/sdtformatlock">
+          <mc:Fallback xmlns:w16sdtfl="http://schemas.microsoft.com/office/word/2024/wordml/sdtformatlock" xmlns:w16du="http://schemas.microsoft.com/office/word/2023/wordml/word16du">
             <w:pict>
               <v:line w14:anchorId="01147BE1" id="Straight Connector 1" o:spid="_x0000_s1026" style="position:absolute;flip:x;z-index:251750912;visibility:visible;mso-wrap-style:square;mso-wrap-distance-left:9pt;mso-wrap-distance-top:0;mso-wrap-distance-right:9pt;mso-wrap-distance-bottom:0;mso-position-horizontal:absolute;mso-position-horizontal-relative:text;mso-position-vertical:absolute;mso-position-vertical-relative:text" from="318.5pt,-41.85pt" to="484.9pt,-41.35pt" o:gfxdata="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" strokecolor="black [3200]" strokeweight=".5pt">
                 <v:shadow on="t" color="black" opacity="24903f" origin=",.5" offset="0,.55556mm"/>
@@ -2940,7 +2940,7 @@
               </wp:anchor>
             </w:drawing>
           </mc:Choice>
-          <mc:Fallback xmlns:w16du="http://schemas.microsoft.com/office/word/2023/wordml/word16du" xmlns:w16sdtfl="http://schemas.microsoft.com/office/word/2024/wordml/sdtformatlock">
+          <mc:Fallback xmlns:w16sdtfl="http://schemas.microsoft.com/office/word/2024/wordml/sdtformatlock" xmlns:w16du="http://schemas.microsoft.com/office/word/2023/wordml/word16du">
             <w:pict>
               <v:shape w14:anchorId="72032CA2" id="_x0000_s1064" type="#_x0000_t202" style="position:absolute;left:0;text-align:left;margin-left:125.9pt;margin-top:-51.25pt;width:195.9pt;height:23.7pt;z-index:251751936;visibility:visible;mso-wrap-style:square;mso-wrap-distance-left:9pt;mso-wrap-distance-top:0;mso-wrap-distance-right:9pt;mso-wrap-distance-bottom:0;mso-position-horizontal:absolute;mso-position-horizontal-relative:text;mso-position-vertical:absolute;mso-position-vertical-relative:text;v-text-anchor:top" o:gfxdata="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" filled="f" stroked="f" strokeweight=".5pt">
                 <v:textbox>
@@ -3073,7 +3073,7 @@
               </wp:anchor>
             </w:drawing>
           </mc:Choice>
-          <mc:Fallback xmlns:w16du="http://schemas.microsoft.com/office/word/2023/wordml/word16du" xmlns:w16sdtfl="http://schemas.microsoft.com/office/word/2024/wordml/sdtformatlock">
+          <mc:Fallback xmlns:w16sdtfl="http://schemas.microsoft.com/office/word/2024/wordml/sdtformatlock" xmlns:w16du="http://schemas.microsoft.com/office/word/2023/wordml/word16du">
             <w:pict>
               <v:shape w14:anchorId="11FC1508" id="_x0000_s1065" type="#_x0000_t202" style="position:absolute;left:0;text-align:left;margin-left:-55.85pt;margin-top:-37.5pt;width:162.25pt;height:23.75pt;z-index:251752960;visibility:visible;mso-wrap-style:square;mso-wrap-distance-left:9pt;mso-wrap-distance-top:0;mso-wrap-distance-right:9pt;mso-wrap-distance-bottom:0;mso-position-horizontal:absolute;mso-position-horizontal-relative:text;mso-position-vertical:absolute;mso-position-vertical-relative:text;v-text-anchor:top" o:gfxdata="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" filled="f" stroked="f" strokeweight=".5pt">
                 <v:textbox>
@@ -3174,7 +3174,7 @@
               </wp:anchor>
             </w:drawing>
           </mc:Choice>
-          <mc:Fallback xmlns:w16du="http://schemas.microsoft.com/office/word/2023/wordml/word16du" xmlns:w16sdtfl="http://schemas.microsoft.com/office/word/2024/wordml/sdtformatlock">
+          <mc:Fallback xmlns:w16sdtfl="http://schemas.microsoft.com/office/word/2024/wordml/sdtformatlock" xmlns:w16du="http://schemas.microsoft.com/office/word/2023/wordml/word16du">
             <w:pict>
               <v:shape w14:anchorId="1DB1C11A" id="_x0000_s1066" type="#_x0000_t202" style="position:absolute;left:0;text-align:left;margin-left:383.05pt;margin-top:-38.1pt;width:178.45pt;height:23.7pt;z-index:251753984;visibility:visible;mso-wrap-style:square;mso-wrap-distance-left:9pt;mso-wrap-distance-top:0;mso-wrap-distance-right:9pt;mso-wrap-distance-bottom:0;mso-position-horizontal:absolute;mso-position-horizontal-relative:text;mso-position-vertical:absolute;mso-position-vertical-relative:text;v-text-anchor:top" o:gfxdata="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" filled="f" stroked="f" strokeweight=".5pt">
                 <v:textbox>
@@ -3416,7 +3416,7 @@
               </wp:anchor>
             </w:drawing>
           </mc:Choice>
-          <mc:Fallback xmlns:w16du="http://schemas.microsoft.com/office/word/2023/wordml/word16du" xmlns:w16sdtfl="http://schemas.microsoft.com/office/word/2024/wordml/sdtformatlock">
+          <mc:Fallback xmlns:w16sdtfl="http://schemas.microsoft.com/office/word/2024/wordml/sdtformatlock" xmlns:w16du="http://schemas.microsoft.com/office/word/2023/wordml/word16du">
             <w:pict>
               <v:shape w14:anchorId="40BDE2B4" id="_x0000_s1068" type="#_x0000_t202" style="position:absolute;left:0;text-align:left;margin-left:339.85pt;margin-top:122.05pt;width:89.15pt;height:23.7pt;z-index:251756032;visibility:visible;mso-wrap-style:square;mso-wrap-distance-left:9pt;mso-wrap-distance-top:0;mso-wrap-distance-right:9pt;mso-wrap-distance-bottom:0;mso-position-horizontal:absolute;mso-position-horizontal-relative:text;mso-position-vertical:absolute;mso-position-vertical-relative:text;v-text-anchor:top" o:gfxdata="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" filled="f" stroked="f" strokeweight=".5pt">
                 <v:textbox>
@@ -3582,26 +3582,8 @@
                                 <w:sz w:val="18"/>
                                 <w:szCs w:val="18"/>
                               </w:rPr>
-                              <w:t xml:space="preserve">} </w:t>
+                              <w:t>}</w:t>
                             </w:r>
-                            <w:r>
-                              <w:rPr>
-                                <w:rFonts w:ascii="Sylfaen" w:hAnsi="Sylfaen"/>
-                                <w:sz w:val="18"/>
-                                <w:szCs w:val="18"/>
-                              </w:rPr>
-                              <w:t xml:space="preserve">ՀՀ </w:t>
-                            </w:r>
-                            <w:proofErr w:type="spellStart"/>
-                            <w:r>
-                              <w:rPr>
-                                <w:rFonts w:ascii="Sylfaen" w:hAnsi="Sylfaen"/>
-                                <w:sz w:val="18"/>
-                                <w:szCs w:val="18"/>
-                              </w:rPr>
-                              <w:t>դրամ</w:t>
-                            </w:r>
-                            <w:proofErr w:type="spellEnd"/>
                           </w:p>
                         </w:txbxContent>
                       </wps:txbx>
@@ -3661,26 +3643,8 @@
                           <w:sz w:val="18"/>
                           <w:szCs w:val="18"/>
                         </w:rPr>
-                        <w:t xml:space="preserve">} </w:t>
+                        <w:t>}</w:t>
                       </w:r>
-                      <w:r>
-                        <w:rPr>
-                          <w:rFonts w:ascii="Sylfaen" w:hAnsi="Sylfaen"/>
-                          <w:sz w:val="18"/>
-                          <w:szCs w:val="18"/>
-                        </w:rPr>
-                        <w:t xml:space="preserve">ՀՀ </w:t>
-                      </w:r>
-                      <w:proofErr w:type="spellStart"/>
-                      <w:r>
-                        <w:rPr>
-                          <w:rFonts w:ascii="Sylfaen" w:hAnsi="Sylfaen"/>
-                          <w:sz w:val="18"/>
-                          <w:szCs w:val="18"/>
-                        </w:rPr>
-                        <w:t>դրամ</w:t>
-                      </w:r>
-                      <w:proofErr w:type="spellEnd"/>
                     </w:p>
                   </w:txbxContent>
                 </v:textbox>
@@ -4073,24 +4037,6 @@
                               </w:rPr>
                               <w:t>}</w:t>
                             </w:r>
-                            <w:r>
-                              <w:rPr>
-                                <w:rFonts w:ascii="Sylfaen" w:hAnsi="Sylfaen"/>
-                                <w:sz w:val="18"/>
-                                <w:szCs w:val="18"/>
-                              </w:rPr>
-                              <w:t xml:space="preserve"> ՀՀ </w:t>
-                            </w:r>
-                            <w:proofErr w:type="spellStart"/>
-                            <w:r>
-                              <w:rPr>
-                                <w:rFonts w:ascii="Sylfaen" w:hAnsi="Sylfaen"/>
-                                <w:sz w:val="18"/>
-                                <w:szCs w:val="18"/>
-                              </w:rPr>
-                              <w:t>դրամ</w:t>
-                            </w:r>
-                            <w:proofErr w:type="spellEnd"/>
                           </w:p>
                         </w:txbxContent>
                       </wps:txbx>
@@ -4145,24 +4091,6 @@
                         </w:rPr>
                         <w:t>}</w:t>
                       </w:r>
-                      <w:r>
-                        <w:rPr>
-                          <w:rFonts w:ascii="Sylfaen" w:hAnsi="Sylfaen"/>
-                          <w:sz w:val="18"/>
-                          <w:szCs w:val="18"/>
-                        </w:rPr>
-                        <w:t xml:space="preserve"> ՀՀ </w:t>
-                      </w:r>
-                      <w:proofErr w:type="spellStart"/>
-                      <w:r>
-                        <w:rPr>
-                          <w:rFonts w:ascii="Sylfaen" w:hAnsi="Sylfaen"/>
-                          <w:sz w:val="18"/>
-                          <w:szCs w:val="18"/>
-                        </w:rPr>
-                        <w:t>դրամ</w:t>
-                      </w:r>
-                      <w:proofErr w:type="spellEnd"/>
                     </w:p>
                   </w:txbxContent>
                 </v:textbox>

--- a/public/files/contract_order_out_template.docx
+++ b/public/files/contract_order_out_template.docx
@@ -122,16 +122,16 @@
                                   <w:spacing w:after="0" w:line="240" w:lineRule="auto"/>
                                   <w:rPr>
                                     <w:rFonts w:ascii="Sylfaen" w:hAnsi="Sylfaen"/>
-                                    <w:sz w:val="15"/>
-                                    <w:szCs w:val="15"/>
+                                    <w:sz w:val="16"/>
+                                    <w:szCs w:val="16"/>
                                   </w:rPr>
                                 </w:pPr>
                                 <w:proofErr w:type="spellStart"/>
                                 <w:r>
                                   <w:rPr>
                                     <w:rFonts w:ascii="Sylfaen" w:hAnsi="Sylfaen"/>
-                                    <w:sz w:val="15"/>
-                                    <w:szCs w:val="15"/>
+                                    <w:sz w:val="16"/>
+                                    <w:szCs w:val="16"/>
                                   </w:rPr>
                                   <w:t>Ելքագրվող</w:t>
                                 </w:r>
@@ -139,8 +139,8 @@
                                 <w:r>
                                   <w:rPr>
                                     <w:rFonts w:ascii="Sylfaen" w:hAnsi="Sylfaen"/>
-                                    <w:sz w:val="15"/>
-                                    <w:szCs w:val="15"/>
+                                    <w:sz w:val="16"/>
+                                    <w:szCs w:val="16"/>
                                   </w:rPr>
                                   <w:t xml:space="preserve"> </w:t>
                                 </w:r>
@@ -148,8 +148,8 @@
                                 <w:r>
                                   <w:rPr>
                                     <w:rFonts w:ascii="Sylfaen" w:hAnsi="Sylfaen"/>
-                                    <w:sz w:val="15"/>
-                                    <w:szCs w:val="15"/>
+                                    <w:sz w:val="16"/>
+                                    <w:szCs w:val="16"/>
                                   </w:rPr>
                                   <w:t>հաշվեհամար</w:t>
                                 </w:r>
@@ -287,16 +287,16 @@
                                   <w:spacing w:after="0" w:line="240" w:lineRule="auto"/>
                                   <w:rPr>
                                     <w:rFonts w:ascii="Sylfaen" w:hAnsi="Sylfaen"/>
-                                    <w:sz w:val="15"/>
-                                    <w:szCs w:val="15"/>
+                                    <w:sz w:val="16"/>
+                                    <w:szCs w:val="16"/>
                                   </w:rPr>
                                 </w:pPr>
                                 <w:proofErr w:type="spellStart"/>
                                 <w:r>
                                   <w:rPr>
                                     <w:rFonts w:ascii="Sylfaen" w:hAnsi="Sylfaen"/>
-                                    <w:sz w:val="15"/>
-                                    <w:szCs w:val="15"/>
+                                    <w:sz w:val="16"/>
+                                    <w:szCs w:val="16"/>
                                   </w:rPr>
                                   <w:t>Մուտքագրվող</w:t>
                                 </w:r>
@@ -304,8 +304,8 @@
                                 <w:r>
                                   <w:rPr>
                                     <w:rFonts w:ascii="Sylfaen" w:hAnsi="Sylfaen"/>
-                                    <w:sz w:val="15"/>
-                                    <w:szCs w:val="15"/>
+                                    <w:sz w:val="16"/>
+                                    <w:szCs w:val="16"/>
                                   </w:rPr>
                                   <w:t xml:space="preserve"> </w:t>
                                 </w:r>
@@ -313,8 +313,8 @@
                                 <w:r>
                                   <w:rPr>
                                     <w:rFonts w:ascii="Sylfaen" w:hAnsi="Sylfaen"/>
-                                    <w:sz w:val="15"/>
-                                    <w:szCs w:val="15"/>
+                                    <w:sz w:val="16"/>
+                                    <w:szCs w:val="16"/>
                                   </w:rPr>
                                   <w:t>հաշվեհամար</w:t>
                                 </w:r>
@@ -357,7 +357,7 @@
                                 </w:pPr>
                                 <w:r>
                                   <w:rPr>
-                                    <w:rFonts w:ascii="Times New Roman" w:hAnsi="Times New Roman" w:cs="Times New Roman"/>
+                                    <w:rFonts w:ascii="Sylfaen" w:hAnsi="Sylfaen" w:cs="Times New Roman"/>
                                     <w:bCs/>
                                     <w:iCs/>
                                     <w:sz w:val="16"/>
@@ -385,20 +385,20 @@
           </mc:Choice>
           <mc:Fallback>
             <w:pict>
-              <v:group w14:anchorId="2EC3C1BA" id="Group 40" o:spid="_x0000_s1026" style="position:absolute;left:0;text-align:left;margin-left:179.5pt;margin-top:268.95pt;width:301.3pt;height:33.55pt;z-index:251784704" coordsize="38262,4260" o:gfxdata="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">
-                <v:group id="Group 39" o:spid="_x0000_s1027" style="position:absolute;left:18112;width:20150;height:4260" coordsize="25006,4266" o:gfxdata="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">
+              <v:group w14:anchorId="2EC3C1BA" id="Group 40" o:spid="_x0000_s1026" style="position:absolute;left:0;text-align:left;margin-left:179.5pt;margin-top:268.95pt;width:301.3pt;height:33.55pt;z-index:251784704" coordsize="38262,4260" o:gfxdata="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">
+                <v:group id="Group 39" o:spid="_x0000_s1027" style="position:absolute;left:18112;width:20150;height:4260" coordsize="25006,4266" o:gfxdata="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">
                   <v:shapetype id="_x0000_t202" coordsize="21600,21600" o:spt="202" path="m,l,21600r21600,l21600,xe">
                     <v:stroke joinstyle="miter"/>
                     <v:path gradientshapeok="t" o:connecttype="rect"/>
                   </v:shapetype>
-                  <v:shape id="_x0000_s1028" type="#_x0000_t202" style="position:absolute;width:25006;height:3282;visibility:visible;mso-wrap-style:square;v-text-anchor:top" o:gfxdata="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" filled="f" strokecolor="black [3200]" strokeweight=".5pt">
+                  <v:shape id="_x0000_s1028" type="#_x0000_t202" style="position:absolute;width:25006;height:3282;visibility:visible;mso-wrap-style:square;v-text-anchor:top" o:gfxdata="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" filled="f" strokecolor="black [3200]" strokeweight=".5pt">
                     <v:textbox>
                       <w:txbxContent>
                         <w:p/>
                       </w:txbxContent>
                     </v:textbox>
                   </v:shape>
-                  <v:shape id="_x0000_s1029" type="#_x0000_t202" style="position:absolute;left:2177;top:261;width:17239;height:1473;visibility:visible;mso-wrap-style:square;v-text-anchor:top" o:gfxdata="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" fillcolor="white [3212]" stroked="f" strokeweight=".5pt">
+                  <v:shape id="_x0000_s1029" type="#_x0000_t202" style="position:absolute;left:2177;top:261;width:17239;height:1473;visibility:visible;mso-wrap-style:square;v-text-anchor:top" o:gfxdata="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" fillcolor="white [3212]" stroked="f" strokeweight=".5pt">
                     <v:textbox inset="0,0,0,0">
                       <w:txbxContent>
                         <w:p>
@@ -406,16 +406,16 @@
                             <w:spacing w:after="0" w:line="240" w:lineRule="auto"/>
                             <w:rPr>
                               <w:rFonts w:ascii="Sylfaen" w:hAnsi="Sylfaen"/>
-                              <w:sz w:val="15"/>
-                              <w:szCs w:val="15"/>
+                              <w:sz w:val="16"/>
+                              <w:szCs w:val="16"/>
                             </w:rPr>
                           </w:pPr>
                           <w:proofErr w:type="spellStart"/>
                           <w:r>
                             <w:rPr>
                               <w:rFonts w:ascii="Sylfaen" w:hAnsi="Sylfaen"/>
-                              <w:sz w:val="15"/>
-                              <w:szCs w:val="15"/>
+                              <w:sz w:val="16"/>
+                              <w:szCs w:val="16"/>
                             </w:rPr>
                             <w:t>Ելքագրվող</w:t>
                           </w:r>
@@ -423,8 +423,8 @@
                           <w:r>
                             <w:rPr>
                               <w:rFonts w:ascii="Sylfaen" w:hAnsi="Sylfaen"/>
-                              <w:sz w:val="15"/>
-                              <w:szCs w:val="15"/>
+                              <w:sz w:val="16"/>
+                              <w:szCs w:val="16"/>
                             </w:rPr>
                             <w:t xml:space="preserve"> </w:t>
                           </w:r>
@@ -432,8 +432,8 @@
                           <w:r>
                             <w:rPr>
                               <w:rFonts w:ascii="Sylfaen" w:hAnsi="Sylfaen"/>
-                              <w:sz w:val="15"/>
-                              <w:szCs w:val="15"/>
+                              <w:sz w:val="16"/>
+                              <w:szCs w:val="16"/>
                             </w:rPr>
                             <w:t>հաշվեհամար</w:t>
                           </w:r>
@@ -442,7 +442,7 @@
                       </w:txbxContent>
                     </v:textbox>
                   </v:shape>
-                  <v:shape id="_x0000_s1030" type="#_x0000_t202" style="position:absolute;left:1088;top:1262;width:22657;height:3004;visibility:visible;mso-wrap-style:square;v-text-anchor:top" o:gfxdata="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" filled="f" stroked="f" strokeweight=".5pt">
+                  <v:shape id="_x0000_s1030" type="#_x0000_t202" style="position:absolute;left:1088;top:1262;width:22657;height:3004;visibility:visible;mso-wrap-style:square;v-text-anchor:top" o:gfxdata="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" filled="f" stroked="f" strokeweight=".5pt">
                     <v:textbox>
                       <w:txbxContent>
                         <w:p>
@@ -466,15 +466,15 @@
                     </v:textbox>
                   </v:shape>
                 </v:group>
-                <v:group id="Group 39" o:spid="_x0000_s1031" style="position:absolute;width:18065;height:4260" coordsize="25006,4266" o:gfxdata="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">
-                  <v:shape id="_x0000_s1032" type="#_x0000_t202" style="position:absolute;width:25006;height:3282;visibility:visible;mso-wrap-style:square;v-text-anchor:top" o:gfxdata="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" filled="f" strokecolor="black [3200]" strokeweight=".5pt">
+                <v:group id="Group 39" o:spid="_x0000_s1031" style="position:absolute;width:18065;height:4260" coordsize="25006,4266" o:gfxdata="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">
+                  <v:shape id="_x0000_s1032" type="#_x0000_t202" style="position:absolute;width:25006;height:3282;visibility:visible;mso-wrap-style:square;v-text-anchor:top" o:gfxdata="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" filled="f" strokecolor="black [3200]" strokeweight=".5pt">
                     <v:textbox>
                       <w:txbxContent>
                         <w:p/>
                       </w:txbxContent>
                     </v:textbox>
                   </v:shape>
-                  <v:shape id="_x0000_s1033" type="#_x0000_t202" style="position:absolute;left:2176;top:261;width:20537;height:1473;visibility:visible;mso-wrap-style:square;v-text-anchor:top" o:gfxdata="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" fillcolor="white [3212]" stroked="f" strokeweight=".5pt">
+                  <v:shape id="_x0000_s1033" type="#_x0000_t202" style="position:absolute;left:2176;top:261;width:20537;height:1473;visibility:visible;mso-wrap-style:square;v-text-anchor:top" o:gfxdata="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" fillcolor="white [3212]" stroked="f" strokeweight=".5pt">
                     <v:textbox inset="0,0,0,0">
                       <w:txbxContent>
                         <w:p>
@@ -482,16 +482,16 @@
                             <w:spacing w:after="0" w:line="240" w:lineRule="auto"/>
                             <w:rPr>
                               <w:rFonts w:ascii="Sylfaen" w:hAnsi="Sylfaen"/>
-                              <w:sz w:val="15"/>
-                              <w:szCs w:val="15"/>
+                              <w:sz w:val="16"/>
+                              <w:szCs w:val="16"/>
                             </w:rPr>
                           </w:pPr>
                           <w:proofErr w:type="spellStart"/>
                           <w:r>
                             <w:rPr>
                               <w:rFonts w:ascii="Sylfaen" w:hAnsi="Sylfaen"/>
-                              <w:sz w:val="15"/>
-                              <w:szCs w:val="15"/>
+                              <w:sz w:val="16"/>
+                              <w:szCs w:val="16"/>
                             </w:rPr>
                             <w:t>Մուտքագրվող</w:t>
                           </w:r>
@@ -499,8 +499,8 @@
                           <w:r>
                             <w:rPr>
                               <w:rFonts w:ascii="Sylfaen" w:hAnsi="Sylfaen"/>
-                              <w:sz w:val="15"/>
-                              <w:szCs w:val="15"/>
+                              <w:sz w:val="16"/>
+                              <w:szCs w:val="16"/>
                             </w:rPr>
                             <w:t xml:space="preserve"> </w:t>
                           </w:r>
@@ -508,8 +508,8 @@
                           <w:r>
                             <w:rPr>
                               <w:rFonts w:ascii="Sylfaen" w:hAnsi="Sylfaen"/>
-                              <w:sz w:val="15"/>
-                              <w:szCs w:val="15"/>
+                              <w:sz w:val="16"/>
+                              <w:szCs w:val="16"/>
                             </w:rPr>
                             <w:t>հաշվեհամար</w:t>
                           </w:r>
@@ -518,7 +518,7 @@
                       </w:txbxContent>
                     </v:textbox>
                   </v:shape>
-                  <v:shape id="_x0000_s1034" type="#_x0000_t202" style="position:absolute;left:1088;top:1262;width:22657;height:3004;visibility:visible;mso-wrap-style:square;v-text-anchor:top" o:gfxdata="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" filled="f" stroked="f" strokeweight=".5pt">
+                  <v:shape id="_x0000_s1034" type="#_x0000_t202" style="position:absolute;left:1088;top:1262;width:22657;height:3004;visibility:visible;mso-wrap-style:square;v-text-anchor:top" o:gfxdata="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" filled="f" stroked="f" strokeweight=".5pt">
                     <v:textbox>
                       <w:txbxContent>
                         <w:p>
@@ -531,7 +531,7 @@
                           </w:pPr>
                           <w:r>
                             <w:rPr>
-                              <w:rFonts w:ascii="Times New Roman" w:hAnsi="Times New Roman" w:cs="Times New Roman"/>
+                              <w:rFonts w:ascii="Sylfaen" w:hAnsi="Sylfaen" w:cs="Times New Roman"/>
                               <w:bCs/>
                               <w:iCs/>
                               <w:sz w:val="16"/>
@@ -552,6 +552,7 @@
       </w:r>
       <w:r>
         <w:rPr>
+          <w:rFonts w:ascii="Sylfaen" w:hAnsi="Sylfaen"/>
           <w:noProof/>
           <w:sz w:val="20"/>
           <w:szCs w:val="20"/>
@@ -1602,16 +1603,16 @@
                                   <w:spacing w:after="0" w:line="240" w:lineRule="auto"/>
                                   <w:rPr>
                                     <w:rFonts w:ascii="Sylfaen" w:hAnsi="Sylfaen"/>
-                                    <w:sz w:val="15"/>
-                                    <w:szCs w:val="15"/>
+                                    <w:sz w:val="16"/>
+                                    <w:szCs w:val="16"/>
                                   </w:rPr>
                                 </w:pPr>
                                 <w:proofErr w:type="spellStart"/>
                                 <w:r>
                                   <w:rPr>
                                     <w:rFonts w:ascii="Sylfaen" w:hAnsi="Sylfaen"/>
-                                    <w:sz w:val="15"/>
-                                    <w:szCs w:val="15"/>
+                                    <w:sz w:val="16"/>
+                                    <w:szCs w:val="16"/>
                                   </w:rPr>
                                   <w:t>Ելքագրվող</w:t>
                                 </w:r>
@@ -1619,8 +1620,8 @@
                                 <w:r>
                                   <w:rPr>
                                     <w:rFonts w:ascii="Sylfaen" w:hAnsi="Sylfaen"/>
-                                    <w:sz w:val="15"/>
-                                    <w:szCs w:val="15"/>
+                                    <w:sz w:val="16"/>
+                                    <w:szCs w:val="16"/>
                                   </w:rPr>
                                   <w:t xml:space="preserve"> </w:t>
                                 </w:r>
@@ -1628,8 +1629,8 @@
                                 <w:r>
                                   <w:rPr>
                                     <w:rFonts w:ascii="Sylfaen" w:hAnsi="Sylfaen"/>
-                                    <w:sz w:val="15"/>
-                                    <w:szCs w:val="15"/>
+                                    <w:sz w:val="16"/>
+                                    <w:szCs w:val="16"/>
                                   </w:rPr>
                                   <w:t>հաշվեհամար</w:t>
                                 </w:r>
@@ -1767,16 +1768,16 @@
                                   <w:spacing w:after="0" w:line="240" w:lineRule="auto"/>
                                   <w:rPr>
                                     <w:rFonts w:ascii="Sylfaen" w:hAnsi="Sylfaen"/>
-                                    <w:sz w:val="15"/>
-                                    <w:szCs w:val="15"/>
+                                    <w:sz w:val="16"/>
+                                    <w:szCs w:val="16"/>
                                   </w:rPr>
                                 </w:pPr>
                                 <w:proofErr w:type="spellStart"/>
                                 <w:r>
                                   <w:rPr>
                                     <w:rFonts w:ascii="Sylfaen" w:hAnsi="Sylfaen"/>
-                                    <w:sz w:val="15"/>
-                                    <w:szCs w:val="15"/>
+                                    <w:sz w:val="16"/>
+                                    <w:szCs w:val="16"/>
                                   </w:rPr>
                                   <w:t>Մուտքագրվող</w:t>
                                 </w:r>
@@ -1784,8 +1785,8 @@
                                 <w:r>
                                   <w:rPr>
                                     <w:rFonts w:ascii="Sylfaen" w:hAnsi="Sylfaen"/>
-                                    <w:sz w:val="15"/>
-                                    <w:szCs w:val="15"/>
+                                    <w:sz w:val="16"/>
+                                    <w:szCs w:val="16"/>
                                   </w:rPr>
                                   <w:t xml:space="preserve"> </w:t>
                                 </w:r>
@@ -1793,8 +1794,8 @@
                                 <w:r>
                                   <w:rPr>
                                     <w:rFonts w:ascii="Sylfaen" w:hAnsi="Sylfaen"/>
-                                    <w:sz w:val="15"/>
-                                    <w:szCs w:val="15"/>
+                                    <w:sz w:val="16"/>
+                                    <w:szCs w:val="16"/>
                                   </w:rPr>
                                   <w:t>հաշվեհամար</w:t>
                                 </w:r>
@@ -1837,7 +1838,7 @@
                                 </w:pPr>
                                 <w:r>
                                   <w:rPr>
-                                    <w:rFonts w:ascii="Times New Roman" w:hAnsi="Times New Roman" w:cs="Times New Roman"/>
+                                    <w:rFonts w:ascii="Sylfaen" w:hAnsi="Sylfaen" w:cs="Times New Roman"/>
                                     <w:bCs/>
                                     <w:iCs/>
                                     <w:sz w:val="16"/>
@@ -1865,16 +1866,16 @@
           </mc:Choice>
           <mc:Fallback>
             <w:pict>
-              <v:group w14:anchorId="54CCF716" id="_x0000_s1051" style="position:absolute;left:0;text-align:left;margin-left:182.1pt;margin-top:30.45pt;width:301.3pt;height:33.55pt;z-index:251782656" coordsize="38262,4260" o:gfxdata="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">
-                <v:group id="Group 39" o:spid="_x0000_s1052" style="position:absolute;left:18112;width:20150;height:4260" coordsize="25006,4266" o:gfxdata="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">
-                  <v:shape id="_x0000_s1053" type="#_x0000_t202" style="position:absolute;width:25006;height:3282;visibility:visible;mso-wrap-style:square;v-text-anchor:top" o:gfxdata="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" filled="f" strokecolor="black [3200]" strokeweight=".5pt">
+              <v:group w14:anchorId="54CCF716" id="_x0000_s1051" style="position:absolute;left:0;text-align:left;margin-left:182.1pt;margin-top:30.45pt;width:301.3pt;height:33.55pt;z-index:251782656" coordsize="38262,4260" o:gfxdata="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">
+                <v:group id="Group 39" o:spid="_x0000_s1052" style="position:absolute;left:18112;width:20150;height:4260" coordsize="25006,4266" o:gfxdata="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">
+                  <v:shape id="_x0000_s1053" type="#_x0000_t202" style="position:absolute;width:25006;height:3282;visibility:visible;mso-wrap-style:square;v-text-anchor:top" o:gfxdata="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" filled="f" strokecolor="black [3200]" strokeweight=".5pt">
                     <v:textbox>
                       <w:txbxContent>
                         <w:p/>
                       </w:txbxContent>
                     </v:textbox>
                   </v:shape>
-                  <v:shape id="_x0000_s1054" type="#_x0000_t202" style="position:absolute;left:2177;top:261;width:17239;height:1473;visibility:visible;mso-wrap-style:square;v-text-anchor:top" o:gfxdata="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" fillcolor="white [3212]" stroked="f" strokeweight=".5pt">
+                  <v:shape id="_x0000_s1054" type="#_x0000_t202" style="position:absolute;left:2177;top:261;width:17239;height:1473;visibility:visible;mso-wrap-style:square;v-text-anchor:top" o:gfxdata="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" fillcolor="white [3212]" stroked="f" strokeweight=".5pt">
                     <v:textbox inset="0,0,0,0">
                       <w:txbxContent>
                         <w:p>
@@ -1882,16 +1883,16 @@
                             <w:spacing w:after="0" w:line="240" w:lineRule="auto"/>
                             <w:rPr>
                               <w:rFonts w:ascii="Sylfaen" w:hAnsi="Sylfaen"/>
-                              <w:sz w:val="15"/>
-                              <w:szCs w:val="15"/>
+                              <w:sz w:val="16"/>
+                              <w:szCs w:val="16"/>
                             </w:rPr>
                           </w:pPr>
                           <w:proofErr w:type="spellStart"/>
                           <w:r>
                             <w:rPr>
                               <w:rFonts w:ascii="Sylfaen" w:hAnsi="Sylfaen"/>
-                              <w:sz w:val="15"/>
-                              <w:szCs w:val="15"/>
+                              <w:sz w:val="16"/>
+                              <w:szCs w:val="16"/>
                             </w:rPr>
                             <w:t>Ելքագրվող</w:t>
                           </w:r>
@@ -1899,8 +1900,8 @@
                           <w:r>
                             <w:rPr>
                               <w:rFonts w:ascii="Sylfaen" w:hAnsi="Sylfaen"/>
-                              <w:sz w:val="15"/>
-                              <w:szCs w:val="15"/>
+                              <w:sz w:val="16"/>
+                              <w:szCs w:val="16"/>
                             </w:rPr>
                             <w:t xml:space="preserve"> </w:t>
                           </w:r>
@@ -1908,8 +1909,8 @@
                           <w:r>
                             <w:rPr>
                               <w:rFonts w:ascii="Sylfaen" w:hAnsi="Sylfaen"/>
-                              <w:sz w:val="15"/>
-                              <w:szCs w:val="15"/>
+                              <w:sz w:val="16"/>
+                              <w:szCs w:val="16"/>
                             </w:rPr>
                             <w:t>հաշվեհամար</w:t>
                           </w:r>
@@ -1918,7 +1919,7 @@
                       </w:txbxContent>
                     </v:textbox>
                   </v:shape>
-                  <v:shape id="_x0000_s1055" type="#_x0000_t202" style="position:absolute;left:1088;top:1262;width:22657;height:3004;visibility:visible;mso-wrap-style:square;v-text-anchor:top" o:gfxdata="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" filled="f" stroked="f" strokeweight=".5pt">
+                  <v:shape id="_x0000_s1055" type="#_x0000_t202" style="position:absolute;left:1088;top:1262;width:22657;height:3004;visibility:visible;mso-wrap-style:square;v-text-anchor:top" o:gfxdata="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" filled="f" stroked="f" strokeweight=".5pt">
                     <v:textbox>
                       <w:txbxContent>
                         <w:p>
@@ -1942,15 +1943,15 @@
                     </v:textbox>
                   </v:shape>
                 </v:group>
-                <v:group id="Group 39" o:spid="_x0000_s1056" style="position:absolute;width:18065;height:4260" coordsize="25006,4266" o:gfxdata="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">
-                  <v:shape id="_x0000_s1057" type="#_x0000_t202" style="position:absolute;width:25006;height:3282;visibility:visible;mso-wrap-style:square;v-text-anchor:top" o:gfxdata="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" filled="f" strokecolor="black [3200]" strokeweight=".5pt">
+                <v:group id="Group 39" o:spid="_x0000_s1056" style="position:absolute;width:18065;height:4260" coordsize="25006,4266" o:gfxdata="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">
+                  <v:shape id="_x0000_s1057" type="#_x0000_t202" style="position:absolute;width:25006;height:3282;visibility:visible;mso-wrap-style:square;v-text-anchor:top" o:gfxdata="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" filled="f" strokecolor="black [3200]" strokeweight=".5pt">
                     <v:textbox>
                       <w:txbxContent>
                         <w:p/>
                       </w:txbxContent>
                     </v:textbox>
                   </v:shape>
-                  <v:shape id="_x0000_s1058" type="#_x0000_t202" style="position:absolute;left:2176;top:261;width:20537;height:1473;visibility:visible;mso-wrap-style:square;v-text-anchor:top" o:gfxdata="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" fillcolor="white [3212]" stroked="f" strokeweight=".5pt">
+                  <v:shape id="_x0000_s1058" type="#_x0000_t202" style="position:absolute;left:2176;top:261;width:20537;height:1473;visibility:visible;mso-wrap-style:square;v-text-anchor:top" o:gfxdata="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" fillcolor="white [3212]" stroked="f" strokeweight=".5pt">
                     <v:textbox inset="0,0,0,0">
                       <w:txbxContent>
                         <w:p>
@@ -1958,16 +1959,16 @@
                             <w:spacing w:after="0" w:line="240" w:lineRule="auto"/>
                             <w:rPr>
                               <w:rFonts w:ascii="Sylfaen" w:hAnsi="Sylfaen"/>
-                              <w:sz w:val="15"/>
-                              <w:szCs w:val="15"/>
+                              <w:sz w:val="16"/>
+                              <w:szCs w:val="16"/>
                             </w:rPr>
                           </w:pPr>
                           <w:proofErr w:type="spellStart"/>
                           <w:r>
                             <w:rPr>
                               <w:rFonts w:ascii="Sylfaen" w:hAnsi="Sylfaen"/>
-                              <w:sz w:val="15"/>
-                              <w:szCs w:val="15"/>
+                              <w:sz w:val="16"/>
+                              <w:szCs w:val="16"/>
                             </w:rPr>
                             <w:t>Մուտքագրվող</w:t>
                           </w:r>
@@ -1975,8 +1976,8 @@
                           <w:r>
                             <w:rPr>
                               <w:rFonts w:ascii="Sylfaen" w:hAnsi="Sylfaen"/>
-                              <w:sz w:val="15"/>
-                              <w:szCs w:val="15"/>
+                              <w:sz w:val="16"/>
+                              <w:szCs w:val="16"/>
                             </w:rPr>
                             <w:t xml:space="preserve"> </w:t>
                           </w:r>
@@ -1984,8 +1985,8 @@
                           <w:r>
                             <w:rPr>
                               <w:rFonts w:ascii="Sylfaen" w:hAnsi="Sylfaen"/>
-                              <w:sz w:val="15"/>
-                              <w:szCs w:val="15"/>
+                              <w:sz w:val="16"/>
+                              <w:szCs w:val="16"/>
                             </w:rPr>
                             <w:t>հաշվեհամար</w:t>
                           </w:r>
@@ -1994,7 +1995,7 @@
                       </w:txbxContent>
                     </v:textbox>
                   </v:shape>
-                  <v:shape id="_x0000_s1059" type="#_x0000_t202" style="position:absolute;left:1088;top:1262;width:22657;height:3004;visibility:visible;mso-wrap-style:square;v-text-anchor:top" o:gfxdata="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" filled="f" stroked="f" strokeweight=".5pt">
+                  <v:shape id="_x0000_s1059" type="#_x0000_t202" style="position:absolute;left:1088;top:1262;width:22657;height:3004;visibility:visible;mso-wrap-style:square;v-text-anchor:top" o:gfxdata="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" filled="f" stroked="f" strokeweight=".5pt">
                     <v:textbox>
                       <w:txbxContent>
                         <w:p>
@@ -2007,7 +2008,7 @@
                           </w:pPr>
                           <w:r>
                             <w:rPr>
-                              <w:rFonts w:ascii="Times New Roman" w:hAnsi="Times New Roman" w:cs="Times New Roman"/>
+                              <w:rFonts w:ascii="Sylfaen" w:hAnsi="Sylfaen" w:cs="Times New Roman"/>
                               <w:bCs/>
                               <w:iCs/>
                               <w:sz w:val="16"/>
@@ -2092,6 +2093,7 @@
       </w:r>
       <w:r>
         <w:rPr>
+          <w:rFonts w:ascii="Sylfaen" w:hAnsi="Sylfaen"/>
           <w:noProof/>
           <w:sz w:val="20"/>
           <w:szCs w:val="20"/>
@@ -2158,7 +2160,7 @@
               </wp:anchor>
             </w:drawing>
           </mc:Choice>
-          <mc:Fallback xmlns:w16sdtfl="http://schemas.microsoft.com/office/word/2024/wordml/sdtformatlock" xmlns:w16du="http://schemas.microsoft.com/office/word/2023/wordml/word16du">
+          <mc:Fallback xmlns:w16du="http://schemas.microsoft.com/office/word/2023/wordml/word16du" xmlns:w16sdtfl="http://schemas.microsoft.com/office/word/2024/wordml/sdtformatlock">
             <w:pict>
               <v:shape w14:anchorId="53D48525" id="Text Box 4" o:spid="_x0000_s1060" type="#_x0000_t202" style="position:absolute;left:0;text-align:left;margin-left:286.1pt;margin-top:4.45pt;width:196.95pt;height:25.85pt;z-index:251762176;visibility:visible;mso-wrap-style:square;mso-wrap-distance-left:9pt;mso-wrap-distance-top:0;mso-wrap-distance-right:9pt;mso-wrap-distance-bottom:0;mso-position-horizontal:absolute;mso-position-horizontal-relative:text;mso-position-vertical:absolute;mso-position-vertical-relative:text;v-text-anchor:top" o:gfxdata="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" filled="f" strokecolor="black [3200]" strokeweight=".5pt">
                 <v:textbox>
@@ -2173,6 +2175,7 @@
       </w:r>
       <w:r>
         <w:rPr>
+          <w:rFonts w:ascii="Sylfaen" w:hAnsi="Sylfaen"/>
           <w:noProof/>
           <w:sz w:val="20"/>
           <w:szCs w:val="20"/>
@@ -2243,7 +2246,7 @@
               </wp:anchor>
             </w:drawing>
           </mc:Choice>
-          <mc:Fallback xmlns:w16sdtfl="http://schemas.microsoft.com/office/word/2024/wordml/sdtformatlock" xmlns:w16du="http://schemas.microsoft.com/office/word/2023/wordml/word16du">
+          <mc:Fallback xmlns:w16du="http://schemas.microsoft.com/office/word/2023/wordml/word16du" xmlns:w16sdtfl="http://schemas.microsoft.com/office/word/2024/wordml/sdtformatlock">
             <w:pict>
               <v:shape w14:anchorId="6E5593B1" id="_x0000_s1061" type="#_x0000_t202" style="position:absolute;left:0;text-align:left;margin-left:182.2pt;margin-top:4.85pt;width:104.2pt;height:25.85pt;z-index:251763200;visibility:visible;mso-wrap-style:square;mso-wrap-distance-left:9pt;mso-wrap-distance-top:0;mso-wrap-distance-right:9pt;mso-wrap-distance-bottom:0;mso-position-horizontal:absolute;mso-position-horizontal-relative:text;mso-position-vertical:absolute;mso-position-vertical-relative:text;v-text-anchor:top" o:gfxdata="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" filled="f" strokecolor="black [3200]" strokeweight=".5pt">
                 <v:textbox>
@@ -2258,6 +2261,7 @@
       </w:r>
       <w:r>
         <w:rPr>
+          <w:rFonts w:ascii="Sylfaen" w:hAnsi="Sylfaen"/>
           <w:noProof/>
           <w:sz w:val="20"/>
           <w:szCs w:val="20"/>
@@ -2332,7 +2336,7 @@
               </wp:anchor>
             </w:drawing>
           </mc:Choice>
-          <mc:Fallback xmlns:w16sdtfl="http://schemas.microsoft.com/office/word/2024/wordml/sdtformatlock" xmlns:w16du="http://schemas.microsoft.com/office/word/2023/wordml/word16du">
+          <mc:Fallback xmlns:w16du="http://schemas.microsoft.com/office/word/2023/wordml/word16du" xmlns:w16sdtfl="http://schemas.microsoft.com/office/word/2024/wordml/sdtformatlock">
             <w:pict>
               <v:shape w14:anchorId="3FB13AFA" id="Text Box 3" o:spid="_x0000_s1062" type="#_x0000_t202" style="position:absolute;left:0;text-align:left;margin-left:190.8pt;margin-top:-6.65pt;width:46pt;height:20.55pt;z-index:251764224;visibility:visible;mso-wrap-style:square;mso-wrap-distance-left:9pt;mso-wrap-distance-top:0;mso-wrap-distance-right:9pt;mso-wrap-distance-bottom:0;mso-position-horizontal:absolute;mso-position-horizontal-relative:text;mso-position-vertical:absolute;mso-position-vertical-relative:text;v-text-anchor:top" o:gfxdata="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" fillcolor="white [3212]" stroked="f" strokeweight=".5pt">
                 <v:textbox>
@@ -2365,6 +2369,7 @@
       </w:r>
       <w:r>
         <w:rPr>
+          <w:rFonts w:ascii="Sylfaen" w:hAnsi="Sylfaen"/>
           <w:noProof/>
           <w:sz w:val="20"/>
           <w:szCs w:val="20"/>
@@ -2457,7 +2462,7 @@
               </wp:anchor>
             </w:drawing>
           </mc:Choice>
-          <mc:Fallback xmlns:w16sdtfl="http://schemas.microsoft.com/office/word/2024/wordml/sdtformatlock" xmlns:w16du="http://schemas.microsoft.com/office/word/2023/wordml/word16du">
+          <mc:Fallback xmlns:w16du="http://schemas.microsoft.com/office/word/2023/wordml/word16du" xmlns:w16sdtfl="http://schemas.microsoft.com/office/word/2024/wordml/sdtformatlock">
             <w:pict>
               <v:shape w14:anchorId="71318D73" id="_x0000_s1063" type="#_x0000_t202" style="position:absolute;left:0;text-align:left;margin-left:294.3pt;margin-top:-7.1pt;width:91.85pt;height:20.55pt;z-index:251765248;visibility:visible;mso-wrap-style:square;mso-wrap-distance-left:9pt;mso-wrap-distance-top:0;mso-wrap-distance-right:9pt;mso-wrap-distance-bottom:0;mso-position-horizontal:absolute;mso-position-horizontal-relative:text;mso-position-vertical:absolute;mso-position-vertical-relative:text;v-text-anchor:top" o:gfxdata="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" fillcolor="white [3212]" stroked="f" strokeweight=".5pt">
                 <v:textbox>
@@ -2508,6 +2513,7 @@
       </w:r>
       <w:r>
         <w:rPr>
+          <w:rFonts w:ascii="Sylfaen" w:hAnsi="Sylfaen"/>
           <w:noProof/>
           <w:sz w:val="20"/>
           <w:szCs w:val="20"/>
@@ -2563,7 +2569,7 @@
               </wp:anchor>
             </w:drawing>
           </mc:Choice>
-          <mc:Fallback xmlns:w16sdtfl="http://schemas.microsoft.com/office/word/2024/wordml/sdtformatlock" xmlns:w16du="http://schemas.microsoft.com/office/word/2023/wordml/word16du">
+          <mc:Fallback xmlns:w16du="http://schemas.microsoft.com/office/word/2023/wordml/word16du" xmlns:w16sdtfl="http://schemas.microsoft.com/office/word/2024/wordml/sdtformatlock">
             <w:pict>
               <v:line w14:anchorId="195C715A" id="Straight Connector 1" o:spid="_x0000_s1026" style="position:absolute;flip:x;z-index:251746816;visibility:visible;mso-wrap-style:square;mso-wrap-distance-left:9pt;mso-wrap-distance-top:0;mso-wrap-distance-right:9pt;mso-wrap-distance-bottom:0;mso-position-horizontal:absolute;mso-position-horizontal-relative:text;mso-position-vertical:absolute;mso-position-vertical-relative:text" from="-62.65pt,-40.1pt" to="-60.15pt,164.95pt" o:gfxdata="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" strokecolor="black [3200]" strokeweight=".5pt">
                 <v:shadow on="t" color="black" opacity="24903f" origin=",.5" offset="0,.55556mm"/>
@@ -2574,6 +2580,7 @@
       </w:r>
       <w:r>
         <w:rPr>
+          <w:rFonts w:ascii="Sylfaen" w:hAnsi="Sylfaen"/>
           <w:noProof/>
           <w:sz w:val="20"/>
           <w:szCs w:val="20"/>
@@ -2629,7 +2636,7 @@
               </wp:anchor>
             </w:drawing>
           </mc:Choice>
-          <mc:Fallback xmlns:w16sdtfl="http://schemas.microsoft.com/office/word/2024/wordml/sdtformatlock" xmlns:w16du="http://schemas.microsoft.com/office/word/2023/wordml/word16du">
+          <mc:Fallback xmlns:w16du="http://schemas.microsoft.com/office/word/2023/wordml/word16du" xmlns:w16sdtfl="http://schemas.microsoft.com/office/word/2024/wordml/sdtformatlock">
             <w:pict>
               <v:line w14:anchorId="3AD5B11D" id="Straight Connector 1" o:spid="_x0000_s1026" style="position:absolute;z-index:251747840;visibility:visible;mso-wrap-style:square;mso-wrap-distance-left:9pt;mso-wrap-distance-top:0;mso-wrap-distance-right:9pt;mso-wrap-distance-bottom:0;mso-position-horizontal:absolute;mso-position-horizontal-relative:text;mso-position-vertical:absolute;mso-position-vertical-relative:text" from="483.4pt,-41.25pt" to="483.65pt,165pt" o:gfxdata="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" strokecolor="black [3200]" strokeweight=".5pt">
                 <v:shadow on="t" color="black" opacity="24903f" origin=",.5" offset="0,.55556mm"/>
@@ -2640,6 +2647,7 @@
       </w:r>
       <w:r>
         <w:rPr>
+          <w:rFonts w:ascii="Sylfaen" w:hAnsi="Sylfaen"/>
           <w:noProof/>
           <w:sz w:val="20"/>
           <w:szCs w:val="20"/>
@@ -2695,7 +2703,7 @@
               </wp:anchor>
             </w:drawing>
           </mc:Choice>
-          <mc:Fallback xmlns:w16sdtfl="http://schemas.microsoft.com/office/word/2024/wordml/sdtformatlock" xmlns:w16du="http://schemas.microsoft.com/office/word/2023/wordml/word16du">
+          <mc:Fallback xmlns:w16du="http://schemas.microsoft.com/office/word/2023/wordml/word16du" xmlns:w16sdtfl="http://schemas.microsoft.com/office/word/2024/wordml/sdtformatlock">
             <w:pict>
               <v:line w14:anchorId="08A20EB7" id="Straight Connector 1" o:spid="_x0000_s1026" style="position:absolute;flip:x;z-index:251748864;visibility:visible;mso-wrap-style:square;mso-wrap-distance-left:9pt;mso-wrap-distance-top:0;mso-wrap-distance-right:9pt;mso-wrap-distance-bottom:0;mso-position-horizontal:absolute;mso-position-horizontal-relative:text;mso-position-vertical:absolute;mso-position-vertical-relative:text" from="-63.1pt,164.95pt" to="483.15pt,164.95pt" o:gfxdata="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" strokecolor="black [3200]" strokeweight=".5pt">
                 <v:shadow on="t" color="black" opacity="24903f" origin=",.5" offset="0,.55556mm"/>
@@ -2706,6 +2714,7 @@
       </w:r>
       <w:r>
         <w:rPr>
+          <w:rFonts w:ascii="Sylfaen" w:hAnsi="Sylfaen"/>
           <w:noProof/>
           <w:sz w:val="20"/>
           <w:szCs w:val="20"/>
@@ -2761,7 +2770,7 @@
               </wp:anchor>
             </w:drawing>
           </mc:Choice>
-          <mc:Fallback xmlns:w16sdtfl="http://schemas.microsoft.com/office/word/2024/wordml/sdtformatlock" xmlns:w16du="http://schemas.microsoft.com/office/word/2023/wordml/word16du">
+          <mc:Fallback xmlns:w16du="http://schemas.microsoft.com/office/word/2023/wordml/word16du" xmlns:w16sdtfl="http://schemas.microsoft.com/office/word/2024/wordml/sdtformatlock">
             <w:pict>
               <v:line w14:anchorId="1A29E772" id="Straight Connector 1" o:spid="_x0000_s1026" style="position:absolute;flip:x;z-index:251749888;visibility:visible;mso-wrap-style:square;mso-wrap-distance-left:9pt;mso-wrap-distance-top:0;mso-wrap-distance-right:9pt;mso-wrap-distance-bottom:0;mso-position-horizontal:absolute;mso-position-horizontal-relative:text;mso-position-vertical:absolute;mso-position-vertical-relative:text" from="-60.2pt,-40.1pt" to="111.85pt,-40.1pt" o:gfxdata="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" strokecolor="black [3200]" strokeweight=".5pt">
                 <v:shadow on="t" color="black" opacity="24903f" origin=",.5" offset="0,.55556mm"/>
@@ -2772,6 +2781,7 @@
       </w:r>
       <w:r>
         <w:rPr>
+          <w:rFonts w:ascii="Sylfaen" w:hAnsi="Sylfaen"/>
           <w:noProof/>
           <w:sz w:val="20"/>
           <w:szCs w:val="20"/>
@@ -2827,7 +2837,7 @@
               </wp:anchor>
             </w:drawing>
           </mc:Choice>
-          <mc:Fallback xmlns:w16sdtfl="http://schemas.microsoft.com/office/word/2024/wordml/sdtformatlock" xmlns:w16du="http://schemas.microsoft.com/office/word/2023/wordml/word16du">
+          <mc:Fallback xmlns:w16du="http://schemas.microsoft.com/office/word/2023/wordml/word16du" xmlns:w16sdtfl="http://schemas.microsoft.com/office/word/2024/wordml/sdtformatlock">
             <w:pict>
               <v:line w14:anchorId="01147BE1" id="Straight Connector 1" o:spid="_x0000_s1026" style="position:absolute;flip:x;z-index:251750912;visibility:visible;mso-wrap-style:square;mso-wrap-distance-left:9pt;mso-wrap-distance-top:0;mso-wrap-distance-right:9pt;mso-wrap-distance-bottom:0;mso-position-horizontal:absolute;mso-position-horizontal-relative:text;mso-position-vertical:absolute;mso-position-vertical-relative:text" from="318.5pt,-41.85pt" to="484.9pt,-41.35pt" o:gfxdata="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" strokecolor="black [3200]" strokeweight=".5pt">
                 <v:shadow on="t" color="black" opacity="24903f" origin=",.5" offset="0,.55556mm"/>
@@ -2838,6 +2848,7 @@
       </w:r>
       <w:r>
         <w:rPr>
+          <w:rFonts w:ascii="Sylfaen" w:hAnsi="Sylfaen"/>
           <w:noProof/>
           <w:sz w:val="20"/>
           <w:szCs w:val="20"/>
@@ -2940,7 +2951,7 @@
               </wp:anchor>
             </w:drawing>
           </mc:Choice>
-          <mc:Fallback xmlns:w16sdtfl="http://schemas.microsoft.com/office/word/2024/wordml/sdtformatlock" xmlns:w16du="http://schemas.microsoft.com/office/word/2023/wordml/word16du">
+          <mc:Fallback xmlns:w16du="http://schemas.microsoft.com/office/word/2023/wordml/word16du" xmlns:w16sdtfl="http://schemas.microsoft.com/office/word/2024/wordml/sdtformatlock">
             <w:pict>
               <v:shape w14:anchorId="72032CA2" id="_x0000_s1064" type="#_x0000_t202" style="position:absolute;left:0;text-align:left;margin-left:125.9pt;margin-top:-51.25pt;width:195.9pt;height:23.7pt;z-index:251751936;visibility:visible;mso-wrap-style:square;mso-wrap-distance-left:9pt;mso-wrap-distance-top:0;mso-wrap-distance-right:9pt;mso-wrap-distance-bottom:0;mso-position-horizontal:absolute;mso-position-horizontal-relative:text;mso-position-vertical:absolute;mso-position-vertical-relative:text;v-text-anchor:top" o:gfxdata="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" filled="f" stroked="f" strokeweight=".5pt">
                 <v:textbox>
@@ -3003,6 +3014,7 @@
       </w:r>
       <w:r>
         <w:rPr>
+          <w:rFonts w:ascii="Sylfaen" w:hAnsi="Sylfaen"/>
           <w:noProof/>
           <w:sz w:val="20"/>
           <w:szCs w:val="20"/>
@@ -3073,7 +3085,7 @@
               </wp:anchor>
             </w:drawing>
           </mc:Choice>
-          <mc:Fallback xmlns:w16sdtfl="http://schemas.microsoft.com/office/word/2024/wordml/sdtformatlock" xmlns:w16du="http://schemas.microsoft.com/office/word/2023/wordml/word16du">
+          <mc:Fallback xmlns:w16du="http://schemas.microsoft.com/office/word/2023/wordml/word16du" xmlns:w16sdtfl="http://schemas.microsoft.com/office/word/2024/wordml/sdtformatlock">
             <w:pict>
               <v:shape w14:anchorId="11FC1508" id="_x0000_s1065" type="#_x0000_t202" style="position:absolute;left:0;text-align:left;margin-left:-55.85pt;margin-top:-37.5pt;width:162.25pt;height:23.75pt;z-index:251752960;visibility:visible;mso-wrap-style:square;mso-wrap-distance-left:9pt;mso-wrap-distance-top:0;mso-wrap-distance-right:9pt;mso-wrap-distance-bottom:0;mso-position-horizontal:absolute;mso-position-horizontal-relative:text;mso-position-vertical:absolute;mso-position-vertical-relative:text;v-text-anchor:top" o:gfxdata="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" filled="f" stroked="f" strokeweight=".5pt">
                 <v:textbox>
@@ -3104,6 +3116,7 @@
       </w:r>
       <w:r>
         <w:rPr>
+          <w:rFonts w:ascii="Sylfaen" w:hAnsi="Sylfaen"/>
           <w:noProof/>
           <w:sz w:val="20"/>
           <w:szCs w:val="20"/>
@@ -3174,7 +3187,7 @@
               </wp:anchor>
             </w:drawing>
           </mc:Choice>
-          <mc:Fallback xmlns:w16sdtfl="http://schemas.microsoft.com/office/word/2024/wordml/sdtformatlock" xmlns:w16du="http://schemas.microsoft.com/office/word/2023/wordml/word16du">
+          <mc:Fallback xmlns:w16du="http://schemas.microsoft.com/office/word/2023/wordml/word16du" xmlns:w16sdtfl="http://schemas.microsoft.com/office/word/2024/wordml/sdtformatlock">
             <w:pict>
               <v:shape w14:anchorId="1DB1C11A" id="_x0000_s1066" type="#_x0000_t202" style="position:absolute;left:0;text-align:left;margin-left:383.05pt;margin-top:-38.1pt;width:178.45pt;height:23.7pt;z-index:251753984;visibility:visible;mso-wrap-style:square;mso-wrap-distance-left:9pt;mso-wrap-distance-top:0;mso-wrap-distance-right:9pt;mso-wrap-distance-bottom:0;mso-position-horizontal:absolute;mso-position-horizontal-relative:text;mso-position-vertical:absolute;mso-position-vertical-relative:text;v-text-anchor:top" o:gfxdata="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" filled="f" stroked="f" strokeweight=".5pt">
                 <v:textbox>
@@ -3205,6 +3218,7 @@
       </w:r>
       <w:r>
         <w:rPr>
+          <w:rFonts w:ascii="Sylfaen" w:hAnsi="Sylfaen"/>
           <w:noProof/>
           <w:sz w:val="20"/>
           <w:szCs w:val="20"/>
@@ -3346,6 +3360,7 @@
       </w:r>
       <w:r>
         <w:rPr>
+          <w:rFonts w:ascii="Sylfaen" w:hAnsi="Sylfaen"/>
           <w:noProof/>
           <w:sz w:val="20"/>
           <w:szCs w:val="20"/>
@@ -3416,7 +3431,7 @@
               </wp:anchor>
             </w:drawing>
           </mc:Choice>
-          <mc:Fallback xmlns:w16sdtfl="http://schemas.microsoft.com/office/word/2024/wordml/sdtformatlock" xmlns:w16du="http://schemas.microsoft.com/office/word/2023/wordml/word16du">
+          <mc:Fallback xmlns:w16du="http://schemas.microsoft.com/office/word/2023/wordml/word16du" xmlns:w16sdtfl="http://schemas.microsoft.com/office/word/2024/wordml/sdtformatlock">
             <w:pict>
               <v:shape w14:anchorId="40BDE2B4" id="_x0000_s1068" type="#_x0000_t202" style="position:absolute;left:0;text-align:left;margin-left:339.85pt;margin-top:122.05pt;width:89.15pt;height:23.7pt;z-index:251756032;visibility:visible;mso-wrap-style:square;mso-wrap-distance-left:9pt;mso-wrap-distance-top:0;mso-wrap-distance-right:9pt;mso-wrap-distance-bottom:0;mso-position-horizontal:absolute;mso-position-horizontal-relative:text;mso-position-vertical:absolute;mso-position-vertical-relative:text;v-text-anchor:top" o:gfxdata="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" filled="f" stroked="f" strokeweight=".5pt">
                 <v:textbox>
@@ -3511,6 +3526,7 @@
       </w:r>
       <w:r>
         <w:rPr>
+          <w:rFonts w:ascii="Sylfaen" w:hAnsi="Sylfaen"/>
           <w:noProof/>
           <w:sz w:val="20"/>
           <w:szCs w:val="20"/>
@@ -3556,6 +3572,7 @@
                                 <w:rFonts w:ascii="Sylfaen" w:hAnsi="Sylfaen"/>
                                 <w:sz w:val="18"/>
                                 <w:szCs w:val="18"/>
+                                <w:lang w:val="hy-AM"/>
                               </w:rPr>
                             </w:pPr>
                             <w:r>
@@ -3584,6 +3601,15 @@
                               </w:rPr>
                               <w:t>}</w:t>
                             </w:r>
+                            <w:r>
+                              <w:rPr>
+                                <w:rFonts w:ascii="Sylfaen" w:hAnsi="Sylfaen"/>
+                                <w:sz w:val="18"/>
+                                <w:szCs w:val="18"/>
+                                <w:lang w:val="hy-AM"/>
+                              </w:rPr>
+                              <w:t xml:space="preserve"> ՀՀ դրամ</w:t>
+                            </w:r>
                           </w:p>
                         </w:txbxContent>
                       </wps:txbx>
@@ -3604,11 +3630,7 @@
           </mc:Choice>
           <mc:Fallback>
             <w:pict>
-              <v:shapetype w14:anchorId="4945F184" id="_x0000_t202" coordsize="21600,21600" o:spt="202" path="m,l,21600r21600,l21600,xe">
-                <v:stroke joinstyle="miter"/>
-                <v:path gradientshapeok="t" o:connecttype="rect"/>
-              </v:shapetype>
-              <v:shape id="_x0000_s1069" type="#_x0000_t202" style="position:absolute;left:0;text-align:left;margin-left:290.15pt;margin-top:246.75pt;width:184.65pt;height:23.65pt;z-index:251772416;visibility:visible;mso-wrap-style:square;mso-width-percent:0;mso-wrap-distance-left:9pt;mso-wrap-distance-top:0;mso-wrap-distance-right:9pt;mso-wrap-distance-bottom:0;mso-position-horizontal:absolute;mso-position-horizontal-relative:text;mso-position-vertical:absolute;mso-position-vertical-relative:text;mso-width-percent:0;mso-width-relative:margin;v-text-anchor:top" o:gfxdata="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" filled="f" stroked="f" strokeweight=".5pt">
+              <v:shape w14:anchorId="4945F184" id="_x0000_s1069" type="#_x0000_t202" style="position:absolute;left:0;text-align:left;margin-left:290.15pt;margin-top:246.75pt;width:184.65pt;height:23.65pt;z-index:251772416;visibility:visible;mso-wrap-style:square;mso-width-percent:0;mso-wrap-distance-left:9pt;mso-wrap-distance-top:0;mso-wrap-distance-right:9pt;mso-wrap-distance-bottom:0;mso-position-horizontal:absolute;mso-position-horizontal-relative:text;mso-position-vertical:absolute;mso-position-vertical-relative:text;mso-width-percent:0;mso-width-relative:margin;v-text-anchor:top" o:gfxdata="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" filled="f" stroked="f" strokeweight=".5pt">
                 <v:textbox>
                   <w:txbxContent>
                     <w:p>
@@ -3617,6 +3639,7 @@
                           <w:rFonts w:ascii="Sylfaen" w:hAnsi="Sylfaen"/>
                           <w:sz w:val="18"/>
                           <w:szCs w:val="18"/>
+                          <w:lang w:val="hy-AM"/>
                         </w:rPr>
                       </w:pPr>
                       <w:r>
@@ -3645,6 +3668,15 @@
                         </w:rPr>
                         <w:t>}</w:t>
                       </w:r>
+                      <w:r>
+                        <w:rPr>
+                          <w:rFonts w:ascii="Sylfaen" w:hAnsi="Sylfaen"/>
+                          <w:sz w:val="18"/>
+                          <w:szCs w:val="18"/>
+                          <w:lang w:val="hy-AM"/>
+                        </w:rPr>
+                        <w:t xml:space="preserve"> ՀՀ դրամ</w:t>
+                      </w:r>
                     </w:p>
                   </w:txbxContent>
                 </v:textbox>
@@ -3655,6 +3687,7 @@
       </w:r>
       <w:r>
         <w:rPr>
+          <w:rFonts w:ascii="Sylfaen" w:hAnsi="Sylfaen"/>
           <w:noProof/>
           <w:sz w:val="20"/>
           <w:szCs w:val="20"/>
@@ -3811,6 +3844,7 @@
       </w:r>
       <w:r>
         <w:rPr>
+          <w:rFonts w:ascii="Sylfaen" w:hAnsi="Sylfaen"/>
           <w:noProof/>
           <w:sz w:val="20"/>
           <w:szCs w:val="20"/>
@@ -3964,6 +3998,7 @@
       </w:r>
       <w:r>
         <w:rPr>
+          <w:rFonts w:ascii="Sylfaen" w:hAnsi="Sylfaen"/>
           <w:noProof/>
           <w:sz w:val="20"/>
           <w:szCs w:val="20"/>
@@ -4009,6 +4044,7 @@
                                 <w:rFonts w:ascii="Sylfaen" w:hAnsi="Sylfaen"/>
                                 <w:sz w:val="18"/>
                                 <w:szCs w:val="18"/>
+                                <w:lang w:val="hy-AM"/>
                               </w:rPr>
                             </w:pPr>
                             <w:r>
@@ -4037,6 +4073,23 @@
                               </w:rPr>
                               <w:t>}</w:t>
                             </w:r>
+                            <w:r>
+                              <w:rPr>
+                                <w:rFonts w:ascii="Sylfaen" w:hAnsi="Sylfaen"/>
+                                <w:sz w:val="18"/>
+                                <w:szCs w:val="18"/>
+                              </w:rPr>
+                              <w:t xml:space="preserve"> </w:t>
+                            </w:r>
+                            <w:r>
+                              <w:rPr>
+                                <w:rFonts w:ascii="Sylfaen" w:hAnsi="Sylfaen"/>
+                                <w:sz w:val="18"/>
+                                <w:szCs w:val="18"/>
+                                <w:lang w:val="hy-AM"/>
+                              </w:rPr>
+                              <w:t>ՀՀ դրամ</w:t>
+                            </w:r>
                           </w:p>
                         </w:txbxContent>
                       </wps:txbx>
@@ -4063,6 +4116,7 @@
                           <w:rFonts w:ascii="Sylfaen" w:hAnsi="Sylfaen"/>
                           <w:sz w:val="18"/>
                           <w:szCs w:val="18"/>
+                          <w:lang w:val="hy-AM"/>
                         </w:rPr>
                       </w:pPr>
                       <w:r>
@@ -4090,6 +4144,23 @@
                           <w:szCs w:val="18"/>
                         </w:rPr>
                         <w:t>}</w:t>
+                      </w:r>
+                      <w:r>
+                        <w:rPr>
+                          <w:rFonts w:ascii="Sylfaen" w:hAnsi="Sylfaen"/>
+                          <w:sz w:val="18"/>
+                          <w:szCs w:val="18"/>
+                        </w:rPr>
+                        <w:t xml:space="preserve"> </w:t>
+                      </w:r>
+                      <w:r>
+                        <w:rPr>
+                          <w:rFonts w:ascii="Sylfaen" w:hAnsi="Sylfaen"/>
+                          <w:sz w:val="18"/>
+                          <w:szCs w:val="18"/>
+                          <w:lang w:val="hy-AM"/>
+                        </w:rPr>
+                        <w:t>ՀՀ դրամ</w:t>
                       </w:r>
                     </w:p>
                   </w:txbxContent>
@@ -4123,18 +4194,21 @@
           <w:szCs w:val="20"/>
         </w:rPr>
         <w:br/>
+      </w:r>
+      <w:r>
+        <w:rPr>
+          <w:rFonts w:ascii="Sylfaen" w:hAnsi="Sylfaen"/>
+        </w:rPr>
         <w:t xml:space="preserve">  </w:t>
       </w:r>
       <w:r>
         <w:rPr>
-          <w:rFonts w:ascii="Times New Roman" w:eastAsia="Times New Roman" w:hAnsi="Times New Roman" w:cs="Times New Roman"/>
+          <w:rFonts w:ascii="Sylfaen" w:eastAsia="Times New Roman" w:hAnsi="Sylfaen" w:cs="Times New Roman"/>
           <w:b/>
           <w:bCs/>
           <w:i/>
           <w:iCs/>
           <w:color w:val="000000" w:themeColor="text1"/>
-          <w:sz w:val="18"/>
-          <w:szCs w:val="18"/>
           <w:lang w:val="hy-AM"/>
         </w:rPr>
         <w:t>${client}</w:t>
@@ -4178,7 +4252,7 @@
       </w:r>
       <w:r>
         <w:rPr>
-          <w:rFonts w:ascii="Times New Roman" w:eastAsia="Times New Roman" w:hAnsi="Times New Roman" w:cs="Times New Roman"/>
+          <w:rFonts w:ascii="Sylfaen" w:eastAsia="Times New Roman" w:hAnsi="Sylfaen" w:cs="Times New Roman"/>
           <w:b/>
           <w:bCs/>
           <w:i/>
@@ -4188,9 +4262,10 @@
         </w:rPr>
         <w:t>${</w:t>
       </w:r>
+      <w:proofErr w:type="spellStart"/>
       <w:r>
         <w:rPr>
-          <w:rFonts w:ascii="Times New Roman" w:eastAsia="Times New Roman" w:hAnsi="Times New Roman" w:cs="Times New Roman"/>
+          <w:rFonts w:ascii="Sylfaen" w:eastAsia="Times New Roman" w:hAnsi="Sylfaen" w:cs="Times New Roman"/>
           <w:b/>
           <w:bCs/>
           <w:i/>
@@ -4198,11 +4273,12 @@
           <w:color w:val="000000" w:themeColor="text1"/>
           <w:lang w:val="en-GB"/>
         </w:rPr>
-        <w:t>order</w:t>
+        <w:t>num</w:t>
       </w:r>
+      <w:proofErr w:type="spellEnd"/>
       <w:r>
         <w:rPr>
-          <w:rFonts w:ascii="Times New Roman" w:eastAsia="Times New Roman" w:hAnsi="Times New Roman" w:cs="Times New Roman"/>
+          <w:rFonts w:ascii="Sylfaen" w:eastAsia="Times New Roman" w:hAnsi="Sylfaen" w:cs="Times New Roman"/>
           <w:b/>
           <w:bCs/>
           <w:i/>
@@ -4658,18 +4734,21 @@
           <w:szCs w:val="20"/>
         </w:rPr>
         <w:br/>
+      </w:r>
+      <w:r>
+        <w:rPr>
+          <w:rFonts w:ascii="Sylfaen" w:hAnsi="Sylfaen"/>
+        </w:rPr>
         <w:t xml:space="preserve">  </w:t>
       </w:r>
       <w:r>
         <w:rPr>
-          <w:rFonts w:ascii="Times New Roman" w:eastAsia="Times New Roman" w:hAnsi="Times New Roman" w:cs="Times New Roman"/>
+          <w:rFonts w:ascii="Sylfaen" w:eastAsia="Times New Roman" w:hAnsi="Sylfaen" w:cs="Times New Roman"/>
           <w:b/>
           <w:bCs/>
           <w:i/>
           <w:iCs/>
           <w:color w:val="000000" w:themeColor="text1"/>
-          <w:sz w:val="18"/>
-          <w:szCs w:val="18"/>
           <w:lang w:val="hy-AM"/>
         </w:rPr>
         <w:t>${client}</w:t>
@@ -4712,7 +4791,7 @@
       </w:r>
       <w:r>
         <w:rPr>
-          <w:rFonts w:ascii="Times New Roman" w:eastAsia="Times New Roman" w:hAnsi="Times New Roman" w:cs="Times New Roman"/>
+          <w:rFonts w:ascii="Sylfaen" w:eastAsia="Times New Roman" w:hAnsi="Sylfaen" w:cs="Times New Roman"/>
           <w:b/>
           <w:bCs/>
           <w:i/>
@@ -4725,7 +4804,7 @@
       <w:proofErr w:type="spellStart"/>
       <w:r>
         <w:rPr>
-          <w:rFonts w:ascii="Times New Roman" w:eastAsia="Times New Roman" w:hAnsi="Times New Roman" w:cs="Times New Roman"/>
+          <w:rFonts w:ascii="Sylfaen" w:eastAsia="Times New Roman" w:hAnsi="Sylfaen" w:cs="Times New Roman"/>
           <w:b/>
           <w:bCs/>
           <w:i/>
@@ -4738,7 +4817,7 @@
       <w:proofErr w:type="spellEnd"/>
       <w:r>
         <w:rPr>
-          <w:rFonts w:ascii="Times New Roman" w:eastAsia="Times New Roman" w:hAnsi="Times New Roman" w:cs="Times New Roman"/>
+          <w:rFonts w:ascii="Sylfaen" w:eastAsia="Times New Roman" w:hAnsi="Sylfaen" w:cs="Times New Roman"/>
           <w:b/>
           <w:bCs/>
           <w:i/>
@@ -4894,51 +4973,7 @@
           <w:iCs/>
           <w:lang w:val="hy-AM"/>
         </w:rPr>
-        <w:t>${</w:t>
-      </w:r>
-      <w:r>
-        <w:rPr>
-          <w:rFonts w:ascii="Sylfaen" w:hAnsi="Sylfaen"/>
-          <w:b/>
-          <w:bCs/>
-          <w:i/>
-          <w:iCs/>
-          <w:lang w:val="hy-AM"/>
-        </w:rPr>
-        <w:t>cl</w:t>
-      </w:r>
-      <w:r>
-        <w:rPr>
-          <w:rFonts w:ascii="Sylfaen" w:hAnsi="Sylfaen"/>
-          <w:b/>
-          <w:bCs/>
-          <w:i/>
-          <w:iCs/>
-          <w:lang w:val="hy-AM"/>
-        </w:rPr>
-        <w:t>_</w:t>
-      </w:r>
-      <w:r>
-        <w:rPr>
-          <w:rFonts w:ascii="Sylfaen" w:hAnsi="Sylfaen"/>
-          <w:b/>
-          <w:bCs/>
-          <w:i/>
-          <w:iCs/>
-          <w:lang w:val="hy-AM"/>
-        </w:rPr>
-        <w:t>pass</w:t>
-      </w:r>
-      <w:r>
-        <w:rPr>
-          <w:rFonts w:ascii="Sylfaen" w:hAnsi="Sylfaen"/>
-          <w:b/>
-          <w:bCs/>
-          <w:i/>
-          <w:iCs/>
-          <w:lang w:val="hy-AM"/>
-        </w:rPr>
-        <w:t>}</w:t>
+        <w:t>${cl_pass}</w:t>
       </w:r>
       <w:r>
         <w:rPr>
@@ -4981,29 +5016,7 @@
           <w:iCs/>
           <w:lang w:val="hy-AM"/>
         </w:rPr>
-        <w:t>${</w:t>
-      </w:r>
-      <w:r>
-        <w:rPr>
-          <w:rFonts w:ascii="Sylfaen" w:hAnsi="Sylfaen"/>
-          <w:b/>
-          <w:bCs/>
-          <w:i/>
-          <w:iCs/>
-          <w:lang w:val="hy-AM"/>
-        </w:rPr>
-        <w:t>cl_val</w:t>
-      </w:r>
-      <w:r>
-        <w:rPr>
-          <w:rFonts w:ascii="Sylfaen" w:hAnsi="Sylfaen"/>
-          <w:b/>
-          <w:bCs/>
-          <w:i/>
-          <w:iCs/>
-          <w:lang w:val="hy-AM"/>
-        </w:rPr>
-        <w:t>}</w:t>
+        <w:t>${cl_val}</w:t>
       </w:r>
       <w:r>
         <w:rPr>
@@ -5013,17 +5026,7 @@
           <w:i/>
           <w:iCs/>
         </w:rPr>
-        <w:t xml:space="preserve">, </w:t>
-      </w:r>
-      <w:r>
-        <w:rPr>
-          <w:rFonts w:ascii="Sylfaen" w:hAnsi="Sylfaen"/>
-          <w:b/>
-          <w:bCs/>
-          <w:i/>
-          <w:iCs/>
-        </w:rPr>
-        <w:t>${</w:t>
+        <w:t>, ${</w:t>
       </w:r>
       <w:proofErr w:type="spellStart"/>
       <w:r>
@@ -5034,17 +5037,7 @@
           <w:i/>
           <w:iCs/>
         </w:rPr>
-        <w:t>cl</w:t>
-      </w:r>
-      <w:r>
-        <w:rPr>
-          <w:rFonts w:ascii="Sylfaen" w:hAnsi="Sylfaen"/>
-          <w:b/>
-          <w:bCs/>
-          <w:i/>
-          <w:iCs/>
-        </w:rPr>
-        <w:t>_iss</w:t>
+        <w:t>cl_iss</w:t>
       </w:r>
       <w:proofErr w:type="spellEnd"/>
       <w:r>

--- a/public/files/contract_order_out_template.docx
+++ b/public/files/contract_order_out_template.docx
@@ -2160,7 +2160,7 @@
               </wp:anchor>
             </w:drawing>
           </mc:Choice>
-          <mc:Fallback xmlns:w16du="http://schemas.microsoft.com/office/word/2023/wordml/word16du" xmlns:w16sdtfl="http://schemas.microsoft.com/office/word/2024/wordml/sdtformatlock">
+          <mc:Fallback xmlns:w16sdtfl="http://schemas.microsoft.com/office/word/2024/wordml/sdtformatlock" xmlns:w16du="http://schemas.microsoft.com/office/word/2023/wordml/word16du">
             <w:pict>
               <v:shape w14:anchorId="53D48525" id="Text Box 4" o:spid="_x0000_s1060" type="#_x0000_t202" style="position:absolute;left:0;text-align:left;margin-left:286.1pt;margin-top:4.45pt;width:196.95pt;height:25.85pt;z-index:251762176;visibility:visible;mso-wrap-style:square;mso-wrap-distance-left:9pt;mso-wrap-distance-top:0;mso-wrap-distance-right:9pt;mso-wrap-distance-bottom:0;mso-position-horizontal:absolute;mso-position-horizontal-relative:text;mso-position-vertical:absolute;mso-position-vertical-relative:text;v-text-anchor:top" o:gfxdata="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" filled="f" strokecolor="black [3200]" strokeweight=".5pt">
                 <v:textbox>
@@ -2246,7 +2246,7 @@
               </wp:anchor>
             </w:drawing>
           </mc:Choice>
-          <mc:Fallback xmlns:w16du="http://schemas.microsoft.com/office/word/2023/wordml/word16du" xmlns:w16sdtfl="http://schemas.microsoft.com/office/word/2024/wordml/sdtformatlock">
+          <mc:Fallback xmlns:w16sdtfl="http://schemas.microsoft.com/office/word/2024/wordml/sdtformatlock" xmlns:w16du="http://schemas.microsoft.com/office/word/2023/wordml/word16du">
             <w:pict>
               <v:shape w14:anchorId="6E5593B1" id="_x0000_s1061" type="#_x0000_t202" style="position:absolute;left:0;text-align:left;margin-left:182.2pt;margin-top:4.85pt;width:104.2pt;height:25.85pt;z-index:251763200;visibility:visible;mso-wrap-style:square;mso-wrap-distance-left:9pt;mso-wrap-distance-top:0;mso-wrap-distance-right:9pt;mso-wrap-distance-bottom:0;mso-position-horizontal:absolute;mso-position-horizontal-relative:text;mso-position-vertical:absolute;mso-position-vertical-relative:text;v-text-anchor:top" o:gfxdata="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" filled="f" strokecolor="black [3200]" strokeweight=".5pt">
                 <v:textbox>
@@ -2336,7 +2336,7 @@
               </wp:anchor>
             </w:drawing>
           </mc:Choice>
-          <mc:Fallback xmlns:w16du="http://schemas.microsoft.com/office/word/2023/wordml/word16du" xmlns:w16sdtfl="http://schemas.microsoft.com/office/word/2024/wordml/sdtformatlock">
+          <mc:Fallback xmlns:w16sdtfl="http://schemas.microsoft.com/office/word/2024/wordml/sdtformatlock" xmlns:w16du="http://schemas.microsoft.com/office/word/2023/wordml/word16du">
             <w:pict>
               <v:shape w14:anchorId="3FB13AFA" id="Text Box 3" o:spid="_x0000_s1062" type="#_x0000_t202" style="position:absolute;left:0;text-align:left;margin-left:190.8pt;margin-top:-6.65pt;width:46pt;height:20.55pt;z-index:251764224;visibility:visible;mso-wrap-style:square;mso-wrap-distance-left:9pt;mso-wrap-distance-top:0;mso-wrap-distance-right:9pt;mso-wrap-distance-bottom:0;mso-position-horizontal:absolute;mso-position-horizontal-relative:text;mso-position-vertical:absolute;mso-position-vertical-relative:text;v-text-anchor:top" o:gfxdata="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" fillcolor="white [3212]" stroked="f" strokeweight=".5pt">
                 <v:textbox>
@@ -2462,7 +2462,7 @@
               </wp:anchor>
             </w:drawing>
           </mc:Choice>
-          <mc:Fallback xmlns:w16du="http://schemas.microsoft.com/office/word/2023/wordml/word16du" xmlns:w16sdtfl="http://schemas.microsoft.com/office/word/2024/wordml/sdtformatlock">
+          <mc:Fallback xmlns:w16sdtfl="http://schemas.microsoft.com/office/word/2024/wordml/sdtformatlock" xmlns:w16du="http://schemas.microsoft.com/office/word/2023/wordml/word16du">
             <w:pict>
               <v:shape w14:anchorId="71318D73" id="_x0000_s1063" type="#_x0000_t202" style="position:absolute;left:0;text-align:left;margin-left:294.3pt;margin-top:-7.1pt;width:91.85pt;height:20.55pt;z-index:251765248;visibility:visible;mso-wrap-style:square;mso-wrap-distance-left:9pt;mso-wrap-distance-top:0;mso-wrap-distance-right:9pt;mso-wrap-distance-bottom:0;mso-position-horizontal:absolute;mso-position-horizontal-relative:text;mso-position-vertical:absolute;mso-position-vertical-relative:text;v-text-anchor:top" o:gfxdata="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" fillcolor="white [3212]" stroked="f" strokeweight=".5pt">
                 <v:textbox>
@@ -2569,7 +2569,7 @@
               </wp:anchor>
             </w:drawing>
           </mc:Choice>
-          <mc:Fallback xmlns:w16du="http://schemas.microsoft.com/office/word/2023/wordml/word16du" xmlns:w16sdtfl="http://schemas.microsoft.com/office/word/2024/wordml/sdtformatlock">
+          <mc:Fallback xmlns:w16sdtfl="http://schemas.microsoft.com/office/word/2024/wordml/sdtformatlock" xmlns:w16du="http://schemas.microsoft.com/office/word/2023/wordml/word16du">
             <w:pict>
               <v:line w14:anchorId="195C715A" id="Straight Connector 1" o:spid="_x0000_s1026" style="position:absolute;flip:x;z-index:251746816;visibility:visible;mso-wrap-style:square;mso-wrap-distance-left:9pt;mso-wrap-distance-top:0;mso-wrap-distance-right:9pt;mso-wrap-distance-bottom:0;mso-position-horizontal:absolute;mso-position-horizontal-relative:text;mso-position-vertical:absolute;mso-position-vertical-relative:text" from="-62.65pt,-40.1pt" to="-60.15pt,164.95pt" o:gfxdata="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" strokecolor="black [3200]" strokeweight=".5pt">
                 <v:shadow on="t" color="black" opacity="24903f" origin=",.5" offset="0,.55556mm"/>
@@ -2636,7 +2636,7 @@
               </wp:anchor>
             </w:drawing>
           </mc:Choice>
-          <mc:Fallback xmlns:w16du="http://schemas.microsoft.com/office/word/2023/wordml/word16du" xmlns:w16sdtfl="http://schemas.microsoft.com/office/word/2024/wordml/sdtformatlock">
+          <mc:Fallback xmlns:w16sdtfl="http://schemas.microsoft.com/office/word/2024/wordml/sdtformatlock" xmlns:w16du="http://schemas.microsoft.com/office/word/2023/wordml/word16du">
             <w:pict>
               <v:line w14:anchorId="3AD5B11D" id="Straight Connector 1" o:spid="_x0000_s1026" style="position:absolute;z-index:251747840;visibility:visible;mso-wrap-style:square;mso-wrap-distance-left:9pt;mso-wrap-distance-top:0;mso-wrap-distance-right:9pt;mso-wrap-distance-bottom:0;mso-position-horizontal:absolute;mso-position-horizontal-relative:text;mso-position-vertical:absolute;mso-position-vertical-relative:text" from="483.4pt,-41.25pt" to="483.65pt,165pt" o:gfxdata="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" strokecolor="black [3200]" strokeweight=".5pt">
                 <v:shadow on="t" color="black" opacity="24903f" origin=",.5" offset="0,.55556mm"/>
@@ -2703,7 +2703,7 @@
               </wp:anchor>
             </w:drawing>
           </mc:Choice>
-          <mc:Fallback xmlns:w16du="http://schemas.microsoft.com/office/word/2023/wordml/word16du" xmlns:w16sdtfl="http://schemas.microsoft.com/office/word/2024/wordml/sdtformatlock">
+          <mc:Fallback xmlns:w16sdtfl="http://schemas.microsoft.com/office/word/2024/wordml/sdtformatlock" xmlns:w16du="http://schemas.microsoft.com/office/word/2023/wordml/word16du">
             <w:pict>
               <v:line w14:anchorId="08A20EB7" id="Straight Connector 1" o:spid="_x0000_s1026" style="position:absolute;flip:x;z-index:251748864;visibility:visible;mso-wrap-style:square;mso-wrap-distance-left:9pt;mso-wrap-distance-top:0;mso-wrap-distance-right:9pt;mso-wrap-distance-bottom:0;mso-position-horizontal:absolute;mso-position-horizontal-relative:text;mso-position-vertical:absolute;mso-position-vertical-relative:text" from="-63.1pt,164.95pt" to="483.15pt,164.95pt" o:gfxdata="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" strokecolor="black [3200]" strokeweight=".5pt">
                 <v:shadow on="t" color="black" opacity="24903f" origin=",.5" offset="0,.55556mm"/>
@@ -2770,7 +2770,7 @@
               </wp:anchor>
             </w:drawing>
           </mc:Choice>
-          <mc:Fallback xmlns:w16du="http://schemas.microsoft.com/office/word/2023/wordml/word16du" xmlns:w16sdtfl="http://schemas.microsoft.com/office/word/2024/wordml/sdtformatlock">
+          <mc:Fallback xmlns:w16sdtfl="http://schemas.microsoft.com/office/word/2024/wordml/sdtformatlock" xmlns:w16du="http://schemas.microsoft.com/office/word/2023/wordml/word16du">
             <w:pict>
               <v:line w14:anchorId="1A29E772" id="Straight Connector 1" o:spid="_x0000_s1026" style="position:absolute;flip:x;z-index:251749888;visibility:visible;mso-wrap-style:square;mso-wrap-distance-left:9pt;mso-wrap-distance-top:0;mso-wrap-distance-right:9pt;mso-wrap-distance-bottom:0;mso-position-horizontal:absolute;mso-position-horizontal-relative:text;mso-position-vertical:absolute;mso-position-vertical-relative:text" from="-60.2pt,-40.1pt" to="111.85pt,-40.1pt" o:gfxdata="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" strokecolor="black [3200]" strokeweight=".5pt">
                 <v:shadow on="t" color="black" opacity="24903f" origin=",.5" offset="0,.55556mm"/>
@@ -2837,7 +2837,7 @@
               </wp:anchor>
             </w:drawing>
           </mc:Choice>
-          <mc:Fallback xmlns:w16du="http://schemas.microsoft.com/office/word/2023/wordml/word16du" xmlns:w16sdtfl="http://schemas.microsoft.com/office/word/2024/wordml/sdtformatlock">
+          <mc:Fallback xmlns:w16sdtfl="http://schemas.microsoft.com/office/word/2024/wordml/sdtformatlock" xmlns:w16du="http://schemas.microsoft.com/office/word/2023/wordml/word16du">
             <w:pict>
               <v:line w14:anchorId="01147BE1" id="Straight Connector 1" o:spid="_x0000_s1026" style="position:absolute;flip:x;z-index:251750912;visibility:visible;mso-wrap-style:square;mso-wrap-distance-left:9pt;mso-wrap-distance-top:0;mso-wrap-distance-right:9pt;mso-wrap-distance-bottom:0;mso-position-horizontal:absolute;mso-position-horizontal-relative:text;mso-position-vertical:absolute;mso-position-vertical-relative:text" from="318.5pt,-41.85pt" to="484.9pt,-41.35pt" o:gfxdata="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" strokecolor="black [3200]" strokeweight=".5pt">
                 <v:shadow on="t" color="black" opacity="24903f" origin=",.5" offset="0,.55556mm"/>
@@ -2951,7 +2951,7 @@
               </wp:anchor>
             </w:drawing>
           </mc:Choice>
-          <mc:Fallback xmlns:w16du="http://schemas.microsoft.com/office/word/2023/wordml/word16du" xmlns:w16sdtfl="http://schemas.microsoft.com/office/word/2024/wordml/sdtformatlock">
+          <mc:Fallback xmlns:w16sdtfl="http://schemas.microsoft.com/office/word/2024/wordml/sdtformatlock" xmlns:w16du="http://schemas.microsoft.com/office/word/2023/wordml/word16du">
             <w:pict>
               <v:shape w14:anchorId="72032CA2" id="_x0000_s1064" type="#_x0000_t202" style="position:absolute;left:0;text-align:left;margin-left:125.9pt;margin-top:-51.25pt;width:195.9pt;height:23.7pt;z-index:251751936;visibility:visible;mso-wrap-style:square;mso-wrap-distance-left:9pt;mso-wrap-distance-top:0;mso-wrap-distance-right:9pt;mso-wrap-distance-bottom:0;mso-position-horizontal:absolute;mso-position-horizontal-relative:text;mso-position-vertical:absolute;mso-position-vertical-relative:text;v-text-anchor:top" o:gfxdata="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" filled="f" stroked="f" strokeweight=".5pt">
                 <v:textbox>
@@ -3085,7 +3085,7 @@
               </wp:anchor>
             </w:drawing>
           </mc:Choice>
-          <mc:Fallback xmlns:w16du="http://schemas.microsoft.com/office/word/2023/wordml/word16du" xmlns:w16sdtfl="http://schemas.microsoft.com/office/word/2024/wordml/sdtformatlock">
+          <mc:Fallback xmlns:w16sdtfl="http://schemas.microsoft.com/office/word/2024/wordml/sdtformatlock" xmlns:w16du="http://schemas.microsoft.com/office/word/2023/wordml/word16du">
             <w:pict>
               <v:shape w14:anchorId="11FC1508" id="_x0000_s1065" type="#_x0000_t202" style="position:absolute;left:0;text-align:left;margin-left:-55.85pt;margin-top:-37.5pt;width:162.25pt;height:23.75pt;z-index:251752960;visibility:visible;mso-wrap-style:square;mso-wrap-distance-left:9pt;mso-wrap-distance-top:0;mso-wrap-distance-right:9pt;mso-wrap-distance-bottom:0;mso-position-horizontal:absolute;mso-position-horizontal-relative:text;mso-position-vertical:absolute;mso-position-vertical-relative:text;v-text-anchor:top" o:gfxdata="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" filled="f" stroked="f" strokeweight=".5pt">
                 <v:textbox>
@@ -3187,7 +3187,7 @@
               </wp:anchor>
             </w:drawing>
           </mc:Choice>
-          <mc:Fallback xmlns:w16du="http://schemas.microsoft.com/office/word/2023/wordml/word16du" xmlns:w16sdtfl="http://schemas.microsoft.com/office/word/2024/wordml/sdtformatlock">
+          <mc:Fallback xmlns:w16sdtfl="http://schemas.microsoft.com/office/word/2024/wordml/sdtformatlock" xmlns:w16du="http://schemas.microsoft.com/office/word/2023/wordml/word16du">
             <w:pict>
               <v:shape w14:anchorId="1DB1C11A" id="_x0000_s1066" type="#_x0000_t202" style="position:absolute;left:0;text-align:left;margin-left:383.05pt;margin-top:-38.1pt;width:178.45pt;height:23.7pt;z-index:251753984;visibility:visible;mso-wrap-style:square;mso-wrap-distance-left:9pt;mso-wrap-distance-top:0;mso-wrap-distance-right:9pt;mso-wrap-distance-bottom:0;mso-position-horizontal:absolute;mso-position-horizontal-relative:text;mso-position-vertical:absolute;mso-position-vertical-relative:text;v-text-anchor:top" o:gfxdata="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" filled="f" stroked="f" strokeweight=".5pt">
                 <v:textbox>
@@ -3431,7 +3431,7 @@
               </wp:anchor>
             </w:drawing>
           </mc:Choice>
-          <mc:Fallback xmlns:w16du="http://schemas.microsoft.com/office/word/2023/wordml/word16du" xmlns:w16sdtfl="http://schemas.microsoft.com/office/word/2024/wordml/sdtformatlock">
+          <mc:Fallback xmlns:w16sdtfl="http://schemas.microsoft.com/office/word/2024/wordml/sdtformatlock" xmlns:w16du="http://schemas.microsoft.com/office/word/2023/wordml/word16du">
             <w:pict>
               <v:shape w14:anchorId="40BDE2B4" id="_x0000_s1068" type="#_x0000_t202" style="position:absolute;left:0;text-align:left;margin-left:339.85pt;margin-top:122.05pt;width:89.15pt;height:23.7pt;z-index:251756032;visibility:visible;mso-wrap-style:square;mso-wrap-distance-left:9pt;mso-wrap-distance-top:0;mso-wrap-distance-right:9pt;mso-wrap-distance-bottom:0;mso-position-horizontal:absolute;mso-position-horizontal-relative:text;mso-position-vertical:absolute;mso-position-vertical-relative:text;v-text-anchor:top" o:gfxdata="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" filled="f" stroked="f" strokeweight=".5pt">
                 <v:textbox>
@@ -4797,6 +4797,18 @@
           <w:i/>
           <w:iCs/>
           <w:color w:val="000000" w:themeColor="text1"/>
+          <w:lang w:val="hy-AM"/>
+        </w:rPr>
+        <w:t xml:space="preserve">  </w:t>
+      </w:r>
+      <w:r>
+        <w:rPr>
+          <w:rFonts w:ascii="Sylfaen" w:eastAsia="Times New Roman" w:hAnsi="Sylfaen" w:cs="Times New Roman"/>
+          <w:b/>
+          <w:bCs/>
+          <w:i/>
+          <w:iCs/>
+          <w:color w:val="000000" w:themeColor="text1"/>
           <w:lang w:val="en-GB"/>
         </w:rPr>
         <w:t>${</w:t>

--- a/public/files/contract_order_out_template.docx
+++ b/public/files/contract_order_out_template.docx
@@ -1220,23 +1220,23 @@
           </mc:Choice>
           <mc:Fallback>
             <w:pict>
-              <v:group w14:anchorId="362F763F" id="Group 20" o:spid="_x0000_s1035" style="position:absolute;left:0;text-align:left;margin-left:-65.55pt;margin-top:186.25pt;width:624.6pt;height:216.9pt;z-index:251769344" coordsize="79324,27546" o:gfxdata="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">
-                <v:line id="Straight Connector 1" o:spid="_x0000_s1036" style="position:absolute;flip:x;visibility:visible;mso-wrap-style:square" from="53,1497" to="368,27540" o:connectortype="straight" o:gfxdata="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" strokecolor="black [3200]" strokeweight=".5pt">
+              <v:group w14:anchorId="362F763F" id="Group 20" o:spid="_x0000_s1035" style="position:absolute;left:0;text-align:left;margin-left:-65.55pt;margin-top:186.25pt;width:624.6pt;height:216.9pt;z-index:251769344" coordsize="79324,27546" o:gfxdata="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">
+                <v:line id="Straight Connector 1" o:spid="_x0000_s1036" style="position:absolute;flip:x;visibility:visible;mso-wrap-style:square" from="53,1497" to="368,27540" o:connectortype="straight" o:gfxdata="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" strokecolor="black [3200]" strokeweight=".5pt">
                   <v:shadow on="t" color="black" opacity="24903f" origin=",.5" offset="0,.55556mm"/>
                 </v:line>
-                <v:line id="Straight Connector 1" o:spid="_x0000_s1037" style="position:absolute;visibility:visible;mso-wrap-style:square" from="69401,1351" to="69435,27546" o:connectortype="straight" o:gfxdata="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" strokecolor="black [3200]" strokeweight=".5pt">
+                <v:line id="Straight Connector 1" o:spid="_x0000_s1037" style="position:absolute;visibility:visible;mso-wrap-style:square" from="69401,1351" to="69435,27546" o:connectortype="straight" o:gfxdata="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" strokecolor="black [3200]" strokeweight=".5pt">
                   <v:shadow on="t" color="black" opacity="24903f" origin=",.5" offset="0,.55556mm"/>
                 </v:line>
-                <v:line id="Straight Connector 1" o:spid="_x0000_s1038" style="position:absolute;flip:x;visibility:visible;mso-wrap-style:square" from="0,27539" to="69373,27539" o:connectortype="straight" o:gfxdata="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" strokecolor="black [3200]" strokeweight=".5pt">
+                <v:line id="Straight Connector 1" o:spid="_x0000_s1038" style="position:absolute;flip:x;visibility:visible;mso-wrap-style:square" from="0,27539" to="69373,27539" o:connectortype="straight" o:gfxdata="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" strokecolor="black [3200]" strokeweight=".5pt">
                   <v:shadow on="t" color="black" opacity="24903f" origin=",.5" offset="0,.55556mm"/>
                 </v:line>
-                <v:line id="Straight Connector 1" o:spid="_x0000_s1039" style="position:absolute;flip:x;visibility:visible;mso-wrap-style:square" from="365,1497" to="22215,1497" o:connectortype="straight" o:gfxdata="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" strokecolor="black [3200]" strokeweight=".5pt">
+                <v:line id="Straight Connector 1" o:spid="_x0000_s1039" style="position:absolute;flip:x;visibility:visible;mso-wrap-style:square" from="365,1497" to="22215,1497" o:connectortype="straight" o:gfxdata="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" strokecolor="black [3200]" strokeweight=".5pt">
                   <v:shadow on="t" color="black" opacity="24903f" origin=",.5" offset="0,.55556mm"/>
                 </v:line>
-                <v:line id="Straight Connector 1" o:spid="_x0000_s1040" style="position:absolute;flip:x;visibility:visible;mso-wrap-style:square" from="48461,1278" to="69594,1343" o:connectortype="straight" o:gfxdata="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" strokecolor="black [3200]" strokeweight=".5pt">
+                <v:line id="Straight Connector 1" o:spid="_x0000_s1040" style="position:absolute;flip:x;visibility:visible;mso-wrap-style:square" from="48461,1278" to="69594,1343" o:connectortype="straight" o:gfxdata="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" strokecolor="black [3200]" strokeweight=".5pt">
                   <v:shadow on="t" color="black" opacity="24903f" origin=",.5" offset="0,.55556mm"/>
                 </v:line>
-                <v:shape id="_x0000_s1041" type="#_x0000_t202" style="position:absolute;left:24628;width:24880;height:3009;visibility:visible;mso-wrap-style:square;v-text-anchor:top" o:gfxdata="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" filled="f" stroked="f" strokeweight=".5pt">
+                <v:shape id="_x0000_s1041" type="#_x0000_t202" style="position:absolute;left:24628;width:24880;height:3009;visibility:visible;mso-wrap-style:square;v-text-anchor:top" o:gfxdata="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" filled="f" stroked="f" strokeweight=".5pt">
                   <v:textbox>
                     <w:txbxContent>
                       <w:p>
@@ -1291,7 +1291,7 @@
                     </w:txbxContent>
                   </v:textbox>
                 </v:shape>
-                <v:shape id="_x0000_s1042" type="#_x0000_t202" style="position:absolute;left:916;top:1828;width:20609;height:3014;visibility:visible;mso-wrap-style:square;v-text-anchor:top" o:gfxdata="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" filled="f" stroked="f" strokeweight=".5pt">
+                <v:shape id="_x0000_s1042" type="#_x0000_t202" style="position:absolute;left:916;top:1828;width:20609;height:3014;visibility:visible;mso-wrap-style:square;v-text-anchor:top" o:gfxdata="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" filled="f" stroked="f" strokeweight=".5pt">
                   <v:textbox>
                     <w:txbxContent>
                       <w:p>
@@ -1314,7 +1314,7 @@
                     </w:txbxContent>
                   </v:textbox>
                 </v:shape>
-                <v:shape id="_x0000_s1043" type="#_x0000_t202" style="position:absolute;left:56658;top:1755;width:22666;height:3010;visibility:visible;mso-wrap-style:square;v-text-anchor:top" o:gfxdata="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" filled="f" stroked="f" strokeweight=".5pt">
+                <v:shape id="_x0000_s1043" type="#_x0000_t202" style="position:absolute;left:56658;top:1755;width:22666;height:3010;visibility:visible;mso-wrap-style:square;v-text-anchor:top" o:gfxdata="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" filled="f" stroked="f" strokeweight=".5pt">
                   <v:textbox>
                     <w:txbxContent>
                       <w:p>
@@ -1337,7 +1337,7 @@
                     </w:txbxContent>
                   </v:textbox>
                 </v:shape>
-                <v:shape id="_x0000_s1044" type="#_x0000_t202" style="position:absolute;left:51171;top:23993;width:20606;height:3010;visibility:visible;mso-wrap-style:square;v-text-anchor:top" o:gfxdata="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" filled="f" stroked="f" strokeweight=".5pt">
+                <v:shape id="_x0000_s1044" type="#_x0000_t202" style="position:absolute;left:51171;top:23993;width:20606;height:3010;visibility:visible;mso-wrap-style:square;v-text-anchor:top" o:gfxdata="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" filled="f" stroked="f" strokeweight=".5pt">
                   <v:textbox>
                     <w:txbxContent>
                       <w:p>
@@ -1380,7 +1380,7 @@
                     </w:txbxContent>
                   </v:textbox>
                 </v:shape>
-                <v:shape id="_x0000_s1045" type="#_x0000_t202" style="position:absolute;left:51171;top:22091;width:11321;height:3010;visibility:visible;mso-wrap-style:square;v-text-anchor:top" o:gfxdata="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" filled="f" stroked="f" strokeweight=".5pt">
+                <v:shape id="_x0000_s1045" type="#_x0000_t202" style="position:absolute;left:51171;top:22091;width:11321;height:3010;visibility:visible;mso-wrap-style:square;v-text-anchor:top" o:gfxdata="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" filled="f" stroked="f" strokeweight=".5pt">
                   <v:textbox>
                     <w:txbxContent>
                       <w:p>
@@ -1403,22 +1403,22 @@
                     </w:txbxContent>
                   </v:textbox>
                 </v:shape>
-                <v:group id="Group 19" o:spid="_x0000_s1046" style="position:absolute;left:31128;top:5705;width:38207;height:4806" coordsize="38207,4805" o:gfxdata="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">
-                  <v:shape id="_x0000_s1047" type="#_x0000_t202" style="position:absolute;left:13195;top:1463;width:25012;height:3285;visibility:visible;mso-wrap-style:square;v-text-anchor:top" o:gfxdata="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" filled="f" strokecolor="black [3200]" strokeweight=".5pt">
+                <v:group id="Group 19" o:spid="_x0000_s1046" style="position:absolute;left:31128;top:5705;width:38207;height:4806" coordsize="38207,4805" o:gfxdata="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">
+                  <v:shape id="_x0000_s1047" type="#_x0000_t202" style="position:absolute;left:13195;top:1463;width:25012;height:3285;visibility:visible;mso-wrap-style:square;v-text-anchor:top" o:gfxdata="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" filled="f" strokecolor="black [3200]" strokeweight=".5pt">
                     <v:textbox>
                       <w:txbxContent>
                         <w:p/>
                       </w:txbxContent>
                     </v:textbox>
                   </v:shape>
-                  <v:shape id="_x0000_s1048" type="#_x0000_t202" style="position:absolute;top:1519;width:13232;height:3286;visibility:visible;mso-wrap-style:square;v-text-anchor:top" o:gfxdata="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" filled="f" strokecolor="black [3200]" strokeweight=".5pt">
+                  <v:shape id="_x0000_s1048" type="#_x0000_t202" style="position:absolute;top:1519;width:13232;height:3286;visibility:visible;mso-wrap-style:square;v-text-anchor:top" o:gfxdata="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" filled="f" strokecolor="black [3200]" strokeweight=".5pt">
                     <v:textbox>
                       <w:txbxContent>
                         <w:p/>
                       </w:txbxContent>
                     </v:textbox>
                   </v:shape>
-                  <v:shape id="_x0000_s1049" type="#_x0000_t202" style="position:absolute;left:1097;top:56;width:5842;height:2607;visibility:visible;mso-wrap-style:square;v-text-anchor:top" o:gfxdata="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" fillcolor="white [3212]" stroked="f" strokeweight=".5pt">
+                  <v:shape id="_x0000_s1049" type="#_x0000_t202" style="position:absolute;left:1097;top:56;width:5842;height:2607;visibility:visible;mso-wrap-style:square;v-text-anchor:top" o:gfxdata="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" fillcolor="white [3212]" stroked="f" strokeweight=".5pt">
                     <v:textbox>
                       <w:txbxContent>
                         <w:p>
@@ -1443,7 +1443,7 @@
                       </w:txbxContent>
                     </v:textbox>
                   </v:shape>
-                  <v:shape id="_x0000_s1050" type="#_x0000_t202" style="position:absolute;left:14236;width:11664;height:2607;visibility:visible;mso-wrap-style:square;v-text-anchor:top" o:gfxdata="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" fillcolor="white [3212]" stroked="f" strokeweight=".5pt">
+                  <v:shape id="_x0000_s1050" type="#_x0000_t202" style="position:absolute;left:14236;width:11664;height:2607;visibility:visible;mso-wrap-style:square;v-text-anchor:top" o:gfxdata="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" fillcolor="white [3212]" stroked="f" strokeweight=".5pt">
                     <v:textbox>
                       <w:txbxContent>
                         <w:p>
@@ -2160,9 +2160,9 @@
               </wp:anchor>
             </w:drawing>
           </mc:Choice>
-          <mc:Fallback xmlns:w16sdtfl="http://schemas.microsoft.com/office/word/2024/wordml/sdtformatlock" xmlns:w16du="http://schemas.microsoft.com/office/word/2023/wordml/word16du">
+          <mc:Fallback>
             <w:pict>
-              <v:shape w14:anchorId="53D48525" id="Text Box 4" o:spid="_x0000_s1060" type="#_x0000_t202" style="position:absolute;left:0;text-align:left;margin-left:286.1pt;margin-top:4.45pt;width:196.95pt;height:25.85pt;z-index:251762176;visibility:visible;mso-wrap-style:square;mso-wrap-distance-left:9pt;mso-wrap-distance-top:0;mso-wrap-distance-right:9pt;mso-wrap-distance-bottom:0;mso-position-horizontal:absolute;mso-position-horizontal-relative:text;mso-position-vertical:absolute;mso-position-vertical-relative:text;v-text-anchor:top" o:gfxdata="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" filled="f" strokecolor="black [3200]" strokeweight=".5pt">
+              <v:shape w14:anchorId="53D48525" id="Text Box 4" o:spid="_x0000_s1060" type="#_x0000_t202" style="position:absolute;left:0;text-align:left;margin-left:286.1pt;margin-top:4.45pt;width:196.95pt;height:25.85pt;z-index:251762176;visibility:visible;mso-wrap-style:square;mso-wrap-distance-left:9pt;mso-wrap-distance-top:0;mso-wrap-distance-right:9pt;mso-wrap-distance-bottom:0;mso-position-horizontal:absolute;mso-position-horizontal-relative:text;mso-position-vertical:absolute;mso-position-vertical-relative:text;v-text-anchor:top" o:gfxdata="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" filled="f" strokecolor="black [3200]" strokeweight=".5pt">
                 <v:textbox>
                   <w:txbxContent>
                     <w:p/>
@@ -2246,9 +2246,9 @@
               </wp:anchor>
             </w:drawing>
           </mc:Choice>
-          <mc:Fallback xmlns:w16sdtfl="http://schemas.microsoft.com/office/word/2024/wordml/sdtformatlock" xmlns:w16du="http://schemas.microsoft.com/office/word/2023/wordml/word16du">
+          <mc:Fallback>
             <w:pict>
-              <v:shape w14:anchorId="6E5593B1" id="_x0000_s1061" type="#_x0000_t202" style="position:absolute;left:0;text-align:left;margin-left:182.2pt;margin-top:4.85pt;width:104.2pt;height:25.85pt;z-index:251763200;visibility:visible;mso-wrap-style:square;mso-wrap-distance-left:9pt;mso-wrap-distance-top:0;mso-wrap-distance-right:9pt;mso-wrap-distance-bottom:0;mso-position-horizontal:absolute;mso-position-horizontal-relative:text;mso-position-vertical:absolute;mso-position-vertical-relative:text;v-text-anchor:top" o:gfxdata="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" filled="f" strokecolor="black [3200]" strokeweight=".5pt">
+              <v:shape w14:anchorId="6E5593B1" id="_x0000_s1061" type="#_x0000_t202" style="position:absolute;left:0;text-align:left;margin-left:182.2pt;margin-top:4.85pt;width:104.2pt;height:25.85pt;z-index:251763200;visibility:visible;mso-wrap-style:square;mso-wrap-distance-left:9pt;mso-wrap-distance-top:0;mso-wrap-distance-right:9pt;mso-wrap-distance-bottom:0;mso-position-horizontal:absolute;mso-position-horizontal-relative:text;mso-position-vertical:absolute;mso-position-vertical-relative:text;v-text-anchor:top" o:gfxdata="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" filled="f" strokecolor="black [3200]" strokeweight=".5pt">
                 <v:textbox>
                   <w:txbxContent>
                     <w:p/>
@@ -2336,9 +2336,9 @@
               </wp:anchor>
             </w:drawing>
           </mc:Choice>
-          <mc:Fallback xmlns:w16sdtfl="http://schemas.microsoft.com/office/word/2024/wordml/sdtformatlock" xmlns:w16du="http://schemas.microsoft.com/office/word/2023/wordml/word16du">
+          <mc:Fallback>
             <w:pict>
-              <v:shape w14:anchorId="3FB13AFA" id="Text Box 3" o:spid="_x0000_s1062" type="#_x0000_t202" style="position:absolute;left:0;text-align:left;margin-left:190.8pt;margin-top:-6.65pt;width:46pt;height:20.55pt;z-index:251764224;visibility:visible;mso-wrap-style:square;mso-wrap-distance-left:9pt;mso-wrap-distance-top:0;mso-wrap-distance-right:9pt;mso-wrap-distance-bottom:0;mso-position-horizontal:absolute;mso-position-horizontal-relative:text;mso-position-vertical:absolute;mso-position-vertical-relative:text;v-text-anchor:top" o:gfxdata="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" fillcolor="white [3212]" stroked="f" strokeweight=".5pt">
+              <v:shape w14:anchorId="3FB13AFA" id="Text Box 3" o:spid="_x0000_s1062" type="#_x0000_t202" style="position:absolute;left:0;text-align:left;margin-left:190.8pt;margin-top:-6.65pt;width:46pt;height:20.55pt;z-index:251764224;visibility:visible;mso-wrap-style:square;mso-wrap-distance-left:9pt;mso-wrap-distance-top:0;mso-wrap-distance-right:9pt;mso-wrap-distance-bottom:0;mso-position-horizontal:absolute;mso-position-horizontal-relative:text;mso-position-vertical:absolute;mso-position-vertical-relative:text;v-text-anchor:top" o:gfxdata="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" fillcolor="white [3212]" stroked="f" strokeweight=".5pt">
                 <v:textbox>
                   <w:txbxContent>
                     <w:p>
@@ -2462,9 +2462,9 @@
               </wp:anchor>
             </w:drawing>
           </mc:Choice>
-          <mc:Fallback xmlns:w16sdtfl="http://schemas.microsoft.com/office/word/2024/wordml/sdtformatlock" xmlns:w16du="http://schemas.microsoft.com/office/word/2023/wordml/word16du">
+          <mc:Fallback>
             <w:pict>
-              <v:shape w14:anchorId="71318D73" id="_x0000_s1063" type="#_x0000_t202" style="position:absolute;left:0;text-align:left;margin-left:294.3pt;margin-top:-7.1pt;width:91.85pt;height:20.55pt;z-index:251765248;visibility:visible;mso-wrap-style:square;mso-wrap-distance-left:9pt;mso-wrap-distance-top:0;mso-wrap-distance-right:9pt;mso-wrap-distance-bottom:0;mso-position-horizontal:absolute;mso-position-horizontal-relative:text;mso-position-vertical:absolute;mso-position-vertical-relative:text;v-text-anchor:top" o:gfxdata="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" fillcolor="white [3212]" stroked="f" strokeweight=".5pt">
+              <v:shape w14:anchorId="71318D73" id="_x0000_s1063" type="#_x0000_t202" style="position:absolute;left:0;text-align:left;margin-left:294.3pt;margin-top:-7.1pt;width:91.85pt;height:20.55pt;z-index:251765248;visibility:visible;mso-wrap-style:square;mso-wrap-distance-left:9pt;mso-wrap-distance-top:0;mso-wrap-distance-right:9pt;mso-wrap-distance-bottom:0;mso-position-horizontal:absolute;mso-position-horizontal-relative:text;mso-position-vertical:absolute;mso-position-vertical-relative:text;v-text-anchor:top" o:gfxdata="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" fillcolor="white [3212]" stroked="f" strokeweight=".5pt">
                 <v:textbox>
                   <w:txbxContent>
                     <w:p>
@@ -2569,7 +2569,7 @@
               </wp:anchor>
             </w:drawing>
           </mc:Choice>
-          <mc:Fallback xmlns:w16sdtfl="http://schemas.microsoft.com/office/word/2024/wordml/sdtformatlock" xmlns:w16du="http://schemas.microsoft.com/office/word/2023/wordml/word16du">
+          <mc:Fallback xmlns:w16du="http://schemas.microsoft.com/office/word/2023/wordml/word16du" xmlns:w16sdtfl="http://schemas.microsoft.com/office/word/2024/wordml/sdtformatlock">
             <w:pict>
               <v:line w14:anchorId="195C715A" id="Straight Connector 1" o:spid="_x0000_s1026" style="position:absolute;flip:x;z-index:251746816;visibility:visible;mso-wrap-style:square;mso-wrap-distance-left:9pt;mso-wrap-distance-top:0;mso-wrap-distance-right:9pt;mso-wrap-distance-bottom:0;mso-position-horizontal:absolute;mso-position-horizontal-relative:text;mso-position-vertical:absolute;mso-position-vertical-relative:text" from="-62.65pt,-40.1pt" to="-60.15pt,164.95pt" o:gfxdata="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" strokecolor="black [3200]" strokeweight=".5pt">
                 <v:shadow on="t" color="black" opacity="24903f" origin=",.5" offset="0,.55556mm"/>
@@ -2636,7 +2636,7 @@
               </wp:anchor>
             </w:drawing>
           </mc:Choice>
-          <mc:Fallback xmlns:w16sdtfl="http://schemas.microsoft.com/office/word/2024/wordml/sdtformatlock" xmlns:w16du="http://schemas.microsoft.com/office/word/2023/wordml/word16du">
+          <mc:Fallback xmlns:w16du="http://schemas.microsoft.com/office/word/2023/wordml/word16du" xmlns:w16sdtfl="http://schemas.microsoft.com/office/word/2024/wordml/sdtformatlock">
             <w:pict>
               <v:line w14:anchorId="3AD5B11D" id="Straight Connector 1" o:spid="_x0000_s1026" style="position:absolute;z-index:251747840;visibility:visible;mso-wrap-style:square;mso-wrap-distance-left:9pt;mso-wrap-distance-top:0;mso-wrap-distance-right:9pt;mso-wrap-distance-bottom:0;mso-position-horizontal:absolute;mso-position-horizontal-relative:text;mso-position-vertical:absolute;mso-position-vertical-relative:text" from="483.4pt,-41.25pt" to="483.65pt,165pt" o:gfxdata="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" strokecolor="black [3200]" strokeweight=".5pt">
                 <v:shadow on="t" color="black" opacity="24903f" origin=",.5" offset="0,.55556mm"/>
@@ -2703,7 +2703,7 @@
               </wp:anchor>
             </w:drawing>
           </mc:Choice>
-          <mc:Fallback xmlns:w16sdtfl="http://schemas.microsoft.com/office/word/2024/wordml/sdtformatlock" xmlns:w16du="http://schemas.microsoft.com/office/word/2023/wordml/word16du">
+          <mc:Fallback xmlns:w16du="http://schemas.microsoft.com/office/word/2023/wordml/word16du" xmlns:w16sdtfl="http://schemas.microsoft.com/office/word/2024/wordml/sdtformatlock">
             <w:pict>
               <v:line w14:anchorId="08A20EB7" id="Straight Connector 1" o:spid="_x0000_s1026" style="position:absolute;flip:x;z-index:251748864;visibility:visible;mso-wrap-style:square;mso-wrap-distance-left:9pt;mso-wrap-distance-top:0;mso-wrap-distance-right:9pt;mso-wrap-distance-bottom:0;mso-position-horizontal:absolute;mso-position-horizontal-relative:text;mso-position-vertical:absolute;mso-position-vertical-relative:text" from="-63.1pt,164.95pt" to="483.15pt,164.95pt" o:gfxdata="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" strokecolor="black [3200]" strokeweight=".5pt">
                 <v:shadow on="t" color="black" opacity="24903f" origin=",.5" offset="0,.55556mm"/>
@@ -2770,7 +2770,7 @@
               </wp:anchor>
             </w:drawing>
           </mc:Choice>
-          <mc:Fallback xmlns:w16sdtfl="http://schemas.microsoft.com/office/word/2024/wordml/sdtformatlock" xmlns:w16du="http://schemas.microsoft.com/office/word/2023/wordml/word16du">
+          <mc:Fallback xmlns:w16du="http://schemas.microsoft.com/office/word/2023/wordml/word16du" xmlns:w16sdtfl="http://schemas.microsoft.com/office/word/2024/wordml/sdtformatlock">
             <w:pict>
               <v:line w14:anchorId="1A29E772" id="Straight Connector 1" o:spid="_x0000_s1026" style="position:absolute;flip:x;z-index:251749888;visibility:visible;mso-wrap-style:square;mso-wrap-distance-left:9pt;mso-wrap-distance-top:0;mso-wrap-distance-right:9pt;mso-wrap-distance-bottom:0;mso-position-horizontal:absolute;mso-position-horizontal-relative:text;mso-position-vertical:absolute;mso-position-vertical-relative:text" from="-60.2pt,-40.1pt" to="111.85pt,-40.1pt" o:gfxdata="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" strokecolor="black [3200]" strokeweight=".5pt">
                 <v:shadow on="t" color="black" opacity="24903f" origin=",.5" offset="0,.55556mm"/>
@@ -2837,7 +2837,7 @@
               </wp:anchor>
             </w:drawing>
           </mc:Choice>
-          <mc:Fallback xmlns:w16sdtfl="http://schemas.microsoft.com/office/word/2024/wordml/sdtformatlock" xmlns:w16du="http://schemas.microsoft.com/office/word/2023/wordml/word16du">
+          <mc:Fallback xmlns:w16du="http://schemas.microsoft.com/office/word/2023/wordml/word16du" xmlns:w16sdtfl="http://schemas.microsoft.com/office/word/2024/wordml/sdtformatlock">
             <w:pict>
               <v:line w14:anchorId="01147BE1" id="Straight Connector 1" o:spid="_x0000_s1026" style="position:absolute;flip:x;z-index:251750912;visibility:visible;mso-wrap-style:square;mso-wrap-distance-left:9pt;mso-wrap-distance-top:0;mso-wrap-distance-right:9pt;mso-wrap-distance-bottom:0;mso-position-horizontal:absolute;mso-position-horizontal-relative:text;mso-position-vertical:absolute;mso-position-vertical-relative:text" from="318.5pt,-41.85pt" to="484.9pt,-41.35pt" o:gfxdata="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" strokecolor="black [3200]" strokeweight=".5pt">
                 <v:shadow on="t" color="black" opacity="24903f" origin=",.5" offset="0,.55556mm"/>
@@ -2951,9 +2951,9 @@
               </wp:anchor>
             </w:drawing>
           </mc:Choice>
-          <mc:Fallback xmlns:w16sdtfl="http://schemas.microsoft.com/office/word/2024/wordml/sdtformatlock" xmlns:w16du="http://schemas.microsoft.com/office/word/2023/wordml/word16du">
+          <mc:Fallback>
             <w:pict>
-              <v:shape w14:anchorId="72032CA2" id="_x0000_s1064" type="#_x0000_t202" style="position:absolute;left:0;text-align:left;margin-left:125.9pt;margin-top:-51.25pt;width:195.9pt;height:23.7pt;z-index:251751936;visibility:visible;mso-wrap-style:square;mso-wrap-distance-left:9pt;mso-wrap-distance-top:0;mso-wrap-distance-right:9pt;mso-wrap-distance-bottom:0;mso-position-horizontal:absolute;mso-position-horizontal-relative:text;mso-position-vertical:absolute;mso-position-vertical-relative:text;v-text-anchor:top" o:gfxdata="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" filled="f" stroked="f" strokeweight=".5pt">
+              <v:shape w14:anchorId="72032CA2" id="_x0000_s1064" type="#_x0000_t202" style="position:absolute;left:0;text-align:left;margin-left:125.9pt;margin-top:-51.25pt;width:195.9pt;height:23.7pt;z-index:251751936;visibility:visible;mso-wrap-style:square;mso-wrap-distance-left:9pt;mso-wrap-distance-top:0;mso-wrap-distance-right:9pt;mso-wrap-distance-bottom:0;mso-position-horizontal:absolute;mso-position-horizontal-relative:text;mso-position-vertical:absolute;mso-position-vertical-relative:text;v-text-anchor:top" o:gfxdata="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" filled="f" stroked="f" strokeweight=".5pt">
                 <v:textbox>
                   <w:txbxContent>
                     <w:p>
@@ -3085,9 +3085,9 @@
               </wp:anchor>
             </w:drawing>
           </mc:Choice>
-          <mc:Fallback xmlns:w16sdtfl="http://schemas.microsoft.com/office/word/2024/wordml/sdtformatlock" xmlns:w16du="http://schemas.microsoft.com/office/word/2023/wordml/word16du">
+          <mc:Fallback>
             <w:pict>
-              <v:shape w14:anchorId="11FC1508" id="_x0000_s1065" type="#_x0000_t202" style="position:absolute;left:0;text-align:left;margin-left:-55.85pt;margin-top:-37.5pt;width:162.25pt;height:23.75pt;z-index:251752960;visibility:visible;mso-wrap-style:square;mso-wrap-distance-left:9pt;mso-wrap-distance-top:0;mso-wrap-distance-right:9pt;mso-wrap-distance-bottom:0;mso-position-horizontal:absolute;mso-position-horizontal-relative:text;mso-position-vertical:absolute;mso-position-vertical-relative:text;v-text-anchor:top" o:gfxdata="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" filled="f" stroked="f" strokeweight=".5pt">
+              <v:shape w14:anchorId="11FC1508" id="_x0000_s1065" type="#_x0000_t202" style="position:absolute;left:0;text-align:left;margin-left:-55.85pt;margin-top:-37.5pt;width:162.25pt;height:23.75pt;z-index:251752960;visibility:visible;mso-wrap-style:square;mso-wrap-distance-left:9pt;mso-wrap-distance-top:0;mso-wrap-distance-right:9pt;mso-wrap-distance-bottom:0;mso-position-horizontal:absolute;mso-position-horizontal-relative:text;mso-position-vertical:absolute;mso-position-vertical-relative:text;v-text-anchor:top" o:gfxdata="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" filled="f" stroked="f" strokeweight=".5pt">
                 <v:textbox>
                   <w:txbxContent>
                     <w:p>
@@ -3187,9 +3187,9 @@
               </wp:anchor>
             </w:drawing>
           </mc:Choice>
-          <mc:Fallback xmlns:w16sdtfl="http://schemas.microsoft.com/office/word/2024/wordml/sdtformatlock" xmlns:w16du="http://schemas.microsoft.com/office/word/2023/wordml/word16du">
+          <mc:Fallback>
             <w:pict>
-              <v:shape w14:anchorId="1DB1C11A" id="_x0000_s1066" type="#_x0000_t202" style="position:absolute;left:0;text-align:left;margin-left:383.05pt;margin-top:-38.1pt;width:178.45pt;height:23.7pt;z-index:251753984;visibility:visible;mso-wrap-style:square;mso-wrap-distance-left:9pt;mso-wrap-distance-top:0;mso-wrap-distance-right:9pt;mso-wrap-distance-bottom:0;mso-position-horizontal:absolute;mso-position-horizontal-relative:text;mso-position-vertical:absolute;mso-position-vertical-relative:text;v-text-anchor:top" o:gfxdata="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" filled="f" stroked="f" strokeweight=".5pt">
+              <v:shape w14:anchorId="1DB1C11A" id="_x0000_s1066" type="#_x0000_t202" style="position:absolute;left:0;text-align:left;margin-left:383.05pt;margin-top:-38.1pt;width:178.45pt;height:23.7pt;z-index:251753984;visibility:visible;mso-wrap-style:square;mso-wrap-distance-left:9pt;mso-wrap-distance-top:0;mso-wrap-distance-right:9pt;mso-wrap-distance-bottom:0;mso-position-horizontal:absolute;mso-position-horizontal-relative:text;mso-position-vertical:absolute;mso-position-vertical-relative:text;v-text-anchor:top" o:gfxdata="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" filled="f" stroked="f" strokeweight=".5pt">
                 <v:textbox>
                   <w:txbxContent>
                     <w:p>
@@ -3311,7 +3311,7 @@
           </mc:Choice>
           <mc:Fallback>
             <w:pict>
-              <v:shape w14:anchorId="7B882BA9" id="_x0000_s1067" type="#_x0000_t202" style="position:absolute;left:0;text-align:left;margin-left:339.85pt;margin-top:137pt;width:162.25pt;height:23.7pt;z-index:251755008;visibility:visible;mso-wrap-style:square;mso-wrap-distance-left:9pt;mso-wrap-distance-top:0;mso-wrap-distance-right:9pt;mso-wrap-distance-bottom:0;mso-position-horizontal:absolute;mso-position-horizontal-relative:text;mso-position-vertical:absolute;mso-position-vertical-relative:text;v-text-anchor:top" o:gfxdata="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" filled="f" stroked="f" strokeweight=".5pt">
+              <v:shape w14:anchorId="7B882BA9" id="_x0000_s1067" type="#_x0000_t202" style="position:absolute;left:0;text-align:left;margin-left:339.85pt;margin-top:137pt;width:162.25pt;height:23.7pt;z-index:251755008;visibility:visible;mso-wrap-style:square;mso-wrap-distance-left:9pt;mso-wrap-distance-top:0;mso-wrap-distance-right:9pt;mso-wrap-distance-bottom:0;mso-position-horizontal:absolute;mso-position-horizontal-relative:text;mso-position-vertical:absolute;mso-position-vertical-relative:text;v-text-anchor:top" o:gfxdata="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" filled="f" stroked="f" strokeweight=".5pt">
                 <v:textbox>
                   <w:txbxContent>
                     <w:p>
@@ -3431,9 +3431,9 @@
               </wp:anchor>
             </w:drawing>
           </mc:Choice>
-          <mc:Fallback xmlns:w16sdtfl="http://schemas.microsoft.com/office/word/2024/wordml/sdtformatlock" xmlns:w16du="http://schemas.microsoft.com/office/word/2023/wordml/word16du">
+          <mc:Fallback>
             <w:pict>
-              <v:shape w14:anchorId="40BDE2B4" id="_x0000_s1068" type="#_x0000_t202" style="position:absolute;left:0;text-align:left;margin-left:339.85pt;margin-top:122.05pt;width:89.15pt;height:23.7pt;z-index:251756032;visibility:visible;mso-wrap-style:square;mso-wrap-distance-left:9pt;mso-wrap-distance-top:0;mso-wrap-distance-right:9pt;mso-wrap-distance-bottom:0;mso-position-horizontal:absolute;mso-position-horizontal-relative:text;mso-position-vertical:absolute;mso-position-vertical-relative:text;v-text-anchor:top" o:gfxdata="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" filled="f" stroked="f" strokeweight=".5pt">
+              <v:shape w14:anchorId="40BDE2B4" id="_x0000_s1068" type="#_x0000_t202" style="position:absolute;left:0;text-align:left;margin-left:339.85pt;margin-top:122.05pt;width:89.15pt;height:23.7pt;z-index:251756032;visibility:visible;mso-wrap-style:square;mso-wrap-distance-left:9pt;mso-wrap-distance-top:0;mso-wrap-distance-right:9pt;mso-wrap-distance-bottom:0;mso-position-horizontal:absolute;mso-position-horizontal-relative:text;mso-position-vertical:absolute;mso-position-vertical-relative:text;v-text-anchor:top" o:gfxdata="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" filled="f" stroked="f" strokeweight=".5pt">
                 <v:textbox>
                   <w:txbxContent>
                     <w:p>
@@ -3570,16 +3570,16 @@
                             <w:pPr>
                               <w:rPr>
                                 <w:rFonts w:ascii="Sylfaen" w:hAnsi="Sylfaen"/>
-                                <w:sz w:val="18"/>
-                                <w:szCs w:val="18"/>
+                                <w:sz w:val="16"/>
+                                <w:szCs w:val="16"/>
                                 <w:lang w:val="hy-AM"/>
                               </w:rPr>
                             </w:pPr>
                             <w:r>
                               <w:rPr>
                                 <w:rFonts w:ascii="Sylfaen" w:hAnsi="Sylfaen"/>
-                                <w:sz w:val="18"/>
-                                <w:szCs w:val="18"/>
+                                <w:sz w:val="16"/>
+                                <w:szCs w:val="16"/>
                               </w:rPr>
                               <w:t>${</w:t>
                             </w:r>
@@ -3587,8 +3587,8 @@
                             <w:r>
                               <w:rPr>
                                 <w:rFonts w:ascii="Sylfaen" w:hAnsi="Sylfaen"/>
-                                <w:sz w:val="18"/>
-                                <w:szCs w:val="18"/>
+                                <w:sz w:val="16"/>
+                                <w:szCs w:val="16"/>
                               </w:rPr>
                               <w:t>amount_text</w:t>
                             </w:r>
@@ -3596,16 +3596,16 @@
                             <w:r>
                               <w:rPr>
                                 <w:rFonts w:ascii="Sylfaen" w:hAnsi="Sylfaen"/>
-                                <w:sz w:val="18"/>
-                                <w:szCs w:val="18"/>
+                                <w:sz w:val="16"/>
+                                <w:szCs w:val="16"/>
                               </w:rPr>
                               <w:t>}</w:t>
                             </w:r>
                             <w:r>
                               <w:rPr>
                                 <w:rFonts w:ascii="Sylfaen" w:hAnsi="Sylfaen"/>
-                                <w:sz w:val="18"/>
-                                <w:szCs w:val="18"/>
+                                <w:sz w:val="16"/>
+                                <w:szCs w:val="16"/>
                                 <w:lang w:val="hy-AM"/>
                               </w:rPr>
                               <w:t xml:space="preserve"> ՀՀ դրամ</w:t>
@@ -3637,16 +3637,16 @@
                       <w:pPr>
                         <w:rPr>
                           <w:rFonts w:ascii="Sylfaen" w:hAnsi="Sylfaen"/>
-                          <w:sz w:val="18"/>
-                          <w:szCs w:val="18"/>
+                          <w:sz w:val="16"/>
+                          <w:szCs w:val="16"/>
                           <w:lang w:val="hy-AM"/>
                         </w:rPr>
                       </w:pPr>
                       <w:r>
                         <w:rPr>
                           <w:rFonts w:ascii="Sylfaen" w:hAnsi="Sylfaen"/>
-                          <w:sz w:val="18"/>
-                          <w:szCs w:val="18"/>
+                          <w:sz w:val="16"/>
+                          <w:szCs w:val="16"/>
                         </w:rPr>
                         <w:t>${</w:t>
                       </w:r>
@@ -3654,8 +3654,8 @@
                       <w:r>
                         <w:rPr>
                           <w:rFonts w:ascii="Sylfaen" w:hAnsi="Sylfaen"/>
-                          <w:sz w:val="18"/>
-                          <w:szCs w:val="18"/>
+                          <w:sz w:val="16"/>
+                          <w:szCs w:val="16"/>
                         </w:rPr>
                         <w:t>amount_text</w:t>
                       </w:r>
@@ -3663,16 +3663,16 @@
                       <w:r>
                         <w:rPr>
                           <w:rFonts w:ascii="Sylfaen" w:hAnsi="Sylfaen"/>
-                          <w:sz w:val="18"/>
-                          <w:szCs w:val="18"/>
+                          <w:sz w:val="16"/>
+                          <w:szCs w:val="16"/>
                         </w:rPr>
                         <w:t>}</w:t>
                       </w:r>
                       <w:r>
                         <w:rPr>
                           <w:rFonts w:ascii="Sylfaen" w:hAnsi="Sylfaen"/>
-                          <w:sz w:val="18"/>
-                          <w:szCs w:val="18"/>
+                          <w:sz w:val="16"/>
+                          <w:szCs w:val="16"/>
                           <w:lang w:val="hy-AM"/>
                         </w:rPr>
                         <w:t xml:space="preserve"> ՀՀ դրամ</w:t>
@@ -4042,16 +4042,16 @@
                             <w:pPr>
                               <w:rPr>
                                 <w:rFonts w:ascii="Sylfaen" w:hAnsi="Sylfaen"/>
-                                <w:sz w:val="18"/>
-                                <w:szCs w:val="18"/>
+                                <w:sz w:val="16"/>
+                                <w:szCs w:val="16"/>
                                 <w:lang w:val="hy-AM"/>
                               </w:rPr>
                             </w:pPr>
                             <w:r>
                               <w:rPr>
                                 <w:rFonts w:ascii="Sylfaen" w:hAnsi="Sylfaen"/>
-                                <w:sz w:val="18"/>
-                                <w:szCs w:val="18"/>
+                                <w:sz w:val="16"/>
+                                <w:szCs w:val="16"/>
                               </w:rPr>
                               <w:t>${</w:t>
                             </w:r>
@@ -4059,8 +4059,8 @@
                             <w:r>
                               <w:rPr>
                                 <w:rFonts w:ascii="Sylfaen" w:hAnsi="Sylfaen"/>
-                                <w:sz w:val="18"/>
-                                <w:szCs w:val="18"/>
+                                <w:sz w:val="16"/>
+                                <w:szCs w:val="16"/>
                               </w:rPr>
                               <w:t>amount_text</w:t>
                             </w:r>
@@ -4068,24 +4068,24 @@
                             <w:r>
                               <w:rPr>
                                 <w:rFonts w:ascii="Sylfaen" w:hAnsi="Sylfaen"/>
-                                <w:sz w:val="18"/>
-                                <w:szCs w:val="18"/>
+                                <w:sz w:val="16"/>
+                                <w:szCs w:val="16"/>
                               </w:rPr>
                               <w:t>}</w:t>
                             </w:r>
                             <w:r>
                               <w:rPr>
                                 <w:rFonts w:ascii="Sylfaen" w:hAnsi="Sylfaen"/>
-                                <w:sz w:val="18"/>
-                                <w:szCs w:val="18"/>
+                                <w:sz w:val="16"/>
+                                <w:szCs w:val="16"/>
                               </w:rPr>
                               <w:t xml:space="preserve"> </w:t>
                             </w:r>
                             <w:r>
                               <w:rPr>
                                 <w:rFonts w:ascii="Sylfaen" w:hAnsi="Sylfaen"/>
-                                <w:sz w:val="18"/>
-                                <w:szCs w:val="18"/>
+                                <w:sz w:val="16"/>
+                                <w:szCs w:val="16"/>
                                 <w:lang w:val="hy-AM"/>
                               </w:rPr>
                               <w:t>ՀՀ դրամ</w:t>
@@ -4114,16 +4114,16 @@
                       <w:pPr>
                         <w:rPr>
                           <w:rFonts w:ascii="Sylfaen" w:hAnsi="Sylfaen"/>
-                          <w:sz w:val="18"/>
-                          <w:szCs w:val="18"/>
+                          <w:sz w:val="16"/>
+                          <w:szCs w:val="16"/>
                           <w:lang w:val="hy-AM"/>
                         </w:rPr>
                       </w:pPr>
                       <w:r>
                         <w:rPr>
                           <w:rFonts w:ascii="Sylfaen" w:hAnsi="Sylfaen"/>
-                          <w:sz w:val="18"/>
-                          <w:szCs w:val="18"/>
+                          <w:sz w:val="16"/>
+                          <w:szCs w:val="16"/>
                         </w:rPr>
                         <w:t>${</w:t>
                       </w:r>
@@ -4131,8 +4131,8 @@
                       <w:r>
                         <w:rPr>
                           <w:rFonts w:ascii="Sylfaen" w:hAnsi="Sylfaen"/>
-                          <w:sz w:val="18"/>
-                          <w:szCs w:val="18"/>
+                          <w:sz w:val="16"/>
+                          <w:szCs w:val="16"/>
                         </w:rPr>
                         <w:t>amount_text</w:t>
                       </w:r>
@@ -4140,24 +4140,24 @@
                       <w:r>
                         <w:rPr>
                           <w:rFonts w:ascii="Sylfaen" w:hAnsi="Sylfaen"/>
-                          <w:sz w:val="18"/>
-                          <w:szCs w:val="18"/>
+                          <w:sz w:val="16"/>
+                          <w:szCs w:val="16"/>
                         </w:rPr>
                         <w:t>}</w:t>
                       </w:r>
                       <w:r>
                         <w:rPr>
                           <w:rFonts w:ascii="Sylfaen" w:hAnsi="Sylfaen"/>
-                          <w:sz w:val="18"/>
-                          <w:szCs w:val="18"/>
+                          <w:sz w:val="16"/>
+                          <w:szCs w:val="16"/>
                         </w:rPr>
                         <w:t xml:space="preserve"> </w:t>
                       </w:r>
                       <w:r>
                         <w:rPr>
                           <w:rFonts w:ascii="Sylfaen" w:hAnsi="Sylfaen"/>
-                          <w:sz w:val="18"/>
-                          <w:szCs w:val="18"/>
+                          <w:sz w:val="16"/>
+                          <w:szCs w:val="16"/>
                           <w:lang w:val="hy-AM"/>
                         </w:rPr>
                         <w:t>ՀՀ դրամ</w:t>

--- a/public/files/contract_order_out_template.docx
+++ b/public/files/contract_order_out_template.docx
@@ -2569,7 +2569,7 @@
               </wp:anchor>
             </w:drawing>
           </mc:Choice>
-          <mc:Fallback xmlns:w16du="http://schemas.microsoft.com/office/word/2023/wordml/word16du" xmlns:w16sdtfl="http://schemas.microsoft.com/office/word/2024/wordml/sdtformatlock">
+          <mc:Fallback xmlns:w16sdtfl="http://schemas.microsoft.com/office/word/2024/wordml/sdtformatlock" xmlns:w16du="http://schemas.microsoft.com/office/word/2023/wordml/word16du">
             <w:pict>
               <v:line w14:anchorId="195C715A" id="Straight Connector 1" o:spid="_x0000_s1026" style="position:absolute;flip:x;z-index:251746816;visibility:visible;mso-wrap-style:square;mso-wrap-distance-left:9pt;mso-wrap-distance-top:0;mso-wrap-distance-right:9pt;mso-wrap-distance-bottom:0;mso-position-horizontal:absolute;mso-position-horizontal-relative:text;mso-position-vertical:absolute;mso-position-vertical-relative:text" from="-62.65pt,-40.1pt" to="-60.15pt,164.95pt" o:gfxdata="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" strokecolor="black [3200]" strokeweight=".5pt">
                 <v:shadow on="t" color="black" opacity="24903f" origin=",.5" offset="0,.55556mm"/>
@@ -2636,7 +2636,7 @@
               </wp:anchor>
             </w:drawing>
           </mc:Choice>
-          <mc:Fallback xmlns:w16du="http://schemas.microsoft.com/office/word/2023/wordml/word16du" xmlns:w16sdtfl="http://schemas.microsoft.com/office/word/2024/wordml/sdtformatlock">
+          <mc:Fallback xmlns:w16sdtfl="http://schemas.microsoft.com/office/word/2024/wordml/sdtformatlock" xmlns:w16du="http://schemas.microsoft.com/office/word/2023/wordml/word16du">
             <w:pict>
               <v:line w14:anchorId="3AD5B11D" id="Straight Connector 1" o:spid="_x0000_s1026" style="position:absolute;z-index:251747840;visibility:visible;mso-wrap-style:square;mso-wrap-distance-left:9pt;mso-wrap-distance-top:0;mso-wrap-distance-right:9pt;mso-wrap-distance-bottom:0;mso-position-horizontal:absolute;mso-position-horizontal-relative:text;mso-position-vertical:absolute;mso-position-vertical-relative:text" from="483.4pt,-41.25pt" to="483.65pt,165pt" o:gfxdata="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" strokecolor="black [3200]" strokeweight=".5pt">
                 <v:shadow on="t" color="black" opacity="24903f" origin=",.5" offset="0,.55556mm"/>
@@ -2703,7 +2703,7 @@
               </wp:anchor>
             </w:drawing>
           </mc:Choice>
-          <mc:Fallback xmlns:w16du="http://schemas.microsoft.com/office/word/2023/wordml/word16du" xmlns:w16sdtfl="http://schemas.microsoft.com/office/word/2024/wordml/sdtformatlock">
+          <mc:Fallback xmlns:w16sdtfl="http://schemas.microsoft.com/office/word/2024/wordml/sdtformatlock" xmlns:w16du="http://schemas.microsoft.com/office/word/2023/wordml/word16du">
             <w:pict>
               <v:line w14:anchorId="08A20EB7" id="Straight Connector 1" o:spid="_x0000_s1026" style="position:absolute;flip:x;z-index:251748864;visibility:visible;mso-wrap-style:square;mso-wrap-distance-left:9pt;mso-wrap-distance-top:0;mso-wrap-distance-right:9pt;mso-wrap-distance-bottom:0;mso-position-horizontal:absolute;mso-position-horizontal-relative:text;mso-position-vertical:absolute;mso-position-vertical-relative:text" from="-63.1pt,164.95pt" to="483.15pt,164.95pt" o:gfxdata="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" strokecolor="black [3200]" strokeweight=".5pt">
                 <v:shadow on="t" color="black" opacity="24903f" origin=",.5" offset="0,.55556mm"/>
@@ -2770,7 +2770,7 @@
               </wp:anchor>
             </w:drawing>
           </mc:Choice>
-          <mc:Fallback xmlns:w16du="http://schemas.microsoft.com/office/word/2023/wordml/word16du" xmlns:w16sdtfl="http://schemas.microsoft.com/office/word/2024/wordml/sdtformatlock">
+          <mc:Fallback xmlns:w16sdtfl="http://schemas.microsoft.com/office/word/2024/wordml/sdtformatlock" xmlns:w16du="http://schemas.microsoft.com/office/word/2023/wordml/word16du">
             <w:pict>
               <v:line w14:anchorId="1A29E772" id="Straight Connector 1" o:spid="_x0000_s1026" style="position:absolute;flip:x;z-index:251749888;visibility:visible;mso-wrap-style:square;mso-wrap-distance-left:9pt;mso-wrap-distance-top:0;mso-wrap-distance-right:9pt;mso-wrap-distance-bottom:0;mso-position-horizontal:absolute;mso-position-horizontal-relative:text;mso-position-vertical:absolute;mso-position-vertical-relative:text" from="-60.2pt,-40.1pt" to="111.85pt,-40.1pt" o:gfxdata="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" strokecolor="black [3200]" strokeweight=".5pt">
                 <v:shadow on="t" color="black" opacity="24903f" origin=",.5" offset="0,.55556mm"/>
@@ -2837,7 +2837,7 @@
               </wp:anchor>
             </w:drawing>
           </mc:Choice>
-          <mc:Fallback xmlns:w16du="http://schemas.microsoft.com/office/word/2023/wordml/word16du" xmlns:w16sdtfl="http://schemas.microsoft.com/office/word/2024/wordml/sdtformatlock">
+          <mc:Fallback xmlns:w16sdtfl="http://schemas.microsoft.com/office/word/2024/wordml/sdtformatlock" xmlns:w16du="http://schemas.microsoft.com/office/word/2023/wordml/word16du">
             <w:pict>
               <v:line w14:anchorId="01147BE1" id="Straight Connector 1" o:spid="_x0000_s1026" style="position:absolute;flip:x;z-index:251750912;visibility:visible;mso-wrap-style:square;mso-wrap-distance-left:9pt;mso-wrap-distance-top:0;mso-wrap-distance-right:9pt;mso-wrap-distance-bottom:0;mso-position-horizontal:absolute;mso-position-horizontal-relative:text;mso-position-vertical:absolute;mso-position-vertical-relative:text" from="318.5pt,-41.85pt" to="484.9pt,-41.35pt" o:gfxdata="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" strokecolor="black [3200]" strokeweight=".5pt">
                 <v:shadow on="t" color="black" opacity="24903f" origin=",.5" offset="0,.55556mm"/>
@@ -3731,31 +3731,23 @@
                             <w:pPr>
                               <w:rPr>
                                 <w:rFonts w:ascii="Sylfaen" w:hAnsi="Sylfaen"/>
-                                <w:sz w:val="18"/>
-                                <w:szCs w:val="18"/>
+                                <w:sz w:val="16"/>
+                                <w:szCs w:val="16"/>
                               </w:rPr>
                             </w:pPr>
                             <w:r>
                               <w:rPr>
                                 <w:rFonts w:ascii="Sylfaen" w:hAnsi="Sylfaen"/>
-                                <w:sz w:val="18"/>
-                                <w:szCs w:val="18"/>
+                                <w:sz w:val="16"/>
+                                <w:szCs w:val="16"/>
                               </w:rPr>
-                              <w:t>${amount}</w:t>
+                              <w:t xml:space="preserve">${amount} </w:t>
                             </w:r>
                             <w:r>
                               <w:rPr>
                                 <w:rFonts w:ascii="Sylfaen" w:hAnsi="Sylfaen"/>
-                                <w:sz w:val="18"/>
-                                <w:szCs w:val="18"/>
-                              </w:rPr>
-                              <w:t xml:space="preserve"> </w:t>
-                            </w:r>
-                            <w:r>
-                              <w:rPr>
-                                <w:rFonts w:ascii="Sylfaen" w:hAnsi="Sylfaen"/>
-                                <w:sz w:val="18"/>
-                                <w:szCs w:val="18"/>
+                                <w:sz w:val="16"/>
+                                <w:szCs w:val="16"/>
                               </w:rPr>
                               <w:t xml:space="preserve">ՀՀ </w:t>
                             </w:r>
@@ -3763,8 +3755,8 @@
                             <w:r>
                               <w:rPr>
                                 <w:rFonts w:ascii="Sylfaen" w:hAnsi="Sylfaen"/>
-                                <w:sz w:val="18"/>
-                                <w:szCs w:val="18"/>
+                                <w:sz w:val="16"/>
+                                <w:szCs w:val="16"/>
                               </w:rPr>
                               <w:t>դրամ</w:t>
                             </w:r>
@@ -3796,31 +3788,23 @@
                       <w:pPr>
                         <w:rPr>
                           <w:rFonts w:ascii="Sylfaen" w:hAnsi="Sylfaen"/>
-                          <w:sz w:val="18"/>
-                          <w:szCs w:val="18"/>
+                          <w:sz w:val="16"/>
+                          <w:szCs w:val="16"/>
                         </w:rPr>
                       </w:pPr>
                       <w:r>
                         <w:rPr>
                           <w:rFonts w:ascii="Sylfaen" w:hAnsi="Sylfaen"/>
-                          <w:sz w:val="18"/>
-                          <w:szCs w:val="18"/>
+                          <w:sz w:val="16"/>
+                          <w:szCs w:val="16"/>
                         </w:rPr>
-                        <w:t>${amount}</w:t>
+                        <w:t xml:space="preserve">${amount} </w:t>
                       </w:r>
                       <w:r>
                         <w:rPr>
                           <w:rFonts w:ascii="Sylfaen" w:hAnsi="Sylfaen"/>
-                          <w:sz w:val="18"/>
-                          <w:szCs w:val="18"/>
-                        </w:rPr>
-                        <w:t xml:space="preserve"> </w:t>
-                      </w:r>
-                      <w:r>
-                        <w:rPr>
-                          <w:rFonts w:ascii="Sylfaen" w:hAnsi="Sylfaen"/>
-                          <w:sz w:val="18"/>
-                          <w:szCs w:val="18"/>
+                          <w:sz w:val="16"/>
+                          <w:szCs w:val="16"/>
                         </w:rPr>
                         <w:t xml:space="preserve">ՀՀ </w:t>
                       </w:r>
@@ -3828,8 +3812,8 @@
                       <w:r>
                         <w:rPr>
                           <w:rFonts w:ascii="Sylfaen" w:hAnsi="Sylfaen"/>
-                          <w:sz w:val="18"/>
-                          <w:szCs w:val="18"/>
+                          <w:sz w:val="16"/>
+                          <w:szCs w:val="16"/>
                         </w:rPr>
                         <w:t>դրամ</w:t>
                       </w:r>
@@ -3888,31 +3872,23 @@
                             <w:pPr>
                               <w:rPr>
                                 <w:rFonts w:ascii="Sylfaen" w:hAnsi="Sylfaen"/>
-                                <w:sz w:val="18"/>
-                                <w:szCs w:val="18"/>
+                                <w:sz w:val="16"/>
+                                <w:szCs w:val="16"/>
                               </w:rPr>
                             </w:pPr>
                             <w:r>
                               <w:rPr>
                                 <w:rFonts w:ascii="Sylfaen" w:hAnsi="Sylfaen"/>
-                                <w:sz w:val="18"/>
-                                <w:szCs w:val="18"/>
+                                <w:sz w:val="16"/>
+                                <w:szCs w:val="16"/>
                               </w:rPr>
-                              <w:t>${amount}</w:t>
+                              <w:t xml:space="preserve">${amount} </w:t>
                             </w:r>
                             <w:r>
                               <w:rPr>
                                 <w:rFonts w:ascii="Sylfaen" w:hAnsi="Sylfaen"/>
-                                <w:sz w:val="18"/>
-                                <w:szCs w:val="18"/>
-                              </w:rPr>
-                              <w:t xml:space="preserve"> </w:t>
-                            </w:r>
-                            <w:r>
-                              <w:rPr>
-                                <w:rFonts w:ascii="Sylfaen" w:hAnsi="Sylfaen"/>
-                                <w:sz w:val="18"/>
-                                <w:szCs w:val="18"/>
+                                <w:sz w:val="16"/>
+                                <w:szCs w:val="16"/>
                               </w:rPr>
                               <w:t xml:space="preserve">ՀՀ </w:t>
                             </w:r>
@@ -3920,8 +3896,8 @@
                             <w:r>
                               <w:rPr>
                                 <w:rFonts w:ascii="Sylfaen" w:hAnsi="Sylfaen"/>
-                                <w:sz w:val="18"/>
-                                <w:szCs w:val="18"/>
+                                <w:sz w:val="16"/>
+                                <w:szCs w:val="16"/>
                               </w:rPr>
                               <w:t>դրամ</w:t>
                             </w:r>
@@ -3950,31 +3926,23 @@
                       <w:pPr>
                         <w:rPr>
                           <w:rFonts w:ascii="Sylfaen" w:hAnsi="Sylfaen"/>
-                          <w:sz w:val="18"/>
-                          <w:szCs w:val="18"/>
+                          <w:sz w:val="16"/>
+                          <w:szCs w:val="16"/>
                         </w:rPr>
                       </w:pPr>
                       <w:r>
                         <w:rPr>
                           <w:rFonts w:ascii="Sylfaen" w:hAnsi="Sylfaen"/>
-                          <w:sz w:val="18"/>
-                          <w:szCs w:val="18"/>
+                          <w:sz w:val="16"/>
+                          <w:szCs w:val="16"/>
                         </w:rPr>
-                        <w:t>${amount}</w:t>
+                        <w:t xml:space="preserve">${amount} </w:t>
                       </w:r>
                       <w:r>
                         <w:rPr>
                           <w:rFonts w:ascii="Sylfaen" w:hAnsi="Sylfaen"/>
-                          <w:sz w:val="18"/>
-                          <w:szCs w:val="18"/>
-                        </w:rPr>
-                        <w:t xml:space="preserve"> </w:t>
-                      </w:r>
-                      <w:r>
-                        <w:rPr>
-                          <w:rFonts w:ascii="Sylfaen" w:hAnsi="Sylfaen"/>
-                          <w:sz w:val="18"/>
-                          <w:szCs w:val="18"/>
+                          <w:sz w:val="16"/>
+                          <w:szCs w:val="16"/>
                         </w:rPr>
                         <w:t xml:space="preserve">ՀՀ </w:t>
                       </w:r>
@@ -3982,8 +3950,8 @@
                       <w:r>
                         <w:rPr>
                           <w:rFonts w:ascii="Sylfaen" w:hAnsi="Sylfaen"/>
-                          <w:sz w:val="18"/>
-                          <w:szCs w:val="18"/>
+                          <w:sz w:val="16"/>
+                          <w:szCs w:val="16"/>
                         </w:rPr>
                         <w:t>դրամ</w:t>
                       </w:r>

--- a/public/files/contract_order_out_template.docx
+++ b/public/files/contract_order_out_template.docx
@@ -126,34 +126,14 @@
                                     <w:szCs w:val="16"/>
                                   </w:rPr>
                                 </w:pPr>
-                                <w:proofErr w:type="spellStart"/>
                                 <w:r>
                                   <w:rPr>
                                     <w:rFonts w:ascii="Sylfaen" w:hAnsi="Sylfaen"/>
                                     <w:sz w:val="16"/>
                                     <w:szCs w:val="16"/>
                                   </w:rPr>
-                                  <w:t>Ելքագրվող</w:t>
+                                  <w:t>Ելքագրվող հաշվեհամար</w:t>
                                 </w:r>
-                                <w:proofErr w:type="spellEnd"/>
-                                <w:r>
-                                  <w:rPr>
-                                    <w:rFonts w:ascii="Sylfaen" w:hAnsi="Sylfaen"/>
-                                    <w:sz w:val="16"/>
-                                    <w:szCs w:val="16"/>
-                                  </w:rPr>
-                                  <w:t xml:space="preserve"> </w:t>
-                                </w:r>
-                                <w:proofErr w:type="spellStart"/>
-                                <w:r>
-                                  <w:rPr>
-                                    <w:rFonts w:ascii="Sylfaen" w:hAnsi="Sylfaen"/>
-                                    <w:sz w:val="16"/>
-                                    <w:szCs w:val="16"/>
-                                  </w:rPr>
-                                  <w:t>հաշվեհամար</w:t>
-                                </w:r>
-                                <w:proofErr w:type="spellEnd"/>
                               </w:p>
                             </w:txbxContent>
                           </wps:txbx>
@@ -291,34 +271,14 @@
                                     <w:szCs w:val="16"/>
                                   </w:rPr>
                                 </w:pPr>
-                                <w:proofErr w:type="spellStart"/>
                                 <w:r>
                                   <w:rPr>
                                     <w:rFonts w:ascii="Sylfaen" w:hAnsi="Sylfaen"/>
                                     <w:sz w:val="16"/>
                                     <w:szCs w:val="16"/>
                                   </w:rPr>
-                                  <w:t>Մուտքագրվող</w:t>
+                                  <w:t>Մուտքագրվող հաշվեհամար</w:t>
                                 </w:r>
-                                <w:proofErr w:type="spellEnd"/>
-                                <w:r>
-                                  <w:rPr>
-                                    <w:rFonts w:ascii="Sylfaen" w:hAnsi="Sylfaen"/>
-                                    <w:sz w:val="16"/>
-                                    <w:szCs w:val="16"/>
-                                  </w:rPr>
-                                  <w:t xml:space="preserve"> </w:t>
-                                </w:r>
-                                <w:proofErr w:type="spellStart"/>
-                                <w:r>
-                                  <w:rPr>
-                                    <w:rFonts w:ascii="Sylfaen" w:hAnsi="Sylfaen"/>
-                                    <w:sz w:val="16"/>
-                                    <w:szCs w:val="16"/>
-                                  </w:rPr>
-                                  <w:t>հաշվեհամար</w:t>
-                                </w:r>
-                                <w:proofErr w:type="spellEnd"/>
                               </w:p>
                             </w:txbxContent>
                           </wps:txbx>
@@ -410,34 +370,14 @@
                               <w:szCs w:val="16"/>
                             </w:rPr>
                           </w:pPr>
-                          <w:proofErr w:type="spellStart"/>
                           <w:r>
                             <w:rPr>
                               <w:rFonts w:ascii="Sylfaen" w:hAnsi="Sylfaen"/>
                               <w:sz w:val="16"/>
                               <w:szCs w:val="16"/>
                             </w:rPr>
-                            <w:t>Ելքագրվող</w:t>
+                            <w:t>Ելքագրվող հաշվեհամար</w:t>
                           </w:r>
-                          <w:proofErr w:type="spellEnd"/>
-                          <w:r>
-                            <w:rPr>
-                              <w:rFonts w:ascii="Sylfaen" w:hAnsi="Sylfaen"/>
-                              <w:sz w:val="16"/>
-                              <w:szCs w:val="16"/>
-                            </w:rPr>
-                            <w:t xml:space="preserve"> </w:t>
-                          </w:r>
-                          <w:proofErr w:type="spellStart"/>
-                          <w:r>
-                            <w:rPr>
-                              <w:rFonts w:ascii="Sylfaen" w:hAnsi="Sylfaen"/>
-                              <w:sz w:val="16"/>
-                              <w:szCs w:val="16"/>
-                            </w:rPr>
-                            <w:t>հաշվեհամար</w:t>
-                          </w:r>
-                          <w:proofErr w:type="spellEnd"/>
                         </w:p>
                       </w:txbxContent>
                     </v:textbox>
@@ -486,34 +426,14 @@
                               <w:szCs w:val="16"/>
                             </w:rPr>
                           </w:pPr>
-                          <w:proofErr w:type="spellStart"/>
                           <w:r>
                             <w:rPr>
                               <w:rFonts w:ascii="Sylfaen" w:hAnsi="Sylfaen"/>
                               <w:sz w:val="16"/>
                               <w:szCs w:val="16"/>
                             </w:rPr>
-                            <w:t>Մուտքագրվող</w:t>
+                            <w:t>Մուտքագրվող հաշվեհամար</w:t>
                           </w:r>
-                          <w:proofErr w:type="spellEnd"/>
-                          <w:r>
-                            <w:rPr>
-                              <w:rFonts w:ascii="Sylfaen" w:hAnsi="Sylfaen"/>
-                              <w:sz w:val="16"/>
-                              <w:szCs w:val="16"/>
-                            </w:rPr>
-                            <w:t xml:space="preserve"> </w:t>
-                          </w:r>
-                          <w:proofErr w:type="spellStart"/>
-                          <w:r>
-                            <w:rPr>
-                              <w:rFonts w:ascii="Sylfaen" w:hAnsi="Sylfaen"/>
-                              <w:sz w:val="16"/>
-                              <w:szCs w:val="16"/>
-                            </w:rPr>
-                            <w:t>հաշվեհամար</w:t>
-                          </w:r>
-                          <w:proofErr w:type="spellEnd"/>
                         </w:p>
                       </w:txbxContent>
                     </v:textbox>
@@ -920,23 +840,13 @@
                                   <w:szCs w:val="18"/>
                                 </w:rPr>
                               </w:pPr>
-                              <w:proofErr w:type="spellStart"/>
                               <w:r>
                                 <w:rPr>
                                   <w:rFonts w:ascii="Sylfaen" w:hAnsi="Sylfaen"/>
                                   <w:sz w:val="18"/>
                                   <w:szCs w:val="18"/>
                                 </w:rPr>
-                                <w:t>Ամսաթիվ</w:t>
-                              </w:r>
-                              <w:proofErr w:type="spellEnd"/>
-                              <w:r>
-                                <w:rPr>
-                                  <w:rFonts w:ascii="Sylfaen" w:hAnsi="Sylfaen"/>
-                                  <w:sz w:val="18"/>
-                                  <w:szCs w:val="18"/>
-                                </w:rPr>
-                                <w:t xml:space="preserve">՝ </w:t>
+                                <w:t xml:space="preserve">Ամսաթիվ՝ </w:t>
                               </w:r>
                               <w:r>
                                 <w:rPr>
@@ -1125,7 +1035,6 @@
                                     <w:szCs w:val="15"/>
                                   </w:rPr>
                                 </w:pPr>
-                                <w:proofErr w:type="spellStart"/>
                                 <w:r>
                                   <w:rPr>
                                     <w:rFonts w:ascii="Sylfaen" w:hAnsi="Sylfaen"/>
@@ -1134,7 +1043,6 @@
                                   </w:rPr>
                                   <w:t>գումար</w:t>
                                 </w:r>
-                                <w:proofErr w:type="spellEnd"/>
                               </w:p>
                             </w:txbxContent>
                           </wps:txbx>
@@ -1173,34 +1081,14 @@
                                     <w:szCs w:val="15"/>
                                   </w:rPr>
                                 </w:pPr>
-                                <w:proofErr w:type="spellStart"/>
                                 <w:r>
                                   <w:rPr>
                                     <w:rFonts w:ascii="Sylfaen" w:hAnsi="Sylfaen"/>
                                     <w:sz w:val="15"/>
                                     <w:szCs w:val="15"/>
                                   </w:rPr>
-                                  <w:t>գումարը</w:t>
+                                  <w:t>գումարը բառերով</w:t>
                                 </w:r>
-                                <w:proofErr w:type="spellEnd"/>
-                                <w:r>
-                                  <w:rPr>
-                                    <w:rFonts w:ascii="Sylfaen" w:hAnsi="Sylfaen"/>
-                                    <w:sz w:val="15"/>
-                                    <w:szCs w:val="15"/>
-                                  </w:rPr>
-                                  <w:t xml:space="preserve"> </w:t>
-                                </w:r>
-                                <w:proofErr w:type="spellStart"/>
-                                <w:r>
-                                  <w:rPr>
-                                    <w:rFonts w:ascii="Sylfaen" w:hAnsi="Sylfaen"/>
-                                    <w:sz w:val="15"/>
-                                    <w:szCs w:val="15"/>
-                                  </w:rPr>
-                                  <w:t>բառերով</w:t>
-                                </w:r>
-                                <w:proofErr w:type="spellEnd"/>
                               </w:p>
                             </w:txbxContent>
                           </wps:txbx>
@@ -1348,23 +1236,13 @@
                             <w:szCs w:val="18"/>
                           </w:rPr>
                         </w:pPr>
-                        <w:proofErr w:type="spellStart"/>
                         <w:r>
                           <w:rPr>
                             <w:rFonts w:ascii="Sylfaen" w:hAnsi="Sylfaen"/>
                             <w:sz w:val="18"/>
                             <w:szCs w:val="18"/>
                           </w:rPr>
-                          <w:t>Ամսաթիվ</w:t>
-                        </w:r>
-                        <w:proofErr w:type="spellEnd"/>
-                        <w:r>
-                          <w:rPr>
-                            <w:rFonts w:ascii="Sylfaen" w:hAnsi="Sylfaen"/>
-                            <w:sz w:val="18"/>
-                            <w:szCs w:val="18"/>
-                          </w:rPr>
-                          <w:t xml:space="preserve">՝ </w:t>
+                          <w:t xml:space="preserve">Ամսաթիվ՝ </w:t>
                         </w:r>
                         <w:r>
                           <w:rPr>
@@ -1429,7 +1307,6 @@
                               <w:szCs w:val="15"/>
                             </w:rPr>
                           </w:pPr>
-                          <w:proofErr w:type="spellStart"/>
                           <w:r>
                             <w:rPr>
                               <w:rFonts w:ascii="Sylfaen" w:hAnsi="Sylfaen"/>
@@ -1438,7 +1315,6 @@
                             </w:rPr>
                             <w:t>գումար</w:t>
                           </w:r>
-                          <w:proofErr w:type="spellEnd"/>
                         </w:p>
                       </w:txbxContent>
                     </v:textbox>
@@ -1454,34 +1330,14 @@
                               <w:szCs w:val="15"/>
                             </w:rPr>
                           </w:pPr>
-                          <w:proofErr w:type="spellStart"/>
                           <w:r>
                             <w:rPr>
                               <w:rFonts w:ascii="Sylfaen" w:hAnsi="Sylfaen"/>
                               <w:sz w:val="15"/>
                               <w:szCs w:val="15"/>
                             </w:rPr>
-                            <w:t>գումարը</w:t>
+                            <w:t>գումարը բառերով</w:t>
                           </w:r>
-                          <w:proofErr w:type="spellEnd"/>
-                          <w:r>
-                            <w:rPr>
-                              <w:rFonts w:ascii="Sylfaen" w:hAnsi="Sylfaen"/>
-                              <w:sz w:val="15"/>
-                              <w:szCs w:val="15"/>
-                            </w:rPr>
-                            <w:t xml:space="preserve"> </w:t>
-                          </w:r>
-                          <w:proofErr w:type="spellStart"/>
-                          <w:r>
-                            <w:rPr>
-                              <w:rFonts w:ascii="Sylfaen" w:hAnsi="Sylfaen"/>
-                              <w:sz w:val="15"/>
-                              <w:szCs w:val="15"/>
-                            </w:rPr>
-                            <w:t>բառերով</w:t>
-                          </w:r>
-                          <w:proofErr w:type="spellEnd"/>
                         </w:p>
                       </w:txbxContent>
                     </v:textbox>
@@ -1607,25 +1463,14 @@
                                     <w:szCs w:val="16"/>
                                   </w:rPr>
                                 </w:pPr>
-                                <w:proofErr w:type="spellStart"/>
                                 <w:r>
                                   <w:rPr>
                                     <w:rFonts w:ascii="Sylfaen" w:hAnsi="Sylfaen"/>
                                     <w:sz w:val="16"/>
                                     <w:szCs w:val="16"/>
                                   </w:rPr>
-                                  <w:t>Ելքագրվող</w:t>
+                                  <w:t xml:space="preserve">Ելքագրվող </w:t>
                                 </w:r>
-                                <w:proofErr w:type="spellEnd"/>
-                                <w:r>
-                                  <w:rPr>
-                                    <w:rFonts w:ascii="Sylfaen" w:hAnsi="Sylfaen"/>
-                                    <w:sz w:val="16"/>
-                                    <w:szCs w:val="16"/>
-                                  </w:rPr>
-                                  <w:t xml:space="preserve"> </w:t>
-                                </w:r>
-                                <w:proofErr w:type="spellStart"/>
                                 <w:r>
                                   <w:rPr>
                                     <w:rFonts w:ascii="Sylfaen" w:hAnsi="Sylfaen"/>
@@ -1634,7 +1479,6 @@
                                   </w:rPr>
                                   <w:t>հաշվեհամար</w:t>
                                 </w:r>
-                                <w:proofErr w:type="spellEnd"/>
                               </w:p>
                             </w:txbxContent>
                           </wps:txbx>
@@ -1772,34 +1616,14 @@
                                     <w:szCs w:val="16"/>
                                   </w:rPr>
                                 </w:pPr>
-                                <w:proofErr w:type="spellStart"/>
                                 <w:r>
                                   <w:rPr>
                                     <w:rFonts w:ascii="Sylfaen" w:hAnsi="Sylfaen"/>
                                     <w:sz w:val="16"/>
                                     <w:szCs w:val="16"/>
                                   </w:rPr>
-                                  <w:t>Մուտքագրվող</w:t>
+                                  <w:t>Մուտքագրվող հաշվեհամար</w:t>
                                 </w:r>
-                                <w:proofErr w:type="spellEnd"/>
-                                <w:r>
-                                  <w:rPr>
-                                    <w:rFonts w:ascii="Sylfaen" w:hAnsi="Sylfaen"/>
-                                    <w:sz w:val="16"/>
-                                    <w:szCs w:val="16"/>
-                                  </w:rPr>
-                                  <w:t xml:space="preserve"> </w:t>
-                                </w:r>
-                                <w:proofErr w:type="spellStart"/>
-                                <w:r>
-                                  <w:rPr>
-                                    <w:rFonts w:ascii="Sylfaen" w:hAnsi="Sylfaen"/>
-                                    <w:sz w:val="16"/>
-                                    <w:szCs w:val="16"/>
-                                  </w:rPr>
-                                  <w:t>հաշվեհամար</w:t>
-                                </w:r>
-                                <w:proofErr w:type="spellEnd"/>
                               </w:p>
                             </w:txbxContent>
                           </wps:txbx>
@@ -1887,25 +1711,14 @@
                               <w:szCs w:val="16"/>
                             </w:rPr>
                           </w:pPr>
-                          <w:proofErr w:type="spellStart"/>
                           <w:r>
                             <w:rPr>
                               <w:rFonts w:ascii="Sylfaen" w:hAnsi="Sylfaen"/>
                               <w:sz w:val="16"/>
                               <w:szCs w:val="16"/>
                             </w:rPr>
-                            <w:t>Ելքագրվող</w:t>
+                            <w:t xml:space="preserve">Ելքագրվող </w:t>
                           </w:r>
-                          <w:proofErr w:type="spellEnd"/>
-                          <w:r>
-                            <w:rPr>
-                              <w:rFonts w:ascii="Sylfaen" w:hAnsi="Sylfaen"/>
-                              <w:sz w:val="16"/>
-                              <w:szCs w:val="16"/>
-                            </w:rPr>
-                            <w:t xml:space="preserve"> </w:t>
-                          </w:r>
-                          <w:proofErr w:type="spellStart"/>
                           <w:r>
                             <w:rPr>
                               <w:rFonts w:ascii="Sylfaen" w:hAnsi="Sylfaen"/>
@@ -1914,7 +1727,6 @@
                             </w:rPr>
                             <w:t>հաշվեհամար</w:t>
                           </w:r>
-                          <w:proofErr w:type="spellEnd"/>
                         </w:p>
                       </w:txbxContent>
                     </v:textbox>
@@ -1963,34 +1775,14 @@
                               <w:szCs w:val="16"/>
                             </w:rPr>
                           </w:pPr>
-                          <w:proofErr w:type="spellStart"/>
                           <w:r>
                             <w:rPr>
                               <w:rFonts w:ascii="Sylfaen" w:hAnsi="Sylfaen"/>
                               <w:sz w:val="16"/>
                               <w:szCs w:val="16"/>
                             </w:rPr>
-                            <w:t>Մուտքագրվող</w:t>
+                            <w:t>Մուտքագրվող հաշվեհամար</w:t>
                           </w:r>
-                          <w:proofErr w:type="spellEnd"/>
-                          <w:r>
-                            <w:rPr>
-                              <w:rFonts w:ascii="Sylfaen" w:hAnsi="Sylfaen"/>
-                              <w:sz w:val="16"/>
-                              <w:szCs w:val="16"/>
-                            </w:rPr>
-                            <w:t xml:space="preserve"> </w:t>
-                          </w:r>
-                          <w:proofErr w:type="spellStart"/>
-                          <w:r>
-                            <w:rPr>
-                              <w:rFonts w:ascii="Sylfaen" w:hAnsi="Sylfaen"/>
-                              <w:sz w:val="16"/>
-                              <w:szCs w:val="16"/>
-                            </w:rPr>
-                            <w:t>հաշվեհամար</w:t>
-                          </w:r>
-                          <w:proofErr w:type="spellEnd"/>
                         </w:p>
                       </w:txbxContent>
                     </v:textbox>
@@ -2311,7 +2103,6 @@
                                 <w:szCs w:val="15"/>
                               </w:rPr>
                             </w:pPr>
-                            <w:proofErr w:type="spellStart"/>
                             <w:r>
                               <w:rPr>
                                 <w:rFonts w:ascii="Sylfaen" w:hAnsi="Sylfaen"/>
@@ -2320,7 +2111,6 @@
                               </w:rPr>
                               <w:t>գումար</w:t>
                             </w:r>
-                            <w:proofErr w:type="spellEnd"/>
                           </w:p>
                         </w:txbxContent>
                       </wps:txbx>
@@ -2349,7 +2139,6 @@
                           <w:szCs w:val="15"/>
                         </w:rPr>
                       </w:pPr>
-                      <w:proofErr w:type="spellStart"/>
                       <w:r>
                         <w:rPr>
                           <w:rFonts w:ascii="Sylfaen" w:hAnsi="Sylfaen"/>
@@ -2358,7 +2147,6 @@
                         </w:rPr>
                         <w:t>գումար</w:t>
                       </w:r>
-                      <w:proofErr w:type="spellEnd"/>
                     </w:p>
                   </w:txbxContent>
                 </v:textbox>
@@ -2419,34 +2207,14 @@
                                 <w:szCs w:val="15"/>
                               </w:rPr>
                             </w:pPr>
-                            <w:proofErr w:type="spellStart"/>
                             <w:r>
                               <w:rPr>
                                 <w:rFonts w:ascii="Sylfaen" w:hAnsi="Sylfaen"/>
                                 <w:sz w:val="15"/>
                                 <w:szCs w:val="15"/>
                               </w:rPr>
-                              <w:t>գումարը</w:t>
+                              <w:t>գումարը բառերով</w:t>
                             </w:r>
-                            <w:proofErr w:type="spellEnd"/>
-                            <w:r>
-                              <w:rPr>
-                                <w:rFonts w:ascii="Sylfaen" w:hAnsi="Sylfaen"/>
-                                <w:sz w:val="15"/>
-                                <w:szCs w:val="15"/>
-                              </w:rPr>
-                              <w:t xml:space="preserve"> </w:t>
-                            </w:r>
-                            <w:proofErr w:type="spellStart"/>
-                            <w:r>
-                              <w:rPr>
-                                <w:rFonts w:ascii="Sylfaen" w:hAnsi="Sylfaen"/>
-                                <w:sz w:val="15"/>
-                                <w:szCs w:val="15"/>
-                              </w:rPr>
-                              <w:t>բառերով</w:t>
-                            </w:r>
-                            <w:proofErr w:type="spellEnd"/>
                           </w:p>
                         </w:txbxContent>
                       </wps:txbx>
@@ -2475,34 +2243,14 @@
                           <w:szCs w:val="15"/>
                         </w:rPr>
                       </w:pPr>
-                      <w:proofErr w:type="spellStart"/>
                       <w:r>
                         <w:rPr>
                           <w:rFonts w:ascii="Sylfaen" w:hAnsi="Sylfaen"/>
                           <w:sz w:val="15"/>
                           <w:szCs w:val="15"/>
                         </w:rPr>
-                        <w:t>գումարը</w:t>
+                        <w:t>գումարը բառերով</w:t>
                       </w:r>
-                      <w:proofErr w:type="spellEnd"/>
-                      <w:r>
-                        <w:rPr>
-                          <w:rFonts w:ascii="Sylfaen" w:hAnsi="Sylfaen"/>
-                          <w:sz w:val="15"/>
-                          <w:szCs w:val="15"/>
-                        </w:rPr>
-                        <w:t xml:space="preserve"> </w:t>
-                      </w:r>
-                      <w:proofErr w:type="spellStart"/>
-                      <w:r>
-                        <w:rPr>
-                          <w:rFonts w:ascii="Sylfaen" w:hAnsi="Sylfaen"/>
-                          <w:sz w:val="15"/>
-                          <w:szCs w:val="15"/>
-                        </w:rPr>
-                        <w:t>բառերով</w:t>
-                      </w:r>
-                      <w:proofErr w:type="spellEnd"/>
                     </w:p>
                   </w:txbxContent>
                 </v:textbox>
@@ -2569,7 +2317,7 @@
               </wp:anchor>
             </w:drawing>
           </mc:Choice>
-          <mc:Fallback xmlns:w16sdtfl="http://schemas.microsoft.com/office/word/2024/wordml/sdtformatlock" xmlns:w16du="http://schemas.microsoft.com/office/word/2023/wordml/word16du">
+          <mc:Fallback xmlns:w16du="http://schemas.microsoft.com/office/word/2023/wordml/word16du" xmlns:w16sdtfl="http://schemas.microsoft.com/office/word/2024/wordml/sdtformatlock">
             <w:pict>
               <v:line w14:anchorId="195C715A" id="Straight Connector 1" o:spid="_x0000_s1026" style="position:absolute;flip:x;z-index:251746816;visibility:visible;mso-wrap-style:square;mso-wrap-distance-left:9pt;mso-wrap-distance-top:0;mso-wrap-distance-right:9pt;mso-wrap-distance-bottom:0;mso-position-horizontal:absolute;mso-position-horizontal-relative:text;mso-position-vertical:absolute;mso-position-vertical-relative:text" from="-62.65pt,-40.1pt" to="-60.15pt,164.95pt" o:gfxdata="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" strokecolor="black [3200]" strokeweight=".5pt">
                 <v:shadow on="t" color="black" opacity="24903f" origin=",.5" offset="0,.55556mm"/>
@@ -2636,7 +2384,7 @@
               </wp:anchor>
             </w:drawing>
           </mc:Choice>
-          <mc:Fallback xmlns:w16sdtfl="http://schemas.microsoft.com/office/word/2024/wordml/sdtformatlock" xmlns:w16du="http://schemas.microsoft.com/office/word/2023/wordml/word16du">
+          <mc:Fallback xmlns:w16du="http://schemas.microsoft.com/office/word/2023/wordml/word16du" xmlns:w16sdtfl="http://schemas.microsoft.com/office/word/2024/wordml/sdtformatlock">
             <w:pict>
               <v:line w14:anchorId="3AD5B11D" id="Straight Connector 1" o:spid="_x0000_s1026" style="position:absolute;z-index:251747840;visibility:visible;mso-wrap-style:square;mso-wrap-distance-left:9pt;mso-wrap-distance-top:0;mso-wrap-distance-right:9pt;mso-wrap-distance-bottom:0;mso-position-horizontal:absolute;mso-position-horizontal-relative:text;mso-position-vertical:absolute;mso-position-vertical-relative:text" from="483.4pt,-41.25pt" to="483.65pt,165pt" o:gfxdata="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" strokecolor="black [3200]" strokeweight=".5pt">
                 <v:shadow on="t" color="black" opacity="24903f" origin=",.5" offset="0,.55556mm"/>
@@ -2703,7 +2451,7 @@
               </wp:anchor>
             </w:drawing>
           </mc:Choice>
-          <mc:Fallback xmlns:w16sdtfl="http://schemas.microsoft.com/office/word/2024/wordml/sdtformatlock" xmlns:w16du="http://schemas.microsoft.com/office/word/2023/wordml/word16du">
+          <mc:Fallback xmlns:w16du="http://schemas.microsoft.com/office/word/2023/wordml/word16du" xmlns:w16sdtfl="http://schemas.microsoft.com/office/word/2024/wordml/sdtformatlock">
             <w:pict>
               <v:line w14:anchorId="08A20EB7" id="Straight Connector 1" o:spid="_x0000_s1026" style="position:absolute;flip:x;z-index:251748864;visibility:visible;mso-wrap-style:square;mso-wrap-distance-left:9pt;mso-wrap-distance-top:0;mso-wrap-distance-right:9pt;mso-wrap-distance-bottom:0;mso-position-horizontal:absolute;mso-position-horizontal-relative:text;mso-position-vertical:absolute;mso-position-vertical-relative:text" from="-63.1pt,164.95pt" to="483.15pt,164.95pt" o:gfxdata="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" strokecolor="black [3200]" strokeweight=".5pt">
                 <v:shadow on="t" color="black" opacity="24903f" origin=",.5" offset="0,.55556mm"/>
@@ -2770,7 +2518,7 @@
               </wp:anchor>
             </w:drawing>
           </mc:Choice>
-          <mc:Fallback xmlns:w16sdtfl="http://schemas.microsoft.com/office/word/2024/wordml/sdtformatlock" xmlns:w16du="http://schemas.microsoft.com/office/word/2023/wordml/word16du">
+          <mc:Fallback xmlns:w16du="http://schemas.microsoft.com/office/word/2023/wordml/word16du" xmlns:w16sdtfl="http://schemas.microsoft.com/office/word/2024/wordml/sdtformatlock">
             <w:pict>
               <v:line w14:anchorId="1A29E772" id="Straight Connector 1" o:spid="_x0000_s1026" style="position:absolute;flip:x;z-index:251749888;visibility:visible;mso-wrap-style:square;mso-wrap-distance-left:9pt;mso-wrap-distance-top:0;mso-wrap-distance-right:9pt;mso-wrap-distance-bottom:0;mso-position-horizontal:absolute;mso-position-horizontal-relative:text;mso-position-vertical:absolute;mso-position-vertical-relative:text" from="-60.2pt,-40.1pt" to="111.85pt,-40.1pt" o:gfxdata="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" strokecolor="black [3200]" strokeweight=".5pt">
                 <v:shadow on="t" color="black" opacity="24903f" origin=",.5" offset="0,.55556mm"/>
@@ -2837,7 +2585,7 @@
               </wp:anchor>
             </w:drawing>
           </mc:Choice>
-          <mc:Fallback xmlns:w16sdtfl="http://schemas.microsoft.com/office/word/2024/wordml/sdtformatlock" xmlns:w16du="http://schemas.microsoft.com/office/word/2023/wordml/word16du">
+          <mc:Fallback xmlns:w16du="http://schemas.microsoft.com/office/word/2023/wordml/word16du" xmlns:w16sdtfl="http://schemas.microsoft.com/office/word/2024/wordml/sdtformatlock">
             <w:pict>
               <v:line w14:anchorId="01147BE1" id="Straight Connector 1" o:spid="_x0000_s1026" style="position:absolute;flip:x;z-index:251750912;visibility:visible;mso-wrap-style:square;mso-wrap-distance-left:9pt;mso-wrap-distance-top:0;mso-wrap-distance-right:9pt;mso-wrap-distance-bottom:0;mso-position-horizontal:absolute;mso-position-horizontal-relative:text;mso-position-vertical:absolute;mso-position-vertical-relative:text" from="318.5pt,-41.85pt" to="484.9pt,-41.35pt" o:gfxdata="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" strokecolor="black [3200]" strokeweight=".5pt">
                 <v:shadow on="t" color="black" opacity="24903f" origin=",.5" offset="0,.55556mm"/>
@@ -3266,23 +3014,13 @@
                                 <w:szCs w:val="18"/>
                               </w:rPr>
                             </w:pPr>
-                            <w:proofErr w:type="spellStart"/>
                             <w:r>
                               <w:rPr>
                                 <w:rFonts w:ascii="Sylfaen" w:hAnsi="Sylfaen"/>
                                 <w:sz w:val="18"/>
                                 <w:szCs w:val="18"/>
                               </w:rPr>
-                              <w:t>Ամսաթիվ</w:t>
-                            </w:r>
-                            <w:proofErr w:type="spellEnd"/>
-                            <w:r>
-                              <w:rPr>
-                                <w:rFonts w:ascii="Sylfaen" w:hAnsi="Sylfaen"/>
-                                <w:sz w:val="18"/>
-                                <w:szCs w:val="18"/>
-                              </w:rPr>
-                              <w:t xml:space="preserve">՝ </w:t>
+                              <w:t xml:space="preserve">Ամսաթիվ՝ </w:t>
                             </w:r>
                             <w:r>
                               <w:rPr>
@@ -3322,23 +3060,13 @@
                           <w:szCs w:val="18"/>
                         </w:rPr>
                       </w:pPr>
-                      <w:proofErr w:type="spellStart"/>
                       <w:r>
                         <w:rPr>
                           <w:rFonts w:ascii="Sylfaen" w:hAnsi="Sylfaen"/>
                           <w:sz w:val="18"/>
                           <w:szCs w:val="18"/>
                         </w:rPr>
-                        <w:t>Ամսաթիվ</w:t>
-                      </w:r>
-                      <w:proofErr w:type="spellEnd"/>
-                      <w:r>
-                        <w:rPr>
-                          <w:rFonts w:ascii="Sylfaen" w:hAnsi="Sylfaen"/>
-                          <w:sz w:val="18"/>
-                          <w:szCs w:val="18"/>
-                        </w:rPr>
-                        <w:t xml:space="preserve">՝ </w:t>
+                        <w:t xml:space="preserve">Ամսաթիվ՝ </w:t>
                       </w:r>
                       <w:r>
                         <w:rPr>
@@ -3581,25 +3309,7 @@
                                 <w:sz w:val="16"/>
                                 <w:szCs w:val="16"/>
                               </w:rPr>
-                              <w:t>${</w:t>
-                            </w:r>
-                            <w:proofErr w:type="spellStart"/>
-                            <w:r>
-                              <w:rPr>
-                                <w:rFonts w:ascii="Sylfaen" w:hAnsi="Sylfaen"/>
-                                <w:sz w:val="16"/>
-                                <w:szCs w:val="16"/>
-                              </w:rPr>
-                              <w:t>amount_text</w:t>
-                            </w:r>
-                            <w:proofErr w:type="spellEnd"/>
-                            <w:r>
-                              <w:rPr>
-                                <w:rFonts w:ascii="Sylfaen" w:hAnsi="Sylfaen"/>
-                                <w:sz w:val="16"/>
-                                <w:szCs w:val="16"/>
-                              </w:rPr>
-                              <w:t>}</w:t>
+                              <w:t>${amount_text}</w:t>
                             </w:r>
                             <w:r>
                               <w:rPr>
@@ -3648,25 +3358,7 @@
                           <w:sz w:val="16"/>
                           <w:szCs w:val="16"/>
                         </w:rPr>
-                        <w:t>${</w:t>
-                      </w:r>
-                      <w:proofErr w:type="spellStart"/>
-                      <w:r>
-                        <w:rPr>
-                          <w:rFonts w:ascii="Sylfaen" w:hAnsi="Sylfaen"/>
-                          <w:sz w:val="16"/>
-                          <w:szCs w:val="16"/>
-                        </w:rPr>
-                        <w:t>amount_text</w:t>
-                      </w:r>
-                      <w:proofErr w:type="spellEnd"/>
-                      <w:r>
-                        <w:rPr>
-                          <w:rFonts w:ascii="Sylfaen" w:hAnsi="Sylfaen"/>
-                          <w:sz w:val="16"/>
-                          <w:szCs w:val="16"/>
-                        </w:rPr>
-                        <w:t>}</w:t>
+                        <w:t>${amount_text}</w:t>
                       </w:r>
                       <w:r>
                         <w:rPr>
@@ -3749,18 +3441,8 @@
                                 <w:sz w:val="16"/>
                                 <w:szCs w:val="16"/>
                               </w:rPr>
-                              <w:t xml:space="preserve">ՀՀ </w:t>
+                              <w:t>ՀՀ դրամ</w:t>
                             </w:r>
-                            <w:proofErr w:type="spellStart"/>
-                            <w:r>
-                              <w:rPr>
-                                <w:rFonts w:ascii="Sylfaen" w:hAnsi="Sylfaen"/>
-                                <w:sz w:val="16"/>
-                                <w:szCs w:val="16"/>
-                              </w:rPr>
-                              <w:t>դրամ</w:t>
-                            </w:r>
-                            <w:proofErr w:type="spellEnd"/>
                           </w:p>
                         </w:txbxContent>
                       </wps:txbx>
@@ -3806,18 +3488,8 @@
                           <w:sz w:val="16"/>
                           <w:szCs w:val="16"/>
                         </w:rPr>
-                        <w:t xml:space="preserve">ՀՀ </w:t>
+                        <w:t>ՀՀ դրամ</w:t>
                       </w:r>
-                      <w:proofErr w:type="spellStart"/>
-                      <w:r>
-                        <w:rPr>
-                          <w:rFonts w:ascii="Sylfaen" w:hAnsi="Sylfaen"/>
-                          <w:sz w:val="16"/>
-                          <w:szCs w:val="16"/>
-                        </w:rPr>
-                        <w:t>դրամ</w:t>
-                      </w:r>
-                      <w:proofErr w:type="spellEnd"/>
                     </w:p>
                   </w:txbxContent>
                 </v:textbox>
@@ -3890,18 +3562,8 @@
                                 <w:sz w:val="16"/>
                                 <w:szCs w:val="16"/>
                               </w:rPr>
-                              <w:t xml:space="preserve">ՀՀ </w:t>
+                              <w:t>ՀՀ դրամ</w:t>
                             </w:r>
-                            <w:proofErr w:type="spellStart"/>
-                            <w:r>
-                              <w:rPr>
-                                <w:rFonts w:ascii="Sylfaen" w:hAnsi="Sylfaen"/>
-                                <w:sz w:val="16"/>
-                                <w:szCs w:val="16"/>
-                              </w:rPr>
-                              <w:t>դրամ</w:t>
-                            </w:r>
-                            <w:proofErr w:type="spellEnd"/>
                           </w:p>
                         </w:txbxContent>
                       </wps:txbx>
@@ -3944,18 +3606,8 @@
                           <w:sz w:val="16"/>
                           <w:szCs w:val="16"/>
                         </w:rPr>
-                        <w:t xml:space="preserve">ՀՀ </w:t>
+                        <w:t>ՀՀ դրամ</w:t>
                       </w:r>
-                      <w:proofErr w:type="spellStart"/>
-                      <w:r>
-                        <w:rPr>
-                          <w:rFonts w:ascii="Sylfaen" w:hAnsi="Sylfaen"/>
-                          <w:sz w:val="16"/>
-                          <w:szCs w:val="16"/>
-                        </w:rPr>
-                        <w:t>դրամ</w:t>
-                      </w:r>
-                      <w:proofErr w:type="spellEnd"/>
                     </w:p>
                   </w:txbxContent>
                 </v:textbox>
@@ -4021,25 +3673,7 @@
                                 <w:sz w:val="16"/>
                                 <w:szCs w:val="16"/>
                               </w:rPr>
-                              <w:t>${</w:t>
-                            </w:r>
-                            <w:proofErr w:type="spellStart"/>
-                            <w:r>
-                              <w:rPr>
-                                <w:rFonts w:ascii="Sylfaen" w:hAnsi="Sylfaen"/>
-                                <w:sz w:val="16"/>
-                                <w:szCs w:val="16"/>
-                              </w:rPr>
-                              <w:t>amount_text</w:t>
-                            </w:r>
-                            <w:proofErr w:type="spellEnd"/>
-                            <w:r>
-                              <w:rPr>
-                                <w:rFonts w:ascii="Sylfaen" w:hAnsi="Sylfaen"/>
-                                <w:sz w:val="16"/>
-                                <w:szCs w:val="16"/>
-                              </w:rPr>
-                              <w:t>}</w:t>
+                              <w:t>${amount_text}</w:t>
                             </w:r>
                             <w:r>
                               <w:rPr>
@@ -4093,25 +3727,7 @@
                           <w:sz w:val="16"/>
                           <w:szCs w:val="16"/>
                         </w:rPr>
-                        <w:t>${</w:t>
-                      </w:r>
-                      <w:proofErr w:type="spellStart"/>
-                      <w:r>
-                        <w:rPr>
-                          <w:rFonts w:ascii="Sylfaen" w:hAnsi="Sylfaen"/>
-                          <w:sz w:val="16"/>
-                          <w:szCs w:val="16"/>
-                        </w:rPr>
-                        <w:t>amount_text</w:t>
-                      </w:r>
-                      <w:proofErr w:type="spellEnd"/>
-                      <w:r>
-                        <w:rPr>
-                          <w:rFonts w:ascii="Sylfaen" w:hAnsi="Sylfaen"/>
-                          <w:sz w:val="16"/>
-                          <w:szCs w:val="16"/>
-                        </w:rPr>
-                        <w:t>}</w:t>
+                        <w:t>${amount_text}</w:t>
                       </w:r>
                       <w:r>
                         <w:rPr>
@@ -4193,23 +3809,13 @@
         </w:rPr>
         <w:br/>
       </w:r>
-      <w:proofErr w:type="spellStart"/>
       <w:r>
         <w:rPr>
           <w:rFonts w:ascii="Sylfaen" w:hAnsi="Sylfaen"/>
           <w:sz w:val="20"/>
           <w:szCs w:val="20"/>
         </w:rPr>
-        <w:t>Պայմանագրի</w:t>
-      </w:r>
-      <w:proofErr w:type="spellEnd"/>
-      <w:r>
-        <w:rPr>
-          <w:rFonts w:ascii="Sylfaen" w:hAnsi="Sylfaen"/>
-          <w:sz w:val="20"/>
-          <w:szCs w:val="20"/>
-        </w:rPr>
-        <w:t xml:space="preserve"> N </w:t>
+        <w:t xml:space="preserve">Պայմանագրի N </w:t>
       </w:r>
       <w:r>
         <w:rPr>
@@ -4230,7 +3836,6 @@
         </w:rPr>
         <w:t>${</w:t>
       </w:r>
-      <w:proofErr w:type="spellStart"/>
       <w:r>
         <w:rPr>
           <w:rFonts w:ascii="Sylfaen" w:eastAsia="Times New Roman" w:hAnsi="Sylfaen" w:cs="Times New Roman"/>
@@ -4243,7 +3848,6 @@
         </w:rPr>
         <w:t>num</w:t>
       </w:r>
-      <w:proofErr w:type="spellEnd"/>
       <w:r>
         <w:rPr>
           <w:rFonts w:ascii="Sylfaen" w:eastAsia="Times New Roman" w:hAnsi="Sylfaen" w:cs="Times New Roman"/>
@@ -4264,23 +3868,13 @@
         </w:rPr>
         <w:br/>
       </w:r>
-      <w:proofErr w:type="spellStart"/>
       <w:r>
         <w:rPr>
           <w:rFonts w:ascii="Sylfaen" w:hAnsi="Sylfaen"/>
           <w:sz w:val="20"/>
           <w:szCs w:val="20"/>
         </w:rPr>
-        <w:t>Նպատակ</w:t>
-      </w:r>
-      <w:proofErr w:type="spellEnd"/>
-      <w:r>
-        <w:rPr>
-          <w:rFonts w:ascii="Sylfaen" w:hAnsi="Sylfaen"/>
-          <w:sz w:val="20"/>
-          <w:szCs w:val="20"/>
-        </w:rPr>
-        <w:t xml:space="preserve"> </w:t>
+        <w:t xml:space="preserve">Նպատակ </w:t>
       </w:r>
       <w:r>
         <w:rPr>
@@ -4289,7 +3883,6 @@
         <w:br/>
         <w:t xml:space="preserve">  </w:t>
       </w:r>
-      <w:proofErr w:type="spellStart"/>
       <w:r>
         <w:rPr>
           <w:rFonts w:ascii="Sylfaen" w:hAnsi="Sylfaen"/>
@@ -4298,62 +3891,7 @@
           <w:i/>
           <w:iCs/>
         </w:rPr>
-        <w:t>Վարկային</w:t>
-      </w:r>
-      <w:proofErr w:type="spellEnd"/>
-      <w:r>
-        <w:rPr>
-          <w:rFonts w:ascii="Sylfaen" w:hAnsi="Sylfaen"/>
-          <w:b/>
-          <w:bCs/>
-          <w:i/>
-          <w:iCs/>
-        </w:rPr>
-        <w:t xml:space="preserve"> </w:t>
-      </w:r>
-      <w:proofErr w:type="spellStart"/>
-      <w:r>
-        <w:rPr>
-          <w:rFonts w:ascii="Sylfaen" w:hAnsi="Sylfaen"/>
-          <w:b/>
-          <w:bCs/>
-          <w:i/>
-          <w:iCs/>
-        </w:rPr>
-        <w:t>պայմանագրի</w:t>
-      </w:r>
-      <w:proofErr w:type="spellEnd"/>
-      <w:r>
-        <w:rPr>
-          <w:rFonts w:ascii="Sylfaen" w:hAnsi="Sylfaen"/>
-          <w:b/>
-          <w:bCs/>
-          <w:i/>
-          <w:iCs/>
-        </w:rPr>
-        <w:t xml:space="preserve"> </w:t>
-      </w:r>
-      <w:proofErr w:type="spellStart"/>
-      <w:r>
-        <w:rPr>
-          <w:rFonts w:ascii="Sylfaen" w:hAnsi="Sylfaen"/>
-          <w:b/>
-          <w:bCs/>
-          <w:i/>
-          <w:iCs/>
-        </w:rPr>
-        <w:t>կնքում</w:t>
-      </w:r>
-      <w:proofErr w:type="spellEnd"/>
-      <w:r>
-        <w:rPr>
-          <w:rFonts w:ascii="Sylfaen" w:hAnsi="Sylfaen"/>
-          <w:b/>
-          <w:bCs/>
-          <w:i/>
-          <w:iCs/>
-        </w:rPr>
-        <w:t xml:space="preserve"> </w:t>
+        <w:t xml:space="preserve">Վարկային պայմանագրի կնքում </w:t>
       </w:r>
       <w:r>
         <w:rPr>
@@ -4371,7 +3909,6 @@
         </w:rPr>
         <w:br/>
       </w:r>
-      <w:proofErr w:type="spellStart"/>
       <w:r>
         <w:rPr>
           <w:rFonts w:ascii="Sylfaen" w:hAnsi="Sylfaen"/>
@@ -4380,7 +3917,6 @@
         </w:rPr>
         <w:t>Հիմք</w:t>
       </w:r>
-      <w:proofErr w:type="spellEnd"/>
       <w:r>
         <w:rPr>
           <w:rFonts w:ascii="Sylfaen" w:hAnsi="Sylfaen"/>
@@ -4408,157 +3944,7 @@
           <w:iCs/>
           <w:lang w:val="hy-AM"/>
         </w:rPr>
-        <w:t>cl</w:t>
-      </w:r>
-      <w:r>
-        <w:rPr>
-          <w:rFonts w:ascii="Sylfaen" w:hAnsi="Sylfaen"/>
-          <w:b/>
-          <w:bCs/>
-          <w:i/>
-          <w:iCs/>
-          <w:lang w:val="hy-AM"/>
-        </w:rPr>
-        <w:t>_</w:t>
-      </w:r>
-      <w:r>
-        <w:rPr>
-          <w:rFonts w:ascii="Sylfaen" w:hAnsi="Sylfaen"/>
-          <w:b/>
-          <w:bCs/>
-          <w:i/>
-          <w:iCs/>
-          <w:lang w:val="hy-AM"/>
-        </w:rPr>
-        <w:t>pass</w:t>
-      </w:r>
-      <w:r>
-        <w:rPr>
-          <w:rFonts w:ascii="Sylfaen" w:hAnsi="Sylfaen"/>
-          <w:b/>
-          <w:bCs/>
-          <w:i/>
-          <w:iCs/>
-          <w:lang w:val="hy-AM"/>
-        </w:rPr>
-        <w:t>}</w:t>
-      </w:r>
-      <w:r>
-        <w:rPr>
-          <w:rFonts w:ascii="Sylfaen" w:hAnsi="Sylfaen"/>
-          <w:b/>
-          <w:bCs/>
-          <w:i/>
-          <w:iCs/>
-        </w:rPr>
-        <w:t xml:space="preserve">, </w:t>
-      </w:r>
-      <w:proofErr w:type="spellStart"/>
-      <w:r>
-        <w:rPr>
-          <w:rFonts w:ascii="Sylfaen" w:hAnsi="Sylfaen"/>
-          <w:b/>
-          <w:bCs/>
-          <w:i/>
-          <w:iCs/>
-        </w:rPr>
-        <w:t>տրվ</w:t>
-      </w:r>
-      <w:proofErr w:type="spellEnd"/>
-      <w:r>
-        <w:rPr>
-          <w:rFonts w:ascii="Sylfaen" w:hAnsi="Sylfaen"/>
-          <w:b/>
-          <w:bCs/>
-          <w:i/>
-          <w:iCs/>
-        </w:rPr>
-        <w:t xml:space="preserve">. </w:t>
-      </w:r>
-      <w:r>
-        <w:rPr>
-          <w:rFonts w:ascii="Sylfaen" w:hAnsi="Sylfaen"/>
-          <w:b/>
-          <w:bCs/>
-          <w:i/>
-          <w:iCs/>
-          <w:lang w:val="hy-AM"/>
-        </w:rPr>
-        <w:t>${</w:t>
-      </w:r>
-      <w:r>
-        <w:rPr>
-          <w:rFonts w:ascii="Sylfaen" w:hAnsi="Sylfaen"/>
-          <w:b/>
-          <w:bCs/>
-          <w:i/>
-          <w:iCs/>
-          <w:lang w:val="hy-AM"/>
-        </w:rPr>
-        <w:t>cl_val</w:t>
-      </w:r>
-      <w:r>
-        <w:rPr>
-          <w:rFonts w:ascii="Sylfaen" w:hAnsi="Sylfaen"/>
-          <w:b/>
-          <w:bCs/>
-          <w:i/>
-          <w:iCs/>
-          <w:lang w:val="hy-AM"/>
-        </w:rPr>
-        <w:t>}</w:t>
-      </w:r>
-      <w:r>
-        <w:rPr>
-          <w:rFonts w:ascii="Sylfaen" w:hAnsi="Sylfaen"/>
-          <w:b/>
-          <w:bCs/>
-          <w:i/>
-          <w:iCs/>
-        </w:rPr>
-        <w:t xml:space="preserve">, </w:t>
-      </w:r>
-      <w:r>
-        <w:rPr>
-          <w:rFonts w:ascii="Sylfaen" w:hAnsi="Sylfaen"/>
-          <w:b/>
-          <w:bCs/>
-          <w:i/>
-          <w:iCs/>
-        </w:rPr>
-        <w:t>${</w:t>
-      </w:r>
-      <w:proofErr w:type="spellStart"/>
-      <w:r>
-        <w:rPr>
-          <w:rFonts w:ascii="Sylfaen" w:hAnsi="Sylfaen"/>
-          <w:b/>
-          <w:bCs/>
-          <w:i/>
-          <w:iCs/>
-        </w:rPr>
-        <w:t>cl</w:t>
-      </w:r>
-      <w:r>
-        <w:rPr>
-          <w:rFonts w:ascii="Sylfaen" w:hAnsi="Sylfaen"/>
-          <w:b/>
-          <w:bCs/>
-          <w:i/>
-          <w:iCs/>
-        </w:rPr>
-        <w:t>_iss</w:t>
-      </w:r>
-      <w:proofErr w:type="spellEnd"/>
-      <w:r>
-        <w:rPr>
-          <w:rFonts w:ascii="Sylfaen" w:hAnsi="Sylfaen"/>
-          <w:b/>
-          <w:bCs/>
-          <w:i/>
-          <w:iCs/>
-        </w:rPr>
-        <w:t>}</w:t>
+        <w:t>basis}</w:t>
       </w:r>
       <w:r>
         <w:rPr>
@@ -4575,60 +3961,16 @@
           <w:szCs w:val="20"/>
         </w:rPr>
         <w:br/>
+        <w:t xml:space="preserve">Կատարող՝ </w:t>
       </w:r>
-      <w:proofErr w:type="spellStart"/>
       <w:r>
         <w:rPr>
           <w:rFonts w:ascii="Sylfaen" w:hAnsi="Sylfaen"/>
           <w:sz w:val="20"/>
           <w:szCs w:val="20"/>
+          <w:lang w:val="hy-AM"/>
         </w:rPr>
-        <w:t>Կատարող</w:t>
-      </w:r>
-      <w:proofErr w:type="spellEnd"/>
-      <w:r>
-        <w:rPr>
-          <w:rFonts w:ascii="Sylfaen" w:hAnsi="Sylfaen"/>
-          <w:sz w:val="20"/>
-          <w:szCs w:val="20"/>
-        </w:rPr>
-        <w:t xml:space="preserve">՝ </w:t>
-      </w:r>
-      <w:proofErr w:type="spellStart"/>
-      <w:r>
-        <w:rPr>
-          <w:rFonts w:ascii="Sylfaen" w:hAnsi="Sylfaen"/>
-          <w:sz w:val="20"/>
-          <w:szCs w:val="20"/>
-        </w:rPr>
-        <w:t>Սոնա</w:t>
-      </w:r>
-      <w:proofErr w:type="spellEnd"/>
-      <w:r>
-        <w:rPr>
-          <w:rFonts w:ascii="Sylfaen" w:hAnsi="Sylfaen"/>
-          <w:sz w:val="20"/>
-          <w:szCs w:val="20"/>
-        </w:rPr>
-        <w:t xml:space="preserve"> </w:t>
-      </w:r>
-      <w:proofErr w:type="spellStart"/>
-      <w:r>
-        <w:rPr>
-          <w:rFonts w:ascii="Sylfaen" w:hAnsi="Sylfaen"/>
-          <w:sz w:val="20"/>
-          <w:szCs w:val="20"/>
-        </w:rPr>
-        <w:t>Մինասյան</w:t>
-      </w:r>
-      <w:proofErr w:type="spellEnd"/>
-      <w:r>
-        <w:rPr>
-          <w:rFonts w:ascii="Sylfaen" w:hAnsi="Sylfaen"/>
-          <w:sz w:val="20"/>
-          <w:szCs w:val="20"/>
-        </w:rPr>
-        <w:t xml:space="preserve">                         </w:t>
+        <w:t>${executor}</w:t>
       </w:r>
       <w:r>
         <w:rPr>
@@ -4733,23 +4075,13 @@
         </w:rPr>
         <w:br/>
       </w:r>
-      <w:proofErr w:type="spellStart"/>
       <w:r>
         <w:rPr>
           <w:rFonts w:ascii="Sylfaen" w:hAnsi="Sylfaen"/>
           <w:sz w:val="20"/>
           <w:szCs w:val="20"/>
         </w:rPr>
-        <w:t>Պայմանագրի</w:t>
-      </w:r>
-      <w:proofErr w:type="spellEnd"/>
-      <w:r>
-        <w:rPr>
-          <w:rFonts w:ascii="Sylfaen" w:hAnsi="Sylfaen"/>
-          <w:sz w:val="20"/>
-          <w:szCs w:val="20"/>
-        </w:rPr>
-        <w:t xml:space="preserve"> N </w:t>
+        <w:t xml:space="preserve">Պայմանագրի N </w:t>
       </w:r>
       <w:r>
         <w:rPr>
@@ -4779,33 +4111,7 @@
           <w:color w:val="000000" w:themeColor="text1"/>
           <w:lang w:val="en-GB"/>
         </w:rPr>
-        <w:t>${</w:t>
-      </w:r>
-      <w:proofErr w:type="spellStart"/>
-      <w:r>
-        <w:rPr>
-          <w:rFonts w:ascii="Sylfaen" w:eastAsia="Times New Roman" w:hAnsi="Sylfaen" w:cs="Times New Roman"/>
-          <w:b/>
-          <w:bCs/>
-          <w:i/>
-          <w:iCs/>
-          <w:color w:val="000000" w:themeColor="text1"/>
-          <w:lang w:val="en-GB"/>
-        </w:rPr>
-        <w:t>num</w:t>
-      </w:r>
-      <w:proofErr w:type="spellEnd"/>
-      <w:r>
-        <w:rPr>
-          <w:rFonts w:ascii="Sylfaen" w:eastAsia="Times New Roman" w:hAnsi="Sylfaen" w:cs="Times New Roman"/>
-          <w:b/>
-          <w:bCs/>
-          <w:i/>
-          <w:iCs/>
-          <w:color w:val="000000" w:themeColor="text1"/>
-          <w:lang w:val="en-GB"/>
-        </w:rPr>
-        <w:t>}</w:t>
+        <w:t>${num}</w:t>
       </w:r>
       <w:r>
         <w:rPr>
@@ -4815,23 +4121,13 @@
         </w:rPr>
         <w:br/>
       </w:r>
-      <w:proofErr w:type="spellStart"/>
       <w:r>
         <w:rPr>
           <w:rFonts w:ascii="Sylfaen" w:hAnsi="Sylfaen"/>
           <w:sz w:val="20"/>
           <w:szCs w:val="20"/>
         </w:rPr>
-        <w:t>Նպատակ</w:t>
-      </w:r>
-      <w:proofErr w:type="spellEnd"/>
-      <w:r>
-        <w:rPr>
-          <w:rFonts w:ascii="Sylfaen" w:hAnsi="Sylfaen"/>
-          <w:sz w:val="20"/>
-          <w:szCs w:val="20"/>
-        </w:rPr>
-        <w:t xml:space="preserve"> </w:t>
+        <w:t xml:space="preserve">Նպատակ </w:t>
       </w:r>
       <w:r>
         <w:rPr>
@@ -4840,7 +4136,6 @@
         <w:br/>
         <w:t xml:space="preserve">  </w:t>
       </w:r>
-      <w:proofErr w:type="spellStart"/>
       <w:r>
         <w:rPr>
           <w:rFonts w:ascii="Sylfaen" w:hAnsi="Sylfaen"/>
@@ -4849,62 +4144,7 @@
           <w:i/>
           <w:iCs/>
         </w:rPr>
-        <w:t>Վարկային</w:t>
-      </w:r>
-      <w:proofErr w:type="spellEnd"/>
-      <w:r>
-        <w:rPr>
-          <w:rFonts w:ascii="Sylfaen" w:hAnsi="Sylfaen"/>
-          <w:b/>
-          <w:bCs/>
-          <w:i/>
-          <w:iCs/>
-        </w:rPr>
-        <w:t xml:space="preserve"> </w:t>
-      </w:r>
-      <w:proofErr w:type="spellStart"/>
-      <w:r>
-        <w:rPr>
-          <w:rFonts w:ascii="Sylfaen" w:hAnsi="Sylfaen"/>
-          <w:b/>
-          <w:bCs/>
-          <w:i/>
-          <w:iCs/>
-        </w:rPr>
-        <w:t>պայմանագրի</w:t>
-      </w:r>
-      <w:proofErr w:type="spellEnd"/>
-      <w:r>
-        <w:rPr>
-          <w:rFonts w:ascii="Sylfaen" w:hAnsi="Sylfaen"/>
-          <w:b/>
-          <w:bCs/>
-          <w:i/>
-          <w:iCs/>
-        </w:rPr>
-        <w:t xml:space="preserve"> </w:t>
-      </w:r>
-      <w:proofErr w:type="spellStart"/>
-      <w:r>
-        <w:rPr>
-          <w:rFonts w:ascii="Sylfaen" w:hAnsi="Sylfaen"/>
-          <w:b/>
-          <w:bCs/>
-          <w:i/>
-          <w:iCs/>
-        </w:rPr>
-        <w:t>կնքում</w:t>
-      </w:r>
-      <w:proofErr w:type="spellEnd"/>
-      <w:r>
-        <w:rPr>
-          <w:rFonts w:ascii="Sylfaen" w:hAnsi="Sylfaen"/>
-          <w:b/>
-          <w:bCs/>
-          <w:i/>
-          <w:iCs/>
-        </w:rPr>
-        <w:t xml:space="preserve"> </w:t>
+        <w:t xml:space="preserve">Վարկային պայմանագրի կնքում </w:t>
       </w:r>
       <w:r>
         <w:rPr>
@@ -4922,7 +4162,6 @@
         </w:rPr>
         <w:br/>
       </w:r>
-      <w:proofErr w:type="spellStart"/>
       <w:r>
         <w:rPr>
           <w:rFonts w:ascii="Sylfaen" w:hAnsi="Sylfaen"/>
@@ -4931,7 +4170,6 @@
         </w:rPr>
         <w:t>Հիմք</w:t>
       </w:r>
-      <w:proofErr w:type="spellEnd"/>
       <w:r>
         <w:rPr>
           <w:rFonts w:ascii="Sylfaen" w:hAnsi="Sylfaen"/>
@@ -4953,39 +4191,7 @@
           <w:iCs/>
           <w:lang w:val="hy-AM"/>
         </w:rPr>
-        <w:t>${cl_pass}</w:t>
-      </w:r>
-      <w:r>
-        <w:rPr>
-          <w:rFonts w:ascii="Sylfaen" w:hAnsi="Sylfaen"/>
-          <w:b/>
-          <w:bCs/>
-          <w:i/>
-          <w:iCs/>
-        </w:rPr>
-        <w:t xml:space="preserve">, </w:t>
-      </w:r>
-      <w:proofErr w:type="spellStart"/>
-      <w:r>
-        <w:rPr>
-          <w:rFonts w:ascii="Sylfaen" w:hAnsi="Sylfaen"/>
-          <w:b/>
-          <w:bCs/>
-          <w:i/>
-          <w:iCs/>
-        </w:rPr>
-        <w:t>տրվ</w:t>
-      </w:r>
-      <w:proofErr w:type="spellEnd"/>
-      <w:r>
-        <w:rPr>
-          <w:rFonts w:ascii="Sylfaen" w:hAnsi="Sylfaen"/>
-          <w:b/>
-          <w:bCs/>
-          <w:i/>
-          <w:iCs/>
-        </w:rPr>
-        <w:t xml:space="preserve">. </w:t>
+        <w:t>${</w:t>
       </w:r>
       <w:r>
         <w:rPr>
@@ -4996,39 +4202,15 @@
           <w:iCs/>
           <w:lang w:val="hy-AM"/>
         </w:rPr>
-        <w:t>${cl_val}</w:t>
+        <w:t>basis}</w:t>
       </w:r>
       <w:r>
         <w:rPr>
           <w:rFonts w:ascii="Sylfaen" w:hAnsi="Sylfaen"/>
-          <w:b/>
-          <w:bCs/>
-          <w:i/>
-          <w:iCs/>
+          <w:sz w:val="20"/>
+          <w:szCs w:val="20"/>
         </w:rPr>
-        <w:t>, ${</w:t>
-      </w:r>
-      <w:proofErr w:type="spellStart"/>
-      <w:r>
-        <w:rPr>
-          <w:rFonts w:ascii="Sylfaen" w:hAnsi="Sylfaen"/>
-          <w:b/>
-          <w:bCs/>
-          <w:i/>
-          <w:iCs/>
-        </w:rPr>
-        <w:t>cl_iss</w:t>
-      </w:r>
-      <w:proofErr w:type="spellEnd"/>
-      <w:r>
-        <w:rPr>
-          <w:rFonts w:ascii="Sylfaen" w:hAnsi="Sylfaen"/>
-          <w:b/>
-          <w:bCs/>
-          <w:i/>
-          <w:iCs/>
-        </w:rPr>
-        <w:t>}</w:t>
+        <w:t xml:space="preserve"> </w:t>
       </w:r>
       <w:r>
         <w:rPr>
@@ -5037,60 +4219,24 @@
           <w:szCs w:val="20"/>
         </w:rPr>
         <w:br/>
+        <w:t xml:space="preserve">Կատարող՝ </w:t>
       </w:r>
-      <w:proofErr w:type="spellStart"/>
       <w:r>
         <w:rPr>
           <w:rFonts w:ascii="Sylfaen" w:hAnsi="Sylfaen"/>
           <w:sz w:val="20"/>
           <w:szCs w:val="20"/>
         </w:rPr>
-        <w:t>Կատարող</w:t>
+        <w:t>$</w:t>
       </w:r>
-      <w:proofErr w:type="spellEnd"/>
       <w:r>
         <w:rPr>
           <w:rFonts w:ascii="Sylfaen" w:hAnsi="Sylfaen"/>
           <w:sz w:val="20"/>
           <w:szCs w:val="20"/>
+          <w:lang w:val="hy-AM"/>
         </w:rPr>
-        <w:t xml:space="preserve">՝ </w:t>
-      </w:r>
-      <w:proofErr w:type="spellStart"/>
-      <w:r>
-        <w:rPr>
-          <w:rFonts w:ascii="Sylfaen" w:hAnsi="Sylfaen"/>
-          <w:sz w:val="20"/>
-          <w:szCs w:val="20"/>
-        </w:rPr>
-        <w:t>Սոնա</w:t>
-      </w:r>
-      <w:proofErr w:type="spellEnd"/>
-      <w:r>
-        <w:rPr>
-          <w:rFonts w:ascii="Sylfaen" w:hAnsi="Sylfaen"/>
-          <w:sz w:val="20"/>
-          <w:szCs w:val="20"/>
-        </w:rPr>
-        <w:t xml:space="preserve"> </w:t>
-      </w:r>
-      <w:proofErr w:type="spellStart"/>
-      <w:r>
-        <w:rPr>
-          <w:rFonts w:ascii="Sylfaen" w:hAnsi="Sylfaen"/>
-          <w:sz w:val="20"/>
-          <w:szCs w:val="20"/>
-        </w:rPr>
-        <w:t>Մինասյան</w:t>
-      </w:r>
-      <w:proofErr w:type="spellEnd"/>
-      <w:r>
-        <w:rPr>
-          <w:rFonts w:ascii="Sylfaen" w:hAnsi="Sylfaen"/>
-          <w:sz w:val="20"/>
-          <w:szCs w:val="20"/>
-        </w:rPr>
-        <w:t xml:space="preserve">                         </w:t>
+        <w:t>{executor}</w:t>
       </w:r>
     </w:p>
     <w:sectPr>

--- a/public/files/contract_order_out_template.docx
+++ b/public/files/contract_order_out_template.docx
@@ -126,14 +126,34 @@
                                     <w:szCs w:val="16"/>
                                   </w:rPr>
                                 </w:pPr>
+                                <w:proofErr w:type="spellStart"/>
                                 <w:r>
                                   <w:rPr>
                                     <w:rFonts w:ascii="Sylfaen" w:hAnsi="Sylfaen"/>
                                     <w:sz w:val="16"/>
                                     <w:szCs w:val="16"/>
                                   </w:rPr>
-                                  <w:t>Ելքագրվող հաշվեհամար</w:t>
+                                  <w:t>Ելքագրվող</w:t>
                                 </w:r>
+                                <w:proofErr w:type="spellEnd"/>
+                                <w:r>
+                                  <w:rPr>
+                                    <w:rFonts w:ascii="Sylfaen" w:hAnsi="Sylfaen"/>
+                                    <w:sz w:val="16"/>
+                                    <w:szCs w:val="16"/>
+                                  </w:rPr>
+                                  <w:t xml:space="preserve"> </w:t>
+                                </w:r>
+                                <w:proofErr w:type="spellStart"/>
+                                <w:r>
+                                  <w:rPr>
+                                    <w:rFonts w:ascii="Sylfaen" w:hAnsi="Sylfaen"/>
+                                    <w:sz w:val="16"/>
+                                    <w:szCs w:val="16"/>
+                                  </w:rPr>
+                                  <w:t>հաշվեհամար</w:t>
+                                </w:r>
+                                <w:proofErr w:type="spellEnd"/>
                               </w:p>
                             </w:txbxContent>
                           </wps:txbx>
@@ -271,14 +291,34 @@
                                     <w:szCs w:val="16"/>
                                   </w:rPr>
                                 </w:pPr>
+                                <w:proofErr w:type="spellStart"/>
                                 <w:r>
                                   <w:rPr>
                                     <w:rFonts w:ascii="Sylfaen" w:hAnsi="Sylfaen"/>
                                     <w:sz w:val="16"/>
                                     <w:szCs w:val="16"/>
                                   </w:rPr>
-                                  <w:t>Մուտքագրվող հաշվեհամար</w:t>
+                                  <w:t>Մուտքագրվող</w:t>
                                 </w:r>
+                                <w:proofErr w:type="spellEnd"/>
+                                <w:r>
+                                  <w:rPr>
+                                    <w:rFonts w:ascii="Sylfaen" w:hAnsi="Sylfaen"/>
+                                    <w:sz w:val="16"/>
+                                    <w:szCs w:val="16"/>
+                                  </w:rPr>
+                                  <w:t xml:space="preserve"> </w:t>
+                                </w:r>
+                                <w:proofErr w:type="spellStart"/>
+                                <w:r>
+                                  <w:rPr>
+                                    <w:rFonts w:ascii="Sylfaen" w:hAnsi="Sylfaen"/>
+                                    <w:sz w:val="16"/>
+                                    <w:szCs w:val="16"/>
+                                  </w:rPr>
+                                  <w:t>հաշվեհամար</w:t>
+                                </w:r>
+                                <w:proofErr w:type="spellEnd"/>
                               </w:p>
                             </w:txbxContent>
                           </wps:txbx>
@@ -370,14 +410,34 @@
                               <w:szCs w:val="16"/>
                             </w:rPr>
                           </w:pPr>
+                          <w:proofErr w:type="spellStart"/>
                           <w:r>
                             <w:rPr>
                               <w:rFonts w:ascii="Sylfaen" w:hAnsi="Sylfaen"/>
                               <w:sz w:val="16"/>
                               <w:szCs w:val="16"/>
                             </w:rPr>
-                            <w:t>Ելքագրվող հաշվեհամար</w:t>
+                            <w:t>Ելքագրվող</w:t>
                           </w:r>
+                          <w:proofErr w:type="spellEnd"/>
+                          <w:r>
+                            <w:rPr>
+                              <w:rFonts w:ascii="Sylfaen" w:hAnsi="Sylfaen"/>
+                              <w:sz w:val="16"/>
+                              <w:szCs w:val="16"/>
+                            </w:rPr>
+                            <w:t xml:space="preserve"> </w:t>
+                          </w:r>
+                          <w:proofErr w:type="spellStart"/>
+                          <w:r>
+                            <w:rPr>
+                              <w:rFonts w:ascii="Sylfaen" w:hAnsi="Sylfaen"/>
+                              <w:sz w:val="16"/>
+                              <w:szCs w:val="16"/>
+                            </w:rPr>
+                            <w:t>հաշվեհամար</w:t>
+                          </w:r>
+                          <w:proofErr w:type="spellEnd"/>
                         </w:p>
                       </w:txbxContent>
                     </v:textbox>
@@ -426,14 +486,34 @@
                               <w:szCs w:val="16"/>
                             </w:rPr>
                           </w:pPr>
+                          <w:proofErr w:type="spellStart"/>
                           <w:r>
                             <w:rPr>
                               <w:rFonts w:ascii="Sylfaen" w:hAnsi="Sylfaen"/>
                               <w:sz w:val="16"/>
                               <w:szCs w:val="16"/>
                             </w:rPr>
-                            <w:t>Մուտքագրվող հաշվեհամար</w:t>
+                            <w:t>Մուտքագրվող</w:t>
                           </w:r>
+                          <w:proofErr w:type="spellEnd"/>
+                          <w:r>
+                            <w:rPr>
+                              <w:rFonts w:ascii="Sylfaen" w:hAnsi="Sylfaen"/>
+                              <w:sz w:val="16"/>
+                              <w:szCs w:val="16"/>
+                            </w:rPr>
+                            <w:t xml:space="preserve"> </w:t>
+                          </w:r>
+                          <w:proofErr w:type="spellStart"/>
+                          <w:r>
+                            <w:rPr>
+                              <w:rFonts w:ascii="Sylfaen" w:hAnsi="Sylfaen"/>
+                              <w:sz w:val="16"/>
+                              <w:szCs w:val="16"/>
+                            </w:rPr>
+                            <w:t>հաշվեհամար</w:t>
+                          </w:r>
+                          <w:proofErr w:type="spellEnd"/>
                         </w:p>
                       </w:txbxContent>
                     </v:textbox>
@@ -840,13 +920,23 @@
                                   <w:szCs w:val="18"/>
                                 </w:rPr>
                               </w:pPr>
+                              <w:proofErr w:type="spellStart"/>
                               <w:r>
                                 <w:rPr>
                                   <w:rFonts w:ascii="Sylfaen" w:hAnsi="Sylfaen"/>
                                   <w:sz w:val="18"/>
                                   <w:szCs w:val="18"/>
                                 </w:rPr>
-                                <w:t xml:space="preserve">Ամսաթիվ՝ </w:t>
+                                <w:t>Ամսաթիվ</w:t>
+                              </w:r>
+                              <w:proofErr w:type="spellEnd"/>
+                              <w:r>
+                                <w:rPr>
+                                  <w:rFonts w:ascii="Sylfaen" w:hAnsi="Sylfaen"/>
+                                  <w:sz w:val="18"/>
+                                  <w:szCs w:val="18"/>
+                                </w:rPr>
+                                <w:t xml:space="preserve">՝ </w:t>
                               </w:r>
                               <w:r>
                                 <w:rPr>
@@ -1035,6 +1125,7 @@
                                     <w:szCs w:val="15"/>
                                   </w:rPr>
                                 </w:pPr>
+                                <w:proofErr w:type="spellStart"/>
                                 <w:r>
                                   <w:rPr>
                                     <w:rFonts w:ascii="Sylfaen" w:hAnsi="Sylfaen"/>
@@ -1043,6 +1134,7 @@
                                   </w:rPr>
                                   <w:t>գումար</w:t>
                                 </w:r>
+                                <w:proofErr w:type="spellEnd"/>
                               </w:p>
                             </w:txbxContent>
                           </wps:txbx>
@@ -1081,14 +1173,34 @@
                                     <w:szCs w:val="15"/>
                                   </w:rPr>
                                 </w:pPr>
+                                <w:proofErr w:type="spellStart"/>
                                 <w:r>
                                   <w:rPr>
                                     <w:rFonts w:ascii="Sylfaen" w:hAnsi="Sylfaen"/>
                                     <w:sz w:val="15"/>
                                     <w:szCs w:val="15"/>
                                   </w:rPr>
-                                  <w:t>գումարը բառերով</w:t>
+                                  <w:t>գումարը</w:t>
                                 </w:r>
+                                <w:proofErr w:type="spellEnd"/>
+                                <w:r>
+                                  <w:rPr>
+                                    <w:rFonts w:ascii="Sylfaen" w:hAnsi="Sylfaen"/>
+                                    <w:sz w:val="15"/>
+                                    <w:szCs w:val="15"/>
+                                  </w:rPr>
+                                  <w:t xml:space="preserve"> </w:t>
+                                </w:r>
+                                <w:proofErr w:type="spellStart"/>
+                                <w:r>
+                                  <w:rPr>
+                                    <w:rFonts w:ascii="Sylfaen" w:hAnsi="Sylfaen"/>
+                                    <w:sz w:val="15"/>
+                                    <w:szCs w:val="15"/>
+                                  </w:rPr>
+                                  <w:t>բառերով</w:t>
+                                </w:r>
+                                <w:proofErr w:type="spellEnd"/>
                               </w:p>
                             </w:txbxContent>
                           </wps:txbx>
@@ -1236,13 +1348,23 @@
                             <w:szCs w:val="18"/>
                           </w:rPr>
                         </w:pPr>
+                        <w:proofErr w:type="spellStart"/>
                         <w:r>
                           <w:rPr>
                             <w:rFonts w:ascii="Sylfaen" w:hAnsi="Sylfaen"/>
                             <w:sz w:val="18"/>
                             <w:szCs w:val="18"/>
                           </w:rPr>
-                          <w:t xml:space="preserve">Ամսաթիվ՝ </w:t>
+                          <w:t>Ամսաթիվ</w:t>
+                        </w:r>
+                        <w:proofErr w:type="spellEnd"/>
+                        <w:r>
+                          <w:rPr>
+                            <w:rFonts w:ascii="Sylfaen" w:hAnsi="Sylfaen"/>
+                            <w:sz w:val="18"/>
+                            <w:szCs w:val="18"/>
+                          </w:rPr>
+                          <w:t xml:space="preserve">՝ </w:t>
                         </w:r>
                         <w:r>
                           <w:rPr>
@@ -1307,6 +1429,7 @@
                               <w:szCs w:val="15"/>
                             </w:rPr>
                           </w:pPr>
+                          <w:proofErr w:type="spellStart"/>
                           <w:r>
                             <w:rPr>
                               <w:rFonts w:ascii="Sylfaen" w:hAnsi="Sylfaen"/>
@@ -1315,6 +1438,7 @@
                             </w:rPr>
                             <w:t>գումար</w:t>
                           </w:r>
+                          <w:proofErr w:type="spellEnd"/>
                         </w:p>
                       </w:txbxContent>
                     </v:textbox>
@@ -1330,14 +1454,34 @@
                               <w:szCs w:val="15"/>
                             </w:rPr>
                           </w:pPr>
+                          <w:proofErr w:type="spellStart"/>
                           <w:r>
                             <w:rPr>
                               <w:rFonts w:ascii="Sylfaen" w:hAnsi="Sylfaen"/>
                               <w:sz w:val="15"/>
                               <w:szCs w:val="15"/>
                             </w:rPr>
-                            <w:t>գումարը բառերով</w:t>
+                            <w:t>գումարը</w:t>
                           </w:r>
+                          <w:proofErr w:type="spellEnd"/>
+                          <w:r>
+                            <w:rPr>
+                              <w:rFonts w:ascii="Sylfaen" w:hAnsi="Sylfaen"/>
+                              <w:sz w:val="15"/>
+                              <w:szCs w:val="15"/>
+                            </w:rPr>
+                            <w:t xml:space="preserve"> </w:t>
+                          </w:r>
+                          <w:proofErr w:type="spellStart"/>
+                          <w:r>
+                            <w:rPr>
+                              <w:rFonts w:ascii="Sylfaen" w:hAnsi="Sylfaen"/>
+                              <w:sz w:val="15"/>
+                              <w:szCs w:val="15"/>
+                            </w:rPr>
+                            <w:t>բառերով</w:t>
+                          </w:r>
+                          <w:proofErr w:type="spellEnd"/>
                         </w:p>
                       </w:txbxContent>
                     </v:textbox>
@@ -1463,14 +1607,25 @@
                                     <w:szCs w:val="16"/>
                                   </w:rPr>
                                 </w:pPr>
+                                <w:proofErr w:type="spellStart"/>
                                 <w:r>
                                   <w:rPr>
                                     <w:rFonts w:ascii="Sylfaen" w:hAnsi="Sylfaen"/>
                                     <w:sz w:val="16"/>
                                     <w:szCs w:val="16"/>
                                   </w:rPr>
-                                  <w:t xml:space="preserve">Ելքագրվող </w:t>
+                                  <w:t>Ելքագրվող</w:t>
                                 </w:r>
+                                <w:proofErr w:type="spellEnd"/>
+                                <w:r>
+                                  <w:rPr>
+                                    <w:rFonts w:ascii="Sylfaen" w:hAnsi="Sylfaen"/>
+                                    <w:sz w:val="16"/>
+                                    <w:szCs w:val="16"/>
+                                  </w:rPr>
+                                  <w:t xml:space="preserve"> </w:t>
+                                </w:r>
+                                <w:proofErr w:type="spellStart"/>
                                 <w:r>
                                   <w:rPr>
                                     <w:rFonts w:ascii="Sylfaen" w:hAnsi="Sylfaen"/>
@@ -1479,6 +1634,7 @@
                                   </w:rPr>
                                   <w:t>հաշվեհամար</w:t>
                                 </w:r>
+                                <w:proofErr w:type="spellEnd"/>
                               </w:p>
                             </w:txbxContent>
                           </wps:txbx>
@@ -1616,14 +1772,34 @@
                                     <w:szCs w:val="16"/>
                                   </w:rPr>
                                 </w:pPr>
+                                <w:proofErr w:type="spellStart"/>
                                 <w:r>
                                   <w:rPr>
                                     <w:rFonts w:ascii="Sylfaen" w:hAnsi="Sylfaen"/>
                                     <w:sz w:val="16"/>
                                     <w:szCs w:val="16"/>
                                   </w:rPr>
-                                  <w:t>Մուտքագրվող հաշվեհամար</w:t>
+                                  <w:t>Մուտքագրվող</w:t>
                                 </w:r>
+                                <w:proofErr w:type="spellEnd"/>
+                                <w:r>
+                                  <w:rPr>
+                                    <w:rFonts w:ascii="Sylfaen" w:hAnsi="Sylfaen"/>
+                                    <w:sz w:val="16"/>
+                                    <w:szCs w:val="16"/>
+                                  </w:rPr>
+                                  <w:t xml:space="preserve"> </w:t>
+                                </w:r>
+                                <w:proofErr w:type="spellStart"/>
+                                <w:r>
+                                  <w:rPr>
+                                    <w:rFonts w:ascii="Sylfaen" w:hAnsi="Sylfaen"/>
+                                    <w:sz w:val="16"/>
+                                    <w:szCs w:val="16"/>
+                                  </w:rPr>
+                                  <w:t>հաշվեհամար</w:t>
+                                </w:r>
+                                <w:proofErr w:type="spellEnd"/>
                               </w:p>
                             </w:txbxContent>
                           </wps:txbx>
@@ -1711,14 +1887,25 @@
                               <w:szCs w:val="16"/>
                             </w:rPr>
                           </w:pPr>
+                          <w:proofErr w:type="spellStart"/>
                           <w:r>
                             <w:rPr>
                               <w:rFonts w:ascii="Sylfaen" w:hAnsi="Sylfaen"/>
                               <w:sz w:val="16"/>
                               <w:szCs w:val="16"/>
                             </w:rPr>
-                            <w:t xml:space="preserve">Ելքագրվող </w:t>
+                            <w:t>Ելքագրվող</w:t>
                           </w:r>
+                          <w:proofErr w:type="spellEnd"/>
+                          <w:r>
+                            <w:rPr>
+                              <w:rFonts w:ascii="Sylfaen" w:hAnsi="Sylfaen"/>
+                              <w:sz w:val="16"/>
+                              <w:szCs w:val="16"/>
+                            </w:rPr>
+                            <w:t xml:space="preserve"> </w:t>
+                          </w:r>
+                          <w:proofErr w:type="spellStart"/>
                           <w:r>
                             <w:rPr>
                               <w:rFonts w:ascii="Sylfaen" w:hAnsi="Sylfaen"/>
@@ -1727,6 +1914,7 @@
                             </w:rPr>
                             <w:t>հաշվեհամար</w:t>
                           </w:r>
+                          <w:proofErr w:type="spellEnd"/>
                         </w:p>
                       </w:txbxContent>
                     </v:textbox>
@@ -1775,14 +1963,34 @@
                               <w:szCs w:val="16"/>
                             </w:rPr>
                           </w:pPr>
+                          <w:proofErr w:type="spellStart"/>
                           <w:r>
                             <w:rPr>
                               <w:rFonts w:ascii="Sylfaen" w:hAnsi="Sylfaen"/>
                               <w:sz w:val="16"/>
                               <w:szCs w:val="16"/>
                             </w:rPr>
-                            <w:t>Մուտքագրվող հաշվեհամար</w:t>
+                            <w:t>Մուտքագրվող</w:t>
                           </w:r>
+                          <w:proofErr w:type="spellEnd"/>
+                          <w:r>
+                            <w:rPr>
+                              <w:rFonts w:ascii="Sylfaen" w:hAnsi="Sylfaen"/>
+                              <w:sz w:val="16"/>
+                              <w:szCs w:val="16"/>
+                            </w:rPr>
+                            <w:t xml:space="preserve"> </w:t>
+                          </w:r>
+                          <w:proofErr w:type="spellStart"/>
+                          <w:r>
+                            <w:rPr>
+                              <w:rFonts w:ascii="Sylfaen" w:hAnsi="Sylfaen"/>
+                              <w:sz w:val="16"/>
+                              <w:szCs w:val="16"/>
+                            </w:rPr>
+                            <w:t>հաշվեհամար</w:t>
+                          </w:r>
+                          <w:proofErr w:type="spellEnd"/>
                         </w:p>
                       </w:txbxContent>
                     </v:textbox>
@@ -2103,6 +2311,7 @@
                                 <w:szCs w:val="15"/>
                               </w:rPr>
                             </w:pPr>
+                            <w:proofErr w:type="spellStart"/>
                             <w:r>
                               <w:rPr>
                                 <w:rFonts w:ascii="Sylfaen" w:hAnsi="Sylfaen"/>
@@ -2111,6 +2320,7 @@
                               </w:rPr>
                               <w:t>գումար</w:t>
                             </w:r>
+                            <w:proofErr w:type="spellEnd"/>
                           </w:p>
                         </w:txbxContent>
                       </wps:txbx>
@@ -2139,6 +2349,7 @@
                           <w:szCs w:val="15"/>
                         </w:rPr>
                       </w:pPr>
+                      <w:proofErr w:type="spellStart"/>
                       <w:r>
                         <w:rPr>
                           <w:rFonts w:ascii="Sylfaen" w:hAnsi="Sylfaen"/>
@@ -2147,6 +2358,7 @@
                         </w:rPr>
                         <w:t>գումար</w:t>
                       </w:r>
+                      <w:proofErr w:type="spellEnd"/>
                     </w:p>
                   </w:txbxContent>
                 </v:textbox>
@@ -2207,14 +2419,34 @@
                                 <w:szCs w:val="15"/>
                               </w:rPr>
                             </w:pPr>
+                            <w:proofErr w:type="spellStart"/>
                             <w:r>
                               <w:rPr>
                                 <w:rFonts w:ascii="Sylfaen" w:hAnsi="Sylfaen"/>
                                 <w:sz w:val="15"/>
                                 <w:szCs w:val="15"/>
                               </w:rPr>
-                              <w:t>գումարը բառերով</w:t>
+                              <w:t>գումարը</w:t>
                             </w:r>
+                            <w:proofErr w:type="spellEnd"/>
+                            <w:r>
+                              <w:rPr>
+                                <w:rFonts w:ascii="Sylfaen" w:hAnsi="Sylfaen"/>
+                                <w:sz w:val="15"/>
+                                <w:szCs w:val="15"/>
+                              </w:rPr>
+                              <w:t xml:space="preserve"> </w:t>
+                            </w:r>
+                            <w:proofErr w:type="spellStart"/>
+                            <w:r>
+                              <w:rPr>
+                                <w:rFonts w:ascii="Sylfaen" w:hAnsi="Sylfaen"/>
+                                <w:sz w:val="15"/>
+                                <w:szCs w:val="15"/>
+                              </w:rPr>
+                              <w:t>բառերով</w:t>
+                            </w:r>
+                            <w:proofErr w:type="spellEnd"/>
                           </w:p>
                         </w:txbxContent>
                       </wps:txbx>
@@ -2243,14 +2475,34 @@
                           <w:szCs w:val="15"/>
                         </w:rPr>
                       </w:pPr>
+                      <w:proofErr w:type="spellStart"/>
                       <w:r>
                         <w:rPr>
                           <w:rFonts w:ascii="Sylfaen" w:hAnsi="Sylfaen"/>
                           <w:sz w:val="15"/>
                           <w:szCs w:val="15"/>
                         </w:rPr>
-                        <w:t>գումարը բառերով</w:t>
+                        <w:t>գումարը</w:t>
                       </w:r>
+                      <w:proofErr w:type="spellEnd"/>
+                      <w:r>
+                        <w:rPr>
+                          <w:rFonts w:ascii="Sylfaen" w:hAnsi="Sylfaen"/>
+                          <w:sz w:val="15"/>
+                          <w:szCs w:val="15"/>
+                        </w:rPr>
+                        <w:t xml:space="preserve"> </w:t>
+                      </w:r>
+                      <w:proofErr w:type="spellStart"/>
+                      <w:r>
+                        <w:rPr>
+                          <w:rFonts w:ascii="Sylfaen" w:hAnsi="Sylfaen"/>
+                          <w:sz w:val="15"/>
+                          <w:szCs w:val="15"/>
+                        </w:rPr>
+                        <w:t>բառերով</w:t>
+                      </w:r>
+                      <w:proofErr w:type="spellEnd"/>
                     </w:p>
                   </w:txbxContent>
                 </v:textbox>
@@ -2317,7 +2569,7 @@
               </wp:anchor>
             </w:drawing>
           </mc:Choice>
-          <mc:Fallback xmlns:w16du="http://schemas.microsoft.com/office/word/2023/wordml/word16du" xmlns:w16sdtfl="http://schemas.microsoft.com/office/word/2024/wordml/sdtformatlock">
+          <mc:Fallback xmlns:w16sdtfl="http://schemas.microsoft.com/office/word/2024/wordml/sdtformatlock" xmlns:w16du="http://schemas.microsoft.com/office/word/2023/wordml/word16du">
             <w:pict>
               <v:line w14:anchorId="195C715A" id="Straight Connector 1" o:spid="_x0000_s1026" style="position:absolute;flip:x;z-index:251746816;visibility:visible;mso-wrap-style:square;mso-wrap-distance-left:9pt;mso-wrap-distance-top:0;mso-wrap-distance-right:9pt;mso-wrap-distance-bottom:0;mso-position-horizontal:absolute;mso-position-horizontal-relative:text;mso-position-vertical:absolute;mso-position-vertical-relative:text" from="-62.65pt,-40.1pt" to="-60.15pt,164.95pt" o:gfxdata="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" strokecolor="black [3200]" strokeweight=".5pt">
                 <v:shadow on="t" color="black" opacity="24903f" origin=",.5" offset="0,.55556mm"/>
@@ -2384,7 +2636,7 @@
               </wp:anchor>
             </w:drawing>
           </mc:Choice>
-          <mc:Fallback xmlns:w16du="http://schemas.microsoft.com/office/word/2023/wordml/word16du" xmlns:w16sdtfl="http://schemas.microsoft.com/office/word/2024/wordml/sdtformatlock">
+          <mc:Fallback xmlns:w16sdtfl="http://schemas.microsoft.com/office/word/2024/wordml/sdtformatlock" xmlns:w16du="http://schemas.microsoft.com/office/word/2023/wordml/word16du">
             <w:pict>
               <v:line w14:anchorId="3AD5B11D" id="Straight Connector 1" o:spid="_x0000_s1026" style="position:absolute;z-index:251747840;visibility:visible;mso-wrap-style:square;mso-wrap-distance-left:9pt;mso-wrap-distance-top:0;mso-wrap-distance-right:9pt;mso-wrap-distance-bottom:0;mso-position-horizontal:absolute;mso-position-horizontal-relative:text;mso-position-vertical:absolute;mso-position-vertical-relative:text" from="483.4pt,-41.25pt" to="483.65pt,165pt" o:gfxdata="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" strokecolor="black [3200]" strokeweight=".5pt">
                 <v:shadow on="t" color="black" opacity="24903f" origin=",.5" offset="0,.55556mm"/>
@@ -2451,7 +2703,7 @@
               </wp:anchor>
             </w:drawing>
           </mc:Choice>
-          <mc:Fallback xmlns:w16du="http://schemas.microsoft.com/office/word/2023/wordml/word16du" xmlns:w16sdtfl="http://schemas.microsoft.com/office/word/2024/wordml/sdtformatlock">
+          <mc:Fallback xmlns:w16sdtfl="http://schemas.microsoft.com/office/word/2024/wordml/sdtformatlock" xmlns:w16du="http://schemas.microsoft.com/office/word/2023/wordml/word16du">
             <w:pict>
               <v:line w14:anchorId="08A20EB7" id="Straight Connector 1" o:spid="_x0000_s1026" style="position:absolute;flip:x;z-index:251748864;visibility:visible;mso-wrap-style:square;mso-wrap-distance-left:9pt;mso-wrap-distance-top:0;mso-wrap-distance-right:9pt;mso-wrap-distance-bottom:0;mso-position-horizontal:absolute;mso-position-horizontal-relative:text;mso-position-vertical:absolute;mso-position-vertical-relative:text" from="-63.1pt,164.95pt" to="483.15pt,164.95pt" o:gfxdata="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" strokecolor="black [3200]" strokeweight=".5pt">
                 <v:shadow on="t" color="black" opacity="24903f" origin=",.5" offset="0,.55556mm"/>
@@ -2518,7 +2770,7 @@
               </wp:anchor>
             </w:drawing>
           </mc:Choice>
-          <mc:Fallback xmlns:w16du="http://schemas.microsoft.com/office/word/2023/wordml/word16du" xmlns:w16sdtfl="http://schemas.microsoft.com/office/word/2024/wordml/sdtformatlock">
+          <mc:Fallback xmlns:w16sdtfl="http://schemas.microsoft.com/office/word/2024/wordml/sdtformatlock" xmlns:w16du="http://schemas.microsoft.com/office/word/2023/wordml/word16du">
             <w:pict>
               <v:line w14:anchorId="1A29E772" id="Straight Connector 1" o:spid="_x0000_s1026" style="position:absolute;flip:x;z-index:251749888;visibility:visible;mso-wrap-style:square;mso-wrap-distance-left:9pt;mso-wrap-distance-top:0;mso-wrap-distance-right:9pt;mso-wrap-distance-bottom:0;mso-position-horizontal:absolute;mso-position-horizontal-relative:text;mso-position-vertical:absolute;mso-position-vertical-relative:text" from="-60.2pt,-40.1pt" to="111.85pt,-40.1pt" o:gfxdata="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" strokecolor="black [3200]" strokeweight=".5pt">
                 <v:shadow on="t" color="black" opacity="24903f" origin=",.5" offset="0,.55556mm"/>
@@ -2585,7 +2837,7 @@
               </wp:anchor>
             </w:drawing>
           </mc:Choice>
-          <mc:Fallback xmlns:w16du="http://schemas.microsoft.com/office/word/2023/wordml/word16du" xmlns:w16sdtfl="http://schemas.microsoft.com/office/word/2024/wordml/sdtformatlock">
+          <mc:Fallback xmlns:w16sdtfl="http://schemas.microsoft.com/office/word/2024/wordml/sdtformatlock" xmlns:w16du="http://schemas.microsoft.com/office/word/2023/wordml/word16du">
             <w:pict>
               <v:line w14:anchorId="01147BE1" id="Straight Connector 1" o:spid="_x0000_s1026" style="position:absolute;flip:x;z-index:251750912;visibility:visible;mso-wrap-style:square;mso-wrap-distance-left:9pt;mso-wrap-distance-top:0;mso-wrap-distance-right:9pt;mso-wrap-distance-bottom:0;mso-position-horizontal:absolute;mso-position-horizontal-relative:text;mso-position-vertical:absolute;mso-position-vertical-relative:text" from="318.5pt,-41.85pt" to="484.9pt,-41.35pt" o:gfxdata="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" strokecolor="black [3200]" strokeweight=".5pt">
                 <v:shadow on="t" color="black" opacity="24903f" origin=",.5" offset="0,.55556mm"/>
@@ -3014,13 +3266,23 @@
                                 <w:szCs w:val="18"/>
                               </w:rPr>
                             </w:pPr>
+                            <w:proofErr w:type="spellStart"/>
                             <w:r>
                               <w:rPr>
                                 <w:rFonts w:ascii="Sylfaen" w:hAnsi="Sylfaen"/>
                                 <w:sz w:val="18"/>
                                 <w:szCs w:val="18"/>
                               </w:rPr>
-                              <w:t xml:space="preserve">Ամսաթիվ՝ </w:t>
+                              <w:t>Ամսաթիվ</w:t>
+                            </w:r>
+                            <w:proofErr w:type="spellEnd"/>
+                            <w:r>
+                              <w:rPr>
+                                <w:rFonts w:ascii="Sylfaen" w:hAnsi="Sylfaen"/>
+                                <w:sz w:val="18"/>
+                                <w:szCs w:val="18"/>
+                              </w:rPr>
+                              <w:t xml:space="preserve">՝ </w:t>
                             </w:r>
                             <w:r>
                               <w:rPr>
@@ -3060,13 +3322,23 @@
                           <w:szCs w:val="18"/>
                         </w:rPr>
                       </w:pPr>
+                      <w:proofErr w:type="spellStart"/>
                       <w:r>
                         <w:rPr>
                           <w:rFonts w:ascii="Sylfaen" w:hAnsi="Sylfaen"/>
                           <w:sz w:val="18"/>
                           <w:szCs w:val="18"/>
                         </w:rPr>
-                        <w:t xml:space="preserve">Ամսաթիվ՝ </w:t>
+                        <w:t>Ամսաթիվ</w:t>
+                      </w:r>
+                      <w:proofErr w:type="spellEnd"/>
+                      <w:r>
+                        <w:rPr>
+                          <w:rFonts w:ascii="Sylfaen" w:hAnsi="Sylfaen"/>
+                          <w:sz w:val="18"/>
+                          <w:szCs w:val="18"/>
+                        </w:rPr>
+                        <w:t xml:space="preserve">՝ </w:t>
                       </w:r>
                       <w:r>
                         <w:rPr>
@@ -3309,7 +3581,25 @@
                                 <w:sz w:val="16"/>
                                 <w:szCs w:val="16"/>
                               </w:rPr>
-                              <w:t>${amount_text}</w:t>
+                              <w:t>${</w:t>
+                            </w:r>
+                            <w:proofErr w:type="spellStart"/>
+                            <w:r>
+                              <w:rPr>
+                                <w:rFonts w:ascii="Sylfaen" w:hAnsi="Sylfaen"/>
+                                <w:sz w:val="16"/>
+                                <w:szCs w:val="16"/>
+                              </w:rPr>
+                              <w:t>amount_text</w:t>
+                            </w:r>
+                            <w:proofErr w:type="spellEnd"/>
+                            <w:r>
+                              <w:rPr>
+                                <w:rFonts w:ascii="Sylfaen" w:hAnsi="Sylfaen"/>
+                                <w:sz w:val="16"/>
+                                <w:szCs w:val="16"/>
+                              </w:rPr>
+                              <w:t>}</w:t>
                             </w:r>
                             <w:r>
                               <w:rPr>
@@ -3358,7 +3648,25 @@
                           <w:sz w:val="16"/>
                           <w:szCs w:val="16"/>
                         </w:rPr>
-                        <w:t>${amount_text}</w:t>
+                        <w:t>${</w:t>
+                      </w:r>
+                      <w:proofErr w:type="spellStart"/>
+                      <w:r>
+                        <w:rPr>
+                          <w:rFonts w:ascii="Sylfaen" w:hAnsi="Sylfaen"/>
+                          <w:sz w:val="16"/>
+                          <w:szCs w:val="16"/>
+                        </w:rPr>
+                        <w:t>amount_text</w:t>
+                      </w:r>
+                      <w:proofErr w:type="spellEnd"/>
+                      <w:r>
+                        <w:rPr>
+                          <w:rFonts w:ascii="Sylfaen" w:hAnsi="Sylfaen"/>
+                          <w:sz w:val="16"/>
+                          <w:szCs w:val="16"/>
+                        </w:rPr>
+                        <w:t>}</w:t>
                       </w:r>
                       <w:r>
                         <w:rPr>
@@ -3441,8 +3749,18 @@
                                 <w:sz w:val="16"/>
                                 <w:szCs w:val="16"/>
                               </w:rPr>
-                              <w:t>ՀՀ դրամ</w:t>
+                              <w:t xml:space="preserve">ՀՀ </w:t>
                             </w:r>
+                            <w:proofErr w:type="spellStart"/>
+                            <w:r>
+                              <w:rPr>
+                                <w:rFonts w:ascii="Sylfaen" w:hAnsi="Sylfaen"/>
+                                <w:sz w:val="16"/>
+                                <w:szCs w:val="16"/>
+                              </w:rPr>
+                              <w:t>դրամ</w:t>
+                            </w:r>
+                            <w:proofErr w:type="spellEnd"/>
                           </w:p>
                         </w:txbxContent>
                       </wps:txbx>
@@ -3488,8 +3806,18 @@
                           <w:sz w:val="16"/>
                           <w:szCs w:val="16"/>
                         </w:rPr>
-                        <w:t>ՀՀ դրամ</w:t>
+                        <w:t xml:space="preserve">ՀՀ </w:t>
                       </w:r>
+                      <w:proofErr w:type="spellStart"/>
+                      <w:r>
+                        <w:rPr>
+                          <w:rFonts w:ascii="Sylfaen" w:hAnsi="Sylfaen"/>
+                          <w:sz w:val="16"/>
+                          <w:szCs w:val="16"/>
+                        </w:rPr>
+                        <w:t>դրամ</w:t>
+                      </w:r>
+                      <w:proofErr w:type="spellEnd"/>
                     </w:p>
                   </w:txbxContent>
                 </v:textbox>
@@ -3562,8 +3890,18 @@
                                 <w:sz w:val="16"/>
                                 <w:szCs w:val="16"/>
                               </w:rPr>
-                              <w:t>ՀՀ դրամ</w:t>
+                              <w:t xml:space="preserve">ՀՀ </w:t>
                             </w:r>
+                            <w:proofErr w:type="spellStart"/>
+                            <w:r>
+                              <w:rPr>
+                                <w:rFonts w:ascii="Sylfaen" w:hAnsi="Sylfaen"/>
+                                <w:sz w:val="16"/>
+                                <w:szCs w:val="16"/>
+                              </w:rPr>
+                              <w:t>դրամ</w:t>
+                            </w:r>
+                            <w:proofErr w:type="spellEnd"/>
                           </w:p>
                         </w:txbxContent>
                       </wps:txbx>
@@ -3606,8 +3944,18 @@
                           <w:sz w:val="16"/>
                           <w:szCs w:val="16"/>
                         </w:rPr>
-                        <w:t>ՀՀ դրամ</w:t>
+                        <w:t xml:space="preserve">ՀՀ </w:t>
                       </w:r>
+                      <w:proofErr w:type="spellStart"/>
+                      <w:r>
+                        <w:rPr>
+                          <w:rFonts w:ascii="Sylfaen" w:hAnsi="Sylfaen"/>
+                          <w:sz w:val="16"/>
+                          <w:szCs w:val="16"/>
+                        </w:rPr>
+                        <w:t>դրամ</w:t>
+                      </w:r>
+                      <w:proofErr w:type="spellEnd"/>
                     </w:p>
                   </w:txbxContent>
                 </v:textbox>
@@ -3673,7 +4021,25 @@
                                 <w:sz w:val="16"/>
                                 <w:szCs w:val="16"/>
                               </w:rPr>
-                              <w:t>${amount_text}</w:t>
+                              <w:t>${</w:t>
+                            </w:r>
+                            <w:proofErr w:type="spellStart"/>
+                            <w:r>
+                              <w:rPr>
+                                <w:rFonts w:ascii="Sylfaen" w:hAnsi="Sylfaen"/>
+                                <w:sz w:val="16"/>
+                                <w:szCs w:val="16"/>
+                              </w:rPr>
+                              <w:t>amount_text</w:t>
+                            </w:r>
+                            <w:proofErr w:type="spellEnd"/>
+                            <w:r>
+                              <w:rPr>
+                                <w:rFonts w:ascii="Sylfaen" w:hAnsi="Sylfaen"/>
+                                <w:sz w:val="16"/>
+                                <w:szCs w:val="16"/>
+                              </w:rPr>
+                              <w:t>}</w:t>
                             </w:r>
                             <w:r>
                               <w:rPr>
@@ -3727,7 +4093,25 @@
                           <w:sz w:val="16"/>
                           <w:szCs w:val="16"/>
                         </w:rPr>
-                        <w:t>${amount_text}</w:t>
+                        <w:t>${</w:t>
+                      </w:r>
+                      <w:proofErr w:type="spellStart"/>
+                      <w:r>
+                        <w:rPr>
+                          <w:rFonts w:ascii="Sylfaen" w:hAnsi="Sylfaen"/>
+                          <w:sz w:val="16"/>
+                          <w:szCs w:val="16"/>
+                        </w:rPr>
+                        <w:t>amount_text</w:t>
+                      </w:r>
+                      <w:proofErr w:type="spellEnd"/>
+                      <w:r>
+                        <w:rPr>
+                          <w:rFonts w:ascii="Sylfaen" w:hAnsi="Sylfaen"/>
+                          <w:sz w:val="16"/>
+                          <w:szCs w:val="16"/>
+                        </w:rPr>
+                        <w:t>}</w:t>
                       </w:r>
                       <w:r>
                         <w:rPr>
@@ -3809,13 +4193,23 @@
         </w:rPr>
         <w:br/>
       </w:r>
+      <w:proofErr w:type="spellStart"/>
       <w:r>
         <w:rPr>
           <w:rFonts w:ascii="Sylfaen" w:hAnsi="Sylfaen"/>
           <w:sz w:val="20"/>
           <w:szCs w:val="20"/>
         </w:rPr>
-        <w:t xml:space="preserve">Պայմանագրի N </w:t>
+        <w:t>Պայմանագրի</w:t>
+      </w:r>
+      <w:proofErr w:type="spellEnd"/>
+      <w:r>
+        <w:rPr>
+          <w:rFonts w:ascii="Sylfaen" w:hAnsi="Sylfaen"/>
+          <w:sz w:val="20"/>
+          <w:szCs w:val="20"/>
+        </w:rPr>
+        <w:t xml:space="preserve"> N </w:t>
       </w:r>
       <w:r>
         <w:rPr>
@@ -3836,6 +4230,7 @@
         </w:rPr>
         <w:t>${</w:t>
       </w:r>
+      <w:proofErr w:type="spellStart"/>
       <w:r>
         <w:rPr>
           <w:rFonts w:ascii="Sylfaen" w:eastAsia="Times New Roman" w:hAnsi="Sylfaen" w:cs="Times New Roman"/>
@@ -3848,6 +4243,7 @@
         </w:rPr>
         <w:t>num</w:t>
       </w:r>
+      <w:proofErr w:type="spellEnd"/>
       <w:r>
         <w:rPr>
           <w:rFonts w:ascii="Sylfaen" w:eastAsia="Times New Roman" w:hAnsi="Sylfaen" w:cs="Times New Roman"/>
@@ -3868,13 +4264,23 @@
         </w:rPr>
         <w:br/>
       </w:r>
+      <w:proofErr w:type="spellStart"/>
       <w:r>
         <w:rPr>
           <w:rFonts w:ascii="Sylfaen" w:hAnsi="Sylfaen"/>
           <w:sz w:val="20"/>
           <w:szCs w:val="20"/>
         </w:rPr>
-        <w:t xml:space="preserve">Նպատակ </w:t>
+        <w:t>Նպատակ</w:t>
+      </w:r>
+      <w:proofErr w:type="spellEnd"/>
+      <w:r>
+        <w:rPr>
+          <w:rFonts w:ascii="Sylfaen" w:hAnsi="Sylfaen"/>
+          <w:sz w:val="20"/>
+          <w:szCs w:val="20"/>
+        </w:rPr>
+        <w:t xml:space="preserve"> </w:t>
       </w:r>
       <w:r>
         <w:rPr>
@@ -3883,6 +4289,7 @@
         <w:br/>
         <w:t xml:space="preserve">  </w:t>
       </w:r>
+      <w:proofErr w:type="spellStart"/>
       <w:r>
         <w:rPr>
           <w:rFonts w:ascii="Sylfaen" w:hAnsi="Sylfaen"/>
@@ -3891,7 +4298,62 @@
           <w:i/>
           <w:iCs/>
         </w:rPr>
-        <w:t xml:space="preserve">Վարկային պայմանագրի կնքում </w:t>
+        <w:t>Վարկային</w:t>
+      </w:r>
+      <w:proofErr w:type="spellEnd"/>
+      <w:r>
+        <w:rPr>
+          <w:rFonts w:ascii="Sylfaen" w:hAnsi="Sylfaen"/>
+          <w:b/>
+          <w:bCs/>
+          <w:i/>
+          <w:iCs/>
+        </w:rPr>
+        <w:t xml:space="preserve"> </w:t>
+      </w:r>
+      <w:proofErr w:type="spellStart"/>
+      <w:r>
+        <w:rPr>
+          <w:rFonts w:ascii="Sylfaen" w:hAnsi="Sylfaen"/>
+          <w:b/>
+          <w:bCs/>
+          <w:i/>
+          <w:iCs/>
+        </w:rPr>
+        <w:t>պայմանագրի</w:t>
+      </w:r>
+      <w:proofErr w:type="spellEnd"/>
+      <w:r>
+        <w:rPr>
+          <w:rFonts w:ascii="Sylfaen" w:hAnsi="Sylfaen"/>
+          <w:b/>
+          <w:bCs/>
+          <w:i/>
+          <w:iCs/>
+        </w:rPr>
+        <w:t xml:space="preserve"> </w:t>
+      </w:r>
+      <w:proofErr w:type="spellStart"/>
+      <w:r>
+        <w:rPr>
+          <w:rFonts w:ascii="Sylfaen" w:hAnsi="Sylfaen"/>
+          <w:b/>
+          <w:bCs/>
+          <w:i/>
+          <w:iCs/>
+        </w:rPr>
+        <w:t>կնքում</w:t>
+      </w:r>
+      <w:proofErr w:type="spellEnd"/>
+      <w:r>
+        <w:rPr>
+          <w:rFonts w:ascii="Sylfaen" w:hAnsi="Sylfaen"/>
+          <w:b/>
+          <w:bCs/>
+          <w:i/>
+          <w:iCs/>
+        </w:rPr>
+        <w:t xml:space="preserve"> </w:t>
       </w:r>
       <w:r>
         <w:rPr>
@@ -3909,6 +4371,7 @@
         </w:rPr>
         <w:br/>
       </w:r>
+      <w:proofErr w:type="spellStart"/>
       <w:r>
         <w:rPr>
           <w:rFonts w:ascii="Sylfaen" w:hAnsi="Sylfaen"/>
@@ -3917,6 +4380,7 @@
         </w:rPr>
         <w:t>Հիմք</w:t>
       </w:r>
+      <w:proofErr w:type="spellEnd"/>
       <w:r>
         <w:rPr>
           <w:rFonts w:ascii="Sylfaen" w:hAnsi="Sylfaen"/>
@@ -3949,19 +4413,28 @@
       <w:r>
         <w:rPr>
           <w:rFonts w:ascii="Sylfaen" w:hAnsi="Sylfaen"/>
-          <w:i/>
-          <w:iCs/>
+          <w:sz w:val="20"/>
+          <w:szCs w:val="20"/>
         </w:rPr>
         <w:br/>
       </w:r>
+      <w:proofErr w:type="spellStart"/>
       <w:r>
         <w:rPr>
           <w:rFonts w:ascii="Sylfaen" w:hAnsi="Sylfaen"/>
           <w:sz w:val="20"/>
           <w:szCs w:val="20"/>
         </w:rPr>
-        <w:br/>
-        <w:t xml:space="preserve">Կատարող՝ </w:t>
+        <w:t>Կատարող</w:t>
+      </w:r>
+      <w:proofErr w:type="spellEnd"/>
+      <w:r>
+        <w:rPr>
+          <w:rFonts w:ascii="Sylfaen" w:hAnsi="Sylfaen"/>
+          <w:sz w:val="20"/>
+          <w:szCs w:val="20"/>
+        </w:rPr>
+        <w:t xml:space="preserve">՝ </w:t>
       </w:r>
       <w:r>
         <w:rPr>
@@ -4075,13 +4548,23 @@
         </w:rPr>
         <w:br/>
       </w:r>
+      <w:proofErr w:type="spellStart"/>
       <w:r>
         <w:rPr>
           <w:rFonts w:ascii="Sylfaen" w:hAnsi="Sylfaen"/>
           <w:sz w:val="20"/>
           <w:szCs w:val="20"/>
         </w:rPr>
-        <w:t xml:space="preserve">Պայմանագրի N </w:t>
+        <w:t>Պայմանագրի</w:t>
+      </w:r>
+      <w:proofErr w:type="spellEnd"/>
+      <w:r>
+        <w:rPr>
+          <w:rFonts w:ascii="Sylfaen" w:hAnsi="Sylfaen"/>
+          <w:sz w:val="20"/>
+          <w:szCs w:val="20"/>
+        </w:rPr>
+        <w:t xml:space="preserve"> N </w:t>
       </w:r>
       <w:r>
         <w:rPr>
@@ -4111,7 +4594,33 @@
           <w:color w:val="000000" w:themeColor="text1"/>
           <w:lang w:val="en-GB"/>
         </w:rPr>
-        <w:t>${num}</w:t>
+        <w:t>${</w:t>
+      </w:r>
+      <w:proofErr w:type="spellStart"/>
+      <w:r>
+        <w:rPr>
+          <w:rFonts w:ascii="Sylfaen" w:eastAsia="Times New Roman" w:hAnsi="Sylfaen" w:cs="Times New Roman"/>
+          <w:b/>
+          <w:bCs/>
+          <w:i/>
+          <w:iCs/>
+          <w:color w:val="000000" w:themeColor="text1"/>
+          <w:lang w:val="en-GB"/>
+        </w:rPr>
+        <w:t>num</w:t>
+      </w:r>
+      <w:proofErr w:type="spellEnd"/>
+      <w:r>
+        <w:rPr>
+          <w:rFonts w:ascii="Sylfaen" w:eastAsia="Times New Roman" w:hAnsi="Sylfaen" w:cs="Times New Roman"/>
+          <w:b/>
+          <w:bCs/>
+          <w:i/>
+          <w:iCs/>
+          <w:color w:val="000000" w:themeColor="text1"/>
+          <w:lang w:val="en-GB"/>
+        </w:rPr>
+        <w:t>}</w:t>
       </w:r>
       <w:r>
         <w:rPr>
@@ -4121,13 +4630,23 @@
         </w:rPr>
         <w:br/>
       </w:r>
+      <w:proofErr w:type="spellStart"/>
       <w:r>
         <w:rPr>
           <w:rFonts w:ascii="Sylfaen" w:hAnsi="Sylfaen"/>
           <w:sz w:val="20"/>
           <w:szCs w:val="20"/>
         </w:rPr>
-        <w:t xml:space="preserve">Նպատակ </w:t>
+        <w:t>Նպատակ</w:t>
+      </w:r>
+      <w:proofErr w:type="spellEnd"/>
+      <w:r>
+        <w:rPr>
+          <w:rFonts w:ascii="Sylfaen" w:hAnsi="Sylfaen"/>
+          <w:sz w:val="20"/>
+          <w:szCs w:val="20"/>
+        </w:rPr>
+        <w:t xml:space="preserve"> </w:t>
       </w:r>
       <w:r>
         <w:rPr>
@@ -4136,6 +4655,7 @@
         <w:br/>
         <w:t xml:space="preserve">  </w:t>
       </w:r>
+      <w:proofErr w:type="spellStart"/>
       <w:r>
         <w:rPr>
           <w:rFonts w:ascii="Sylfaen" w:hAnsi="Sylfaen"/>
@@ -4144,7 +4664,62 @@
           <w:i/>
           <w:iCs/>
         </w:rPr>
-        <w:t xml:space="preserve">Վարկային պայմանագրի կնքում </w:t>
+        <w:t>Վարկային</w:t>
+      </w:r>
+      <w:proofErr w:type="spellEnd"/>
+      <w:r>
+        <w:rPr>
+          <w:rFonts w:ascii="Sylfaen" w:hAnsi="Sylfaen"/>
+          <w:b/>
+          <w:bCs/>
+          <w:i/>
+          <w:iCs/>
+        </w:rPr>
+        <w:t xml:space="preserve"> </w:t>
+      </w:r>
+      <w:proofErr w:type="spellStart"/>
+      <w:r>
+        <w:rPr>
+          <w:rFonts w:ascii="Sylfaen" w:hAnsi="Sylfaen"/>
+          <w:b/>
+          <w:bCs/>
+          <w:i/>
+          <w:iCs/>
+        </w:rPr>
+        <w:t>պայմանագրի</w:t>
+      </w:r>
+      <w:proofErr w:type="spellEnd"/>
+      <w:r>
+        <w:rPr>
+          <w:rFonts w:ascii="Sylfaen" w:hAnsi="Sylfaen"/>
+          <w:b/>
+          <w:bCs/>
+          <w:i/>
+          <w:iCs/>
+        </w:rPr>
+        <w:t xml:space="preserve"> </w:t>
+      </w:r>
+      <w:proofErr w:type="spellStart"/>
+      <w:r>
+        <w:rPr>
+          <w:rFonts w:ascii="Sylfaen" w:hAnsi="Sylfaen"/>
+          <w:b/>
+          <w:bCs/>
+          <w:i/>
+          <w:iCs/>
+        </w:rPr>
+        <w:t>կնքում</w:t>
+      </w:r>
+      <w:proofErr w:type="spellEnd"/>
+      <w:r>
+        <w:rPr>
+          <w:rFonts w:ascii="Sylfaen" w:hAnsi="Sylfaen"/>
+          <w:b/>
+          <w:bCs/>
+          <w:i/>
+          <w:iCs/>
+        </w:rPr>
+        <w:t xml:space="preserve"> </w:t>
       </w:r>
       <w:r>
         <w:rPr>
@@ -4162,6 +4737,7 @@
         </w:rPr>
         <w:br/>
       </w:r>
+      <w:proofErr w:type="spellStart"/>
       <w:r>
         <w:rPr>
           <w:rFonts w:ascii="Sylfaen" w:hAnsi="Sylfaen"/>
@@ -4170,6 +4746,7 @@
         </w:rPr>
         <w:t>Հիմք</w:t>
       </w:r>
+      <w:proofErr w:type="spellEnd"/>
       <w:r>
         <w:rPr>
           <w:rFonts w:ascii="Sylfaen" w:hAnsi="Sylfaen"/>
@@ -4219,7 +4796,24 @@
           <w:szCs w:val="20"/>
         </w:rPr>
         <w:br/>
-        <w:t xml:space="preserve">Կատարող՝ </w:t>
+      </w:r>
+      <w:proofErr w:type="spellStart"/>
+      <w:r>
+        <w:rPr>
+          <w:rFonts w:ascii="Sylfaen" w:hAnsi="Sylfaen"/>
+          <w:sz w:val="20"/>
+          <w:szCs w:val="20"/>
+        </w:rPr>
+        <w:t>Կատարող</w:t>
+      </w:r>
+      <w:proofErr w:type="spellEnd"/>
+      <w:r>
+        <w:rPr>
+          <w:rFonts w:ascii="Sylfaen" w:hAnsi="Sylfaen"/>
+          <w:sz w:val="20"/>
+          <w:szCs w:val="20"/>
+        </w:rPr>
+        <w:t xml:space="preserve">՝ </w:t>
       </w:r>
       <w:r>
         <w:rPr>

--- a/public/files/contract_order_out_template.docx
+++ b/public/files/contract_order_out_template.docx
@@ -126,34 +126,14 @@
                                     <w:szCs w:val="16"/>
                                   </w:rPr>
                                 </w:pPr>
-                                <w:proofErr w:type="spellStart"/>
                                 <w:r>
                                   <w:rPr>
                                     <w:rFonts w:ascii="Sylfaen" w:hAnsi="Sylfaen"/>
                                     <w:sz w:val="16"/>
                                     <w:szCs w:val="16"/>
                                   </w:rPr>
-                                  <w:t>Ելքագրվող</w:t>
+                                  <w:t>Ելքագրվող հաշվեհամար</w:t>
                                 </w:r>
-                                <w:proofErr w:type="spellEnd"/>
-                                <w:r>
-                                  <w:rPr>
-                                    <w:rFonts w:ascii="Sylfaen" w:hAnsi="Sylfaen"/>
-                                    <w:sz w:val="16"/>
-                                    <w:szCs w:val="16"/>
-                                  </w:rPr>
-                                  <w:t xml:space="preserve"> </w:t>
-                                </w:r>
-                                <w:proofErr w:type="spellStart"/>
-                                <w:r>
-                                  <w:rPr>
-                                    <w:rFonts w:ascii="Sylfaen" w:hAnsi="Sylfaen"/>
-                                    <w:sz w:val="16"/>
-                                    <w:szCs w:val="16"/>
-                                  </w:rPr>
-                                  <w:t>հաշվեհամար</w:t>
-                                </w:r>
-                                <w:proofErr w:type="spellEnd"/>
                               </w:p>
                             </w:txbxContent>
                           </wps:txbx>
@@ -291,34 +271,14 @@
                                     <w:szCs w:val="16"/>
                                   </w:rPr>
                                 </w:pPr>
-                                <w:proofErr w:type="spellStart"/>
                                 <w:r>
                                   <w:rPr>
                                     <w:rFonts w:ascii="Sylfaen" w:hAnsi="Sylfaen"/>
                                     <w:sz w:val="16"/>
                                     <w:szCs w:val="16"/>
                                   </w:rPr>
-                                  <w:t>Մուտքագրվող</w:t>
+                                  <w:t>Մուտքագրվող հաշվեհամար</w:t>
                                 </w:r>
-                                <w:proofErr w:type="spellEnd"/>
-                                <w:r>
-                                  <w:rPr>
-                                    <w:rFonts w:ascii="Sylfaen" w:hAnsi="Sylfaen"/>
-                                    <w:sz w:val="16"/>
-                                    <w:szCs w:val="16"/>
-                                  </w:rPr>
-                                  <w:t xml:space="preserve"> </w:t>
-                                </w:r>
-                                <w:proofErr w:type="spellStart"/>
-                                <w:r>
-                                  <w:rPr>
-                                    <w:rFonts w:ascii="Sylfaen" w:hAnsi="Sylfaen"/>
-                                    <w:sz w:val="16"/>
-                                    <w:szCs w:val="16"/>
-                                  </w:rPr>
-                                  <w:t>հաշվեհամար</w:t>
-                                </w:r>
-                                <w:proofErr w:type="spellEnd"/>
                               </w:p>
                             </w:txbxContent>
                           </wps:txbx>
@@ -410,34 +370,14 @@
                               <w:szCs w:val="16"/>
                             </w:rPr>
                           </w:pPr>
-                          <w:proofErr w:type="spellStart"/>
                           <w:r>
                             <w:rPr>
                               <w:rFonts w:ascii="Sylfaen" w:hAnsi="Sylfaen"/>
                               <w:sz w:val="16"/>
                               <w:szCs w:val="16"/>
                             </w:rPr>
-                            <w:t>Ելքագրվող</w:t>
+                            <w:t>Ելքագրվող հաշվեհամար</w:t>
                           </w:r>
-                          <w:proofErr w:type="spellEnd"/>
-                          <w:r>
-                            <w:rPr>
-                              <w:rFonts w:ascii="Sylfaen" w:hAnsi="Sylfaen"/>
-                              <w:sz w:val="16"/>
-                              <w:szCs w:val="16"/>
-                            </w:rPr>
-                            <w:t xml:space="preserve"> </w:t>
-                          </w:r>
-                          <w:proofErr w:type="spellStart"/>
-                          <w:r>
-                            <w:rPr>
-                              <w:rFonts w:ascii="Sylfaen" w:hAnsi="Sylfaen"/>
-                              <w:sz w:val="16"/>
-                              <w:szCs w:val="16"/>
-                            </w:rPr>
-                            <w:t>հաշվեհամար</w:t>
-                          </w:r>
-                          <w:proofErr w:type="spellEnd"/>
                         </w:p>
                       </w:txbxContent>
                     </v:textbox>
@@ -486,34 +426,14 @@
                               <w:szCs w:val="16"/>
                             </w:rPr>
                           </w:pPr>
-                          <w:proofErr w:type="spellStart"/>
                           <w:r>
                             <w:rPr>
                               <w:rFonts w:ascii="Sylfaen" w:hAnsi="Sylfaen"/>
                               <w:sz w:val="16"/>
                               <w:szCs w:val="16"/>
                             </w:rPr>
-                            <w:t>Մուտքագրվող</w:t>
+                            <w:t>Մուտքագրվող հաշվեհամար</w:t>
                           </w:r>
-                          <w:proofErr w:type="spellEnd"/>
-                          <w:r>
-                            <w:rPr>
-                              <w:rFonts w:ascii="Sylfaen" w:hAnsi="Sylfaen"/>
-                              <w:sz w:val="16"/>
-                              <w:szCs w:val="16"/>
-                            </w:rPr>
-                            <w:t xml:space="preserve"> </w:t>
-                          </w:r>
-                          <w:proofErr w:type="spellStart"/>
-                          <w:r>
-                            <w:rPr>
-                              <w:rFonts w:ascii="Sylfaen" w:hAnsi="Sylfaen"/>
-                              <w:sz w:val="16"/>
-                              <w:szCs w:val="16"/>
-                            </w:rPr>
-                            <w:t>հաշվեհամար</w:t>
-                          </w:r>
-                          <w:proofErr w:type="spellEnd"/>
                         </w:p>
                       </w:txbxContent>
                     </v:textbox>
@@ -920,23 +840,13 @@
                                   <w:szCs w:val="18"/>
                                 </w:rPr>
                               </w:pPr>
-                              <w:proofErr w:type="spellStart"/>
                               <w:r>
                                 <w:rPr>
                                   <w:rFonts w:ascii="Sylfaen" w:hAnsi="Sylfaen"/>
                                   <w:sz w:val="18"/>
                                   <w:szCs w:val="18"/>
                                 </w:rPr>
-                                <w:t>Ամսաթիվ</w:t>
-                              </w:r>
-                              <w:proofErr w:type="spellEnd"/>
-                              <w:r>
-                                <w:rPr>
-                                  <w:rFonts w:ascii="Sylfaen" w:hAnsi="Sylfaen"/>
-                                  <w:sz w:val="18"/>
-                                  <w:szCs w:val="18"/>
-                                </w:rPr>
-                                <w:t xml:space="preserve">՝ </w:t>
+                                <w:t xml:space="preserve">Ամսաթիվ՝ </w:t>
                               </w:r>
                               <w:r>
                                 <w:rPr>
@@ -1125,7 +1035,6 @@
                                     <w:szCs w:val="15"/>
                                   </w:rPr>
                                 </w:pPr>
-                                <w:proofErr w:type="spellStart"/>
                                 <w:r>
                                   <w:rPr>
                                     <w:rFonts w:ascii="Sylfaen" w:hAnsi="Sylfaen"/>
@@ -1134,7 +1043,6 @@
                                   </w:rPr>
                                   <w:t>գումար</w:t>
                                 </w:r>
-                                <w:proofErr w:type="spellEnd"/>
                               </w:p>
                             </w:txbxContent>
                           </wps:txbx>
@@ -1173,34 +1081,14 @@
                                     <w:szCs w:val="15"/>
                                   </w:rPr>
                                 </w:pPr>
-                                <w:proofErr w:type="spellStart"/>
                                 <w:r>
                                   <w:rPr>
                                     <w:rFonts w:ascii="Sylfaen" w:hAnsi="Sylfaen"/>
                                     <w:sz w:val="15"/>
                                     <w:szCs w:val="15"/>
                                   </w:rPr>
-                                  <w:t>գումարը</w:t>
+                                  <w:t>գումարը բառերով</w:t>
                                 </w:r>
-                                <w:proofErr w:type="spellEnd"/>
-                                <w:r>
-                                  <w:rPr>
-                                    <w:rFonts w:ascii="Sylfaen" w:hAnsi="Sylfaen"/>
-                                    <w:sz w:val="15"/>
-                                    <w:szCs w:val="15"/>
-                                  </w:rPr>
-                                  <w:t xml:space="preserve"> </w:t>
-                                </w:r>
-                                <w:proofErr w:type="spellStart"/>
-                                <w:r>
-                                  <w:rPr>
-                                    <w:rFonts w:ascii="Sylfaen" w:hAnsi="Sylfaen"/>
-                                    <w:sz w:val="15"/>
-                                    <w:szCs w:val="15"/>
-                                  </w:rPr>
-                                  <w:t>բառերով</w:t>
-                                </w:r>
-                                <w:proofErr w:type="spellEnd"/>
                               </w:p>
                             </w:txbxContent>
                           </wps:txbx>
@@ -1348,23 +1236,13 @@
                             <w:szCs w:val="18"/>
                           </w:rPr>
                         </w:pPr>
-                        <w:proofErr w:type="spellStart"/>
                         <w:r>
                           <w:rPr>
                             <w:rFonts w:ascii="Sylfaen" w:hAnsi="Sylfaen"/>
                             <w:sz w:val="18"/>
                             <w:szCs w:val="18"/>
                           </w:rPr>
-                          <w:t>Ամսաթիվ</w:t>
-                        </w:r>
-                        <w:proofErr w:type="spellEnd"/>
-                        <w:r>
-                          <w:rPr>
-                            <w:rFonts w:ascii="Sylfaen" w:hAnsi="Sylfaen"/>
-                            <w:sz w:val="18"/>
-                            <w:szCs w:val="18"/>
-                          </w:rPr>
-                          <w:t xml:space="preserve">՝ </w:t>
+                          <w:t xml:space="preserve">Ամսաթիվ՝ </w:t>
                         </w:r>
                         <w:r>
                           <w:rPr>
@@ -1429,7 +1307,6 @@
                               <w:szCs w:val="15"/>
                             </w:rPr>
                           </w:pPr>
-                          <w:proofErr w:type="spellStart"/>
                           <w:r>
                             <w:rPr>
                               <w:rFonts w:ascii="Sylfaen" w:hAnsi="Sylfaen"/>
@@ -1438,7 +1315,6 @@
                             </w:rPr>
                             <w:t>գումար</w:t>
                           </w:r>
-                          <w:proofErr w:type="spellEnd"/>
                         </w:p>
                       </w:txbxContent>
                     </v:textbox>
@@ -1454,34 +1330,14 @@
                               <w:szCs w:val="15"/>
                             </w:rPr>
                           </w:pPr>
-                          <w:proofErr w:type="spellStart"/>
                           <w:r>
                             <w:rPr>
                               <w:rFonts w:ascii="Sylfaen" w:hAnsi="Sylfaen"/>
                               <w:sz w:val="15"/>
                               <w:szCs w:val="15"/>
                             </w:rPr>
-                            <w:t>գումարը</w:t>
+                            <w:t>գումարը բառերով</w:t>
                           </w:r>
-                          <w:proofErr w:type="spellEnd"/>
-                          <w:r>
-                            <w:rPr>
-                              <w:rFonts w:ascii="Sylfaen" w:hAnsi="Sylfaen"/>
-                              <w:sz w:val="15"/>
-                              <w:szCs w:val="15"/>
-                            </w:rPr>
-                            <w:t xml:space="preserve"> </w:t>
-                          </w:r>
-                          <w:proofErr w:type="spellStart"/>
-                          <w:r>
-                            <w:rPr>
-                              <w:rFonts w:ascii="Sylfaen" w:hAnsi="Sylfaen"/>
-                              <w:sz w:val="15"/>
-                              <w:szCs w:val="15"/>
-                            </w:rPr>
-                            <w:t>բառերով</w:t>
-                          </w:r>
-                          <w:proofErr w:type="spellEnd"/>
                         </w:p>
                       </w:txbxContent>
                     </v:textbox>
@@ -1607,25 +1463,14 @@
                                     <w:szCs w:val="16"/>
                                   </w:rPr>
                                 </w:pPr>
-                                <w:proofErr w:type="spellStart"/>
                                 <w:r>
                                   <w:rPr>
                                     <w:rFonts w:ascii="Sylfaen" w:hAnsi="Sylfaen"/>
                                     <w:sz w:val="16"/>
                                     <w:szCs w:val="16"/>
                                   </w:rPr>
-                                  <w:t>Ելքագրվող</w:t>
+                                  <w:t xml:space="preserve">Ելքագրվող </w:t>
                                 </w:r>
-                                <w:proofErr w:type="spellEnd"/>
-                                <w:r>
-                                  <w:rPr>
-                                    <w:rFonts w:ascii="Sylfaen" w:hAnsi="Sylfaen"/>
-                                    <w:sz w:val="16"/>
-                                    <w:szCs w:val="16"/>
-                                  </w:rPr>
-                                  <w:t xml:space="preserve"> </w:t>
-                                </w:r>
-                                <w:proofErr w:type="spellStart"/>
                                 <w:r>
                                   <w:rPr>
                                     <w:rFonts w:ascii="Sylfaen" w:hAnsi="Sylfaen"/>
@@ -1634,7 +1479,6 @@
                                   </w:rPr>
                                   <w:t>հաշվեհամար</w:t>
                                 </w:r>
-                                <w:proofErr w:type="spellEnd"/>
                               </w:p>
                             </w:txbxContent>
                           </wps:txbx>
@@ -1772,34 +1616,14 @@
                                     <w:szCs w:val="16"/>
                                   </w:rPr>
                                 </w:pPr>
-                                <w:proofErr w:type="spellStart"/>
                                 <w:r>
                                   <w:rPr>
                                     <w:rFonts w:ascii="Sylfaen" w:hAnsi="Sylfaen"/>
                                     <w:sz w:val="16"/>
                                     <w:szCs w:val="16"/>
                                   </w:rPr>
-                                  <w:t>Մուտքագրվող</w:t>
+                                  <w:t>Մուտքագրվող հաշվեհամար</w:t>
                                 </w:r>
-                                <w:proofErr w:type="spellEnd"/>
-                                <w:r>
-                                  <w:rPr>
-                                    <w:rFonts w:ascii="Sylfaen" w:hAnsi="Sylfaen"/>
-                                    <w:sz w:val="16"/>
-                                    <w:szCs w:val="16"/>
-                                  </w:rPr>
-                                  <w:t xml:space="preserve"> </w:t>
-                                </w:r>
-                                <w:proofErr w:type="spellStart"/>
-                                <w:r>
-                                  <w:rPr>
-                                    <w:rFonts w:ascii="Sylfaen" w:hAnsi="Sylfaen"/>
-                                    <w:sz w:val="16"/>
-                                    <w:szCs w:val="16"/>
-                                  </w:rPr>
-                                  <w:t>հաշվեհամար</w:t>
-                                </w:r>
-                                <w:proofErr w:type="spellEnd"/>
                               </w:p>
                             </w:txbxContent>
                           </wps:txbx>
@@ -1887,25 +1711,14 @@
                               <w:szCs w:val="16"/>
                             </w:rPr>
                           </w:pPr>
-                          <w:proofErr w:type="spellStart"/>
                           <w:r>
                             <w:rPr>
                               <w:rFonts w:ascii="Sylfaen" w:hAnsi="Sylfaen"/>
                               <w:sz w:val="16"/>
                               <w:szCs w:val="16"/>
                             </w:rPr>
-                            <w:t>Ելքագրվող</w:t>
+                            <w:t xml:space="preserve">Ելքագրվող </w:t>
                           </w:r>
-                          <w:proofErr w:type="spellEnd"/>
-                          <w:r>
-                            <w:rPr>
-                              <w:rFonts w:ascii="Sylfaen" w:hAnsi="Sylfaen"/>
-                              <w:sz w:val="16"/>
-                              <w:szCs w:val="16"/>
-                            </w:rPr>
-                            <w:t xml:space="preserve"> </w:t>
-                          </w:r>
-                          <w:proofErr w:type="spellStart"/>
                           <w:r>
                             <w:rPr>
                               <w:rFonts w:ascii="Sylfaen" w:hAnsi="Sylfaen"/>
@@ -1914,7 +1727,6 @@
                             </w:rPr>
                             <w:t>հաշվեհամար</w:t>
                           </w:r>
-                          <w:proofErr w:type="spellEnd"/>
                         </w:p>
                       </w:txbxContent>
                     </v:textbox>
@@ -1963,34 +1775,14 @@
                               <w:szCs w:val="16"/>
                             </w:rPr>
                           </w:pPr>
-                          <w:proofErr w:type="spellStart"/>
                           <w:r>
                             <w:rPr>
                               <w:rFonts w:ascii="Sylfaen" w:hAnsi="Sylfaen"/>
                               <w:sz w:val="16"/>
                               <w:szCs w:val="16"/>
                             </w:rPr>
-                            <w:t>Մուտքագրվող</w:t>
+                            <w:t>Մուտքագրվող հաշվեհամար</w:t>
                           </w:r>
-                          <w:proofErr w:type="spellEnd"/>
-                          <w:r>
-                            <w:rPr>
-                              <w:rFonts w:ascii="Sylfaen" w:hAnsi="Sylfaen"/>
-                              <w:sz w:val="16"/>
-                              <w:szCs w:val="16"/>
-                            </w:rPr>
-                            <w:t xml:space="preserve"> </w:t>
-                          </w:r>
-                          <w:proofErr w:type="spellStart"/>
-                          <w:r>
-                            <w:rPr>
-                              <w:rFonts w:ascii="Sylfaen" w:hAnsi="Sylfaen"/>
-                              <w:sz w:val="16"/>
-                              <w:szCs w:val="16"/>
-                            </w:rPr>
-                            <w:t>հաշվեհամար</w:t>
-                          </w:r>
-                          <w:proofErr w:type="spellEnd"/>
                         </w:p>
                       </w:txbxContent>
                     </v:textbox>
@@ -2311,7 +2103,6 @@
                                 <w:szCs w:val="15"/>
                               </w:rPr>
                             </w:pPr>
-                            <w:proofErr w:type="spellStart"/>
                             <w:r>
                               <w:rPr>
                                 <w:rFonts w:ascii="Sylfaen" w:hAnsi="Sylfaen"/>
@@ -2320,7 +2111,6 @@
                               </w:rPr>
                               <w:t>գումար</w:t>
                             </w:r>
-                            <w:proofErr w:type="spellEnd"/>
                           </w:p>
                         </w:txbxContent>
                       </wps:txbx>
@@ -2349,7 +2139,6 @@
                           <w:szCs w:val="15"/>
                         </w:rPr>
                       </w:pPr>
-                      <w:proofErr w:type="spellStart"/>
                       <w:r>
                         <w:rPr>
                           <w:rFonts w:ascii="Sylfaen" w:hAnsi="Sylfaen"/>
@@ -2358,7 +2147,6 @@
                         </w:rPr>
                         <w:t>գումար</w:t>
                       </w:r>
-                      <w:proofErr w:type="spellEnd"/>
                     </w:p>
                   </w:txbxContent>
                 </v:textbox>
@@ -2419,34 +2207,14 @@
                                 <w:szCs w:val="15"/>
                               </w:rPr>
                             </w:pPr>
-                            <w:proofErr w:type="spellStart"/>
                             <w:r>
                               <w:rPr>
                                 <w:rFonts w:ascii="Sylfaen" w:hAnsi="Sylfaen"/>
                                 <w:sz w:val="15"/>
                                 <w:szCs w:val="15"/>
                               </w:rPr>
-                              <w:t>գումարը</w:t>
+                              <w:t>գումարը բառերով</w:t>
                             </w:r>
-                            <w:proofErr w:type="spellEnd"/>
-                            <w:r>
-                              <w:rPr>
-                                <w:rFonts w:ascii="Sylfaen" w:hAnsi="Sylfaen"/>
-                                <w:sz w:val="15"/>
-                                <w:szCs w:val="15"/>
-                              </w:rPr>
-                              <w:t xml:space="preserve"> </w:t>
-                            </w:r>
-                            <w:proofErr w:type="spellStart"/>
-                            <w:r>
-                              <w:rPr>
-                                <w:rFonts w:ascii="Sylfaen" w:hAnsi="Sylfaen"/>
-                                <w:sz w:val="15"/>
-                                <w:szCs w:val="15"/>
-                              </w:rPr>
-                              <w:t>բառերով</w:t>
-                            </w:r>
-                            <w:proofErr w:type="spellEnd"/>
                           </w:p>
                         </w:txbxContent>
                       </wps:txbx>
@@ -2475,34 +2243,14 @@
                           <w:szCs w:val="15"/>
                         </w:rPr>
                       </w:pPr>
-                      <w:proofErr w:type="spellStart"/>
                       <w:r>
                         <w:rPr>
                           <w:rFonts w:ascii="Sylfaen" w:hAnsi="Sylfaen"/>
                           <w:sz w:val="15"/>
                           <w:szCs w:val="15"/>
                         </w:rPr>
-                        <w:t>գումարը</w:t>
+                        <w:t>գումարը բառերով</w:t>
                       </w:r>
-                      <w:proofErr w:type="spellEnd"/>
-                      <w:r>
-                        <w:rPr>
-                          <w:rFonts w:ascii="Sylfaen" w:hAnsi="Sylfaen"/>
-                          <w:sz w:val="15"/>
-                          <w:szCs w:val="15"/>
-                        </w:rPr>
-                        <w:t xml:space="preserve"> </w:t>
-                      </w:r>
-                      <w:proofErr w:type="spellStart"/>
-                      <w:r>
-                        <w:rPr>
-                          <w:rFonts w:ascii="Sylfaen" w:hAnsi="Sylfaen"/>
-                          <w:sz w:val="15"/>
-                          <w:szCs w:val="15"/>
-                        </w:rPr>
-                        <w:t>բառերով</w:t>
-                      </w:r>
-                      <w:proofErr w:type="spellEnd"/>
                     </w:p>
                   </w:txbxContent>
                 </v:textbox>
@@ -2569,7 +2317,7 @@
               </wp:anchor>
             </w:drawing>
           </mc:Choice>
-          <mc:Fallback xmlns:w16sdtfl="http://schemas.microsoft.com/office/word/2024/wordml/sdtformatlock" xmlns:w16du="http://schemas.microsoft.com/office/word/2023/wordml/word16du">
+          <mc:Fallback xmlns:w16du="http://schemas.microsoft.com/office/word/2023/wordml/word16du" xmlns:w16sdtfl="http://schemas.microsoft.com/office/word/2024/wordml/sdtformatlock">
             <w:pict>
               <v:line w14:anchorId="195C715A" id="Straight Connector 1" o:spid="_x0000_s1026" style="position:absolute;flip:x;z-index:251746816;visibility:visible;mso-wrap-style:square;mso-wrap-distance-left:9pt;mso-wrap-distance-top:0;mso-wrap-distance-right:9pt;mso-wrap-distance-bottom:0;mso-position-horizontal:absolute;mso-position-horizontal-relative:text;mso-position-vertical:absolute;mso-position-vertical-relative:text" from="-62.65pt,-40.1pt" to="-60.15pt,164.95pt" o:gfxdata="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" strokecolor="black [3200]" strokeweight=".5pt">
                 <v:shadow on="t" color="black" opacity="24903f" origin=",.5" offset="0,.55556mm"/>
@@ -2636,7 +2384,7 @@
               </wp:anchor>
             </w:drawing>
           </mc:Choice>
-          <mc:Fallback xmlns:w16sdtfl="http://schemas.microsoft.com/office/word/2024/wordml/sdtformatlock" xmlns:w16du="http://schemas.microsoft.com/office/word/2023/wordml/word16du">
+          <mc:Fallback xmlns:w16du="http://schemas.microsoft.com/office/word/2023/wordml/word16du" xmlns:w16sdtfl="http://schemas.microsoft.com/office/word/2024/wordml/sdtformatlock">
             <w:pict>
               <v:line w14:anchorId="3AD5B11D" id="Straight Connector 1" o:spid="_x0000_s1026" style="position:absolute;z-index:251747840;visibility:visible;mso-wrap-style:square;mso-wrap-distance-left:9pt;mso-wrap-distance-top:0;mso-wrap-distance-right:9pt;mso-wrap-distance-bottom:0;mso-position-horizontal:absolute;mso-position-horizontal-relative:text;mso-position-vertical:absolute;mso-position-vertical-relative:text" from="483.4pt,-41.25pt" to="483.65pt,165pt" o:gfxdata="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" strokecolor="black [3200]" strokeweight=".5pt">
                 <v:shadow on="t" color="black" opacity="24903f" origin=",.5" offset="0,.55556mm"/>
@@ -2703,7 +2451,7 @@
               </wp:anchor>
             </w:drawing>
           </mc:Choice>
-          <mc:Fallback xmlns:w16sdtfl="http://schemas.microsoft.com/office/word/2024/wordml/sdtformatlock" xmlns:w16du="http://schemas.microsoft.com/office/word/2023/wordml/word16du">
+          <mc:Fallback xmlns:w16du="http://schemas.microsoft.com/office/word/2023/wordml/word16du" xmlns:w16sdtfl="http://schemas.microsoft.com/office/word/2024/wordml/sdtformatlock">
             <w:pict>
               <v:line w14:anchorId="08A20EB7" id="Straight Connector 1" o:spid="_x0000_s1026" style="position:absolute;flip:x;z-index:251748864;visibility:visible;mso-wrap-style:square;mso-wrap-distance-left:9pt;mso-wrap-distance-top:0;mso-wrap-distance-right:9pt;mso-wrap-distance-bottom:0;mso-position-horizontal:absolute;mso-position-horizontal-relative:text;mso-position-vertical:absolute;mso-position-vertical-relative:text" from="-63.1pt,164.95pt" to="483.15pt,164.95pt" o:gfxdata="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" strokecolor="black [3200]" strokeweight=".5pt">
                 <v:shadow on="t" color="black" opacity="24903f" origin=",.5" offset="0,.55556mm"/>
@@ -2770,7 +2518,7 @@
               </wp:anchor>
             </w:drawing>
           </mc:Choice>
-          <mc:Fallback xmlns:w16sdtfl="http://schemas.microsoft.com/office/word/2024/wordml/sdtformatlock" xmlns:w16du="http://schemas.microsoft.com/office/word/2023/wordml/word16du">
+          <mc:Fallback xmlns:w16du="http://schemas.microsoft.com/office/word/2023/wordml/word16du" xmlns:w16sdtfl="http://schemas.microsoft.com/office/word/2024/wordml/sdtformatlock">
             <w:pict>
               <v:line w14:anchorId="1A29E772" id="Straight Connector 1" o:spid="_x0000_s1026" style="position:absolute;flip:x;z-index:251749888;visibility:visible;mso-wrap-style:square;mso-wrap-distance-left:9pt;mso-wrap-distance-top:0;mso-wrap-distance-right:9pt;mso-wrap-distance-bottom:0;mso-position-horizontal:absolute;mso-position-horizontal-relative:text;mso-position-vertical:absolute;mso-position-vertical-relative:text" from="-60.2pt,-40.1pt" to="111.85pt,-40.1pt" o:gfxdata="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" strokecolor="black [3200]" strokeweight=".5pt">
                 <v:shadow on="t" color="black" opacity="24903f" origin=",.5" offset="0,.55556mm"/>
@@ -2837,7 +2585,7 @@
               </wp:anchor>
             </w:drawing>
           </mc:Choice>
-          <mc:Fallback xmlns:w16sdtfl="http://schemas.microsoft.com/office/word/2024/wordml/sdtformatlock" xmlns:w16du="http://schemas.microsoft.com/office/word/2023/wordml/word16du">
+          <mc:Fallback xmlns:w16du="http://schemas.microsoft.com/office/word/2023/wordml/word16du" xmlns:w16sdtfl="http://schemas.microsoft.com/office/word/2024/wordml/sdtformatlock">
             <w:pict>
               <v:line w14:anchorId="01147BE1" id="Straight Connector 1" o:spid="_x0000_s1026" style="position:absolute;flip:x;z-index:251750912;visibility:visible;mso-wrap-style:square;mso-wrap-distance-left:9pt;mso-wrap-distance-top:0;mso-wrap-distance-right:9pt;mso-wrap-distance-bottom:0;mso-position-horizontal:absolute;mso-position-horizontal-relative:text;mso-position-vertical:absolute;mso-position-vertical-relative:text" from="318.5pt,-41.85pt" to="484.9pt,-41.35pt" o:gfxdata="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" strokecolor="black [3200]" strokeweight=".5pt">
                 <v:shadow on="t" color="black" opacity="24903f" origin=",.5" offset="0,.55556mm"/>
@@ -3266,23 +3014,13 @@
                                 <w:szCs w:val="18"/>
                               </w:rPr>
                             </w:pPr>
-                            <w:proofErr w:type="spellStart"/>
                             <w:r>
                               <w:rPr>
                                 <w:rFonts w:ascii="Sylfaen" w:hAnsi="Sylfaen"/>
                                 <w:sz w:val="18"/>
                                 <w:szCs w:val="18"/>
                               </w:rPr>
-                              <w:t>Ամսաթիվ</w:t>
-                            </w:r>
-                            <w:proofErr w:type="spellEnd"/>
-                            <w:r>
-                              <w:rPr>
-                                <w:rFonts w:ascii="Sylfaen" w:hAnsi="Sylfaen"/>
-                                <w:sz w:val="18"/>
-                                <w:szCs w:val="18"/>
-                              </w:rPr>
-                              <w:t xml:space="preserve">՝ </w:t>
+                              <w:t xml:space="preserve">Ամսաթիվ՝ </w:t>
                             </w:r>
                             <w:r>
                               <w:rPr>
@@ -3322,23 +3060,13 @@
                           <w:szCs w:val="18"/>
                         </w:rPr>
                       </w:pPr>
-                      <w:proofErr w:type="spellStart"/>
                       <w:r>
                         <w:rPr>
                           <w:rFonts w:ascii="Sylfaen" w:hAnsi="Sylfaen"/>
                           <w:sz w:val="18"/>
                           <w:szCs w:val="18"/>
                         </w:rPr>
-                        <w:t>Ամսաթիվ</w:t>
-                      </w:r>
-                      <w:proofErr w:type="spellEnd"/>
-                      <w:r>
-                        <w:rPr>
-                          <w:rFonts w:ascii="Sylfaen" w:hAnsi="Sylfaen"/>
-                          <w:sz w:val="18"/>
-                          <w:szCs w:val="18"/>
-                        </w:rPr>
-                        <w:t xml:space="preserve">՝ </w:t>
+                        <w:t xml:space="preserve">Ամսաթիվ՝ </w:t>
                       </w:r>
                       <w:r>
                         <w:rPr>
@@ -3581,25 +3309,7 @@
                                 <w:sz w:val="16"/>
                                 <w:szCs w:val="16"/>
                               </w:rPr>
-                              <w:t>${</w:t>
-                            </w:r>
-                            <w:proofErr w:type="spellStart"/>
-                            <w:r>
-                              <w:rPr>
-                                <w:rFonts w:ascii="Sylfaen" w:hAnsi="Sylfaen"/>
-                                <w:sz w:val="16"/>
-                                <w:szCs w:val="16"/>
-                              </w:rPr>
-                              <w:t>amount_text</w:t>
-                            </w:r>
-                            <w:proofErr w:type="spellEnd"/>
-                            <w:r>
-                              <w:rPr>
-                                <w:rFonts w:ascii="Sylfaen" w:hAnsi="Sylfaen"/>
-                                <w:sz w:val="16"/>
-                                <w:szCs w:val="16"/>
-                              </w:rPr>
-                              <w:t>}</w:t>
+                              <w:t>${amount_text}</w:t>
                             </w:r>
                             <w:r>
                               <w:rPr>
@@ -3648,25 +3358,7 @@
                           <w:sz w:val="16"/>
                           <w:szCs w:val="16"/>
                         </w:rPr>
-                        <w:t>${</w:t>
-                      </w:r>
-                      <w:proofErr w:type="spellStart"/>
-                      <w:r>
-                        <w:rPr>
-                          <w:rFonts w:ascii="Sylfaen" w:hAnsi="Sylfaen"/>
-                          <w:sz w:val="16"/>
-                          <w:szCs w:val="16"/>
-                        </w:rPr>
-                        <w:t>amount_text</w:t>
-                      </w:r>
-                      <w:proofErr w:type="spellEnd"/>
-                      <w:r>
-                        <w:rPr>
-                          <w:rFonts w:ascii="Sylfaen" w:hAnsi="Sylfaen"/>
-                          <w:sz w:val="16"/>
-                          <w:szCs w:val="16"/>
-                        </w:rPr>
-                        <w:t>}</w:t>
+                        <w:t>${amount_text}</w:t>
                       </w:r>
                       <w:r>
                         <w:rPr>
@@ -3749,18 +3441,8 @@
                                 <w:sz w:val="16"/>
                                 <w:szCs w:val="16"/>
                               </w:rPr>
-                              <w:t xml:space="preserve">ՀՀ </w:t>
+                              <w:t>ՀՀ դրամ</w:t>
                             </w:r>
-                            <w:proofErr w:type="spellStart"/>
-                            <w:r>
-                              <w:rPr>
-                                <w:rFonts w:ascii="Sylfaen" w:hAnsi="Sylfaen"/>
-                                <w:sz w:val="16"/>
-                                <w:szCs w:val="16"/>
-                              </w:rPr>
-                              <w:t>դրամ</w:t>
-                            </w:r>
-                            <w:proofErr w:type="spellEnd"/>
                           </w:p>
                         </w:txbxContent>
                       </wps:txbx>
@@ -3806,18 +3488,8 @@
                           <w:sz w:val="16"/>
                           <w:szCs w:val="16"/>
                         </w:rPr>
-                        <w:t xml:space="preserve">ՀՀ </w:t>
+                        <w:t>ՀՀ դրամ</w:t>
                       </w:r>
-                      <w:proofErr w:type="spellStart"/>
-                      <w:r>
-                        <w:rPr>
-                          <w:rFonts w:ascii="Sylfaen" w:hAnsi="Sylfaen"/>
-                          <w:sz w:val="16"/>
-                          <w:szCs w:val="16"/>
-                        </w:rPr>
-                        <w:t>դրամ</w:t>
-                      </w:r>
-                      <w:proofErr w:type="spellEnd"/>
                     </w:p>
                   </w:txbxContent>
                 </v:textbox>
@@ -3890,18 +3562,8 @@
                                 <w:sz w:val="16"/>
                                 <w:szCs w:val="16"/>
                               </w:rPr>
-                              <w:t xml:space="preserve">ՀՀ </w:t>
+                              <w:t>ՀՀ դրամ</w:t>
                             </w:r>
-                            <w:proofErr w:type="spellStart"/>
-                            <w:r>
-                              <w:rPr>
-                                <w:rFonts w:ascii="Sylfaen" w:hAnsi="Sylfaen"/>
-                                <w:sz w:val="16"/>
-                                <w:szCs w:val="16"/>
-                              </w:rPr>
-                              <w:t>դրամ</w:t>
-                            </w:r>
-                            <w:proofErr w:type="spellEnd"/>
                           </w:p>
                         </w:txbxContent>
                       </wps:txbx>
@@ -3944,18 +3606,8 @@
                           <w:sz w:val="16"/>
                           <w:szCs w:val="16"/>
                         </w:rPr>
-                        <w:t xml:space="preserve">ՀՀ </w:t>
+                        <w:t>ՀՀ դրամ</w:t>
                       </w:r>
-                      <w:proofErr w:type="spellStart"/>
-                      <w:r>
-                        <w:rPr>
-                          <w:rFonts w:ascii="Sylfaen" w:hAnsi="Sylfaen"/>
-                          <w:sz w:val="16"/>
-                          <w:szCs w:val="16"/>
-                        </w:rPr>
-                        <w:t>դրամ</w:t>
-                      </w:r>
-                      <w:proofErr w:type="spellEnd"/>
                     </w:p>
                   </w:txbxContent>
                 </v:textbox>
@@ -4021,25 +3673,7 @@
                                 <w:sz w:val="16"/>
                                 <w:szCs w:val="16"/>
                               </w:rPr>
-                              <w:t>${</w:t>
-                            </w:r>
-                            <w:proofErr w:type="spellStart"/>
-                            <w:r>
-                              <w:rPr>
-                                <w:rFonts w:ascii="Sylfaen" w:hAnsi="Sylfaen"/>
-                                <w:sz w:val="16"/>
-                                <w:szCs w:val="16"/>
-                              </w:rPr>
-                              <w:t>amount_text</w:t>
-                            </w:r>
-                            <w:proofErr w:type="spellEnd"/>
-                            <w:r>
-                              <w:rPr>
-                                <w:rFonts w:ascii="Sylfaen" w:hAnsi="Sylfaen"/>
-                                <w:sz w:val="16"/>
-                                <w:szCs w:val="16"/>
-                              </w:rPr>
-                              <w:t>}</w:t>
+                              <w:t>${amount_text}</w:t>
                             </w:r>
                             <w:r>
                               <w:rPr>
@@ -4093,25 +3727,7 @@
                           <w:sz w:val="16"/>
                           <w:szCs w:val="16"/>
                         </w:rPr>
-                        <w:t>${</w:t>
-                      </w:r>
-                      <w:proofErr w:type="spellStart"/>
-                      <w:r>
-                        <w:rPr>
-                          <w:rFonts w:ascii="Sylfaen" w:hAnsi="Sylfaen"/>
-                          <w:sz w:val="16"/>
-                          <w:szCs w:val="16"/>
-                        </w:rPr>
-                        <w:t>amount_text</w:t>
-                      </w:r>
-                      <w:proofErr w:type="spellEnd"/>
-                      <w:r>
-                        <w:rPr>
-                          <w:rFonts w:ascii="Sylfaen" w:hAnsi="Sylfaen"/>
-                          <w:sz w:val="16"/>
-                          <w:szCs w:val="16"/>
-                        </w:rPr>
-                        <w:t>}</w:t>
+                        <w:t>${amount_text}</w:t>
                       </w:r>
                       <w:r>
                         <w:rPr>
@@ -4193,23 +3809,13 @@
         </w:rPr>
         <w:br/>
       </w:r>
-      <w:proofErr w:type="spellStart"/>
       <w:r>
         <w:rPr>
           <w:rFonts w:ascii="Sylfaen" w:hAnsi="Sylfaen"/>
           <w:sz w:val="20"/>
           <w:szCs w:val="20"/>
         </w:rPr>
-        <w:t>Պայմանագրի</w:t>
-      </w:r>
-      <w:proofErr w:type="spellEnd"/>
-      <w:r>
-        <w:rPr>
-          <w:rFonts w:ascii="Sylfaen" w:hAnsi="Sylfaen"/>
-          <w:sz w:val="20"/>
-          <w:szCs w:val="20"/>
-        </w:rPr>
-        <w:t xml:space="preserve"> N </w:t>
+        <w:t xml:space="preserve">Պայմանագրի N </w:t>
       </w:r>
       <w:r>
         <w:rPr>
@@ -4230,7 +3836,6 @@
         </w:rPr>
         <w:t>${</w:t>
       </w:r>
-      <w:proofErr w:type="spellStart"/>
       <w:r>
         <w:rPr>
           <w:rFonts w:ascii="Sylfaen" w:eastAsia="Times New Roman" w:hAnsi="Sylfaen" w:cs="Times New Roman"/>
@@ -4243,7 +3848,6 @@
         </w:rPr>
         <w:t>num</w:t>
       </w:r>
-      <w:proofErr w:type="spellEnd"/>
       <w:r>
         <w:rPr>
           <w:rFonts w:ascii="Sylfaen" w:eastAsia="Times New Roman" w:hAnsi="Sylfaen" w:cs="Times New Roman"/>
@@ -4264,23 +3868,13 @@
         </w:rPr>
         <w:br/>
       </w:r>
-      <w:proofErr w:type="spellStart"/>
       <w:r>
         <w:rPr>
           <w:rFonts w:ascii="Sylfaen" w:hAnsi="Sylfaen"/>
           <w:sz w:val="20"/>
           <w:szCs w:val="20"/>
         </w:rPr>
-        <w:t>Նպատակ</w:t>
-      </w:r>
-      <w:proofErr w:type="spellEnd"/>
-      <w:r>
-        <w:rPr>
-          <w:rFonts w:ascii="Sylfaen" w:hAnsi="Sylfaen"/>
-          <w:sz w:val="20"/>
-          <w:szCs w:val="20"/>
-        </w:rPr>
-        <w:t xml:space="preserve"> </w:t>
+        <w:t xml:space="preserve">Նպատակ </w:t>
       </w:r>
       <w:r>
         <w:rPr>
@@ -4289,7 +3883,6 @@
         <w:br/>
         <w:t xml:space="preserve">  </w:t>
       </w:r>
-      <w:proofErr w:type="spellStart"/>
       <w:r>
         <w:rPr>
           <w:rFonts w:ascii="Sylfaen" w:hAnsi="Sylfaen"/>
@@ -4298,70 +3891,7 @@
           <w:i/>
           <w:iCs/>
         </w:rPr>
-        <w:t>Վարկային</w:t>
-      </w:r>
-      <w:proofErr w:type="spellEnd"/>
-      <w:r>
-        <w:rPr>
-          <w:rFonts w:ascii="Sylfaen" w:hAnsi="Sylfaen"/>
-          <w:b/>
-          <w:bCs/>
-          <w:i/>
-          <w:iCs/>
-        </w:rPr>
-        <w:t xml:space="preserve"> </w:t>
-      </w:r>
-      <w:proofErr w:type="spellStart"/>
-      <w:r>
-        <w:rPr>
-          <w:rFonts w:ascii="Sylfaen" w:hAnsi="Sylfaen"/>
-          <w:b/>
-          <w:bCs/>
-          <w:i/>
-          <w:iCs/>
-        </w:rPr>
-        <w:t>պայմանագրի</w:t>
-      </w:r>
-      <w:proofErr w:type="spellEnd"/>
-      <w:r>
-        <w:rPr>
-          <w:rFonts w:ascii="Sylfaen" w:hAnsi="Sylfaen"/>
-          <w:b/>
-          <w:bCs/>
-          <w:i/>
-          <w:iCs/>
-        </w:rPr>
-        <w:t xml:space="preserve"> </w:t>
-      </w:r>
-      <w:proofErr w:type="spellStart"/>
-      <w:r>
-        <w:rPr>
-          <w:rFonts w:ascii="Sylfaen" w:hAnsi="Sylfaen"/>
-          <w:b/>
-          <w:bCs/>
-          <w:i/>
-          <w:iCs/>
-        </w:rPr>
-        <w:t>կնքում</w:t>
-      </w:r>
-      <w:proofErr w:type="spellEnd"/>
-      <w:r>
-        <w:rPr>
-          <w:rFonts w:ascii="Sylfaen" w:hAnsi="Sylfaen"/>
-          <w:b/>
-          <w:bCs/>
-          <w:i/>
-          <w:iCs/>
-        </w:rPr>
-        <w:t xml:space="preserve"> </w:t>
-      </w:r>
-      <w:r>
-        <w:rPr>
-          <w:rFonts w:ascii="Sylfaen" w:hAnsi="Sylfaen"/>
-          <w:i/>
-          <w:iCs/>
-        </w:rPr>
-        <w:t xml:space="preserve"> </w:t>
+        <w:t>${purpose}</w:t>
       </w:r>
       <w:r>
         <w:rPr>
@@ -4371,7 +3901,6 @@
         </w:rPr>
         <w:br/>
       </w:r>
-      <w:proofErr w:type="spellStart"/>
       <w:r>
         <w:rPr>
           <w:rFonts w:ascii="Sylfaen" w:hAnsi="Sylfaen"/>
@@ -4380,7 +3909,6 @@
         </w:rPr>
         <w:t>Հիմք</w:t>
       </w:r>
-      <w:proofErr w:type="spellEnd"/>
       <w:r>
         <w:rPr>
           <w:rFonts w:ascii="Sylfaen" w:hAnsi="Sylfaen"/>
@@ -4417,24 +3945,7 @@
           <w:szCs w:val="20"/>
         </w:rPr>
         <w:br/>
-      </w:r>
-      <w:proofErr w:type="spellStart"/>
-      <w:r>
-        <w:rPr>
-          <w:rFonts w:ascii="Sylfaen" w:hAnsi="Sylfaen"/>
-          <w:sz w:val="20"/>
-          <w:szCs w:val="20"/>
-        </w:rPr>
-        <w:t>Կատարող</w:t>
-      </w:r>
-      <w:proofErr w:type="spellEnd"/>
-      <w:r>
-        <w:rPr>
-          <w:rFonts w:ascii="Sylfaen" w:hAnsi="Sylfaen"/>
-          <w:sz w:val="20"/>
-          <w:szCs w:val="20"/>
-        </w:rPr>
-        <w:t xml:space="preserve">՝ </w:t>
+        <w:t xml:space="preserve">Կատարող՝ </w:t>
       </w:r>
       <w:r>
         <w:rPr>
@@ -4548,23 +4059,13 @@
         </w:rPr>
         <w:br/>
       </w:r>
-      <w:proofErr w:type="spellStart"/>
       <w:r>
         <w:rPr>
           <w:rFonts w:ascii="Sylfaen" w:hAnsi="Sylfaen"/>
           <w:sz w:val="20"/>
           <w:szCs w:val="20"/>
         </w:rPr>
-        <w:t>Պայմանագրի</w:t>
-      </w:r>
-      <w:proofErr w:type="spellEnd"/>
-      <w:r>
-        <w:rPr>
-          <w:rFonts w:ascii="Sylfaen" w:hAnsi="Sylfaen"/>
-          <w:sz w:val="20"/>
-          <w:szCs w:val="20"/>
-        </w:rPr>
-        <w:t xml:space="preserve"> N </w:t>
+        <w:t xml:space="preserve">Պայմանագրի N </w:t>
       </w:r>
       <w:r>
         <w:rPr>
@@ -4594,33 +4095,7 @@
           <w:color w:val="000000" w:themeColor="text1"/>
           <w:lang w:val="en-GB"/>
         </w:rPr>
-        <w:t>${</w:t>
-      </w:r>
-      <w:proofErr w:type="spellStart"/>
-      <w:r>
-        <w:rPr>
-          <w:rFonts w:ascii="Sylfaen" w:eastAsia="Times New Roman" w:hAnsi="Sylfaen" w:cs="Times New Roman"/>
-          <w:b/>
-          <w:bCs/>
-          <w:i/>
-          <w:iCs/>
-          <w:color w:val="000000" w:themeColor="text1"/>
-          <w:lang w:val="en-GB"/>
-        </w:rPr>
-        <w:t>num</w:t>
-      </w:r>
-      <w:proofErr w:type="spellEnd"/>
-      <w:r>
-        <w:rPr>
-          <w:rFonts w:ascii="Sylfaen" w:eastAsia="Times New Roman" w:hAnsi="Sylfaen" w:cs="Times New Roman"/>
-          <w:b/>
-          <w:bCs/>
-          <w:i/>
-          <w:iCs/>
-          <w:color w:val="000000" w:themeColor="text1"/>
-          <w:lang w:val="en-GB"/>
-        </w:rPr>
-        <w:t>}</w:t>
+        <w:t>${num}</w:t>
       </w:r>
       <w:r>
         <w:rPr>
@@ -4630,23 +4105,13 @@
         </w:rPr>
         <w:br/>
       </w:r>
-      <w:proofErr w:type="spellStart"/>
       <w:r>
         <w:rPr>
           <w:rFonts w:ascii="Sylfaen" w:hAnsi="Sylfaen"/>
           <w:sz w:val="20"/>
           <w:szCs w:val="20"/>
         </w:rPr>
-        <w:t>Նպատակ</w:t>
-      </w:r>
-      <w:proofErr w:type="spellEnd"/>
-      <w:r>
-        <w:rPr>
-          <w:rFonts w:ascii="Sylfaen" w:hAnsi="Sylfaen"/>
-          <w:sz w:val="20"/>
-          <w:szCs w:val="20"/>
-        </w:rPr>
-        <w:t xml:space="preserve"> </w:t>
+        <w:t xml:space="preserve">Նպատակ </w:t>
       </w:r>
       <w:r>
         <w:rPr>
@@ -4655,7 +4120,6 @@
         <w:br/>
         <w:t xml:space="preserve">  </w:t>
       </w:r>
-      <w:proofErr w:type="spellStart"/>
       <w:r>
         <w:rPr>
           <w:rFonts w:ascii="Sylfaen" w:hAnsi="Sylfaen"/>
@@ -4664,70 +4128,7 @@
           <w:i/>
           <w:iCs/>
         </w:rPr>
-        <w:t>Վարկային</w:t>
-      </w:r>
-      <w:proofErr w:type="spellEnd"/>
-      <w:r>
-        <w:rPr>
-          <w:rFonts w:ascii="Sylfaen" w:hAnsi="Sylfaen"/>
-          <w:b/>
-          <w:bCs/>
-          <w:i/>
-          <w:iCs/>
-        </w:rPr>
-        <w:t xml:space="preserve"> </w:t>
-      </w:r>
-      <w:proofErr w:type="spellStart"/>
-      <w:r>
-        <w:rPr>
-          <w:rFonts w:ascii="Sylfaen" w:hAnsi="Sylfaen"/>
-          <w:b/>
-          <w:bCs/>
-          <w:i/>
-          <w:iCs/>
-        </w:rPr>
-        <w:t>պայմանագրի</w:t>
-      </w:r>
-      <w:proofErr w:type="spellEnd"/>
-      <w:r>
-        <w:rPr>
-          <w:rFonts w:ascii="Sylfaen" w:hAnsi="Sylfaen"/>
-          <w:b/>
-          <w:bCs/>
-          <w:i/>
-          <w:iCs/>
-        </w:rPr>
-        <w:t xml:space="preserve"> </w:t>
-      </w:r>
-      <w:proofErr w:type="spellStart"/>
-      <w:r>
-        <w:rPr>
-          <w:rFonts w:ascii="Sylfaen" w:hAnsi="Sylfaen"/>
-          <w:b/>
-          <w:bCs/>
-          <w:i/>
-          <w:iCs/>
-        </w:rPr>
-        <w:t>կնքում</w:t>
-      </w:r>
-      <w:proofErr w:type="spellEnd"/>
-      <w:r>
-        <w:rPr>
-          <w:rFonts w:ascii="Sylfaen" w:hAnsi="Sylfaen"/>
-          <w:b/>
-          <w:bCs/>
-          <w:i/>
-          <w:iCs/>
-        </w:rPr>
-        <w:t xml:space="preserve"> </w:t>
-      </w:r>
-      <w:r>
-        <w:rPr>
-          <w:rFonts w:ascii="Sylfaen" w:hAnsi="Sylfaen"/>
-          <w:i/>
-          <w:iCs/>
-        </w:rPr>
-        <w:t xml:space="preserve"> </w:t>
+        <w:t>${purpose}</w:t>
       </w:r>
       <w:r>
         <w:rPr>
@@ -4737,7 +4138,6 @@
         </w:rPr>
         <w:br/>
       </w:r>
-      <w:proofErr w:type="spellStart"/>
       <w:r>
         <w:rPr>
           <w:rFonts w:ascii="Sylfaen" w:hAnsi="Sylfaen"/>
@@ -4746,7 +4146,6 @@
         </w:rPr>
         <w:t>Հիմք</w:t>
       </w:r>
-      <w:proofErr w:type="spellEnd"/>
       <w:r>
         <w:rPr>
           <w:rFonts w:ascii="Sylfaen" w:hAnsi="Sylfaen"/>
@@ -4796,24 +4195,7 @@
           <w:szCs w:val="20"/>
         </w:rPr>
         <w:br/>
-      </w:r>
-      <w:proofErr w:type="spellStart"/>
-      <w:r>
-        <w:rPr>
-          <w:rFonts w:ascii="Sylfaen" w:hAnsi="Sylfaen"/>
-          <w:sz w:val="20"/>
-          <w:szCs w:val="20"/>
-        </w:rPr>
-        <w:t>Կատարող</w:t>
-      </w:r>
-      <w:proofErr w:type="spellEnd"/>
-      <w:r>
-        <w:rPr>
-          <w:rFonts w:ascii="Sylfaen" w:hAnsi="Sylfaen"/>
-          <w:sz w:val="20"/>
-          <w:szCs w:val="20"/>
-        </w:rPr>
-        <w:t xml:space="preserve">՝ </w:t>
+        <w:t xml:space="preserve">Կատարող՝ </w:t>
       </w:r>
       <w:r>
         <w:rPr>

--- a/public/files/contract_order_out_template.docx
+++ b/public/files/contract_order_out_template.docx
@@ -19,1344 +19,7 @@
         <mc:AlternateContent>
           <mc:Choice Requires="wpg">
             <w:drawing>
-              <wp:anchor distT="0" distB="0" distL="114300" distR="114300" simplePos="0" relativeHeight="251784704" behindDoc="0" locked="0" layoutInCell="1" allowOverlap="1" wp14:anchorId="2EC3C1BA" wp14:editId="68F1ADA6">
-                <wp:simplePos x="0" y="0"/>
-                <wp:positionH relativeFrom="column">
-                  <wp:posOffset>2279471</wp:posOffset>
-                </wp:positionH>
-                <wp:positionV relativeFrom="paragraph">
-                  <wp:posOffset>3415940</wp:posOffset>
-                </wp:positionV>
-                <wp:extent cx="3826217" cy="426085"/>
-                <wp:effectExtent l="0" t="0" r="9525" b="0"/>
-                <wp:wrapNone/>
-                <wp:docPr id="1538752120" name="Group 40"/>
-                <wp:cNvGraphicFramePr/>
-                <a:graphic xmlns:a="http://schemas.openxmlformats.org/drawingml/2006/main">
-                  <a:graphicData uri="http://schemas.microsoft.com/office/word/2010/wordprocessingGroup">
-                    <wpg:wgp>
-                      <wpg:cNvGrpSpPr/>
-                      <wpg:grpSpPr>
-                        <a:xfrm>
-                          <a:off x="0" y="0"/>
-                          <a:ext cx="3826217" cy="426085"/>
-                          <a:chOff x="0" y="0"/>
-                          <a:chExt cx="3826217" cy="426085"/>
-                        </a:xfrm>
-                      </wpg:grpSpPr>
-                      <wpg:grpSp>
-                        <wpg:cNvPr id="1152148333" name="Group 39"/>
-                        <wpg:cNvGrpSpPr/>
-                        <wpg:grpSpPr>
-                          <a:xfrm>
-                            <a:off x="1811215" y="0"/>
-                            <a:ext cx="2015002" cy="426085"/>
-                            <a:chOff x="0" y="0"/>
-                            <a:chExt cx="2500618" cy="426623"/>
-                          </a:xfrm>
-                        </wpg:grpSpPr>
-                        <wps:wsp>
-                          <wps:cNvPr id="521372397" name="Text Box 4"/>
-                          <wps:cNvSpPr txBox="1"/>
-                          <wps:spPr>
-                            <a:xfrm>
-                              <a:off x="0" y="0"/>
-                              <a:ext cx="2500618" cy="328287"/>
-                            </a:xfrm>
-                            <a:prstGeom prst="rect">
-                              <a:avLst/>
-                            </a:prstGeom>
-                            <a:noFill/>
-                            <a:ln w="6350"/>
-                          </wps:spPr>
-                          <wps:style>
-                            <a:lnRef idx="2">
-                              <a:schemeClr val="dk1"/>
-                            </a:lnRef>
-                            <a:fillRef idx="1">
-                              <a:schemeClr val="lt1"/>
-                            </a:fillRef>
-                            <a:effectRef idx="0">
-                              <a:schemeClr val="dk1"/>
-                            </a:effectRef>
-                            <a:fontRef idx="minor">
-                              <a:schemeClr val="dk1"/>
-                            </a:fontRef>
-                          </wps:style>
-                          <wps:txbx>
-                            <w:txbxContent>
-                              <w:p/>
-                            </w:txbxContent>
-                          </wps:txbx>
-                          <wps:bodyPr rot="0" spcFirstLastPara="0" vertOverflow="overflow" horzOverflow="overflow" vert="horz" wrap="square" lIns="91440" tIns="45720" rIns="91440" bIns="45720" numCol="1" spcCol="0" rtlCol="0" fromWordArt="0" anchor="t" anchorCtr="0" forceAA="0" compatLnSpc="1">
-                            <a:prstTxWarp prst="textNoShape">
-                              <a:avLst/>
-                            </a:prstTxWarp>
-                            <a:noAutofit/>
-                          </wps:bodyPr>
-                        </wps:wsp>
-                        <wps:wsp>
-                          <wps:cNvPr id="1303255598" name="Text Box 3"/>
-                          <wps:cNvSpPr txBox="1">
-                            <a:spLocks/>
-                          </wps:cNvSpPr>
-                          <wps:spPr>
-                            <a:xfrm>
-                              <a:off x="217709" y="26126"/>
-                              <a:ext cx="1723913" cy="147320"/>
-                            </a:xfrm>
-                            <a:prstGeom prst="rect">
-                              <a:avLst/>
-                            </a:prstGeom>
-                            <a:solidFill>
-                              <a:schemeClr val="bg1"/>
-                            </a:solidFill>
-                            <a:ln w="6350">
-                              <a:noFill/>
-                            </a:ln>
-                          </wps:spPr>
-                          <wps:txbx>
-                            <w:txbxContent>
-                              <w:p>
-                                <w:pPr>
-                                  <w:spacing w:after="0" w:line="240" w:lineRule="auto"/>
-                                  <w:rPr>
-                                    <w:rFonts w:ascii="Sylfaen" w:hAnsi="Sylfaen"/>
-                                    <w:sz w:val="16"/>
-                                    <w:szCs w:val="16"/>
-                                  </w:rPr>
-                                </w:pPr>
-                                <w:r>
-                                  <w:rPr>
-                                    <w:rFonts w:ascii="Sylfaen" w:hAnsi="Sylfaen"/>
-                                    <w:sz w:val="16"/>
-                                    <w:szCs w:val="16"/>
-                                  </w:rPr>
-                                  <w:t>Ելքագրվող հաշվեհամար</w:t>
-                                </w:r>
-                              </w:p>
-                            </w:txbxContent>
-                          </wps:txbx>
-                          <wps:bodyPr rot="0" spcFirstLastPara="0" vertOverflow="overflow" horzOverflow="overflow" vert="horz" wrap="square" lIns="0" tIns="0" rIns="0" bIns="0" numCol="1" spcCol="0" rtlCol="0" fromWordArt="0" anchor="t" anchorCtr="0" forceAA="0" compatLnSpc="1">
-                            <a:prstTxWarp prst="textNoShape">
-                              <a:avLst/>
-                            </a:prstTxWarp>
-                            <a:noAutofit/>
-                          </wps:bodyPr>
-                        </wps:wsp>
-                        <wps:wsp>
-                          <wps:cNvPr id="1671551463" name="Text Box 3"/>
-                          <wps:cNvSpPr txBox="1"/>
-                          <wps:spPr>
-                            <a:xfrm>
-                              <a:off x="108857" y="126275"/>
-                              <a:ext cx="2265669" cy="300348"/>
-                            </a:xfrm>
-                            <a:prstGeom prst="rect">
-                              <a:avLst/>
-                            </a:prstGeom>
-                            <a:noFill/>
-                            <a:ln w="6350">
-                              <a:noFill/>
-                            </a:ln>
-                          </wps:spPr>
-                          <wps:txbx>
-                            <w:txbxContent>
-                              <w:p>
-                                <w:pPr>
-                                  <w:rPr>
-                                    <w:rFonts w:ascii="Sylfaen" w:hAnsi="Sylfaen"/>
-                                    <w:sz w:val="18"/>
-                                    <w:szCs w:val="18"/>
-                                  </w:rPr>
-                                </w:pPr>
-                                <w:r>
-                                  <w:rPr>
-                                    <w:rFonts w:ascii="Sylfaen" w:hAnsi="Sylfaen"/>
-                                    <w:sz w:val="18"/>
-                                    <w:szCs w:val="18"/>
-                                  </w:rPr>
-                                  <w:t>1570048872108700</w:t>
-                                </w:r>
-                              </w:p>
-                            </w:txbxContent>
-                          </wps:txbx>
-                          <wps:bodyPr rot="0" spcFirstLastPara="0" vertOverflow="overflow" horzOverflow="overflow" vert="horz" wrap="square" lIns="91440" tIns="45720" rIns="91440" bIns="45720" numCol="1" spcCol="0" rtlCol="0" fromWordArt="0" anchor="t" anchorCtr="0" forceAA="0" compatLnSpc="1">
-                            <a:prstTxWarp prst="textNoShape">
-                              <a:avLst/>
-                            </a:prstTxWarp>
-                            <a:noAutofit/>
-                          </wps:bodyPr>
-                        </wps:wsp>
-                      </wpg:grpSp>
-                      <wpg:grpSp>
-                        <wpg:cNvPr id="480932952" name="Group 39"/>
-                        <wpg:cNvGrpSpPr/>
-                        <wpg:grpSpPr>
-                          <a:xfrm>
-                            <a:off x="0" y="0"/>
-                            <a:ext cx="1806575" cy="426085"/>
-                            <a:chOff x="0" y="0"/>
-                            <a:chExt cx="2500618" cy="426623"/>
-                          </a:xfrm>
-                        </wpg:grpSpPr>
-                        <wps:wsp>
-                          <wps:cNvPr id="1790810722" name="Text Box 4"/>
-                          <wps:cNvSpPr txBox="1"/>
-                          <wps:spPr>
-                            <a:xfrm>
-                              <a:off x="0" y="0"/>
-                              <a:ext cx="2500618" cy="328287"/>
-                            </a:xfrm>
-                            <a:prstGeom prst="rect">
-                              <a:avLst/>
-                            </a:prstGeom>
-                            <a:noFill/>
-                            <a:ln w="6350"/>
-                          </wps:spPr>
-                          <wps:style>
-                            <a:lnRef idx="2">
-                              <a:schemeClr val="dk1"/>
-                            </a:lnRef>
-                            <a:fillRef idx="1">
-                              <a:schemeClr val="lt1"/>
-                            </a:fillRef>
-                            <a:effectRef idx="0">
-                              <a:schemeClr val="dk1"/>
-                            </a:effectRef>
-                            <a:fontRef idx="minor">
-                              <a:schemeClr val="dk1"/>
-                            </a:fontRef>
-                          </wps:style>
-                          <wps:txbx>
-                            <w:txbxContent>
-                              <w:p/>
-                            </w:txbxContent>
-                          </wps:txbx>
-                          <wps:bodyPr rot="0" spcFirstLastPara="0" vertOverflow="overflow" horzOverflow="overflow" vert="horz" wrap="square" lIns="91440" tIns="45720" rIns="91440" bIns="45720" numCol="1" spcCol="0" rtlCol="0" fromWordArt="0" anchor="t" anchorCtr="0" forceAA="0" compatLnSpc="1">
-                            <a:prstTxWarp prst="textNoShape">
-                              <a:avLst/>
-                            </a:prstTxWarp>
-                            <a:noAutofit/>
-                          </wps:bodyPr>
-                        </wps:wsp>
-                        <wps:wsp>
-                          <wps:cNvPr id="1880354944" name="Text Box 3"/>
-                          <wps:cNvSpPr txBox="1">
-                            <a:spLocks/>
-                          </wps:cNvSpPr>
-                          <wps:spPr>
-                            <a:xfrm>
-                              <a:off x="217679" y="26126"/>
-                              <a:ext cx="2053720" cy="147320"/>
-                            </a:xfrm>
-                            <a:prstGeom prst="rect">
-                              <a:avLst/>
-                            </a:prstGeom>
-                            <a:solidFill>
-                              <a:schemeClr val="bg1"/>
-                            </a:solidFill>
-                            <a:ln w="6350">
-                              <a:noFill/>
-                            </a:ln>
-                          </wps:spPr>
-                          <wps:txbx>
-                            <w:txbxContent>
-                              <w:p>
-                                <w:pPr>
-                                  <w:spacing w:after="0" w:line="240" w:lineRule="auto"/>
-                                  <w:rPr>
-                                    <w:rFonts w:ascii="Sylfaen" w:hAnsi="Sylfaen"/>
-                                    <w:sz w:val="16"/>
-                                    <w:szCs w:val="16"/>
-                                  </w:rPr>
-                                </w:pPr>
-                                <w:r>
-                                  <w:rPr>
-                                    <w:rFonts w:ascii="Sylfaen" w:hAnsi="Sylfaen"/>
-                                    <w:sz w:val="16"/>
-                                    <w:szCs w:val="16"/>
-                                  </w:rPr>
-                                  <w:t>Մուտքագրվող հաշվեհամար</w:t>
-                                </w:r>
-                              </w:p>
-                            </w:txbxContent>
-                          </wps:txbx>
-                          <wps:bodyPr rot="0" spcFirstLastPara="0" vertOverflow="overflow" horzOverflow="overflow" vert="horz" wrap="square" lIns="0" tIns="0" rIns="0" bIns="0" numCol="1" spcCol="0" rtlCol="0" fromWordArt="0" anchor="t" anchorCtr="0" forceAA="0" compatLnSpc="1">
-                            <a:prstTxWarp prst="textNoShape">
-                              <a:avLst/>
-                            </a:prstTxWarp>
-                            <a:noAutofit/>
-                          </wps:bodyPr>
-                        </wps:wsp>
-                        <wps:wsp>
-                          <wps:cNvPr id="1856983570" name="Text Box 3"/>
-                          <wps:cNvSpPr txBox="1"/>
-                          <wps:spPr>
-                            <a:xfrm>
-                              <a:off x="108857" y="126275"/>
-                              <a:ext cx="2265669" cy="300348"/>
-                            </a:xfrm>
-                            <a:prstGeom prst="rect">
-                              <a:avLst/>
-                            </a:prstGeom>
-                            <a:noFill/>
-                            <a:ln w="6350">
-                              <a:noFill/>
-                            </a:ln>
-                          </wps:spPr>
-                          <wps:txbx>
-                            <w:txbxContent>
-                              <w:p>
-                                <w:pPr>
-                                  <w:rPr>
-                                    <w:rFonts w:ascii="Sylfaen" w:hAnsi="Sylfaen"/>
-                                    <w:sz w:val="18"/>
-                                    <w:szCs w:val="18"/>
-                                  </w:rPr>
-                                </w:pPr>
-                                <w:r>
-                                  <w:rPr>
-                                    <w:rFonts w:ascii="Sylfaen" w:hAnsi="Sylfaen" w:cs="Times New Roman"/>
-                                    <w:bCs/>
-                                    <w:iCs/>
-                                    <w:sz w:val="16"/>
-                                    <w:szCs w:val="16"/>
-                                    <w:lang w:val="hy-AM"/>
-                                  </w:rPr>
-                                  <w:t>${account_number}</w:t>
-                                </w:r>
-                              </w:p>
-                            </w:txbxContent>
-                          </wps:txbx>
-                          <wps:bodyPr rot="0" spcFirstLastPara="0" vertOverflow="overflow" horzOverflow="overflow" vert="horz" wrap="square" lIns="91440" tIns="45720" rIns="91440" bIns="45720" numCol="1" spcCol="0" rtlCol="0" fromWordArt="0" anchor="t" anchorCtr="0" forceAA="0" compatLnSpc="1">
-                            <a:prstTxWarp prst="textNoShape">
-                              <a:avLst/>
-                            </a:prstTxWarp>
-                            <a:noAutofit/>
-                          </wps:bodyPr>
-                        </wps:wsp>
-                      </wpg:grpSp>
-                    </wpg:wgp>
-                  </a:graphicData>
-                </a:graphic>
-              </wp:anchor>
-            </w:drawing>
-          </mc:Choice>
-          <mc:Fallback>
-            <w:pict>
-              <v:group w14:anchorId="2EC3C1BA" id="Group 40" o:spid="_x0000_s1026" style="position:absolute;left:0;text-align:left;margin-left:179.5pt;margin-top:268.95pt;width:301.3pt;height:33.55pt;z-index:251784704" coordsize="38262,4260" o:gfxdata="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">
-                <v:group id="Group 39" o:spid="_x0000_s1027" style="position:absolute;left:18112;width:20150;height:4260" coordsize="25006,4266" o:gfxdata="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">
-                  <v:shapetype id="_x0000_t202" coordsize="21600,21600" o:spt="202" path="m,l,21600r21600,l21600,xe">
-                    <v:stroke joinstyle="miter"/>
-                    <v:path gradientshapeok="t" o:connecttype="rect"/>
-                  </v:shapetype>
-                  <v:shape id="_x0000_s1028" type="#_x0000_t202" style="position:absolute;width:25006;height:3282;visibility:visible;mso-wrap-style:square;v-text-anchor:top" o:gfxdata="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" filled="f" strokecolor="black [3200]" strokeweight=".5pt">
-                    <v:textbox>
-                      <w:txbxContent>
-                        <w:p/>
-                      </w:txbxContent>
-                    </v:textbox>
-                  </v:shape>
-                  <v:shape id="_x0000_s1029" type="#_x0000_t202" style="position:absolute;left:2177;top:261;width:17239;height:1473;visibility:visible;mso-wrap-style:square;v-text-anchor:top" o:gfxdata="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" fillcolor="white [3212]" stroked="f" strokeweight=".5pt">
-                    <v:textbox inset="0,0,0,0">
-                      <w:txbxContent>
-                        <w:p>
-                          <w:pPr>
-                            <w:spacing w:after="0" w:line="240" w:lineRule="auto"/>
-                            <w:rPr>
-                              <w:rFonts w:ascii="Sylfaen" w:hAnsi="Sylfaen"/>
-                              <w:sz w:val="16"/>
-                              <w:szCs w:val="16"/>
-                            </w:rPr>
-                          </w:pPr>
-                          <w:r>
-                            <w:rPr>
-                              <w:rFonts w:ascii="Sylfaen" w:hAnsi="Sylfaen"/>
-                              <w:sz w:val="16"/>
-                              <w:szCs w:val="16"/>
-                            </w:rPr>
-                            <w:t>Ելքագրվող հաշվեհամար</w:t>
-                          </w:r>
-                        </w:p>
-                      </w:txbxContent>
-                    </v:textbox>
-                  </v:shape>
-                  <v:shape id="_x0000_s1030" type="#_x0000_t202" style="position:absolute;left:1088;top:1262;width:22657;height:3004;visibility:visible;mso-wrap-style:square;v-text-anchor:top" o:gfxdata="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" filled="f" stroked="f" strokeweight=".5pt">
-                    <v:textbox>
-                      <w:txbxContent>
-                        <w:p>
-                          <w:pPr>
-                            <w:rPr>
-                              <w:rFonts w:ascii="Sylfaen" w:hAnsi="Sylfaen"/>
-                              <w:sz w:val="18"/>
-                              <w:szCs w:val="18"/>
-                            </w:rPr>
-                          </w:pPr>
-                          <w:r>
-                            <w:rPr>
-                              <w:rFonts w:ascii="Sylfaen" w:hAnsi="Sylfaen"/>
-                              <w:sz w:val="18"/>
-                              <w:szCs w:val="18"/>
-                            </w:rPr>
-                            <w:t>1570048872108700</w:t>
-                          </w:r>
-                        </w:p>
-                      </w:txbxContent>
-                    </v:textbox>
-                  </v:shape>
-                </v:group>
-                <v:group id="Group 39" o:spid="_x0000_s1031" style="position:absolute;width:18065;height:4260" coordsize="25006,4266" o:gfxdata="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">
-                  <v:shape id="_x0000_s1032" type="#_x0000_t202" style="position:absolute;width:25006;height:3282;visibility:visible;mso-wrap-style:square;v-text-anchor:top" o:gfxdata="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" filled="f" strokecolor="black [3200]" strokeweight=".5pt">
-                    <v:textbox>
-                      <w:txbxContent>
-                        <w:p/>
-                      </w:txbxContent>
-                    </v:textbox>
-                  </v:shape>
-                  <v:shape id="_x0000_s1033" type="#_x0000_t202" style="position:absolute;left:2176;top:261;width:20537;height:1473;visibility:visible;mso-wrap-style:square;v-text-anchor:top" o:gfxdata="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" fillcolor="white [3212]" stroked="f" strokeweight=".5pt">
-                    <v:textbox inset="0,0,0,0">
-                      <w:txbxContent>
-                        <w:p>
-                          <w:pPr>
-                            <w:spacing w:after="0" w:line="240" w:lineRule="auto"/>
-                            <w:rPr>
-                              <w:rFonts w:ascii="Sylfaen" w:hAnsi="Sylfaen"/>
-                              <w:sz w:val="16"/>
-                              <w:szCs w:val="16"/>
-                            </w:rPr>
-                          </w:pPr>
-                          <w:r>
-                            <w:rPr>
-                              <w:rFonts w:ascii="Sylfaen" w:hAnsi="Sylfaen"/>
-                              <w:sz w:val="16"/>
-                              <w:szCs w:val="16"/>
-                            </w:rPr>
-                            <w:t>Մուտքագրվող հաշվեհամար</w:t>
-                          </w:r>
-                        </w:p>
-                      </w:txbxContent>
-                    </v:textbox>
-                  </v:shape>
-                  <v:shape id="_x0000_s1034" type="#_x0000_t202" style="position:absolute;left:1088;top:1262;width:22657;height:3004;visibility:visible;mso-wrap-style:square;v-text-anchor:top" o:gfxdata="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" filled="f" stroked="f" strokeweight=".5pt">
-                    <v:textbox>
-                      <w:txbxContent>
-                        <w:p>
-                          <w:pPr>
-                            <w:rPr>
-                              <w:rFonts w:ascii="Sylfaen" w:hAnsi="Sylfaen"/>
-                              <w:sz w:val="18"/>
-                              <w:szCs w:val="18"/>
-                            </w:rPr>
-                          </w:pPr>
-                          <w:r>
-                            <w:rPr>
-                              <w:rFonts w:ascii="Sylfaen" w:hAnsi="Sylfaen" w:cs="Times New Roman"/>
-                              <w:bCs/>
-                              <w:iCs/>
-                              <w:sz w:val="16"/>
-                              <w:szCs w:val="16"/>
-                              <w:lang w:val="hy-AM"/>
-                            </w:rPr>
-                            <w:t>${account_number}</w:t>
-                          </w:r>
-                        </w:p>
-                      </w:txbxContent>
-                    </v:textbox>
-                  </v:shape>
-                </v:group>
-              </v:group>
-            </w:pict>
-          </mc:Fallback>
-        </mc:AlternateContent>
-      </w:r>
-      <w:r>
-        <w:rPr>
-          <w:rFonts w:ascii="Sylfaen" w:hAnsi="Sylfaen"/>
-          <w:noProof/>
-          <w:sz w:val="20"/>
-          <w:szCs w:val="20"/>
-        </w:rPr>
-        <mc:AlternateContent>
-          <mc:Choice Requires="wpg">
-            <w:drawing>
-              <wp:anchor distT="0" distB="0" distL="114300" distR="114300" simplePos="0" relativeHeight="251769344" behindDoc="0" locked="0" layoutInCell="1" allowOverlap="1" wp14:anchorId="362F763F" wp14:editId="3758BAAB">
-                <wp:simplePos x="0" y="0"/>
-                <wp:positionH relativeFrom="column">
-                  <wp:posOffset>-832338</wp:posOffset>
-                </wp:positionH>
-                <wp:positionV relativeFrom="paragraph">
-                  <wp:posOffset>2365131</wp:posOffset>
-                </wp:positionV>
-                <wp:extent cx="7932420" cy="2754630"/>
-                <wp:effectExtent l="38100" t="0" r="0" b="77470"/>
-                <wp:wrapNone/>
-                <wp:docPr id="1906096669" name="Group 20"/>
-                <wp:cNvGraphicFramePr/>
-                <a:graphic xmlns:a="http://schemas.openxmlformats.org/drawingml/2006/main">
-                  <a:graphicData uri="http://schemas.microsoft.com/office/word/2010/wordprocessingGroup">
-                    <wpg:wgp>
-                      <wpg:cNvGrpSpPr/>
-                      <wpg:grpSpPr>
-                        <a:xfrm>
-                          <a:off x="0" y="0"/>
-                          <a:ext cx="7932420" cy="2754630"/>
-                          <a:chOff x="0" y="0"/>
-                          <a:chExt cx="7932458" cy="2754696"/>
-                        </a:xfrm>
-                      </wpg:grpSpPr>
-                      <wps:wsp>
-                        <wps:cNvPr id="1516425610" name="Straight Connector 1"/>
-                        <wps:cNvCnPr/>
-                        <wps:spPr>
-                          <a:xfrm flipH="1">
-                            <a:off x="5384" y="149758"/>
-                            <a:ext cx="31460" cy="2604303"/>
-                          </a:xfrm>
-                          <a:prstGeom prst="line">
-                            <a:avLst/>
-                          </a:prstGeom>
-                          <a:ln w="6350"/>
-                        </wps:spPr>
-                        <wps:style>
-                          <a:lnRef idx="2">
-                            <a:schemeClr val="dk1"/>
-                          </a:lnRef>
-                          <a:fillRef idx="0">
-                            <a:schemeClr val="dk1"/>
-                          </a:fillRef>
-                          <a:effectRef idx="1">
-                            <a:schemeClr val="dk1"/>
-                          </a:effectRef>
-                          <a:fontRef idx="minor">
-                            <a:schemeClr val="tx1"/>
-                          </a:fontRef>
-                        </wps:style>
-                        <wps:bodyPr/>
-                      </wps:wsp>
-                      <wps:wsp>
-                        <wps:cNvPr id="381187655" name="Straight Connector 1"/>
-                        <wps:cNvCnPr/>
-                        <wps:spPr>
-                          <a:xfrm>
-                            <a:off x="6940194" y="135128"/>
-                            <a:ext cx="3368" cy="2619568"/>
-                          </a:xfrm>
-                          <a:prstGeom prst="line">
-                            <a:avLst/>
-                          </a:prstGeom>
-                          <a:ln w="6350"/>
-                        </wps:spPr>
-                        <wps:style>
-                          <a:lnRef idx="2">
-                            <a:schemeClr val="dk1"/>
-                          </a:lnRef>
-                          <a:fillRef idx="0">
-                            <a:schemeClr val="dk1"/>
-                          </a:fillRef>
-                          <a:effectRef idx="1">
-                            <a:schemeClr val="dk1"/>
-                          </a:effectRef>
-                          <a:fontRef idx="minor">
-                            <a:schemeClr val="tx1"/>
-                          </a:fontRef>
-                        </wps:style>
-                        <wps:bodyPr/>
-                      </wps:wsp>
-                      <wps:wsp>
-                        <wps:cNvPr id="899471415" name="Straight Connector 1"/>
-                        <wps:cNvCnPr/>
-                        <wps:spPr>
-                          <a:xfrm flipH="1">
-                            <a:off x="0" y="2753970"/>
-                            <a:ext cx="6937375" cy="0"/>
-                          </a:xfrm>
-                          <a:prstGeom prst="line">
-                            <a:avLst/>
-                          </a:prstGeom>
-                          <a:ln w="6350"/>
-                        </wps:spPr>
-                        <wps:style>
-                          <a:lnRef idx="2">
-                            <a:schemeClr val="dk1"/>
-                          </a:lnRef>
-                          <a:fillRef idx="0">
-                            <a:schemeClr val="dk1"/>
-                          </a:fillRef>
-                          <a:effectRef idx="1">
-                            <a:schemeClr val="dk1"/>
-                          </a:effectRef>
-                          <a:fontRef idx="minor">
-                            <a:schemeClr val="tx1"/>
-                          </a:fontRef>
-                        </wps:style>
-                        <wps:bodyPr/>
-                      </wps:wsp>
-                      <wps:wsp>
-                        <wps:cNvPr id="1185032507" name="Straight Connector 1"/>
-                        <wps:cNvCnPr/>
-                        <wps:spPr>
-                          <a:xfrm flipH="1">
-                            <a:off x="36576" y="149758"/>
-                            <a:ext cx="2184948" cy="0"/>
-                          </a:xfrm>
-                          <a:prstGeom prst="line">
-                            <a:avLst/>
-                          </a:prstGeom>
-                          <a:ln w="6350"/>
-                        </wps:spPr>
-                        <wps:style>
-                          <a:lnRef idx="2">
-                            <a:schemeClr val="dk1"/>
-                          </a:lnRef>
-                          <a:fillRef idx="0">
-                            <a:schemeClr val="dk1"/>
-                          </a:fillRef>
-                          <a:effectRef idx="1">
-                            <a:schemeClr val="dk1"/>
-                          </a:effectRef>
-                          <a:fontRef idx="minor">
-                            <a:schemeClr val="tx1"/>
-                          </a:fontRef>
-                        </wps:style>
-                        <wps:bodyPr/>
-                      </wps:wsp>
-                      <wps:wsp>
-                        <wps:cNvPr id="1688095531" name="Straight Connector 1"/>
-                        <wps:cNvCnPr/>
-                        <wps:spPr>
-                          <a:xfrm flipH="1">
-                            <a:off x="4846116" y="127813"/>
-                            <a:ext cx="2113362" cy="6578"/>
-                          </a:xfrm>
-                          <a:prstGeom prst="line">
-                            <a:avLst/>
-                          </a:prstGeom>
-                          <a:ln w="6350"/>
-                        </wps:spPr>
-                        <wps:style>
-                          <a:lnRef idx="2">
-                            <a:schemeClr val="dk1"/>
-                          </a:lnRef>
-                          <a:fillRef idx="0">
-                            <a:schemeClr val="dk1"/>
-                          </a:fillRef>
-                          <a:effectRef idx="1">
-                            <a:schemeClr val="dk1"/>
-                          </a:effectRef>
-                          <a:fontRef idx="minor">
-                            <a:schemeClr val="tx1"/>
-                          </a:fontRef>
-                        </wps:style>
-                        <wps:bodyPr/>
-                      </wps:wsp>
-                      <wps:wsp>
-                        <wps:cNvPr id="679321287" name="Text Box 3"/>
-                        <wps:cNvSpPr txBox="1"/>
-                        <wps:spPr>
-                          <a:xfrm>
-                            <a:off x="2462874" y="0"/>
-                            <a:ext cx="2487930" cy="300990"/>
-                          </a:xfrm>
-                          <a:prstGeom prst="rect">
-                            <a:avLst/>
-                          </a:prstGeom>
-                          <a:noFill/>
-                          <a:ln w="6350">
-                            <a:noFill/>
-                          </a:ln>
-                        </wps:spPr>
-                        <wps:txbx>
-                          <w:txbxContent>
-                            <w:p>
-                              <w:pPr>
-                                <w:rPr>
-                                  <w:rFonts w:ascii="Sylfaen" w:hAnsi="Sylfaen"/>
-                                  <w:sz w:val="20"/>
-                                  <w:szCs w:val="20"/>
-                                </w:rPr>
-                              </w:pPr>
-                              <w:r>
-                                <w:rPr>
-                                  <w:rFonts w:ascii="Sylfaen" w:hAnsi="Sylfaen"/>
-                                  <w:sz w:val="20"/>
-                                  <w:szCs w:val="20"/>
-                                </w:rPr>
-                                <w:t>ԱՆ</w:t>
-                              </w:r>
-                              <w:r>
-                                <w:rPr>
-                                  <w:rFonts w:ascii="Sylfaen" w:hAnsi="Sylfaen"/>
-                                  <w:sz w:val="20"/>
-                                  <w:szCs w:val="20"/>
-                                </w:rPr>
-                                <w:t xml:space="preserve">ԿԱՆԽԻԿ </w:t>
-                              </w:r>
-                              <w:r>
-                                <w:rPr>
-                                  <w:rFonts w:ascii="Sylfaen" w:hAnsi="Sylfaen"/>
-                                  <w:sz w:val="20"/>
-                                  <w:szCs w:val="20"/>
-                                </w:rPr>
-                                <w:t>ԵԼՔԻ</w:t>
-                              </w:r>
-                              <w:r>
-                                <w:rPr>
-                                  <w:rFonts w:ascii="Sylfaen" w:hAnsi="Sylfaen"/>
-                                  <w:sz w:val="20"/>
-                                  <w:szCs w:val="20"/>
-                                </w:rPr>
-                                <w:t xml:space="preserve"> </w:t>
-                              </w:r>
-                              <w:r>
-                                <w:rPr>
-                                  <w:rFonts w:ascii="Sylfaen" w:hAnsi="Sylfaen"/>
-                                  <w:sz w:val="20"/>
-                                  <w:szCs w:val="20"/>
-                                </w:rPr>
-                                <w:t>ԱՆԴՈՐՐԱԳԻՐ</w:t>
-                              </w:r>
-                            </w:p>
-                          </w:txbxContent>
-                        </wps:txbx>
-                        <wps:bodyPr rot="0" spcFirstLastPara="0" vertOverflow="overflow" horzOverflow="overflow" vert="horz" wrap="square" lIns="91440" tIns="45720" rIns="91440" bIns="45720" numCol="1" spcCol="0" rtlCol="0" fromWordArt="0" anchor="t" anchorCtr="0" forceAA="0" compatLnSpc="1">
-                          <a:prstTxWarp prst="textNoShape">
-                            <a:avLst/>
-                          </a:prstTxWarp>
-                          <a:noAutofit/>
-                        </wps:bodyPr>
-                      </wps:wsp>
-                      <wps:wsp>
-                        <wps:cNvPr id="1660120683" name="Text Box 3"/>
-                        <wps:cNvSpPr txBox="1"/>
-                        <wps:spPr>
-                          <a:xfrm>
-                            <a:off x="91643" y="182880"/>
-                            <a:ext cx="2060864" cy="301336"/>
-                          </a:xfrm>
-                          <a:prstGeom prst="rect">
-                            <a:avLst/>
-                          </a:prstGeom>
-                          <a:noFill/>
-                          <a:ln w="6350">
-                            <a:noFill/>
-                          </a:ln>
-                        </wps:spPr>
-                        <wps:txbx>
-                          <w:txbxContent>
-                            <w:p>
-                              <w:pPr>
-                                <w:rPr>
-                                  <w:rFonts w:ascii="Sylfaen" w:hAnsi="Sylfaen"/>
-                                  <w:sz w:val="18"/>
-                                  <w:szCs w:val="18"/>
-                                </w:rPr>
-                              </w:pPr>
-                              <w:r>
-                                <w:rPr>
-                                  <w:rFonts w:ascii="Sylfaen" w:hAnsi="Sylfaen"/>
-                                  <w:sz w:val="18"/>
-                                  <w:szCs w:val="18"/>
-                                </w:rPr>
-                                <w:t xml:space="preserve">«ԱԿՐԵԴԻՏ» ՎՄ ՍՊԸ  </w:t>
-                              </w:r>
-                            </w:p>
-                          </w:txbxContent>
-                        </wps:txbx>
-                        <wps:bodyPr rot="0" spcFirstLastPara="0" vertOverflow="overflow" horzOverflow="overflow" vert="horz" wrap="square" lIns="91440" tIns="45720" rIns="91440" bIns="45720" numCol="1" spcCol="0" rtlCol="0" fromWordArt="0" anchor="t" anchorCtr="0" forceAA="0" compatLnSpc="1">
-                          <a:prstTxWarp prst="textNoShape">
-                            <a:avLst/>
-                          </a:prstTxWarp>
-                          <a:noAutofit/>
-                        </wps:bodyPr>
-                      </wps:wsp>
-                      <wps:wsp>
-                        <wps:cNvPr id="1435607243" name="Text Box 3"/>
-                        <wps:cNvSpPr txBox="1"/>
-                        <wps:spPr>
-                          <a:xfrm>
-                            <a:off x="5665825" y="175565"/>
-                            <a:ext cx="2266633" cy="300990"/>
-                          </a:xfrm>
-                          <a:prstGeom prst="rect">
-                            <a:avLst/>
-                          </a:prstGeom>
-                          <a:noFill/>
-                          <a:ln w="6350">
-                            <a:noFill/>
-                          </a:ln>
-                        </wps:spPr>
-                        <wps:txbx>
-                          <w:txbxContent>
-                            <w:p>
-                              <w:pPr>
-                                <w:rPr>
-                                  <w:rFonts w:ascii="Sylfaen" w:hAnsi="Sylfaen"/>
-                                  <w:sz w:val="18"/>
-                                  <w:szCs w:val="18"/>
-                                </w:rPr>
-                              </w:pPr>
-                              <w:r>
-                                <w:rPr>
-                                  <w:rFonts w:ascii="Sylfaen" w:hAnsi="Sylfaen"/>
-                                  <w:sz w:val="18"/>
-                                  <w:szCs w:val="18"/>
-                                </w:rPr>
-                                <w:t>ՀԱՄԱՐ՝ XX_XXXXX</w:t>
-                              </w:r>
-                            </w:p>
-                          </w:txbxContent>
-                        </wps:txbx>
-                        <wps:bodyPr rot="0" spcFirstLastPara="0" vertOverflow="overflow" horzOverflow="overflow" vert="horz" wrap="square" lIns="91440" tIns="45720" rIns="91440" bIns="45720" numCol="1" spcCol="0" rtlCol="0" fromWordArt="0" anchor="t" anchorCtr="0" forceAA="0" compatLnSpc="1">
-                          <a:prstTxWarp prst="textNoShape">
-                            <a:avLst/>
-                          </a:prstTxWarp>
-                          <a:noAutofit/>
-                        </wps:bodyPr>
-                      </wps:wsp>
-                      <wps:wsp>
-                        <wps:cNvPr id="1423008959" name="Text Box 3"/>
-                        <wps:cNvSpPr txBox="1"/>
-                        <wps:spPr>
-                          <a:xfrm>
-                            <a:off x="5117185" y="2399386"/>
-                            <a:ext cx="2060575" cy="300990"/>
-                          </a:xfrm>
-                          <a:prstGeom prst="rect">
-                            <a:avLst/>
-                          </a:prstGeom>
-                          <a:noFill/>
-                          <a:ln w="6350">
-                            <a:noFill/>
-                          </a:ln>
-                        </wps:spPr>
-                        <wps:txbx>
-                          <w:txbxContent>
-                            <w:p>
-                              <w:pPr>
-                                <w:rPr>
-                                  <w:rFonts w:ascii="Sylfaen" w:hAnsi="Sylfaen"/>
-                                  <w:sz w:val="18"/>
-                                  <w:szCs w:val="18"/>
-                                </w:rPr>
-                              </w:pPr>
-                              <w:r>
-                                <w:rPr>
-                                  <w:rFonts w:ascii="Sylfaen" w:hAnsi="Sylfaen"/>
-                                  <w:sz w:val="18"/>
-                                  <w:szCs w:val="18"/>
-                                </w:rPr>
-                                <w:t xml:space="preserve">Ամսաթիվ՝ </w:t>
-                              </w:r>
-                              <w:r>
-                                <w:rPr>
-                                  <w:rFonts w:ascii="Times New Roman" w:eastAsia="Times New Roman" w:hAnsi="Times New Roman" w:cs="Times New Roman"/>
-                                  <w:color w:val="000000" w:themeColor="text1"/>
-                                  <w:sz w:val="18"/>
-                                  <w:szCs w:val="18"/>
-                                  <w:lang w:val="en-GB"/>
-                                </w:rPr>
-                                <w:t>${date}</w:t>
-                              </w:r>
-                            </w:p>
-                          </w:txbxContent>
-                        </wps:txbx>
-                        <wps:bodyPr rot="0" spcFirstLastPara="0" vertOverflow="overflow" horzOverflow="overflow" vert="horz" wrap="square" lIns="91440" tIns="45720" rIns="91440" bIns="45720" numCol="1" spcCol="0" rtlCol="0" fromWordArt="0" anchor="t" anchorCtr="0" forceAA="0" compatLnSpc="1">
-                          <a:prstTxWarp prst="textNoShape">
-                            <a:avLst/>
-                          </a:prstTxWarp>
-                          <a:noAutofit/>
-                        </wps:bodyPr>
-                      </wps:wsp>
-                      <wps:wsp>
-                        <wps:cNvPr id="1129461720" name="Text Box 3"/>
-                        <wps:cNvSpPr txBox="1"/>
-                        <wps:spPr>
-                          <a:xfrm>
-                            <a:off x="5117185" y="2209190"/>
-                            <a:ext cx="1132114" cy="300990"/>
-                          </a:xfrm>
-                          <a:prstGeom prst="rect">
-                            <a:avLst/>
-                          </a:prstGeom>
-                          <a:noFill/>
-                          <a:ln w="6350">
-                            <a:noFill/>
-                          </a:ln>
-                        </wps:spPr>
-                        <wps:txbx>
-                          <w:txbxContent>
-                            <w:p>
-                              <w:pPr>
-                                <w:rPr>
-                                  <w:rFonts w:ascii="Sylfaen" w:hAnsi="Sylfaen"/>
-                                  <w:sz w:val="18"/>
-                                  <w:szCs w:val="18"/>
-                                </w:rPr>
-                              </w:pPr>
-                              <w:r>
-                                <w:rPr>
-                                  <w:rFonts w:ascii="Sylfaen" w:hAnsi="Sylfaen"/>
-                                  <w:sz w:val="18"/>
-                                  <w:szCs w:val="18"/>
-                                </w:rPr>
-                                <w:t>Կ. Տ.</w:t>
-                              </w:r>
-                            </w:p>
-                          </w:txbxContent>
-                        </wps:txbx>
-                        <wps:bodyPr rot="0" spcFirstLastPara="0" vertOverflow="overflow" horzOverflow="overflow" vert="horz" wrap="square" lIns="91440" tIns="45720" rIns="91440" bIns="45720" numCol="1" spcCol="0" rtlCol="0" fromWordArt="0" anchor="t" anchorCtr="0" forceAA="0" compatLnSpc="1">
-                          <a:prstTxWarp prst="textNoShape">
-                            <a:avLst/>
-                          </a:prstTxWarp>
-                          <a:noAutofit/>
-                        </wps:bodyPr>
-                      </wps:wsp>
-                      <wpg:grpSp>
-                        <wpg:cNvPr id="197062858" name="Group 19"/>
-                        <wpg:cNvGrpSpPr/>
-                        <wpg:grpSpPr>
-                          <a:xfrm>
-                            <a:off x="3112820" y="570586"/>
-                            <a:ext cx="3820702" cy="480526"/>
-                            <a:chOff x="0" y="0"/>
-                            <a:chExt cx="3820702" cy="480526"/>
-                          </a:xfrm>
-                        </wpg:grpSpPr>
-                        <wps:wsp>
-                          <wps:cNvPr id="973662" name="Text Box 4"/>
-                          <wps:cNvSpPr txBox="1"/>
-                          <wps:spPr>
-                            <a:xfrm>
-                              <a:off x="1319550" y="146304"/>
-                              <a:ext cx="2501152" cy="328595"/>
-                            </a:xfrm>
-                            <a:prstGeom prst="rect">
-                              <a:avLst/>
-                            </a:prstGeom>
-                            <a:noFill/>
-                            <a:ln w="6350"/>
-                          </wps:spPr>
-                          <wps:style>
-                            <a:lnRef idx="2">
-                              <a:schemeClr val="dk1"/>
-                            </a:lnRef>
-                            <a:fillRef idx="1">
-                              <a:schemeClr val="lt1"/>
-                            </a:fillRef>
-                            <a:effectRef idx="0">
-                              <a:schemeClr val="dk1"/>
-                            </a:effectRef>
-                            <a:fontRef idx="minor">
-                              <a:schemeClr val="dk1"/>
-                            </a:fontRef>
-                          </wps:style>
-                          <wps:txbx>
-                            <w:txbxContent>
-                              <w:p/>
-                            </w:txbxContent>
-                          </wps:txbx>
-                          <wps:bodyPr rot="0" spcFirstLastPara="0" vertOverflow="overflow" horzOverflow="overflow" vert="horz" wrap="square" lIns="91440" tIns="45720" rIns="91440" bIns="45720" numCol="1" spcCol="0" rtlCol="0" fromWordArt="0" anchor="t" anchorCtr="0" forceAA="0" compatLnSpc="1">
-                            <a:prstTxWarp prst="textNoShape">
-                              <a:avLst/>
-                            </a:prstTxWarp>
-                            <a:noAutofit/>
-                          </wps:bodyPr>
-                        </wps:wsp>
-                        <wps:wsp>
-                          <wps:cNvPr id="1376187725" name="Text Box 4"/>
-                          <wps:cNvSpPr txBox="1"/>
-                          <wps:spPr>
-                            <a:xfrm>
-                              <a:off x="0" y="151931"/>
-                              <a:ext cx="1323280" cy="328595"/>
-                            </a:xfrm>
-                            <a:prstGeom prst="rect">
-                              <a:avLst/>
-                            </a:prstGeom>
-                            <a:noFill/>
-                            <a:ln w="6350">
-                              <a:solidFill>
-                                <a:schemeClr val="dk1"/>
-                              </a:solidFill>
-                            </a:ln>
-                          </wps:spPr>
-                          <wps:style>
-                            <a:lnRef idx="2">
-                              <a:schemeClr val="dk1"/>
-                            </a:lnRef>
-                            <a:fillRef idx="1">
-                              <a:schemeClr val="lt1"/>
-                            </a:fillRef>
-                            <a:effectRef idx="0">
-                              <a:schemeClr val="dk1"/>
-                            </a:effectRef>
-                            <a:fontRef idx="minor">
-                              <a:schemeClr val="dk1"/>
-                            </a:fontRef>
-                          </wps:style>
-                          <wps:txbx>
-                            <w:txbxContent>
-                              <w:p/>
-                            </w:txbxContent>
-                          </wps:txbx>
-                          <wps:bodyPr rot="0" spcFirstLastPara="0" vertOverflow="overflow" horzOverflow="overflow" vert="horz" wrap="square" lIns="91440" tIns="45720" rIns="91440" bIns="45720" numCol="1" spcCol="0" rtlCol="0" fromWordArt="0" anchor="t" anchorCtr="0" forceAA="0" compatLnSpc="1">
-                            <a:prstTxWarp prst="textNoShape">
-                              <a:avLst/>
-                            </a:prstTxWarp>
-                            <a:noAutofit/>
-                          </wps:bodyPr>
-                        </wps:wsp>
-                        <wps:wsp>
-                          <wps:cNvPr id="1564361071" name="Text Box 3"/>
-                          <wps:cNvSpPr txBox="1"/>
-                          <wps:spPr>
-                            <a:xfrm>
-                              <a:off x="109728" y="5627"/>
-                              <a:ext cx="584174" cy="260719"/>
-                            </a:xfrm>
-                            <a:prstGeom prst="rect">
-                              <a:avLst/>
-                            </a:prstGeom>
-                            <a:solidFill>
-                              <a:schemeClr val="bg1"/>
-                            </a:solidFill>
-                            <a:ln w="6350">
-                              <a:noFill/>
-                            </a:ln>
-                          </wps:spPr>
-                          <wps:txbx>
-                            <w:txbxContent>
-                              <w:p>
-                                <w:pPr>
-                                  <w:rPr>
-                                    <w:rFonts w:ascii="Sylfaen" w:hAnsi="Sylfaen"/>
-                                    <w:sz w:val="15"/>
-                                    <w:szCs w:val="15"/>
-                                  </w:rPr>
-                                </w:pPr>
-                                <w:r>
-                                  <w:rPr>
-                                    <w:rFonts w:ascii="Sylfaen" w:hAnsi="Sylfaen"/>
-                                    <w:sz w:val="15"/>
-                                    <w:szCs w:val="15"/>
-                                  </w:rPr>
-                                  <w:t>գումար</w:t>
-                                </w:r>
-                              </w:p>
-                            </w:txbxContent>
-                          </wps:txbx>
-                          <wps:bodyPr rot="0" spcFirstLastPara="0" vertOverflow="overflow" horzOverflow="overflow" vert="horz" wrap="square" lIns="91440" tIns="45720" rIns="91440" bIns="45720" numCol="1" spcCol="0" rtlCol="0" fromWordArt="0" anchor="t" anchorCtr="0" forceAA="0" compatLnSpc="1">
-                            <a:prstTxWarp prst="textNoShape">
-                              <a:avLst/>
-                            </a:prstTxWarp>
-                            <a:noAutofit/>
-                          </wps:bodyPr>
-                        </wps:wsp>
-                        <wps:wsp>
-                          <wps:cNvPr id="450079714" name="Text Box 3"/>
-                          <wps:cNvSpPr txBox="1"/>
-                          <wps:spPr>
-                            <a:xfrm>
-                              <a:off x="1423651" y="0"/>
-                              <a:ext cx="1166442" cy="260719"/>
-                            </a:xfrm>
-                            <a:prstGeom prst="rect">
-                              <a:avLst/>
-                            </a:prstGeom>
-                            <a:solidFill>
-                              <a:schemeClr val="bg1"/>
-                            </a:solidFill>
-                            <a:ln w="6350">
-                              <a:noFill/>
-                            </a:ln>
-                          </wps:spPr>
-                          <wps:txbx>
-                            <w:txbxContent>
-                              <w:p>
-                                <w:pPr>
-                                  <w:rPr>
-                                    <w:rFonts w:ascii="Sylfaen" w:hAnsi="Sylfaen"/>
-                                    <w:sz w:val="15"/>
-                                    <w:szCs w:val="15"/>
-                                  </w:rPr>
-                                </w:pPr>
-                                <w:r>
-                                  <w:rPr>
-                                    <w:rFonts w:ascii="Sylfaen" w:hAnsi="Sylfaen"/>
-                                    <w:sz w:val="15"/>
-                                    <w:szCs w:val="15"/>
-                                  </w:rPr>
-                                  <w:t>գումարը բառերով</w:t>
-                                </w:r>
-                              </w:p>
-                            </w:txbxContent>
-                          </wps:txbx>
-                          <wps:bodyPr rot="0" spcFirstLastPara="0" vertOverflow="overflow" horzOverflow="overflow" vert="horz" wrap="square" lIns="91440" tIns="45720" rIns="91440" bIns="45720" numCol="1" spcCol="0" rtlCol="0" fromWordArt="0" anchor="t" anchorCtr="0" forceAA="0" compatLnSpc="1">
-                            <a:prstTxWarp prst="textNoShape">
-                              <a:avLst/>
-                            </a:prstTxWarp>
-                            <a:noAutofit/>
-                          </wps:bodyPr>
-                        </wps:wsp>
-                      </wpg:grpSp>
-                    </wpg:wgp>
-                  </a:graphicData>
-                </a:graphic>
-              </wp:anchor>
-            </w:drawing>
-          </mc:Choice>
-          <mc:Fallback>
-            <w:pict>
-              <v:group w14:anchorId="362F763F" id="Group 20" o:spid="_x0000_s1035" style="position:absolute;left:0;text-align:left;margin-left:-65.55pt;margin-top:186.25pt;width:624.6pt;height:216.9pt;z-index:251769344" coordsize="79324,27546" o:gfxdata="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">
-                <v:line id="Straight Connector 1" o:spid="_x0000_s1036" style="position:absolute;flip:x;visibility:visible;mso-wrap-style:square" from="53,1497" to="368,27540" o:connectortype="straight" o:gfxdata="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" strokecolor="black [3200]" strokeweight=".5pt">
-                  <v:shadow on="t" color="black" opacity="24903f" origin=",.5" offset="0,.55556mm"/>
-                </v:line>
-                <v:line id="Straight Connector 1" o:spid="_x0000_s1037" style="position:absolute;visibility:visible;mso-wrap-style:square" from="69401,1351" to="69435,27546" o:connectortype="straight" o:gfxdata="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" strokecolor="black [3200]" strokeweight=".5pt">
-                  <v:shadow on="t" color="black" opacity="24903f" origin=",.5" offset="0,.55556mm"/>
-                </v:line>
-                <v:line id="Straight Connector 1" o:spid="_x0000_s1038" style="position:absolute;flip:x;visibility:visible;mso-wrap-style:square" from="0,27539" to="69373,27539" o:connectortype="straight" o:gfxdata="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" strokecolor="black [3200]" strokeweight=".5pt">
-                  <v:shadow on="t" color="black" opacity="24903f" origin=",.5" offset="0,.55556mm"/>
-                </v:line>
-                <v:line id="Straight Connector 1" o:spid="_x0000_s1039" style="position:absolute;flip:x;visibility:visible;mso-wrap-style:square" from="365,1497" to="22215,1497" o:connectortype="straight" o:gfxdata="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" strokecolor="black [3200]" strokeweight=".5pt">
-                  <v:shadow on="t" color="black" opacity="24903f" origin=",.5" offset="0,.55556mm"/>
-                </v:line>
-                <v:line id="Straight Connector 1" o:spid="_x0000_s1040" style="position:absolute;flip:x;visibility:visible;mso-wrap-style:square" from="48461,1278" to="69594,1343" o:connectortype="straight" o:gfxdata="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" strokecolor="black [3200]" strokeweight=".5pt">
-                  <v:shadow on="t" color="black" opacity="24903f" origin=",.5" offset="0,.55556mm"/>
-                </v:line>
-                <v:shape id="_x0000_s1041" type="#_x0000_t202" style="position:absolute;left:24628;width:24880;height:3009;visibility:visible;mso-wrap-style:square;v-text-anchor:top" o:gfxdata="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" filled="f" stroked="f" strokeweight=".5pt">
-                  <v:textbox>
-                    <w:txbxContent>
-                      <w:p>
-                        <w:pPr>
-                          <w:rPr>
-                            <w:rFonts w:ascii="Sylfaen" w:hAnsi="Sylfaen"/>
-                            <w:sz w:val="20"/>
-                            <w:szCs w:val="20"/>
-                          </w:rPr>
-                        </w:pPr>
-                        <w:r>
-                          <w:rPr>
-                            <w:rFonts w:ascii="Sylfaen" w:hAnsi="Sylfaen"/>
-                            <w:sz w:val="20"/>
-                            <w:szCs w:val="20"/>
-                          </w:rPr>
-                          <w:t>ԱՆ</w:t>
-                        </w:r>
-                        <w:r>
-                          <w:rPr>
-                            <w:rFonts w:ascii="Sylfaen" w:hAnsi="Sylfaen"/>
-                            <w:sz w:val="20"/>
-                            <w:szCs w:val="20"/>
-                          </w:rPr>
-                          <w:t xml:space="preserve">ԿԱՆԽԻԿ </w:t>
-                        </w:r>
-                        <w:r>
-                          <w:rPr>
-                            <w:rFonts w:ascii="Sylfaen" w:hAnsi="Sylfaen"/>
-                            <w:sz w:val="20"/>
-                            <w:szCs w:val="20"/>
-                          </w:rPr>
-                          <w:t>ԵԼՔԻ</w:t>
-                        </w:r>
-                        <w:r>
-                          <w:rPr>
-                            <w:rFonts w:ascii="Sylfaen" w:hAnsi="Sylfaen"/>
-                            <w:sz w:val="20"/>
-                            <w:szCs w:val="20"/>
-                          </w:rPr>
-                          <w:t xml:space="preserve"> </w:t>
-                        </w:r>
-                        <w:r>
-                          <w:rPr>
-                            <w:rFonts w:ascii="Sylfaen" w:hAnsi="Sylfaen"/>
-                            <w:sz w:val="20"/>
-                            <w:szCs w:val="20"/>
-                          </w:rPr>
-                          <w:t>ԱՆԴՈՐՐԱԳԻՐ</w:t>
-                        </w:r>
-                      </w:p>
-                    </w:txbxContent>
-                  </v:textbox>
-                </v:shape>
-                <v:shape id="_x0000_s1042" type="#_x0000_t202" style="position:absolute;left:916;top:1828;width:20609;height:3014;visibility:visible;mso-wrap-style:square;v-text-anchor:top" o:gfxdata="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" filled="f" stroked="f" strokeweight=".5pt">
-                  <v:textbox>
-                    <w:txbxContent>
-                      <w:p>
-                        <w:pPr>
-                          <w:rPr>
-                            <w:rFonts w:ascii="Sylfaen" w:hAnsi="Sylfaen"/>
-                            <w:sz w:val="18"/>
-                            <w:szCs w:val="18"/>
-                          </w:rPr>
-                        </w:pPr>
-                        <w:r>
-                          <w:rPr>
-                            <w:rFonts w:ascii="Sylfaen" w:hAnsi="Sylfaen"/>
-                            <w:sz w:val="18"/>
-                            <w:szCs w:val="18"/>
-                          </w:rPr>
-                          <w:t xml:space="preserve">«ԱԿՐԵԴԻՏ» ՎՄ ՍՊԸ  </w:t>
-                        </w:r>
-                      </w:p>
-                    </w:txbxContent>
-                  </v:textbox>
-                </v:shape>
-                <v:shape id="_x0000_s1043" type="#_x0000_t202" style="position:absolute;left:56658;top:1755;width:22666;height:3010;visibility:visible;mso-wrap-style:square;v-text-anchor:top" o:gfxdata="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" filled="f" stroked="f" strokeweight=".5pt">
-                  <v:textbox>
-                    <w:txbxContent>
-                      <w:p>
-                        <w:pPr>
-                          <w:rPr>
-                            <w:rFonts w:ascii="Sylfaen" w:hAnsi="Sylfaen"/>
-                            <w:sz w:val="18"/>
-                            <w:szCs w:val="18"/>
-                          </w:rPr>
-                        </w:pPr>
-                        <w:r>
-                          <w:rPr>
-                            <w:rFonts w:ascii="Sylfaen" w:hAnsi="Sylfaen"/>
-                            <w:sz w:val="18"/>
-                            <w:szCs w:val="18"/>
-                          </w:rPr>
-                          <w:t>ՀԱՄԱՐ՝ XX_XXXXX</w:t>
-                        </w:r>
-                      </w:p>
-                    </w:txbxContent>
-                  </v:textbox>
-                </v:shape>
-                <v:shape id="_x0000_s1044" type="#_x0000_t202" style="position:absolute;left:51171;top:23993;width:20606;height:3010;visibility:visible;mso-wrap-style:square;v-text-anchor:top" o:gfxdata="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" filled="f" stroked="f" strokeweight=".5pt">
-                  <v:textbox>
-                    <w:txbxContent>
-                      <w:p>
-                        <w:pPr>
-                          <w:rPr>
-                            <w:rFonts w:ascii="Sylfaen" w:hAnsi="Sylfaen"/>
-                            <w:sz w:val="18"/>
-                            <w:szCs w:val="18"/>
-                          </w:rPr>
-                        </w:pPr>
-                        <w:r>
-                          <w:rPr>
-                            <w:rFonts w:ascii="Sylfaen" w:hAnsi="Sylfaen"/>
-                            <w:sz w:val="18"/>
-                            <w:szCs w:val="18"/>
-                          </w:rPr>
-                          <w:t xml:space="preserve">Ամսաթիվ՝ </w:t>
-                        </w:r>
-                        <w:r>
-                          <w:rPr>
-                            <w:rFonts w:ascii="Times New Roman" w:eastAsia="Times New Roman" w:hAnsi="Times New Roman" w:cs="Times New Roman"/>
-                            <w:color w:val="000000" w:themeColor="text1"/>
-                            <w:sz w:val="18"/>
-                            <w:szCs w:val="18"/>
-                            <w:lang w:val="en-GB"/>
-                          </w:rPr>
-                          <w:t>${date}</w:t>
-                        </w:r>
-                      </w:p>
-                    </w:txbxContent>
-                  </v:textbox>
-                </v:shape>
-                <v:shape id="_x0000_s1045" type="#_x0000_t202" style="position:absolute;left:51171;top:22091;width:11321;height:3010;visibility:visible;mso-wrap-style:square;v-text-anchor:top" o:gfxdata="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" filled="f" stroked="f" strokeweight=".5pt">
-                  <v:textbox>
-                    <w:txbxContent>
-                      <w:p>
-                        <w:pPr>
-                          <w:rPr>
-                            <w:rFonts w:ascii="Sylfaen" w:hAnsi="Sylfaen"/>
-                            <w:sz w:val="18"/>
-                            <w:szCs w:val="18"/>
-                          </w:rPr>
-                        </w:pPr>
-                        <w:r>
-                          <w:rPr>
-                            <w:rFonts w:ascii="Sylfaen" w:hAnsi="Sylfaen"/>
-                            <w:sz w:val="18"/>
-                            <w:szCs w:val="18"/>
-                          </w:rPr>
-                          <w:t>Կ. Տ.</w:t>
-                        </w:r>
-                      </w:p>
-                    </w:txbxContent>
-                  </v:textbox>
-                </v:shape>
-                <v:group id="Group 19" o:spid="_x0000_s1046" style="position:absolute;left:31128;top:5705;width:38207;height:4806" coordsize="38207,4805" o:gfxdata="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">
-                  <v:shape id="_x0000_s1047" type="#_x0000_t202" style="position:absolute;left:13195;top:1463;width:25012;height:3285;visibility:visible;mso-wrap-style:square;v-text-anchor:top" o:gfxdata="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" filled="f" strokecolor="black [3200]" strokeweight=".5pt">
-                    <v:textbox>
-                      <w:txbxContent>
-                        <w:p/>
-                      </w:txbxContent>
-                    </v:textbox>
-                  </v:shape>
-                  <v:shape id="_x0000_s1048" type="#_x0000_t202" style="position:absolute;top:1519;width:13232;height:3286;visibility:visible;mso-wrap-style:square;v-text-anchor:top" o:gfxdata="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" filled="f" strokecolor="black [3200]" strokeweight=".5pt">
-                    <v:textbox>
-                      <w:txbxContent>
-                        <w:p/>
-                      </w:txbxContent>
-                    </v:textbox>
-                  </v:shape>
-                  <v:shape id="_x0000_s1049" type="#_x0000_t202" style="position:absolute;left:1097;top:56;width:5842;height:2607;visibility:visible;mso-wrap-style:square;v-text-anchor:top" o:gfxdata="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" fillcolor="white [3212]" stroked="f" strokeweight=".5pt">
-                    <v:textbox>
-                      <w:txbxContent>
-                        <w:p>
-                          <w:pPr>
-                            <w:rPr>
-                              <w:rFonts w:ascii="Sylfaen" w:hAnsi="Sylfaen"/>
-                              <w:sz w:val="15"/>
-                              <w:szCs w:val="15"/>
-                            </w:rPr>
-                          </w:pPr>
-                          <w:r>
-                            <w:rPr>
-                              <w:rFonts w:ascii="Sylfaen" w:hAnsi="Sylfaen"/>
-                              <w:sz w:val="15"/>
-                              <w:szCs w:val="15"/>
-                            </w:rPr>
-                            <w:t>գումար</w:t>
-                          </w:r>
-                        </w:p>
-                      </w:txbxContent>
-                    </v:textbox>
-                  </v:shape>
-                  <v:shape id="_x0000_s1050" type="#_x0000_t202" style="position:absolute;left:14236;width:11664;height:2607;visibility:visible;mso-wrap-style:square;v-text-anchor:top" o:gfxdata="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" fillcolor="white [3212]" stroked="f" strokeweight=".5pt">
-                    <v:textbox>
-                      <w:txbxContent>
-                        <w:p>
-                          <w:pPr>
-                            <w:rPr>
-                              <w:rFonts w:ascii="Sylfaen" w:hAnsi="Sylfaen"/>
-                              <w:sz w:val="15"/>
-                              <w:szCs w:val="15"/>
-                            </w:rPr>
-                          </w:pPr>
-                          <w:r>
-                            <w:rPr>
-                              <w:rFonts w:ascii="Sylfaen" w:hAnsi="Sylfaen"/>
-                              <w:sz w:val="15"/>
-                              <w:szCs w:val="15"/>
-                            </w:rPr>
-                            <w:t>գումարը բառերով</w:t>
-                          </w:r>
-                        </w:p>
-                      </w:txbxContent>
-                    </v:textbox>
-                  </v:shape>
-                </v:group>
-              </v:group>
-            </w:pict>
-          </mc:Fallback>
-        </mc:AlternateContent>
-      </w:r>
-      <w:r>
-        <w:rPr>
-          <w:rFonts w:ascii="Sylfaen" w:hAnsi="Sylfaen"/>
-          <w:noProof/>
-        </w:rPr>
-        <mc:AlternateContent>
-          <mc:Choice Requires="wpg">
-            <w:drawing>
-              <wp:anchor distT="0" distB="0" distL="114300" distR="114300" simplePos="0" relativeHeight="251782656" behindDoc="0" locked="0" layoutInCell="1" allowOverlap="1" wp14:anchorId="54CCF716" wp14:editId="4A727DEE">
+              <wp:anchor distT="0" distB="0" distL="114300" distR="114300" simplePos="0" relativeHeight="251782656" behindDoc="0" locked="0" layoutInCell="1" allowOverlap="1" wp14:anchorId="54CCF716" wp14:editId="0FE96964">
                 <wp:simplePos x="0" y="0"/>
                 <wp:positionH relativeFrom="column">
                   <wp:posOffset>2312377</wp:posOffset>
@@ -1463,14 +126,25 @@
                                     <w:szCs w:val="16"/>
                                   </w:rPr>
                                 </w:pPr>
+                                <w:proofErr w:type="spellStart"/>
                                 <w:r>
                                   <w:rPr>
                                     <w:rFonts w:ascii="Sylfaen" w:hAnsi="Sylfaen"/>
                                     <w:sz w:val="16"/>
                                     <w:szCs w:val="16"/>
                                   </w:rPr>
-                                  <w:t xml:space="preserve">Ելքագրվող </w:t>
+                                  <w:t>Ելքագրվող</w:t>
                                 </w:r>
+                                <w:proofErr w:type="spellEnd"/>
+                                <w:r>
+                                  <w:rPr>
+                                    <w:rFonts w:ascii="Sylfaen" w:hAnsi="Sylfaen"/>
+                                    <w:sz w:val="16"/>
+                                    <w:szCs w:val="16"/>
+                                  </w:rPr>
+                                  <w:t xml:space="preserve"> </w:t>
+                                </w:r>
+                                <w:proofErr w:type="spellStart"/>
                                 <w:r>
                                   <w:rPr>
                                     <w:rFonts w:ascii="Sylfaen" w:hAnsi="Sylfaen"/>
@@ -1479,6 +153,7 @@
                                   </w:rPr>
                                   <w:t>հաշվեհամար</w:t>
                                 </w:r>
+                                <w:proofErr w:type="spellEnd"/>
                               </w:p>
                             </w:txbxContent>
                           </wps:txbx>
@@ -1616,14 +291,34 @@
                                     <w:szCs w:val="16"/>
                                   </w:rPr>
                                 </w:pPr>
+                                <w:proofErr w:type="spellStart"/>
                                 <w:r>
                                   <w:rPr>
                                     <w:rFonts w:ascii="Sylfaen" w:hAnsi="Sylfaen"/>
                                     <w:sz w:val="16"/>
                                     <w:szCs w:val="16"/>
                                   </w:rPr>
-                                  <w:t>Մուտքագրվող հաշվեհամար</w:t>
+                                  <w:t>Մուտքագրվող</w:t>
                                 </w:r>
+                                <w:proofErr w:type="spellEnd"/>
+                                <w:r>
+                                  <w:rPr>
+                                    <w:rFonts w:ascii="Sylfaen" w:hAnsi="Sylfaen"/>
+                                    <w:sz w:val="16"/>
+                                    <w:szCs w:val="16"/>
+                                  </w:rPr>
+                                  <w:t xml:space="preserve"> </w:t>
+                                </w:r>
+                                <w:proofErr w:type="spellStart"/>
+                                <w:r>
+                                  <w:rPr>
+                                    <w:rFonts w:ascii="Sylfaen" w:hAnsi="Sylfaen"/>
+                                    <w:sz w:val="16"/>
+                                    <w:szCs w:val="16"/>
+                                  </w:rPr>
+                                  <w:t>հաշվեհամար</w:t>
+                                </w:r>
+                                <w:proofErr w:type="spellEnd"/>
                               </w:p>
                             </w:txbxContent>
                           </wps:txbx>
@@ -1690,16 +385,20 @@
           </mc:Choice>
           <mc:Fallback>
             <w:pict>
-              <v:group w14:anchorId="54CCF716" id="_x0000_s1051" style="position:absolute;left:0;text-align:left;margin-left:182.1pt;margin-top:30.45pt;width:301.3pt;height:33.55pt;z-index:251782656" coordsize="38262,4260" o:gfxdata="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">
-                <v:group id="Group 39" o:spid="_x0000_s1052" style="position:absolute;left:18112;width:20150;height:4260" coordsize="25006,4266" o:gfxdata="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">
-                  <v:shape id="_x0000_s1053" type="#_x0000_t202" style="position:absolute;width:25006;height:3282;visibility:visible;mso-wrap-style:square;v-text-anchor:top" o:gfxdata="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" filled="f" strokecolor="black [3200]" strokeweight=".5pt">
+              <v:group w14:anchorId="54CCF716" id="Group 40" o:spid="_x0000_s1026" style="position:absolute;left:0;text-align:left;margin-left:182.1pt;margin-top:30.45pt;width:301.3pt;height:33.55pt;z-index:251782656" coordsize="38262,4260" o:gfxdata="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">
+                <v:group id="Group 39" o:spid="_x0000_s1027" style="position:absolute;left:18112;width:20150;height:4260" coordsize="25006,4266" o:gfxdata="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">
+                  <v:shapetype id="_x0000_t202" coordsize="21600,21600" o:spt="202" path="m,l,21600r21600,l21600,xe">
+                    <v:stroke joinstyle="miter"/>
+                    <v:path gradientshapeok="t" o:connecttype="rect"/>
+                  </v:shapetype>
+                  <v:shape id="_x0000_s1028" type="#_x0000_t202" style="position:absolute;width:25006;height:3282;visibility:visible;mso-wrap-style:square;v-text-anchor:top" o:gfxdata="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" filled="f" strokecolor="black [3200]" strokeweight=".5pt">
                     <v:textbox>
                       <w:txbxContent>
                         <w:p/>
                       </w:txbxContent>
                     </v:textbox>
                   </v:shape>
-                  <v:shape id="_x0000_s1054" type="#_x0000_t202" style="position:absolute;left:2177;top:261;width:17239;height:1473;visibility:visible;mso-wrap-style:square;v-text-anchor:top" o:gfxdata="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" fillcolor="white [3212]" stroked="f" strokeweight=".5pt">
+                  <v:shape id="_x0000_s1029" type="#_x0000_t202" style="position:absolute;left:2177;top:261;width:17239;height:1473;visibility:visible;mso-wrap-style:square;v-text-anchor:top" o:gfxdata="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" fillcolor="white [3212]" stroked="f" strokeweight=".5pt">
                     <v:textbox inset="0,0,0,0">
                       <w:txbxContent>
                         <w:p>
@@ -1711,14 +410,25 @@
                               <w:szCs w:val="16"/>
                             </w:rPr>
                           </w:pPr>
+                          <w:proofErr w:type="spellStart"/>
                           <w:r>
                             <w:rPr>
                               <w:rFonts w:ascii="Sylfaen" w:hAnsi="Sylfaen"/>
                               <w:sz w:val="16"/>
                               <w:szCs w:val="16"/>
                             </w:rPr>
-                            <w:t xml:space="preserve">Ելքագրվող </w:t>
+                            <w:t>Ելքագրվող</w:t>
                           </w:r>
+                          <w:proofErr w:type="spellEnd"/>
+                          <w:r>
+                            <w:rPr>
+                              <w:rFonts w:ascii="Sylfaen" w:hAnsi="Sylfaen"/>
+                              <w:sz w:val="16"/>
+                              <w:szCs w:val="16"/>
+                            </w:rPr>
+                            <w:t xml:space="preserve"> </w:t>
+                          </w:r>
+                          <w:proofErr w:type="spellStart"/>
                           <w:r>
                             <w:rPr>
                               <w:rFonts w:ascii="Sylfaen" w:hAnsi="Sylfaen"/>
@@ -1727,11 +437,12 @@
                             </w:rPr>
                             <w:t>հաշվեհամար</w:t>
                           </w:r>
+                          <w:proofErr w:type="spellEnd"/>
                         </w:p>
                       </w:txbxContent>
                     </v:textbox>
                   </v:shape>
-                  <v:shape id="_x0000_s1055" type="#_x0000_t202" style="position:absolute;left:1088;top:1262;width:22657;height:3004;visibility:visible;mso-wrap-style:square;v-text-anchor:top" o:gfxdata="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" filled="f" stroked="f" strokeweight=".5pt">
+                  <v:shape id="_x0000_s1030" type="#_x0000_t202" style="position:absolute;left:1088;top:1262;width:22657;height:3004;visibility:visible;mso-wrap-style:square;v-text-anchor:top" o:gfxdata="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" filled="f" stroked="f" strokeweight=".5pt">
                     <v:textbox>
                       <w:txbxContent>
                         <w:p>
@@ -1755,15 +466,15 @@
                     </v:textbox>
                   </v:shape>
                 </v:group>
-                <v:group id="Group 39" o:spid="_x0000_s1056" style="position:absolute;width:18065;height:4260" coordsize="25006,4266" o:gfxdata="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">
-                  <v:shape id="_x0000_s1057" type="#_x0000_t202" style="position:absolute;width:25006;height:3282;visibility:visible;mso-wrap-style:square;v-text-anchor:top" o:gfxdata="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" filled="f" strokecolor="black [3200]" strokeweight=".5pt">
+                <v:group id="Group 39" o:spid="_x0000_s1031" style="position:absolute;width:18065;height:4260" coordsize="25006,4266" o:gfxdata="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">
+                  <v:shape id="_x0000_s1032" type="#_x0000_t202" style="position:absolute;width:25006;height:3282;visibility:visible;mso-wrap-style:square;v-text-anchor:top" o:gfxdata="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" filled="f" strokecolor="black [3200]" strokeweight=".5pt">
                     <v:textbox>
                       <w:txbxContent>
                         <w:p/>
                       </w:txbxContent>
                     </v:textbox>
                   </v:shape>
-                  <v:shape id="_x0000_s1058" type="#_x0000_t202" style="position:absolute;left:2176;top:261;width:20537;height:1473;visibility:visible;mso-wrap-style:square;v-text-anchor:top" o:gfxdata="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" fillcolor="white [3212]" stroked="f" strokeweight=".5pt">
+                  <v:shape id="_x0000_s1033" type="#_x0000_t202" style="position:absolute;left:2176;top:261;width:20537;height:1473;visibility:visible;mso-wrap-style:square;v-text-anchor:top" o:gfxdata="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" fillcolor="white [3212]" stroked="f" strokeweight=".5pt">
                     <v:textbox inset="0,0,0,0">
                       <w:txbxContent>
                         <w:p>
@@ -1775,19 +486,39 @@
                               <w:szCs w:val="16"/>
                             </w:rPr>
                           </w:pPr>
+                          <w:proofErr w:type="spellStart"/>
                           <w:r>
                             <w:rPr>
                               <w:rFonts w:ascii="Sylfaen" w:hAnsi="Sylfaen"/>
                               <w:sz w:val="16"/>
                               <w:szCs w:val="16"/>
                             </w:rPr>
-                            <w:t>Մուտքագրվող հաշվեհամար</w:t>
+                            <w:t>Մուտքագրվող</w:t>
                           </w:r>
+                          <w:proofErr w:type="spellEnd"/>
+                          <w:r>
+                            <w:rPr>
+                              <w:rFonts w:ascii="Sylfaen" w:hAnsi="Sylfaen"/>
+                              <w:sz w:val="16"/>
+                              <w:szCs w:val="16"/>
+                            </w:rPr>
+                            <w:t xml:space="preserve"> </w:t>
+                          </w:r>
+                          <w:proofErr w:type="spellStart"/>
+                          <w:r>
+                            <w:rPr>
+                              <w:rFonts w:ascii="Sylfaen" w:hAnsi="Sylfaen"/>
+                              <w:sz w:val="16"/>
+                              <w:szCs w:val="16"/>
+                            </w:rPr>
+                            <w:t>հաշվեհամար</w:t>
+                          </w:r>
+                          <w:proofErr w:type="spellEnd"/>
                         </w:p>
                       </w:txbxContent>
                     </v:textbox>
                   </v:shape>
-                  <v:shape id="_x0000_s1059" type="#_x0000_t202" style="position:absolute;left:1088;top:1262;width:22657;height:3004;visibility:visible;mso-wrap-style:square;v-text-anchor:top" o:gfxdata="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" filled="f" stroked="f" strokeweight=".5pt">
+                  <v:shape id="_x0000_s1034" type="#_x0000_t202" style="position:absolute;left:1088;top:1262;width:22657;height:3004;visibility:visible;mso-wrap-style:square;v-text-anchor:top" o:gfxdata="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" filled="f" stroked="f" strokeweight=".5pt">
                     <v:textbox>
                       <w:txbxContent>
                         <w:p>
@@ -1954,7 +685,7 @@
           </mc:Choice>
           <mc:Fallback>
             <w:pict>
-              <v:shape w14:anchorId="53D48525" id="Text Box 4" o:spid="_x0000_s1060" type="#_x0000_t202" style="position:absolute;left:0;text-align:left;margin-left:286.1pt;margin-top:4.45pt;width:196.95pt;height:25.85pt;z-index:251762176;visibility:visible;mso-wrap-style:square;mso-wrap-distance-left:9pt;mso-wrap-distance-top:0;mso-wrap-distance-right:9pt;mso-wrap-distance-bottom:0;mso-position-horizontal:absolute;mso-position-horizontal-relative:text;mso-position-vertical:absolute;mso-position-vertical-relative:text;v-text-anchor:top" o:gfxdata="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" filled="f" strokecolor="black [3200]" strokeweight=".5pt">
+              <v:shape w14:anchorId="53D48525" id="Text Box 4" o:spid="_x0000_s1035" type="#_x0000_t202" style="position:absolute;left:0;text-align:left;margin-left:286.1pt;margin-top:4.45pt;width:196.95pt;height:25.85pt;z-index:251762176;visibility:visible;mso-wrap-style:square;mso-wrap-distance-left:9pt;mso-wrap-distance-top:0;mso-wrap-distance-right:9pt;mso-wrap-distance-bottom:0;mso-position-horizontal:absolute;mso-position-horizontal-relative:text;mso-position-vertical:absolute;mso-position-vertical-relative:text;v-text-anchor:top" o:gfxdata="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" filled="f" strokecolor="black [3200]" strokeweight=".5pt">
                 <v:textbox>
                   <w:txbxContent>
                     <w:p/>
@@ -2040,7 +771,7 @@
           </mc:Choice>
           <mc:Fallback>
             <w:pict>
-              <v:shape w14:anchorId="6E5593B1" id="_x0000_s1061" type="#_x0000_t202" style="position:absolute;left:0;text-align:left;margin-left:182.2pt;margin-top:4.85pt;width:104.2pt;height:25.85pt;z-index:251763200;visibility:visible;mso-wrap-style:square;mso-wrap-distance-left:9pt;mso-wrap-distance-top:0;mso-wrap-distance-right:9pt;mso-wrap-distance-bottom:0;mso-position-horizontal:absolute;mso-position-horizontal-relative:text;mso-position-vertical:absolute;mso-position-vertical-relative:text;v-text-anchor:top" o:gfxdata="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" filled="f" strokecolor="black [3200]" strokeweight=".5pt">
+              <v:shape w14:anchorId="6E5593B1" id="_x0000_s1036" type="#_x0000_t202" style="position:absolute;left:0;text-align:left;margin-left:182.2pt;margin-top:4.85pt;width:104.2pt;height:25.85pt;z-index:251763200;visibility:visible;mso-wrap-style:square;mso-wrap-distance-left:9pt;mso-wrap-distance-top:0;mso-wrap-distance-right:9pt;mso-wrap-distance-bottom:0;mso-position-horizontal:absolute;mso-position-horizontal-relative:text;mso-position-vertical:absolute;mso-position-vertical-relative:text;v-text-anchor:top" o:gfxdata="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" filled="f" strokecolor="black [3200]" strokeweight=".5pt">
                 <v:textbox>
                   <w:txbxContent>
                     <w:p/>
@@ -2103,6 +834,7 @@
                                 <w:szCs w:val="15"/>
                               </w:rPr>
                             </w:pPr>
+                            <w:proofErr w:type="spellStart"/>
                             <w:r>
                               <w:rPr>
                                 <w:rFonts w:ascii="Sylfaen" w:hAnsi="Sylfaen"/>
@@ -2111,6 +843,7 @@
                               </w:rPr>
                               <w:t>գումար</w:t>
                             </w:r>
+                            <w:proofErr w:type="spellEnd"/>
                           </w:p>
                         </w:txbxContent>
                       </wps:txbx>
@@ -2128,7 +861,7 @@
           </mc:Choice>
           <mc:Fallback>
             <w:pict>
-              <v:shape w14:anchorId="3FB13AFA" id="Text Box 3" o:spid="_x0000_s1062" type="#_x0000_t202" style="position:absolute;left:0;text-align:left;margin-left:190.8pt;margin-top:-6.65pt;width:46pt;height:20.55pt;z-index:251764224;visibility:visible;mso-wrap-style:square;mso-wrap-distance-left:9pt;mso-wrap-distance-top:0;mso-wrap-distance-right:9pt;mso-wrap-distance-bottom:0;mso-position-horizontal:absolute;mso-position-horizontal-relative:text;mso-position-vertical:absolute;mso-position-vertical-relative:text;v-text-anchor:top" o:gfxdata="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" fillcolor="white [3212]" stroked="f" strokeweight=".5pt">
+              <v:shape w14:anchorId="3FB13AFA" id="Text Box 3" o:spid="_x0000_s1037" type="#_x0000_t202" style="position:absolute;left:0;text-align:left;margin-left:190.8pt;margin-top:-6.65pt;width:46pt;height:20.55pt;z-index:251764224;visibility:visible;mso-wrap-style:square;mso-wrap-distance-left:9pt;mso-wrap-distance-top:0;mso-wrap-distance-right:9pt;mso-wrap-distance-bottom:0;mso-position-horizontal:absolute;mso-position-horizontal-relative:text;mso-position-vertical:absolute;mso-position-vertical-relative:text;v-text-anchor:top" o:gfxdata="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" fillcolor="white [3212]" stroked="f" strokeweight=".5pt">
                 <v:textbox>
                   <w:txbxContent>
                     <w:p>
@@ -2139,6 +872,7 @@
                           <w:szCs w:val="15"/>
                         </w:rPr>
                       </w:pPr>
+                      <w:proofErr w:type="spellStart"/>
                       <w:r>
                         <w:rPr>
                           <w:rFonts w:ascii="Sylfaen" w:hAnsi="Sylfaen"/>
@@ -2147,6 +881,7 @@
                         </w:rPr>
                         <w:t>գումար</w:t>
                       </w:r>
+                      <w:proofErr w:type="spellEnd"/>
                     </w:p>
                   </w:txbxContent>
                 </v:textbox>
@@ -2207,14 +942,34 @@
                                 <w:szCs w:val="15"/>
                               </w:rPr>
                             </w:pPr>
+                            <w:proofErr w:type="spellStart"/>
                             <w:r>
                               <w:rPr>
                                 <w:rFonts w:ascii="Sylfaen" w:hAnsi="Sylfaen"/>
                                 <w:sz w:val="15"/>
                                 <w:szCs w:val="15"/>
                               </w:rPr>
-                              <w:t>գումարը բառերով</w:t>
+                              <w:t>գումարը</w:t>
                             </w:r>
+                            <w:proofErr w:type="spellEnd"/>
+                            <w:r>
+                              <w:rPr>
+                                <w:rFonts w:ascii="Sylfaen" w:hAnsi="Sylfaen"/>
+                                <w:sz w:val="15"/>
+                                <w:szCs w:val="15"/>
+                              </w:rPr>
+                              <w:t xml:space="preserve"> </w:t>
+                            </w:r>
+                            <w:proofErr w:type="spellStart"/>
+                            <w:r>
+                              <w:rPr>
+                                <w:rFonts w:ascii="Sylfaen" w:hAnsi="Sylfaen"/>
+                                <w:sz w:val="15"/>
+                                <w:szCs w:val="15"/>
+                              </w:rPr>
+                              <w:t>բառերով</w:t>
+                            </w:r>
+                            <w:proofErr w:type="spellEnd"/>
                           </w:p>
                         </w:txbxContent>
                       </wps:txbx>
@@ -2232,7 +987,7 @@
           </mc:Choice>
           <mc:Fallback>
             <w:pict>
-              <v:shape w14:anchorId="71318D73" id="_x0000_s1063" type="#_x0000_t202" style="position:absolute;left:0;text-align:left;margin-left:294.3pt;margin-top:-7.1pt;width:91.85pt;height:20.55pt;z-index:251765248;visibility:visible;mso-wrap-style:square;mso-wrap-distance-left:9pt;mso-wrap-distance-top:0;mso-wrap-distance-right:9pt;mso-wrap-distance-bottom:0;mso-position-horizontal:absolute;mso-position-horizontal-relative:text;mso-position-vertical:absolute;mso-position-vertical-relative:text;v-text-anchor:top" o:gfxdata="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" fillcolor="white [3212]" stroked="f" strokeweight=".5pt">
+              <v:shape w14:anchorId="71318D73" id="_x0000_s1038" type="#_x0000_t202" style="position:absolute;left:0;text-align:left;margin-left:294.3pt;margin-top:-7.1pt;width:91.85pt;height:20.55pt;z-index:251765248;visibility:visible;mso-wrap-style:square;mso-wrap-distance-left:9pt;mso-wrap-distance-top:0;mso-wrap-distance-right:9pt;mso-wrap-distance-bottom:0;mso-position-horizontal:absolute;mso-position-horizontal-relative:text;mso-position-vertical:absolute;mso-position-vertical-relative:text;v-text-anchor:top" o:gfxdata="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" fillcolor="white [3212]" stroked="f" strokeweight=".5pt">
                 <v:textbox>
                   <w:txbxContent>
                     <w:p>
@@ -2243,14 +998,34 @@
                           <w:szCs w:val="15"/>
                         </w:rPr>
                       </w:pPr>
+                      <w:proofErr w:type="spellStart"/>
                       <w:r>
                         <w:rPr>
                           <w:rFonts w:ascii="Sylfaen" w:hAnsi="Sylfaen"/>
                           <w:sz w:val="15"/>
                           <w:szCs w:val="15"/>
                         </w:rPr>
-                        <w:t>գումարը բառերով</w:t>
+                        <w:t>գումարը</w:t>
                       </w:r>
+                      <w:proofErr w:type="spellEnd"/>
+                      <w:r>
+                        <w:rPr>
+                          <w:rFonts w:ascii="Sylfaen" w:hAnsi="Sylfaen"/>
+                          <w:sz w:val="15"/>
+                          <w:szCs w:val="15"/>
+                        </w:rPr>
+                        <w:t xml:space="preserve"> </w:t>
+                      </w:r>
+                      <w:proofErr w:type="spellStart"/>
+                      <w:r>
+                        <w:rPr>
+                          <w:rFonts w:ascii="Sylfaen" w:hAnsi="Sylfaen"/>
+                          <w:sz w:val="15"/>
+                          <w:szCs w:val="15"/>
+                        </w:rPr>
+                        <w:t>բառերով</w:t>
+                      </w:r>
+                      <w:proofErr w:type="spellEnd"/>
                     </w:p>
                   </w:txbxContent>
                 </v:textbox>
@@ -2317,7 +1092,7 @@
               </wp:anchor>
             </w:drawing>
           </mc:Choice>
-          <mc:Fallback xmlns:w16du="http://schemas.microsoft.com/office/word/2023/wordml/word16du" xmlns:w16sdtfl="http://schemas.microsoft.com/office/word/2024/wordml/sdtformatlock">
+          <mc:Fallback xmlns:w16sdtfl="http://schemas.microsoft.com/office/word/2024/wordml/sdtformatlock" xmlns:w16du="http://schemas.microsoft.com/office/word/2023/wordml/word16du">
             <w:pict>
               <v:line w14:anchorId="195C715A" id="Straight Connector 1" o:spid="_x0000_s1026" style="position:absolute;flip:x;z-index:251746816;visibility:visible;mso-wrap-style:square;mso-wrap-distance-left:9pt;mso-wrap-distance-top:0;mso-wrap-distance-right:9pt;mso-wrap-distance-bottom:0;mso-position-horizontal:absolute;mso-position-horizontal-relative:text;mso-position-vertical:absolute;mso-position-vertical-relative:text" from="-62.65pt,-40.1pt" to="-60.15pt,164.95pt" o:gfxdata="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" strokecolor="black [3200]" strokeweight=".5pt">
                 <v:shadow on="t" color="black" opacity="24903f" origin=",.5" offset="0,.55556mm"/>
@@ -2384,7 +1159,7 @@
               </wp:anchor>
             </w:drawing>
           </mc:Choice>
-          <mc:Fallback xmlns:w16du="http://schemas.microsoft.com/office/word/2023/wordml/word16du" xmlns:w16sdtfl="http://schemas.microsoft.com/office/word/2024/wordml/sdtformatlock">
+          <mc:Fallback xmlns:w16sdtfl="http://schemas.microsoft.com/office/word/2024/wordml/sdtformatlock" xmlns:w16du="http://schemas.microsoft.com/office/word/2023/wordml/word16du">
             <w:pict>
               <v:line w14:anchorId="3AD5B11D" id="Straight Connector 1" o:spid="_x0000_s1026" style="position:absolute;z-index:251747840;visibility:visible;mso-wrap-style:square;mso-wrap-distance-left:9pt;mso-wrap-distance-top:0;mso-wrap-distance-right:9pt;mso-wrap-distance-bottom:0;mso-position-horizontal:absolute;mso-position-horizontal-relative:text;mso-position-vertical:absolute;mso-position-vertical-relative:text" from="483.4pt,-41.25pt" to="483.65pt,165pt" o:gfxdata="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" strokecolor="black [3200]" strokeweight=".5pt">
                 <v:shadow on="t" color="black" opacity="24903f" origin=",.5" offset="0,.55556mm"/>
@@ -2451,7 +1226,7 @@
               </wp:anchor>
             </w:drawing>
           </mc:Choice>
-          <mc:Fallback xmlns:w16du="http://schemas.microsoft.com/office/word/2023/wordml/word16du" xmlns:w16sdtfl="http://schemas.microsoft.com/office/word/2024/wordml/sdtformatlock">
+          <mc:Fallback xmlns:w16sdtfl="http://schemas.microsoft.com/office/word/2024/wordml/sdtformatlock" xmlns:w16du="http://schemas.microsoft.com/office/word/2023/wordml/word16du">
             <w:pict>
               <v:line w14:anchorId="08A20EB7" id="Straight Connector 1" o:spid="_x0000_s1026" style="position:absolute;flip:x;z-index:251748864;visibility:visible;mso-wrap-style:square;mso-wrap-distance-left:9pt;mso-wrap-distance-top:0;mso-wrap-distance-right:9pt;mso-wrap-distance-bottom:0;mso-position-horizontal:absolute;mso-position-horizontal-relative:text;mso-position-vertical:absolute;mso-position-vertical-relative:text" from="-63.1pt,164.95pt" to="483.15pt,164.95pt" o:gfxdata="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" strokecolor="black [3200]" strokeweight=".5pt">
                 <v:shadow on="t" color="black" opacity="24903f" origin=",.5" offset="0,.55556mm"/>
@@ -2518,7 +1293,7 @@
               </wp:anchor>
             </w:drawing>
           </mc:Choice>
-          <mc:Fallback xmlns:w16du="http://schemas.microsoft.com/office/word/2023/wordml/word16du" xmlns:w16sdtfl="http://schemas.microsoft.com/office/word/2024/wordml/sdtformatlock">
+          <mc:Fallback xmlns:w16sdtfl="http://schemas.microsoft.com/office/word/2024/wordml/sdtformatlock" xmlns:w16du="http://schemas.microsoft.com/office/word/2023/wordml/word16du">
             <w:pict>
               <v:line w14:anchorId="1A29E772" id="Straight Connector 1" o:spid="_x0000_s1026" style="position:absolute;flip:x;z-index:251749888;visibility:visible;mso-wrap-style:square;mso-wrap-distance-left:9pt;mso-wrap-distance-top:0;mso-wrap-distance-right:9pt;mso-wrap-distance-bottom:0;mso-position-horizontal:absolute;mso-position-horizontal-relative:text;mso-position-vertical:absolute;mso-position-vertical-relative:text" from="-60.2pt,-40.1pt" to="111.85pt,-40.1pt" o:gfxdata="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" strokecolor="black [3200]" strokeweight=".5pt">
                 <v:shadow on="t" color="black" opacity="24903f" origin=",.5" offset="0,.55556mm"/>
@@ -2585,7 +1360,7 @@
               </wp:anchor>
             </w:drawing>
           </mc:Choice>
-          <mc:Fallback xmlns:w16du="http://schemas.microsoft.com/office/word/2023/wordml/word16du" xmlns:w16sdtfl="http://schemas.microsoft.com/office/word/2024/wordml/sdtformatlock">
+          <mc:Fallback xmlns:w16sdtfl="http://schemas.microsoft.com/office/word/2024/wordml/sdtformatlock" xmlns:w16du="http://schemas.microsoft.com/office/word/2023/wordml/word16du">
             <w:pict>
               <v:line w14:anchorId="01147BE1" id="Straight Connector 1" o:spid="_x0000_s1026" style="position:absolute;flip:x;z-index:251750912;visibility:visible;mso-wrap-style:square;mso-wrap-distance-left:9pt;mso-wrap-distance-top:0;mso-wrap-distance-right:9pt;mso-wrap-distance-bottom:0;mso-position-horizontal:absolute;mso-position-horizontal-relative:text;mso-position-vertical:absolute;mso-position-vertical-relative:text" from="318.5pt,-41.85pt" to="484.9pt,-41.35pt" o:gfxdata="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" strokecolor="black [3200]" strokeweight=".5pt">
                 <v:shadow on="t" color="black" opacity="24903f" origin=",.5" offset="0,.55556mm"/>
@@ -2701,7 +1476,7 @@
           </mc:Choice>
           <mc:Fallback>
             <w:pict>
-              <v:shape w14:anchorId="72032CA2" id="_x0000_s1064" type="#_x0000_t202" style="position:absolute;left:0;text-align:left;margin-left:125.9pt;margin-top:-51.25pt;width:195.9pt;height:23.7pt;z-index:251751936;visibility:visible;mso-wrap-style:square;mso-wrap-distance-left:9pt;mso-wrap-distance-top:0;mso-wrap-distance-right:9pt;mso-wrap-distance-bottom:0;mso-position-horizontal:absolute;mso-position-horizontal-relative:text;mso-position-vertical:absolute;mso-position-vertical-relative:text;v-text-anchor:top" o:gfxdata="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" filled="f" stroked="f" strokeweight=".5pt">
+              <v:shape w14:anchorId="72032CA2" id="_x0000_s1039" type="#_x0000_t202" style="position:absolute;left:0;text-align:left;margin-left:125.9pt;margin-top:-51.25pt;width:195.9pt;height:23.7pt;z-index:251751936;visibility:visible;mso-wrap-style:square;mso-wrap-distance-left:9pt;mso-wrap-distance-top:0;mso-wrap-distance-right:9pt;mso-wrap-distance-bottom:0;mso-position-horizontal:absolute;mso-position-horizontal-relative:text;mso-position-vertical:absolute;mso-position-vertical-relative:text;v-text-anchor:top" o:gfxdata="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" filled="f" stroked="f" strokeweight=".5pt">
                 <v:textbox>
                   <w:txbxContent>
                     <w:p>
@@ -2835,7 +1610,7 @@
           </mc:Choice>
           <mc:Fallback>
             <w:pict>
-              <v:shape w14:anchorId="11FC1508" id="_x0000_s1065" type="#_x0000_t202" style="position:absolute;left:0;text-align:left;margin-left:-55.85pt;margin-top:-37.5pt;width:162.25pt;height:23.75pt;z-index:251752960;visibility:visible;mso-wrap-style:square;mso-wrap-distance-left:9pt;mso-wrap-distance-top:0;mso-wrap-distance-right:9pt;mso-wrap-distance-bottom:0;mso-position-horizontal:absolute;mso-position-horizontal-relative:text;mso-position-vertical:absolute;mso-position-vertical-relative:text;v-text-anchor:top" o:gfxdata="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" filled="f" stroked="f" strokeweight=".5pt">
+              <v:shape w14:anchorId="11FC1508" id="_x0000_s1040" type="#_x0000_t202" style="position:absolute;left:0;text-align:left;margin-left:-55.85pt;margin-top:-37.5pt;width:162.25pt;height:23.75pt;z-index:251752960;visibility:visible;mso-wrap-style:square;mso-wrap-distance-left:9pt;mso-wrap-distance-top:0;mso-wrap-distance-right:9pt;mso-wrap-distance-bottom:0;mso-position-horizontal:absolute;mso-position-horizontal-relative:text;mso-position-vertical:absolute;mso-position-vertical-relative:text;v-text-anchor:top" o:gfxdata="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" filled="f" stroked="f" strokeweight=".5pt">
                 <v:textbox>
                   <w:txbxContent>
                     <w:p>
@@ -2937,7 +1712,7 @@
           </mc:Choice>
           <mc:Fallback>
             <w:pict>
-              <v:shape w14:anchorId="1DB1C11A" id="_x0000_s1066" type="#_x0000_t202" style="position:absolute;left:0;text-align:left;margin-left:383.05pt;margin-top:-38.1pt;width:178.45pt;height:23.7pt;z-index:251753984;visibility:visible;mso-wrap-style:square;mso-wrap-distance-left:9pt;mso-wrap-distance-top:0;mso-wrap-distance-right:9pt;mso-wrap-distance-bottom:0;mso-position-horizontal:absolute;mso-position-horizontal-relative:text;mso-position-vertical:absolute;mso-position-vertical-relative:text;v-text-anchor:top" o:gfxdata="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" filled="f" stroked="f" strokeweight=".5pt">
+              <v:shape w14:anchorId="1DB1C11A" id="_x0000_s1041" type="#_x0000_t202" style="position:absolute;left:0;text-align:left;margin-left:383.05pt;margin-top:-38.1pt;width:178.45pt;height:23.7pt;z-index:251753984;visibility:visible;mso-wrap-style:square;mso-wrap-distance-left:9pt;mso-wrap-distance-top:0;mso-wrap-distance-right:9pt;mso-wrap-distance-bottom:0;mso-position-horizontal:absolute;mso-position-horizontal-relative:text;mso-position-vertical:absolute;mso-position-vertical-relative:text;v-text-anchor:top" o:gfxdata="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" filled="f" stroked="f" strokeweight=".5pt">
                 <v:textbox>
                   <w:txbxContent>
                     <w:p>
@@ -3014,13 +1789,23 @@
                                 <w:szCs w:val="18"/>
                               </w:rPr>
                             </w:pPr>
+                            <w:proofErr w:type="spellStart"/>
                             <w:r>
                               <w:rPr>
                                 <w:rFonts w:ascii="Sylfaen" w:hAnsi="Sylfaen"/>
                                 <w:sz w:val="18"/>
                                 <w:szCs w:val="18"/>
                               </w:rPr>
-                              <w:t xml:space="preserve">Ամսաթիվ՝ </w:t>
+                              <w:t>Ամսաթիվ</w:t>
+                            </w:r>
+                            <w:proofErr w:type="spellEnd"/>
+                            <w:r>
+                              <w:rPr>
+                                <w:rFonts w:ascii="Sylfaen" w:hAnsi="Sylfaen"/>
+                                <w:sz w:val="18"/>
+                                <w:szCs w:val="18"/>
+                              </w:rPr>
+                              <w:t xml:space="preserve">՝ </w:t>
                             </w:r>
                             <w:r>
                               <w:rPr>
@@ -3049,7 +1834,7 @@
           </mc:Choice>
           <mc:Fallback>
             <w:pict>
-              <v:shape w14:anchorId="7B882BA9" id="_x0000_s1067" type="#_x0000_t202" style="position:absolute;left:0;text-align:left;margin-left:339.85pt;margin-top:137pt;width:162.25pt;height:23.7pt;z-index:251755008;visibility:visible;mso-wrap-style:square;mso-wrap-distance-left:9pt;mso-wrap-distance-top:0;mso-wrap-distance-right:9pt;mso-wrap-distance-bottom:0;mso-position-horizontal:absolute;mso-position-horizontal-relative:text;mso-position-vertical:absolute;mso-position-vertical-relative:text;v-text-anchor:top" o:gfxdata="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" filled="f" stroked="f" strokeweight=".5pt">
+              <v:shape w14:anchorId="7B882BA9" id="_x0000_s1042" type="#_x0000_t202" style="position:absolute;left:0;text-align:left;margin-left:339.85pt;margin-top:137pt;width:162.25pt;height:23.7pt;z-index:251755008;visibility:visible;mso-wrap-style:square;mso-wrap-distance-left:9pt;mso-wrap-distance-top:0;mso-wrap-distance-right:9pt;mso-wrap-distance-bottom:0;mso-position-horizontal:absolute;mso-position-horizontal-relative:text;mso-position-vertical:absolute;mso-position-vertical-relative:text;v-text-anchor:top" o:gfxdata="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" filled="f" stroked="f" strokeweight=".5pt">
                 <v:textbox>
                   <w:txbxContent>
                     <w:p>
@@ -3060,13 +1845,23 @@
                           <w:szCs w:val="18"/>
                         </w:rPr>
                       </w:pPr>
+                      <w:proofErr w:type="spellStart"/>
                       <w:r>
                         <w:rPr>
                           <w:rFonts w:ascii="Sylfaen" w:hAnsi="Sylfaen"/>
                           <w:sz w:val="18"/>
                           <w:szCs w:val="18"/>
                         </w:rPr>
-                        <w:t xml:space="preserve">Ամսաթիվ՝ </w:t>
+                        <w:t>Ամսաթիվ</w:t>
+                      </w:r>
+                      <w:proofErr w:type="spellEnd"/>
+                      <w:r>
+                        <w:rPr>
+                          <w:rFonts w:ascii="Sylfaen" w:hAnsi="Sylfaen"/>
+                          <w:sz w:val="18"/>
+                          <w:szCs w:val="18"/>
+                        </w:rPr>
+                        <w:t xml:space="preserve">՝ </w:t>
                       </w:r>
                       <w:r>
                         <w:rPr>
@@ -3161,7 +1956,7 @@
           </mc:Choice>
           <mc:Fallback>
             <w:pict>
-              <v:shape w14:anchorId="40BDE2B4" id="_x0000_s1068" type="#_x0000_t202" style="position:absolute;left:0;text-align:left;margin-left:339.85pt;margin-top:122.05pt;width:89.15pt;height:23.7pt;z-index:251756032;visibility:visible;mso-wrap-style:square;mso-wrap-distance-left:9pt;mso-wrap-distance-top:0;mso-wrap-distance-right:9pt;mso-wrap-distance-bottom:0;mso-position-horizontal:absolute;mso-position-horizontal-relative:text;mso-position-vertical:absolute;mso-position-vertical-relative:text;v-text-anchor:top" o:gfxdata="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" filled="f" stroked="f" strokeweight=".5pt">
+              <v:shape w14:anchorId="40BDE2B4" id="_x0000_s1043" type="#_x0000_t202" style="position:absolute;left:0;text-align:left;margin-left:339.85pt;margin-top:122.05pt;width:89.15pt;height:23.7pt;z-index:251756032;visibility:visible;mso-wrap-style:square;mso-wrap-distance-left:9pt;mso-wrap-distance-top:0;mso-wrap-distance-right:9pt;mso-wrap-distance-bottom:0;mso-position-horizontal:absolute;mso-position-horizontal-relative:text;mso-position-vertical:absolute;mso-position-vertical-relative:text;v-text-anchor:top" o:gfxdata="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" filled="f" stroked="f" strokeweight=".5pt">
                 <v:textbox>
                   <w:txbxContent>
                     <w:p>
@@ -3192,77 +1987,13 @@
         <w:rPr>
           <w:rFonts w:ascii="Sylfaen" w:hAnsi="Sylfaen"/>
           <w:noProof/>
-        </w:rPr>
-        <w:drawing>
-          <wp:anchor distT="0" distB="0" distL="114300" distR="114300" simplePos="0" relativeHeight="251774464" behindDoc="1" locked="0" layoutInCell="1" allowOverlap="1" wp14:anchorId="52F4D787" wp14:editId="1005329A">
-            <wp:simplePos x="0" y="0"/>
-            <wp:positionH relativeFrom="column">
-              <wp:posOffset>5466519</wp:posOffset>
-            </wp:positionH>
-            <wp:positionV relativeFrom="paragraph">
-              <wp:posOffset>3837305</wp:posOffset>
-            </wp:positionV>
-            <wp:extent cx="643352" cy="1026160"/>
-            <wp:effectExtent l="0" t="0" r="4445" b="0"/>
-            <wp:wrapNone/>
-            <wp:docPr id="2016568890" name="Picture 22"/>
-            <wp:cNvGraphicFramePr>
-              <a:graphicFrameLocks xmlns:a="http://schemas.openxmlformats.org/drawingml/2006/main" noChangeAspect="1"/>
-            </wp:cNvGraphicFramePr>
-            <a:graphic xmlns:a="http://schemas.openxmlformats.org/drawingml/2006/main">
-              <a:graphicData uri="http://schemas.openxmlformats.org/drawingml/2006/picture">
-                <pic:pic xmlns:pic="http://schemas.openxmlformats.org/drawingml/2006/picture">
-                  <pic:nvPicPr>
-                    <pic:cNvPr id="1844926214" name="Picture 1844926214"/>
-                    <pic:cNvPicPr/>
-                  </pic:nvPicPr>
-                  <pic:blipFill rotWithShape="1">
-                    <a:blip r:embed="rId6">
-                      <a:alphaModFix amt="85000"/>
-                    </a:blip>
-                    <a:srcRect r="33648"/>
-                    <a:stretch/>
-                  </pic:blipFill>
-                  <pic:spPr bwMode="auto">
-                    <a:xfrm>
-                      <a:off x="0" y="0"/>
-                      <a:ext cx="643352" cy="1026160"/>
-                    </a:xfrm>
-                    <a:prstGeom prst="rect">
-                      <a:avLst/>
-                    </a:prstGeom>
-                    <a:ln>
-                      <a:noFill/>
-                    </a:ln>
-                    <a:extLst>
-                      <a:ext uri="{53640926-AAD7-44D8-BBD7-CCE9431645EC}">
-                        <a14:shadowObscured xmlns:a14="http://schemas.microsoft.com/office/drawing/2010/main"/>
-                      </a:ext>
-                    </a:extLst>
-                  </pic:spPr>
-                </pic:pic>
-              </a:graphicData>
-            </a:graphic>
-            <wp14:sizeRelH relativeFrom="page">
-              <wp14:pctWidth>0</wp14:pctWidth>
-            </wp14:sizeRelH>
-            <wp14:sizeRelV relativeFrom="page">
-              <wp14:pctHeight>0</wp14:pctHeight>
-            </wp14:sizeRelV>
-          </wp:anchor>
-        </w:drawing>
-      </w:r>
-      <w:r>
-        <w:rPr>
-          <w:rFonts w:ascii="Sylfaen" w:hAnsi="Sylfaen"/>
-          <w:noProof/>
           <w:sz w:val="20"/>
           <w:szCs w:val="20"/>
         </w:rPr>
         <mc:AlternateContent>
           <mc:Choice Requires="wps">
             <w:drawing>
-              <wp:anchor distT="0" distB="0" distL="114300" distR="114300" simplePos="0" relativeHeight="251772416" behindDoc="0" locked="0" layoutInCell="1" allowOverlap="1" wp14:anchorId="4945F184" wp14:editId="550A87B6">
+              <wp:anchor distT="0" distB="0" distL="114300" distR="114300" simplePos="0" relativeHeight="251772416" behindDoc="0" locked="0" layoutInCell="1" allowOverlap="1" wp14:anchorId="4945F184" wp14:editId="501209BC">
                 <wp:simplePos x="0" y="0"/>
                 <wp:positionH relativeFrom="column">
                   <wp:posOffset>3684905</wp:posOffset>
@@ -3303,23 +2034,6 @@
                                 <w:lang w:val="hy-AM"/>
                               </w:rPr>
                             </w:pPr>
-                            <w:r>
-                              <w:rPr>
-                                <w:rFonts w:ascii="Sylfaen" w:hAnsi="Sylfaen"/>
-                                <w:sz w:val="16"/>
-                                <w:szCs w:val="16"/>
-                              </w:rPr>
-                              <w:t>${amount_text}</w:t>
-                            </w:r>
-                            <w:r>
-                              <w:rPr>
-                                <w:rFonts w:ascii="Sylfaen" w:hAnsi="Sylfaen"/>
-                                <w:sz w:val="16"/>
-                                <w:szCs w:val="16"/>
-                                <w:lang w:val="hy-AM"/>
-                              </w:rPr>
-                              <w:t xml:space="preserve"> ՀՀ դրամ</w:t>
-                            </w:r>
                           </w:p>
                         </w:txbxContent>
                       </wps:txbx>
@@ -3340,7 +2054,7 @@
           </mc:Choice>
           <mc:Fallback>
             <w:pict>
-              <v:shape w14:anchorId="4945F184" id="_x0000_s1069" type="#_x0000_t202" style="position:absolute;left:0;text-align:left;margin-left:290.15pt;margin-top:246.75pt;width:184.65pt;height:23.65pt;z-index:251772416;visibility:visible;mso-wrap-style:square;mso-width-percent:0;mso-wrap-distance-left:9pt;mso-wrap-distance-top:0;mso-wrap-distance-right:9pt;mso-wrap-distance-bottom:0;mso-position-horizontal:absolute;mso-position-horizontal-relative:text;mso-position-vertical:absolute;mso-position-vertical-relative:text;mso-width-percent:0;mso-width-relative:margin;v-text-anchor:top" o:gfxdata="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" filled="f" stroked="f" strokeweight=".5pt">
+              <v:shape w14:anchorId="4945F184" id="_x0000_s1044" type="#_x0000_t202" style="position:absolute;left:0;text-align:left;margin-left:290.15pt;margin-top:246.75pt;width:184.65pt;height:23.65pt;z-index:251772416;visibility:visible;mso-wrap-style:square;mso-width-percent:0;mso-wrap-distance-left:9pt;mso-wrap-distance-top:0;mso-wrap-distance-right:9pt;mso-wrap-distance-bottom:0;mso-position-horizontal:absolute;mso-position-horizontal-relative:text;mso-position-vertical:absolute;mso-position-vertical-relative:text;mso-width-percent:0;mso-width-relative:margin;v-text-anchor:top" o:gfxdata="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" filled="f" stroked="f" strokeweight=".5pt">
                 <v:textbox>
                   <w:txbxContent>
                     <w:p>
@@ -3352,23 +2066,6 @@
                           <w:lang w:val="hy-AM"/>
                         </w:rPr>
                       </w:pPr>
-                      <w:r>
-                        <w:rPr>
-                          <w:rFonts w:ascii="Sylfaen" w:hAnsi="Sylfaen"/>
-                          <w:sz w:val="16"/>
-                          <w:szCs w:val="16"/>
-                        </w:rPr>
-                        <w:t>${amount_text}</w:t>
-                      </w:r>
-                      <w:r>
-                        <w:rPr>
-                          <w:rFonts w:ascii="Sylfaen" w:hAnsi="Sylfaen"/>
-                          <w:sz w:val="16"/>
-                          <w:szCs w:val="16"/>
-                          <w:lang w:val="hy-AM"/>
-                        </w:rPr>
-                        <w:t xml:space="preserve"> ՀՀ դրամ</w:t>
-                      </w:r>
                     </w:p>
                   </w:txbxContent>
                 </v:textbox>
@@ -3427,22 +2124,6 @@
                                 <w:szCs w:val="16"/>
                               </w:rPr>
                             </w:pPr>
-                            <w:r>
-                              <w:rPr>
-                                <w:rFonts w:ascii="Sylfaen" w:hAnsi="Sylfaen"/>
-                                <w:sz w:val="16"/>
-                                <w:szCs w:val="16"/>
-                              </w:rPr>
-                              <w:t xml:space="preserve">${amount} </w:t>
-                            </w:r>
-                            <w:r>
-                              <w:rPr>
-                                <w:rFonts w:ascii="Sylfaen" w:hAnsi="Sylfaen"/>
-                                <w:sz w:val="16"/>
-                                <w:szCs w:val="16"/>
-                              </w:rPr>
-                              <w:t>ՀՀ դրամ</w:t>
-                            </w:r>
                           </w:p>
                         </w:txbxContent>
                       </wps:txbx>
@@ -3463,7 +2144,7 @@
           </mc:Choice>
           <mc:Fallback>
             <w:pict>
-              <v:shape w14:anchorId="2BDC3076" id="_x0000_s1070" type="#_x0000_t202" style="position:absolute;left:0;text-align:left;margin-left:186.1pt;margin-top:246.7pt;width:184.65pt;height:23.65pt;z-index:251771392;visibility:visible;mso-wrap-style:square;mso-width-percent:0;mso-wrap-distance-left:9pt;mso-wrap-distance-top:0;mso-wrap-distance-right:9pt;mso-wrap-distance-bottom:0;mso-position-horizontal:absolute;mso-position-horizontal-relative:text;mso-position-vertical:absolute;mso-position-vertical-relative:text;mso-width-percent:0;mso-width-relative:margin;v-text-anchor:top" o:gfxdata="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" filled="f" stroked="f" strokeweight=".5pt">
+              <v:shape w14:anchorId="2BDC3076" id="_x0000_s1045" type="#_x0000_t202" style="position:absolute;left:0;text-align:left;margin-left:186.1pt;margin-top:246.7pt;width:184.65pt;height:23.65pt;z-index:251771392;visibility:visible;mso-wrap-style:square;mso-width-percent:0;mso-wrap-distance-left:9pt;mso-wrap-distance-top:0;mso-wrap-distance-right:9pt;mso-wrap-distance-bottom:0;mso-position-horizontal:absolute;mso-position-horizontal-relative:text;mso-position-vertical:absolute;mso-position-vertical-relative:text;mso-width-percent:0;mso-width-relative:margin;v-text-anchor:top" o:gfxdata="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" filled="f" stroked="f" strokeweight=".5pt">
                 <v:textbox>
                   <w:txbxContent>
                     <w:p>
@@ -3474,22 +2155,6 @@
                           <w:szCs w:val="16"/>
                         </w:rPr>
                       </w:pPr>
-                      <w:r>
-                        <w:rPr>
-                          <w:rFonts w:ascii="Sylfaen" w:hAnsi="Sylfaen"/>
-                          <w:sz w:val="16"/>
-                          <w:szCs w:val="16"/>
-                        </w:rPr>
-                        <w:t xml:space="preserve">${amount} </w:t>
-                      </w:r>
-                      <w:r>
-                        <w:rPr>
-                          <w:rFonts w:ascii="Sylfaen" w:hAnsi="Sylfaen"/>
-                          <w:sz w:val="16"/>
-                          <w:szCs w:val="16"/>
-                        </w:rPr>
-                        <w:t>ՀՀ դրամ</w:t>
-                      </w:r>
                     </w:p>
                   </w:txbxContent>
                 </v:textbox>
@@ -3562,8 +2227,18 @@
                                 <w:sz w:val="16"/>
                                 <w:szCs w:val="16"/>
                               </w:rPr>
-                              <w:t>ՀՀ դրամ</w:t>
+                              <w:t xml:space="preserve">ՀՀ </w:t>
                             </w:r>
+                            <w:proofErr w:type="spellStart"/>
+                            <w:r>
+                              <w:rPr>
+                                <w:rFonts w:ascii="Sylfaen" w:hAnsi="Sylfaen"/>
+                                <w:sz w:val="16"/>
+                                <w:szCs w:val="16"/>
+                              </w:rPr>
+                              <w:t>դրամ</w:t>
+                            </w:r>
+                            <w:proofErr w:type="spellEnd"/>
                           </w:p>
                         </w:txbxContent>
                       </wps:txbx>
@@ -3581,7 +2256,7 @@
           </mc:Choice>
           <mc:Fallback>
             <w:pict>
-              <v:shape w14:anchorId="1582A0D1" id="_x0000_s1071" type="#_x0000_t202" style="position:absolute;left:0;text-align:left;margin-left:190.15pt;margin-top:7.9pt;width:178.45pt;height:23.7pt;z-index:251766272;visibility:visible;mso-wrap-style:square;mso-wrap-distance-left:9pt;mso-wrap-distance-top:0;mso-wrap-distance-right:9pt;mso-wrap-distance-bottom:0;mso-position-horizontal:absolute;mso-position-horizontal-relative:text;mso-position-vertical:absolute;mso-position-vertical-relative:text;v-text-anchor:top" o:gfxdata="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" filled="f" stroked="f" strokeweight=".5pt">
+              <v:shape w14:anchorId="1582A0D1" id="_x0000_s1046" type="#_x0000_t202" style="position:absolute;left:0;text-align:left;margin-left:190.15pt;margin-top:7.9pt;width:178.45pt;height:23.7pt;z-index:251766272;visibility:visible;mso-wrap-style:square;mso-wrap-distance-left:9pt;mso-wrap-distance-top:0;mso-wrap-distance-right:9pt;mso-wrap-distance-bottom:0;mso-position-horizontal:absolute;mso-position-horizontal-relative:text;mso-position-vertical:absolute;mso-position-vertical-relative:text;v-text-anchor:top" o:gfxdata="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" filled="f" stroked="f" strokeweight=".5pt">
                 <v:textbox>
                   <w:txbxContent>
                     <w:p>
@@ -3606,8 +2281,18 @@
                           <w:sz w:val="16"/>
                           <w:szCs w:val="16"/>
                         </w:rPr>
-                        <w:t>ՀՀ դրամ</w:t>
+                        <w:t xml:space="preserve">ՀՀ </w:t>
                       </w:r>
+                      <w:proofErr w:type="spellStart"/>
+                      <w:r>
+                        <w:rPr>
+                          <w:rFonts w:ascii="Sylfaen" w:hAnsi="Sylfaen"/>
+                          <w:sz w:val="16"/>
+                          <w:szCs w:val="16"/>
+                        </w:rPr>
+                        <w:t>դրամ</w:t>
+                      </w:r>
+                      <w:proofErr w:type="spellEnd"/>
                     </w:p>
                   </w:txbxContent>
                 </v:textbox>
@@ -3673,7 +2358,25 @@
                                 <w:sz w:val="16"/>
                                 <w:szCs w:val="16"/>
                               </w:rPr>
-                              <w:t>${amount_text}</w:t>
+                              <w:t>${</w:t>
+                            </w:r>
+                            <w:proofErr w:type="spellStart"/>
+                            <w:r>
+                              <w:rPr>
+                                <w:rFonts w:ascii="Sylfaen" w:hAnsi="Sylfaen"/>
+                                <w:sz w:val="16"/>
+                                <w:szCs w:val="16"/>
+                              </w:rPr>
+                              <w:t>amount_text</w:t>
+                            </w:r>
+                            <w:proofErr w:type="spellEnd"/>
+                            <w:r>
+                              <w:rPr>
+                                <w:rFonts w:ascii="Sylfaen" w:hAnsi="Sylfaen"/>
+                                <w:sz w:val="16"/>
+                                <w:szCs w:val="16"/>
+                              </w:rPr>
+                              <w:t>}</w:t>
                             </w:r>
                             <w:r>
                               <w:rPr>
@@ -3709,7 +2412,7 @@
           </mc:Choice>
           <mc:Fallback>
             <w:pict>
-              <v:shape w14:anchorId="310CB9DE" id="_x0000_s1072" type="#_x0000_t202" style="position:absolute;left:0;text-align:left;margin-left:294.45pt;margin-top:7.9pt;width:178.45pt;height:23.7pt;z-index:251767296;visibility:visible;mso-wrap-style:square;mso-wrap-distance-left:9pt;mso-wrap-distance-top:0;mso-wrap-distance-right:9pt;mso-wrap-distance-bottom:0;mso-position-horizontal:absolute;mso-position-horizontal-relative:text;mso-position-vertical:absolute;mso-position-vertical-relative:text;v-text-anchor:top" o:gfxdata="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" filled="f" stroked="f" strokeweight=".5pt">
+              <v:shape w14:anchorId="310CB9DE" id="_x0000_s1047" type="#_x0000_t202" style="position:absolute;left:0;text-align:left;margin-left:294.45pt;margin-top:7.9pt;width:178.45pt;height:23.7pt;z-index:251767296;visibility:visible;mso-wrap-style:square;mso-wrap-distance-left:9pt;mso-wrap-distance-top:0;mso-wrap-distance-right:9pt;mso-wrap-distance-bottom:0;mso-position-horizontal:absolute;mso-position-horizontal-relative:text;mso-position-vertical:absolute;mso-position-vertical-relative:text;v-text-anchor:top" o:gfxdata="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" filled="f" stroked="f" strokeweight=".5pt">
                 <v:textbox>
                   <w:txbxContent>
                     <w:p>
@@ -3727,7 +2430,25 @@
                           <w:sz w:val="16"/>
                           <w:szCs w:val="16"/>
                         </w:rPr>
-                        <w:t>${amount_text}</w:t>
+                        <w:t>${</w:t>
+                      </w:r>
+                      <w:proofErr w:type="spellStart"/>
+                      <w:r>
+                        <w:rPr>
+                          <w:rFonts w:ascii="Sylfaen" w:hAnsi="Sylfaen"/>
+                          <w:sz w:val="16"/>
+                          <w:szCs w:val="16"/>
+                        </w:rPr>
+                        <w:t>amount_text</w:t>
+                      </w:r>
+                      <w:proofErr w:type="spellEnd"/>
+                      <w:r>
+                        <w:rPr>
+                          <w:rFonts w:ascii="Sylfaen" w:hAnsi="Sylfaen"/>
+                          <w:sz w:val="16"/>
+                          <w:szCs w:val="16"/>
+                        </w:rPr>
+                        <w:t>}</w:t>
                       </w:r>
                       <w:r>
                         <w:rPr>
@@ -3809,13 +2530,23 @@
         </w:rPr>
         <w:br/>
       </w:r>
+      <w:proofErr w:type="spellStart"/>
       <w:r>
         <w:rPr>
           <w:rFonts w:ascii="Sylfaen" w:hAnsi="Sylfaen"/>
           <w:sz w:val="20"/>
           <w:szCs w:val="20"/>
         </w:rPr>
-        <w:t xml:space="preserve">Պայմանագրի N </w:t>
+        <w:t>Պայմանագրի</w:t>
+      </w:r>
+      <w:proofErr w:type="spellEnd"/>
+      <w:r>
+        <w:rPr>
+          <w:rFonts w:ascii="Sylfaen" w:hAnsi="Sylfaen"/>
+          <w:sz w:val="20"/>
+          <w:szCs w:val="20"/>
+        </w:rPr>
+        <w:t xml:space="preserve"> N </w:t>
       </w:r>
       <w:r>
         <w:rPr>
@@ -3836,6 +2567,7 @@
         </w:rPr>
         <w:t>${</w:t>
       </w:r>
+      <w:proofErr w:type="spellStart"/>
       <w:r>
         <w:rPr>
           <w:rFonts w:ascii="Sylfaen" w:eastAsia="Times New Roman" w:hAnsi="Sylfaen" w:cs="Times New Roman"/>
@@ -3848,6 +2580,7 @@
         </w:rPr>
         <w:t>num</w:t>
       </w:r>
+      <w:proofErr w:type="spellEnd"/>
       <w:r>
         <w:rPr>
           <w:rFonts w:ascii="Sylfaen" w:eastAsia="Times New Roman" w:hAnsi="Sylfaen" w:cs="Times New Roman"/>
@@ -3868,13 +2601,23 @@
         </w:rPr>
         <w:br/>
       </w:r>
+      <w:proofErr w:type="spellStart"/>
       <w:r>
         <w:rPr>
           <w:rFonts w:ascii="Sylfaen" w:hAnsi="Sylfaen"/>
           <w:sz w:val="20"/>
           <w:szCs w:val="20"/>
         </w:rPr>
-        <w:t xml:space="preserve">Նպատակ </w:t>
+        <w:t>Նպատակ</w:t>
+      </w:r>
+      <w:proofErr w:type="spellEnd"/>
+      <w:r>
+        <w:rPr>
+          <w:rFonts w:ascii="Sylfaen" w:hAnsi="Sylfaen"/>
+          <w:sz w:val="20"/>
+          <w:szCs w:val="20"/>
+        </w:rPr>
+        <w:t xml:space="preserve"> </w:t>
       </w:r>
       <w:r>
         <w:rPr>
@@ -3901,6 +2644,7 @@
         </w:rPr>
         <w:br/>
       </w:r>
+      <w:proofErr w:type="spellStart"/>
       <w:r>
         <w:rPr>
           <w:rFonts w:ascii="Sylfaen" w:hAnsi="Sylfaen"/>
@@ -3909,6 +2653,7 @@
         </w:rPr>
         <w:t>Հիմք</w:t>
       </w:r>
+      <w:proofErr w:type="spellEnd"/>
       <w:r>
         <w:rPr>
           <w:rFonts w:ascii="Sylfaen" w:hAnsi="Sylfaen"/>
@@ -3945,7 +2690,24 @@
           <w:szCs w:val="20"/>
         </w:rPr>
         <w:br/>
-        <w:t xml:space="preserve">Կատարող՝ </w:t>
+      </w:r>
+      <w:proofErr w:type="spellStart"/>
+      <w:r>
+        <w:rPr>
+          <w:rFonts w:ascii="Sylfaen" w:hAnsi="Sylfaen"/>
+          <w:sz w:val="20"/>
+          <w:szCs w:val="20"/>
+        </w:rPr>
+        <w:t>Կատարող</w:t>
+      </w:r>
+      <w:proofErr w:type="spellEnd"/>
+      <w:r>
+        <w:rPr>
+          <w:rFonts w:ascii="Sylfaen" w:hAnsi="Sylfaen"/>
+          <w:sz w:val="20"/>
+          <w:szCs w:val="20"/>
+        </w:rPr>
+        <w:t xml:space="preserve">՝ </w:t>
       </w:r>
       <w:r>
         <w:rPr>
@@ -3971,248 +2733,6 @@
           <w:szCs w:val="20"/>
         </w:rPr>
         <w:br/>
-      </w:r>
-      <w:r>
-        <w:rPr>
-          <w:rFonts w:ascii="Sylfaen" w:hAnsi="Sylfaen"/>
-          <w:sz w:val="20"/>
-          <w:szCs w:val="20"/>
-        </w:rPr>
-        <w:br/>
-      </w:r>
-      <w:r>
-        <w:rPr>
-          <w:rFonts w:ascii="Sylfaen" w:hAnsi="Sylfaen"/>
-          <w:sz w:val="20"/>
-          <w:szCs w:val="20"/>
-        </w:rPr>
-        <w:br/>
-      </w:r>
-      <w:r>
-        <w:rPr>
-          <w:rFonts w:ascii="Sylfaen" w:hAnsi="Sylfaen"/>
-          <w:i/>
-          <w:iCs/>
-        </w:rPr>
-        <w:br/>
-      </w:r>
-      <w:r>
-        <w:rPr>
-          <w:rFonts w:ascii="Sylfaen" w:hAnsi="Sylfaen"/>
-          <w:i/>
-          <w:iCs/>
-        </w:rPr>
-        <w:br/>
-      </w:r>
-      <w:r>
-        <w:rPr>
-          <w:rFonts w:ascii="Sylfaen" w:hAnsi="Sylfaen"/>
-          <w:noProof/>
-          <w:sz w:val="20"/>
-          <w:szCs w:val="20"/>
-        </w:rPr>
-        <w:t>Ստացող</w:t>
-      </w:r>
-      <w:r>
-        <w:rPr>
-          <w:rFonts w:ascii="Sylfaen" w:hAnsi="Sylfaen"/>
-          <w:sz w:val="21"/>
-          <w:szCs w:val="21"/>
-        </w:rPr>
-        <w:t xml:space="preserve"> </w:t>
-      </w:r>
-      <w:r>
-        <w:rPr>
-          <w:rFonts w:ascii="Sylfaen" w:hAnsi="Sylfaen"/>
-          <w:sz w:val="20"/>
-          <w:szCs w:val="20"/>
-        </w:rPr>
-        <w:br/>
-      </w:r>
-      <w:r>
-        <w:rPr>
-          <w:rFonts w:ascii="Sylfaen" w:hAnsi="Sylfaen"/>
-        </w:rPr>
-        <w:t xml:space="preserve">  </w:t>
-      </w:r>
-      <w:r>
-        <w:rPr>
-          <w:rFonts w:ascii="Sylfaen" w:eastAsia="Times New Roman" w:hAnsi="Sylfaen" w:cs="Times New Roman"/>
-          <w:b/>
-          <w:bCs/>
-          <w:i/>
-          <w:iCs/>
-          <w:color w:val="000000" w:themeColor="text1"/>
-          <w:lang w:val="hy-AM"/>
-        </w:rPr>
-        <w:t>${client}</w:t>
-      </w:r>
-      <w:r>
-        <w:rPr>
-          <w:rFonts w:ascii="Sylfaen" w:hAnsi="Sylfaen"/>
-          <w:b/>
-          <w:bCs/>
-          <w:i/>
-          <w:iCs/>
-          <w:sz w:val="20"/>
-          <w:szCs w:val="20"/>
-        </w:rPr>
-        <w:br/>
-      </w:r>
-      <w:r>
-        <w:rPr>
-          <w:rFonts w:ascii="Sylfaen" w:hAnsi="Sylfaen"/>
-          <w:sz w:val="20"/>
-          <w:szCs w:val="20"/>
-        </w:rPr>
-        <w:t xml:space="preserve">Պայմանագրի N </w:t>
-      </w:r>
-      <w:r>
-        <w:rPr>
-          <w:rFonts w:ascii="Sylfaen" w:hAnsi="Sylfaen"/>
-        </w:rPr>
-        <w:br/>
-      </w:r>
-      <w:r>
-        <w:rPr>
-          <w:rFonts w:ascii="Sylfaen" w:eastAsia="Times New Roman" w:hAnsi="Sylfaen" w:cs="Times New Roman"/>
-          <w:b/>
-          <w:bCs/>
-          <w:i/>
-          <w:iCs/>
-          <w:color w:val="000000" w:themeColor="text1"/>
-          <w:lang w:val="hy-AM"/>
-        </w:rPr>
-        <w:t xml:space="preserve">  </w:t>
-      </w:r>
-      <w:r>
-        <w:rPr>
-          <w:rFonts w:ascii="Sylfaen" w:eastAsia="Times New Roman" w:hAnsi="Sylfaen" w:cs="Times New Roman"/>
-          <w:b/>
-          <w:bCs/>
-          <w:i/>
-          <w:iCs/>
-          <w:color w:val="000000" w:themeColor="text1"/>
-          <w:lang w:val="en-GB"/>
-        </w:rPr>
-        <w:t>${num}</w:t>
-      </w:r>
-      <w:r>
-        <w:rPr>
-          <w:rFonts w:ascii="Sylfaen" w:hAnsi="Sylfaen"/>
-          <w:i/>
-          <w:iCs/>
-        </w:rPr>
-        <w:br/>
-      </w:r>
-      <w:r>
-        <w:rPr>
-          <w:rFonts w:ascii="Sylfaen" w:hAnsi="Sylfaen"/>
-          <w:sz w:val="20"/>
-          <w:szCs w:val="20"/>
-        </w:rPr>
-        <w:t xml:space="preserve">Նպատակ </w:t>
-      </w:r>
-      <w:r>
-        <w:rPr>
-          <w:rFonts w:ascii="Sylfaen" w:hAnsi="Sylfaen"/>
-        </w:rPr>
-        <w:br/>
-        <w:t xml:space="preserve">  </w:t>
-      </w:r>
-      <w:r>
-        <w:rPr>
-          <w:rFonts w:ascii="Sylfaen" w:hAnsi="Sylfaen"/>
-          <w:b/>
-          <w:bCs/>
-          <w:i/>
-          <w:iCs/>
-        </w:rPr>
-        <w:t>${purpose}</w:t>
-      </w:r>
-      <w:r>
-        <w:rPr>
-          <w:rFonts w:ascii="Sylfaen" w:hAnsi="Sylfaen"/>
-          <w:i/>
-          <w:iCs/>
-        </w:rPr>
-        <w:br/>
-      </w:r>
-      <w:r>
-        <w:rPr>
-          <w:rFonts w:ascii="Sylfaen" w:hAnsi="Sylfaen"/>
-          <w:sz w:val="20"/>
-          <w:szCs w:val="20"/>
-        </w:rPr>
-        <w:t>Հիմք</w:t>
-      </w:r>
-      <w:r>
-        <w:rPr>
-          <w:rFonts w:ascii="Sylfaen" w:hAnsi="Sylfaen"/>
-        </w:rPr>
-        <w:br/>
-      </w:r>
-      <w:r>
-        <w:rPr>
-          <w:rFonts w:ascii="Sylfaen" w:hAnsi="Sylfaen"/>
-        </w:rPr>
-        <w:t xml:space="preserve">  </w:t>
-      </w:r>
-      <w:r>
-        <w:rPr>
-          <w:rFonts w:ascii="Sylfaen" w:hAnsi="Sylfaen"/>
-          <w:b/>
-          <w:bCs/>
-          <w:i/>
-          <w:iCs/>
-          <w:lang w:val="hy-AM"/>
-        </w:rPr>
-        <w:t>${</w:t>
-      </w:r>
-      <w:r>
-        <w:rPr>
-          <w:rFonts w:ascii="Sylfaen" w:hAnsi="Sylfaen"/>
-          <w:b/>
-          <w:bCs/>
-          <w:i/>
-          <w:iCs/>
-          <w:lang w:val="hy-AM"/>
-        </w:rPr>
-        <w:t>basis}</w:t>
-      </w:r>
-      <w:r>
-        <w:rPr>
-          <w:rFonts w:ascii="Sylfaen" w:hAnsi="Sylfaen"/>
-          <w:sz w:val="20"/>
-          <w:szCs w:val="20"/>
-        </w:rPr>
-        <w:t xml:space="preserve"> </w:t>
-      </w:r>
-      <w:r>
-        <w:rPr>
-          <w:rFonts w:ascii="Sylfaen" w:hAnsi="Sylfaen"/>
-          <w:sz w:val="20"/>
-          <w:szCs w:val="20"/>
-        </w:rPr>
-        <w:br/>
-        <w:t xml:space="preserve">Կատարող՝ </w:t>
-      </w:r>
-      <w:r>
-        <w:rPr>
-          <w:rFonts w:ascii="Sylfaen" w:hAnsi="Sylfaen"/>
-          <w:sz w:val="20"/>
-          <w:szCs w:val="20"/>
-        </w:rPr>
-        <w:t>$</w:t>
-      </w:r>
-      <w:r>
-        <w:rPr>
-          <w:rFonts w:ascii="Sylfaen" w:hAnsi="Sylfaen"/>
-          <w:sz w:val="20"/>
-          <w:szCs w:val="20"/>
-          <w:lang w:val="hy-AM"/>
-        </w:rPr>
-        <w:t>{executor}</w:t>
       </w:r>
     </w:p>
     <w:sectPr>

--- a/public/files/contract_order_out_template.docx
+++ b/public/files/contract_order_out_template.docx
@@ -4,11 +4,15 @@
   <w:body>
     <w:p>
       <w:pPr>
+        <w:spacing w:after="0"/>
         <w:ind w:left="-993"/>
         <w:rPr>
           <w:rFonts w:ascii="Sylfaen" w:hAnsi="Sylfaen"/>
+          <w:b/>
+          <w:bCs/>
           <w:i/>
           <w:iCs/>
+          <w:lang w:val="hy-AM"/>
         </w:rPr>
       </w:pPr>
       <w:r>
@@ -1092,7 +1096,7 @@
               </wp:anchor>
             </w:drawing>
           </mc:Choice>
-          <mc:Fallback xmlns:w16sdtfl="http://schemas.microsoft.com/office/word/2024/wordml/sdtformatlock" xmlns:w16du="http://schemas.microsoft.com/office/word/2023/wordml/word16du">
+          <mc:Fallback xmlns:w16du="http://schemas.microsoft.com/office/word/2023/wordml/word16du" xmlns:w16sdtfl="http://schemas.microsoft.com/office/word/2024/wordml/sdtformatlock">
             <w:pict>
               <v:line w14:anchorId="195C715A" id="Straight Connector 1" o:spid="_x0000_s1026" style="position:absolute;flip:x;z-index:251746816;visibility:visible;mso-wrap-style:square;mso-wrap-distance-left:9pt;mso-wrap-distance-top:0;mso-wrap-distance-right:9pt;mso-wrap-distance-bottom:0;mso-position-horizontal:absolute;mso-position-horizontal-relative:text;mso-position-vertical:absolute;mso-position-vertical-relative:text" from="-62.65pt,-40.1pt" to="-60.15pt,164.95pt" o:gfxdata="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" strokecolor="black [3200]" strokeweight=".5pt">
                 <v:shadow on="t" color="black" opacity="24903f" origin=",.5" offset="0,.55556mm"/>
@@ -1159,7 +1163,7 @@
               </wp:anchor>
             </w:drawing>
           </mc:Choice>
-          <mc:Fallback xmlns:w16sdtfl="http://schemas.microsoft.com/office/word/2024/wordml/sdtformatlock" xmlns:w16du="http://schemas.microsoft.com/office/word/2023/wordml/word16du">
+          <mc:Fallback xmlns:w16du="http://schemas.microsoft.com/office/word/2023/wordml/word16du" xmlns:w16sdtfl="http://schemas.microsoft.com/office/word/2024/wordml/sdtformatlock">
             <w:pict>
               <v:line w14:anchorId="3AD5B11D" id="Straight Connector 1" o:spid="_x0000_s1026" style="position:absolute;z-index:251747840;visibility:visible;mso-wrap-style:square;mso-wrap-distance-left:9pt;mso-wrap-distance-top:0;mso-wrap-distance-right:9pt;mso-wrap-distance-bottom:0;mso-position-horizontal:absolute;mso-position-horizontal-relative:text;mso-position-vertical:absolute;mso-position-vertical-relative:text" from="483.4pt,-41.25pt" to="483.65pt,165pt" o:gfxdata="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" strokecolor="black [3200]" strokeweight=".5pt">
                 <v:shadow on="t" color="black" opacity="24903f" origin=",.5" offset="0,.55556mm"/>
@@ -1226,7 +1230,7 @@
               </wp:anchor>
             </w:drawing>
           </mc:Choice>
-          <mc:Fallback xmlns:w16sdtfl="http://schemas.microsoft.com/office/word/2024/wordml/sdtformatlock" xmlns:w16du="http://schemas.microsoft.com/office/word/2023/wordml/word16du">
+          <mc:Fallback xmlns:w16du="http://schemas.microsoft.com/office/word/2023/wordml/word16du" xmlns:w16sdtfl="http://schemas.microsoft.com/office/word/2024/wordml/sdtformatlock">
             <w:pict>
               <v:line w14:anchorId="08A20EB7" id="Straight Connector 1" o:spid="_x0000_s1026" style="position:absolute;flip:x;z-index:251748864;visibility:visible;mso-wrap-style:square;mso-wrap-distance-left:9pt;mso-wrap-distance-top:0;mso-wrap-distance-right:9pt;mso-wrap-distance-bottom:0;mso-position-horizontal:absolute;mso-position-horizontal-relative:text;mso-position-vertical:absolute;mso-position-vertical-relative:text" from="-63.1pt,164.95pt" to="483.15pt,164.95pt" o:gfxdata="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" strokecolor="black [3200]" strokeweight=".5pt">
                 <v:shadow on="t" color="black" opacity="24903f" origin=",.5" offset="0,.55556mm"/>
@@ -1293,7 +1297,7 @@
               </wp:anchor>
             </w:drawing>
           </mc:Choice>
-          <mc:Fallback xmlns:w16sdtfl="http://schemas.microsoft.com/office/word/2024/wordml/sdtformatlock" xmlns:w16du="http://schemas.microsoft.com/office/word/2023/wordml/word16du">
+          <mc:Fallback xmlns:w16du="http://schemas.microsoft.com/office/word/2023/wordml/word16du" xmlns:w16sdtfl="http://schemas.microsoft.com/office/word/2024/wordml/sdtformatlock">
             <w:pict>
               <v:line w14:anchorId="1A29E772" id="Straight Connector 1" o:spid="_x0000_s1026" style="position:absolute;flip:x;z-index:251749888;visibility:visible;mso-wrap-style:square;mso-wrap-distance-left:9pt;mso-wrap-distance-top:0;mso-wrap-distance-right:9pt;mso-wrap-distance-bottom:0;mso-position-horizontal:absolute;mso-position-horizontal-relative:text;mso-position-vertical:absolute;mso-position-vertical-relative:text" from="-60.2pt,-40.1pt" to="111.85pt,-40.1pt" o:gfxdata="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" strokecolor="black [3200]" strokeweight=".5pt">
                 <v:shadow on="t" color="black" opacity="24903f" origin=",.5" offset="0,.55556mm"/>
@@ -1360,7 +1364,7 @@
               </wp:anchor>
             </w:drawing>
           </mc:Choice>
-          <mc:Fallback xmlns:w16sdtfl="http://schemas.microsoft.com/office/word/2024/wordml/sdtformatlock" xmlns:w16du="http://schemas.microsoft.com/office/word/2023/wordml/word16du">
+          <mc:Fallback xmlns:w16du="http://schemas.microsoft.com/office/word/2023/wordml/word16du" xmlns:w16sdtfl="http://schemas.microsoft.com/office/word/2024/wordml/sdtformatlock">
             <w:pict>
               <v:line w14:anchorId="01147BE1" id="Straight Connector 1" o:spid="_x0000_s1026" style="position:absolute;flip:x;z-index:251750912;visibility:visible;mso-wrap-style:square;mso-wrap-distance-left:9pt;mso-wrap-distance-top:0;mso-wrap-distance-right:9pt;mso-wrap-distance-bottom:0;mso-position-horizontal:absolute;mso-position-horizontal-relative:text;mso-position-vertical:absolute;mso-position-vertical-relative:text" from="318.5pt,-41.85pt" to="484.9pt,-41.35pt" o:gfxdata="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" strokecolor="black [3200]" strokeweight=".5pt">
                 <v:shadow on="t" color="black" opacity="24903f" origin=",.5" offset="0,.55556mm"/>
@@ -2683,6 +2687,20 @@
         </w:rPr>
         <w:t>basis}</w:t>
       </w:r>
+    </w:p>
+    <w:p>
+      <w:pPr>
+        <w:spacing w:after="0"/>
+        <w:ind w:left="-993"/>
+        <w:rPr>
+          <w:rFonts w:ascii="Sylfaen" w:hAnsi="Sylfaen"/>
+          <w:b/>
+          <w:bCs/>
+          <w:i/>
+          <w:iCs/>
+          <w:lang w:val="hy-AM"/>
+        </w:rPr>
+      </w:pPr>
       <w:r>
         <w:rPr>
           <w:rFonts w:ascii="Sylfaen" w:hAnsi="Sylfaen"/>

--- a/public/files/contract_order_out_template.docx
+++ b/public/files/contract_order_out_template.docx
@@ -1096,7 +1096,7 @@
               </wp:anchor>
             </w:drawing>
           </mc:Choice>
-          <mc:Fallback xmlns:w16du="http://schemas.microsoft.com/office/word/2023/wordml/word16du" xmlns:w16sdtfl="http://schemas.microsoft.com/office/word/2024/wordml/sdtformatlock">
+          <mc:Fallback xmlns:w16sdtfl="http://schemas.microsoft.com/office/word/2024/wordml/sdtformatlock" xmlns:w16du="http://schemas.microsoft.com/office/word/2023/wordml/word16du">
             <w:pict>
               <v:line w14:anchorId="195C715A" id="Straight Connector 1" o:spid="_x0000_s1026" style="position:absolute;flip:x;z-index:251746816;visibility:visible;mso-wrap-style:square;mso-wrap-distance-left:9pt;mso-wrap-distance-top:0;mso-wrap-distance-right:9pt;mso-wrap-distance-bottom:0;mso-position-horizontal:absolute;mso-position-horizontal-relative:text;mso-position-vertical:absolute;mso-position-vertical-relative:text" from="-62.65pt,-40.1pt" to="-60.15pt,164.95pt" o:gfxdata="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" strokecolor="black [3200]" strokeweight=".5pt">
                 <v:shadow on="t" color="black" opacity="24903f" origin=",.5" offset="0,.55556mm"/>
@@ -1163,7 +1163,7 @@
               </wp:anchor>
             </w:drawing>
           </mc:Choice>
-          <mc:Fallback xmlns:w16du="http://schemas.microsoft.com/office/word/2023/wordml/word16du" xmlns:w16sdtfl="http://schemas.microsoft.com/office/word/2024/wordml/sdtformatlock">
+          <mc:Fallback xmlns:w16sdtfl="http://schemas.microsoft.com/office/word/2024/wordml/sdtformatlock" xmlns:w16du="http://schemas.microsoft.com/office/word/2023/wordml/word16du">
             <w:pict>
               <v:line w14:anchorId="3AD5B11D" id="Straight Connector 1" o:spid="_x0000_s1026" style="position:absolute;z-index:251747840;visibility:visible;mso-wrap-style:square;mso-wrap-distance-left:9pt;mso-wrap-distance-top:0;mso-wrap-distance-right:9pt;mso-wrap-distance-bottom:0;mso-position-horizontal:absolute;mso-position-horizontal-relative:text;mso-position-vertical:absolute;mso-position-vertical-relative:text" from="483.4pt,-41.25pt" to="483.65pt,165pt" o:gfxdata="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" strokecolor="black [3200]" strokeweight=".5pt">
                 <v:shadow on="t" color="black" opacity="24903f" origin=",.5" offset="0,.55556mm"/>
@@ -1230,7 +1230,7 @@
               </wp:anchor>
             </w:drawing>
           </mc:Choice>
-          <mc:Fallback xmlns:w16du="http://schemas.microsoft.com/office/word/2023/wordml/word16du" xmlns:w16sdtfl="http://schemas.microsoft.com/office/word/2024/wordml/sdtformatlock">
+          <mc:Fallback xmlns:w16sdtfl="http://schemas.microsoft.com/office/word/2024/wordml/sdtformatlock" xmlns:w16du="http://schemas.microsoft.com/office/word/2023/wordml/word16du">
             <w:pict>
               <v:line w14:anchorId="08A20EB7" id="Straight Connector 1" o:spid="_x0000_s1026" style="position:absolute;flip:x;z-index:251748864;visibility:visible;mso-wrap-style:square;mso-wrap-distance-left:9pt;mso-wrap-distance-top:0;mso-wrap-distance-right:9pt;mso-wrap-distance-bottom:0;mso-position-horizontal:absolute;mso-position-horizontal-relative:text;mso-position-vertical:absolute;mso-position-vertical-relative:text" from="-63.1pt,164.95pt" to="483.15pt,164.95pt" o:gfxdata="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" strokecolor="black [3200]" strokeweight=".5pt">
                 <v:shadow on="t" color="black" opacity="24903f" origin=",.5" offset="0,.55556mm"/>
@@ -1297,7 +1297,7 @@
               </wp:anchor>
             </w:drawing>
           </mc:Choice>
-          <mc:Fallback xmlns:w16du="http://schemas.microsoft.com/office/word/2023/wordml/word16du" xmlns:w16sdtfl="http://schemas.microsoft.com/office/word/2024/wordml/sdtformatlock">
+          <mc:Fallback xmlns:w16sdtfl="http://schemas.microsoft.com/office/word/2024/wordml/sdtformatlock" xmlns:w16du="http://schemas.microsoft.com/office/word/2023/wordml/word16du">
             <w:pict>
               <v:line w14:anchorId="1A29E772" id="Straight Connector 1" o:spid="_x0000_s1026" style="position:absolute;flip:x;z-index:251749888;visibility:visible;mso-wrap-style:square;mso-wrap-distance-left:9pt;mso-wrap-distance-top:0;mso-wrap-distance-right:9pt;mso-wrap-distance-bottom:0;mso-position-horizontal:absolute;mso-position-horizontal-relative:text;mso-position-vertical:absolute;mso-position-vertical-relative:text" from="-60.2pt,-40.1pt" to="111.85pt,-40.1pt" o:gfxdata="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" strokecolor="black [3200]" strokeweight=".5pt">
                 <v:shadow on="t" color="black" opacity="24903f" origin=",.5" offset="0,.55556mm"/>
@@ -1364,7 +1364,7 @@
               </wp:anchor>
             </w:drawing>
           </mc:Choice>
-          <mc:Fallback xmlns:w16du="http://schemas.microsoft.com/office/word/2023/wordml/word16du" xmlns:w16sdtfl="http://schemas.microsoft.com/office/word/2024/wordml/sdtformatlock">
+          <mc:Fallback xmlns:w16sdtfl="http://schemas.microsoft.com/office/word/2024/wordml/sdtformatlock" xmlns:w16du="http://schemas.microsoft.com/office/word/2023/wordml/word16du">
             <w:pict>
               <v:line w14:anchorId="01147BE1" id="Straight Connector 1" o:spid="_x0000_s1026" style="position:absolute;flip:x;z-index:251750912;visibility:visible;mso-wrap-style:square;mso-wrap-distance-left:9pt;mso-wrap-distance-top:0;mso-wrap-distance-right:9pt;mso-wrap-distance-bottom:0;mso-position-horizontal:absolute;mso-position-horizontal-relative:text;mso-position-vertical:absolute;mso-position-vertical-relative:text" from="318.5pt,-41.85pt" to="484.9pt,-41.35pt" o:gfxdata="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" strokecolor="black [3200]" strokeweight=".5pt">
                 <v:shadow on="t" color="black" opacity="24903f" origin=",.5" offset="0,.55556mm"/>
@@ -1697,7 +1697,33 @@
                                 <w:sz w:val="18"/>
                                 <w:szCs w:val="18"/>
                               </w:rPr>
-                              <w:t>ՀԱՄԱՐ՝ XX_XXXXX</w:t>
+                              <w:t xml:space="preserve">ՀԱՄԱՐ՝ </w:t>
+                            </w:r>
+                            <w:r>
+                              <w:rPr>
+                                <w:rFonts w:ascii="Sylfaen" w:hAnsi="Sylfaen"/>
+                                <w:sz w:val="18"/>
+                                <w:szCs w:val="18"/>
+                              </w:rPr>
+                              <w:t>${</w:t>
+                            </w:r>
+                            <w:proofErr w:type="spellStart"/>
+                            <w:r>
+                              <w:rPr>
+                                <w:rFonts w:ascii="Sylfaen" w:hAnsi="Sylfaen"/>
+                                <w:sz w:val="18"/>
+                                <w:szCs w:val="18"/>
+                              </w:rPr>
+                              <w:t>order_num</w:t>
+                            </w:r>
+                            <w:proofErr w:type="spellEnd"/>
+                            <w:r>
+                              <w:rPr>
+                                <w:rFonts w:ascii="Sylfaen" w:hAnsi="Sylfaen"/>
+                                <w:sz w:val="18"/>
+                                <w:szCs w:val="18"/>
+                              </w:rPr>
+                              <w:t>}</w:t>
                             </w:r>
                           </w:p>
                         </w:txbxContent>
@@ -1716,7 +1742,11 @@
           </mc:Choice>
           <mc:Fallback>
             <w:pict>
-              <v:shape w14:anchorId="1DB1C11A" id="_x0000_s1041" type="#_x0000_t202" style="position:absolute;left:0;text-align:left;margin-left:383.05pt;margin-top:-38.1pt;width:178.45pt;height:23.7pt;z-index:251753984;visibility:visible;mso-wrap-style:square;mso-wrap-distance-left:9pt;mso-wrap-distance-top:0;mso-wrap-distance-right:9pt;mso-wrap-distance-bottom:0;mso-position-horizontal:absolute;mso-position-horizontal-relative:text;mso-position-vertical:absolute;mso-position-vertical-relative:text;v-text-anchor:top" o:gfxdata="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" filled="f" stroked="f" strokeweight=".5pt">
+              <v:shapetype w14:anchorId="1DB1C11A" id="_x0000_t202" coordsize="21600,21600" o:spt="202" path="m,l,21600r21600,l21600,xe">
+                <v:stroke joinstyle="miter"/>
+                <v:path gradientshapeok="t" o:connecttype="rect"/>
+              </v:shapetype>
+              <v:shape id="_x0000_s1041" type="#_x0000_t202" style="position:absolute;left:0;text-align:left;margin-left:383.05pt;margin-top:-38.1pt;width:178.45pt;height:23.7pt;z-index:251753984;visibility:visible;mso-wrap-style:square;mso-wrap-distance-left:9pt;mso-wrap-distance-top:0;mso-wrap-distance-right:9pt;mso-wrap-distance-bottom:0;mso-position-horizontal:absolute;mso-position-horizontal-relative:text;mso-position-vertical:absolute;mso-position-vertical-relative:text;v-text-anchor:top" o:gfxdata="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" filled="f" stroked="f" strokeweight=".5pt">
                 <v:textbox>
                   <w:txbxContent>
                     <w:p>
@@ -1733,7 +1763,33 @@
                           <w:sz w:val="18"/>
                           <w:szCs w:val="18"/>
                         </w:rPr>
-                        <w:t>ՀԱՄԱՐ՝ XX_XXXXX</w:t>
+                        <w:t xml:space="preserve">ՀԱՄԱՐ՝ </w:t>
+                      </w:r>
+                      <w:r>
+                        <w:rPr>
+                          <w:rFonts w:ascii="Sylfaen" w:hAnsi="Sylfaen"/>
+                          <w:sz w:val="18"/>
+                          <w:szCs w:val="18"/>
+                        </w:rPr>
+                        <w:t>${</w:t>
+                      </w:r>
+                      <w:proofErr w:type="spellStart"/>
+                      <w:r>
+                        <w:rPr>
+                          <w:rFonts w:ascii="Sylfaen" w:hAnsi="Sylfaen"/>
+                          <w:sz w:val="18"/>
+                          <w:szCs w:val="18"/>
+                        </w:rPr>
+                        <w:t>order_num</w:t>
+                      </w:r>
+                      <w:proofErr w:type="spellEnd"/>
+                      <w:r>
+                        <w:rPr>
+                          <w:rFonts w:ascii="Sylfaen" w:hAnsi="Sylfaen"/>
+                          <w:sz w:val="18"/>
+                          <w:szCs w:val="18"/>
+                        </w:rPr>
+                        <w:t>}</w:t>
                       </w:r>
                     </w:p>
                   </w:txbxContent>

--- a/public/files/contract_order_out_template.docx
+++ b/public/files/contract_order_out_template.docx
@@ -15,6 +15,168 @@
           <w:lang w:val="hy-AM"/>
         </w:rPr>
       </w:pPr>
+      <w:r>
+        <w:rPr>
+          <w:rFonts w:ascii="Sylfaen" w:hAnsi="Sylfaen"/>
+          <w:noProof/>
+          <w:sz w:val="20"/>
+          <w:szCs w:val="20"/>
+        </w:rPr>
+        <mc:AlternateContent>
+          <mc:Choice Requires="wps">
+            <w:drawing>
+              <wp:anchor distT="0" distB="0" distL="114300" distR="114300" simplePos="0" relativeHeight="251753984" behindDoc="0" locked="0" layoutInCell="1" allowOverlap="1" wp14:anchorId="1DB1C11A" wp14:editId="7A73C380">
+                <wp:simplePos x="0" y="0"/>
+                <wp:positionH relativeFrom="margin">
+                  <wp:posOffset>4591050</wp:posOffset>
+                </wp:positionH>
+                <wp:positionV relativeFrom="paragraph">
+                  <wp:posOffset>-431800</wp:posOffset>
+                </wp:positionV>
+                <wp:extent cx="1479550" cy="300983"/>
+                <wp:effectExtent l="0" t="0" r="0" b="4445"/>
+                <wp:wrapNone/>
+                <wp:docPr id="2111906402" name="Text Box 3"/>
+                <wp:cNvGraphicFramePr/>
+                <a:graphic xmlns:a="http://schemas.openxmlformats.org/drawingml/2006/main">
+                  <a:graphicData uri="http://schemas.microsoft.com/office/word/2010/wordprocessingShape">
+                    <wps:wsp>
+                      <wps:cNvSpPr txBox="1"/>
+                      <wps:spPr>
+                        <a:xfrm>
+                          <a:off x="0" y="0"/>
+                          <a:ext cx="1479550" cy="300983"/>
+                        </a:xfrm>
+                        <a:prstGeom prst="rect">
+                          <a:avLst/>
+                        </a:prstGeom>
+                        <a:noFill/>
+                        <a:ln w="6350">
+                          <a:noFill/>
+                        </a:ln>
+                      </wps:spPr>
+                      <wps:txbx>
+                        <w:txbxContent>
+                          <w:p>
+                            <w:pPr>
+                              <w:rPr>
+                                <w:rFonts w:ascii="Sylfaen" w:hAnsi="Sylfaen"/>
+                                <w:sz w:val="18"/>
+                                <w:szCs w:val="18"/>
+                              </w:rPr>
+                            </w:pPr>
+                            <w:r>
+                              <w:rPr>
+                                <w:rFonts w:ascii="Sylfaen" w:hAnsi="Sylfaen"/>
+                                <w:sz w:val="18"/>
+                                <w:szCs w:val="18"/>
+                              </w:rPr>
+                              <w:t xml:space="preserve">ՀԱՄԱՐ՝ </w:t>
+                            </w:r>
+                            <w:r>
+                              <w:rPr>
+                                <w:rFonts w:ascii="Sylfaen" w:hAnsi="Sylfaen"/>
+                                <w:sz w:val="18"/>
+                                <w:szCs w:val="18"/>
+                              </w:rPr>
+                              <w:t>${</w:t>
+                            </w:r>
+                            <w:proofErr w:type="spellStart"/>
+                            <w:r>
+                              <w:rPr>
+                                <w:rFonts w:ascii="Sylfaen" w:hAnsi="Sylfaen"/>
+                                <w:sz w:val="18"/>
+                                <w:szCs w:val="18"/>
+                              </w:rPr>
+                              <w:t>order_num</w:t>
+                            </w:r>
+                            <w:proofErr w:type="spellEnd"/>
+                            <w:r>
+                              <w:rPr>
+                                <w:rFonts w:ascii="Sylfaen" w:hAnsi="Sylfaen"/>
+                                <w:sz w:val="18"/>
+                                <w:szCs w:val="18"/>
+                              </w:rPr>
+                              <w:t>}</w:t>
+                            </w:r>
+                          </w:p>
+                        </w:txbxContent>
+                      </wps:txbx>
+                      <wps:bodyPr rot="0" spcFirstLastPara="0" vertOverflow="overflow" horzOverflow="overflow" vert="horz" wrap="square" lIns="91440" tIns="45720" rIns="91440" bIns="45720" numCol="1" spcCol="0" rtlCol="0" fromWordArt="0" anchor="t" anchorCtr="0" forceAA="0" compatLnSpc="1">
+                        <a:prstTxWarp prst="textNoShape">
+                          <a:avLst/>
+                        </a:prstTxWarp>
+                        <a:noAutofit/>
+                      </wps:bodyPr>
+                    </wps:wsp>
+                  </a:graphicData>
+                </a:graphic>
+                <wp14:sizeRelH relativeFrom="margin">
+                  <wp14:pctWidth>0</wp14:pctWidth>
+                </wp14:sizeRelH>
+              </wp:anchor>
+            </w:drawing>
+          </mc:Choice>
+          <mc:Fallback>
+            <w:pict>
+              <v:shapetype w14:anchorId="1DB1C11A" id="_x0000_t202" coordsize="21600,21600" o:spt="202" path="m,l,21600r21600,l21600,xe">
+                <v:stroke joinstyle="miter"/>
+                <v:path gradientshapeok="t" o:connecttype="rect"/>
+              </v:shapetype>
+              <v:shape id="Text Box 3" o:spid="_x0000_s1026" type="#_x0000_t202" style="position:absolute;left:0;text-align:left;margin-left:361.5pt;margin-top:-34pt;width:116.5pt;height:23.7pt;z-index:251753984;visibility:visible;mso-wrap-style:square;mso-width-percent:0;mso-wrap-distance-left:9pt;mso-wrap-distance-top:0;mso-wrap-distance-right:9pt;mso-wrap-distance-bottom:0;mso-position-horizontal:absolute;mso-position-horizontal-relative:margin;mso-position-vertical:absolute;mso-position-vertical-relative:text;mso-width-percent:0;mso-width-relative:margin;v-text-anchor:top" o:gfxdata="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" filled="f" stroked="f" strokeweight=".5pt">
+                <v:textbox>
+                  <w:txbxContent>
+                    <w:p>
+                      <w:pPr>
+                        <w:rPr>
+                          <w:rFonts w:ascii="Sylfaen" w:hAnsi="Sylfaen"/>
+                          <w:sz w:val="18"/>
+                          <w:szCs w:val="18"/>
+                        </w:rPr>
+                      </w:pPr>
+                      <w:r>
+                        <w:rPr>
+                          <w:rFonts w:ascii="Sylfaen" w:hAnsi="Sylfaen"/>
+                          <w:sz w:val="18"/>
+                          <w:szCs w:val="18"/>
+                        </w:rPr>
+                        <w:t xml:space="preserve">ՀԱՄԱՐ՝ </w:t>
+                      </w:r>
+                      <w:r>
+                        <w:rPr>
+                          <w:rFonts w:ascii="Sylfaen" w:hAnsi="Sylfaen"/>
+                          <w:sz w:val="18"/>
+                          <w:szCs w:val="18"/>
+                        </w:rPr>
+                        <w:t>${</w:t>
+                      </w:r>
+                      <w:proofErr w:type="spellStart"/>
+                      <w:r>
+                        <w:rPr>
+                          <w:rFonts w:ascii="Sylfaen" w:hAnsi="Sylfaen"/>
+                          <w:sz w:val="18"/>
+                          <w:szCs w:val="18"/>
+                        </w:rPr>
+                        <w:t>order_num</w:t>
+                      </w:r>
+                      <w:proofErr w:type="spellEnd"/>
+                      <w:r>
+                        <w:rPr>
+                          <w:rFonts w:ascii="Sylfaen" w:hAnsi="Sylfaen"/>
+                          <w:sz w:val="18"/>
+                          <w:szCs w:val="18"/>
+                        </w:rPr>
+                        <w:t>}</w:t>
+                      </w:r>
+                    </w:p>
+                  </w:txbxContent>
+                </v:textbox>
+                <w10:wrap anchorx="margin"/>
+              </v:shape>
+            </w:pict>
+          </mc:Fallback>
+        </mc:AlternateContent>
+      </w:r>
       <w:r>
         <w:rPr>
           <w:rFonts w:ascii="Sylfaen" w:hAnsi="Sylfaen"/>
@@ -1096,7 +1258,7 @@
               </wp:anchor>
             </w:drawing>
           </mc:Choice>
-          <mc:Fallback xmlns:w16sdtfl="http://schemas.microsoft.com/office/word/2024/wordml/sdtformatlock" xmlns:w16du="http://schemas.microsoft.com/office/word/2023/wordml/word16du">
+          <mc:Fallback xmlns:w16du="http://schemas.microsoft.com/office/word/2023/wordml/word16du" xmlns:w16sdtfl="http://schemas.microsoft.com/office/word/2024/wordml/sdtformatlock">
             <w:pict>
               <v:line w14:anchorId="195C715A" id="Straight Connector 1" o:spid="_x0000_s1026" style="position:absolute;flip:x;z-index:251746816;visibility:visible;mso-wrap-style:square;mso-wrap-distance-left:9pt;mso-wrap-distance-top:0;mso-wrap-distance-right:9pt;mso-wrap-distance-bottom:0;mso-position-horizontal:absolute;mso-position-horizontal-relative:text;mso-position-vertical:absolute;mso-position-vertical-relative:text" from="-62.65pt,-40.1pt" to="-60.15pt,164.95pt" o:gfxdata="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" strokecolor="black [3200]" strokeweight=".5pt">
                 <v:shadow on="t" color="black" opacity="24903f" origin=",.5" offset="0,.55556mm"/>
@@ -1163,7 +1325,7 @@
               </wp:anchor>
             </w:drawing>
           </mc:Choice>
-          <mc:Fallback xmlns:w16sdtfl="http://schemas.microsoft.com/office/word/2024/wordml/sdtformatlock" xmlns:w16du="http://schemas.microsoft.com/office/word/2023/wordml/word16du">
+          <mc:Fallback xmlns:w16du="http://schemas.microsoft.com/office/word/2023/wordml/word16du" xmlns:w16sdtfl="http://schemas.microsoft.com/office/word/2024/wordml/sdtformatlock">
             <w:pict>
               <v:line w14:anchorId="3AD5B11D" id="Straight Connector 1" o:spid="_x0000_s1026" style="position:absolute;z-index:251747840;visibility:visible;mso-wrap-style:square;mso-wrap-distance-left:9pt;mso-wrap-distance-top:0;mso-wrap-distance-right:9pt;mso-wrap-distance-bottom:0;mso-position-horizontal:absolute;mso-position-horizontal-relative:text;mso-position-vertical:absolute;mso-position-vertical-relative:text" from="483.4pt,-41.25pt" to="483.65pt,165pt" o:gfxdata="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" strokecolor="black [3200]" strokeweight=".5pt">
                 <v:shadow on="t" color="black" opacity="24903f" origin=",.5" offset="0,.55556mm"/>
@@ -1230,7 +1392,7 @@
               </wp:anchor>
             </w:drawing>
           </mc:Choice>
-          <mc:Fallback xmlns:w16sdtfl="http://schemas.microsoft.com/office/word/2024/wordml/sdtformatlock" xmlns:w16du="http://schemas.microsoft.com/office/word/2023/wordml/word16du">
+          <mc:Fallback xmlns:w16du="http://schemas.microsoft.com/office/word/2023/wordml/word16du" xmlns:w16sdtfl="http://schemas.microsoft.com/office/word/2024/wordml/sdtformatlock">
             <w:pict>
               <v:line w14:anchorId="08A20EB7" id="Straight Connector 1" o:spid="_x0000_s1026" style="position:absolute;flip:x;z-index:251748864;visibility:visible;mso-wrap-style:square;mso-wrap-distance-left:9pt;mso-wrap-distance-top:0;mso-wrap-distance-right:9pt;mso-wrap-distance-bottom:0;mso-position-horizontal:absolute;mso-position-horizontal-relative:text;mso-position-vertical:absolute;mso-position-vertical-relative:text" from="-63.1pt,164.95pt" to="483.15pt,164.95pt" o:gfxdata="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" strokecolor="black [3200]" strokeweight=".5pt">
                 <v:shadow on="t" color="black" opacity="24903f" origin=",.5" offset="0,.55556mm"/>
@@ -1297,7 +1459,7 @@
               </wp:anchor>
             </w:drawing>
           </mc:Choice>
-          <mc:Fallback xmlns:w16sdtfl="http://schemas.microsoft.com/office/word/2024/wordml/sdtformatlock" xmlns:w16du="http://schemas.microsoft.com/office/word/2023/wordml/word16du">
+          <mc:Fallback xmlns:w16du="http://schemas.microsoft.com/office/word/2023/wordml/word16du" xmlns:w16sdtfl="http://schemas.microsoft.com/office/word/2024/wordml/sdtformatlock">
             <w:pict>
               <v:line w14:anchorId="1A29E772" id="Straight Connector 1" o:spid="_x0000_s1026" style="position:absolute;flip:x;z-index:251749888;visibility:visible;mso-wrap-style:square;mso-wrap-distance-left:9pt;mso-wrap-distance-top:0;mso-wrap-distance-right:9pt;mso-wrap-distance-bottom:0;mso-position-horizontal:absolute;mso-position-horizontal-relative:text;mso-position-vertical:absolute;mso-position-vertical-relative:text" from="-60.2pt,-40.1pt" to="111.85pt,-40.1pt" o:gfxdata="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" strokecolor="black [3200]" strokeweight=".5pt">
                 <v:shadow on="t" color="black" opacity="24903f" origin=",.5" offset="0,.55556mm"/>
@@ -1364,7 +1526,7 @@
               </wp:anchor>
             </w:drawing>
           </mc:Choice>
-          <mc:Fallback xmlns:w16sdtfl="http://schemas.microsoft.com/office/word/2024/wordml/sdtformatlock" xmlns:w16du="http://schemas.microsoft.com/office/word/2023/wordml/word16du">
+          <mc:Fallback xmlns:w16du="http://schemas.microsoft.com/office/word/2023/wordml/word16du" xmlns:w16sdtfl="http://schemas.microsoft.com/office/word/2024/wordml/sdtformatlock">
             <w:pict>
               <v:line w14:anchorId="01147BE1" id="Straight Connector 1" o:spid="_x0000_s1026" style="position:absolute;flip:x;z-index:251750912;visibility:visible;mso-wrap-style:square;mso-wrap-distance-left:9pt;mso-wrap-distance-top:0;mso-wrap-distance-right:9pt;mso-wrap-distance-bottom:0;mso-position-horizontal:absolute;mso-position-horizontal-relative:text;mso-position-vertical:absolute;mso-position-vertical-relative:text" from="318.5pt,-41.85pt" to="484.9pt,-41.35pt" o:gfxdata="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" strokecolor="black [3200]" strokeweight=".5pt">
                 <v:shadow on="t" color="black" opacity="24903f" origin=",.5" offset="0,.55556mm"/>
@@ -1549,7 +1711,7 @@
         <mc:AlternateContent>
           <mc:Choice Requires="wps">
             <w:drawing>
-              <wp:anchor distT="0" distB="0" distL="114300" distR="114300" simplePos="0" relativeHeight="251752960" behindDoc="0" locked="0" layoutInCell="1" allowOverlap="1" wp14:anchorId="11FC1508" wp14:editId="1940A3B7">
+              <wp:anchor distT="0" distB="0" distL="114300" distR="114300" simplePos="0" relativeHeight="251752960" behindDoc="0" locked="0" layoutInCell="1" allowOverlap="1" wp14:anchorId="11FC1508" wp14:editId="551A629B">
                 <wp:simplePos x="0" y="0"/>
                 <wp:positionH relativeFrom="column">
                   <wp:posOffset>-709612</wp:posOffset>
@@ -1614,7 +1776,7 @@
           </mc:Choice>
           <mc:Fallback>
             <w:pict>
-              <v:shape w14:anchorId="11FC1508" id="_x0000_s1040" type="#_x0000_t202" style="position:absolute;left:0;text-align:left;margin-left:-55.85pt;margin-top:-37.5pt;width:162.25pt;height:23.75pt;z-index:251752960;visibility:visible;mso-wrap-style:square;mso-wrap-distance-left:9pt;mso-wrap-distance-top:0;mso-wrap-distance-right:9pt;mso-wrap-distance-bottom:0;mso-position-horizontal:absolute;mso-position-horizontal-relative:text;mso-position-vertical:absolute;mso-position-vertical-relative:text;v-text-anchor:top" o:gfxdata="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" filled="f" stroked="f" strokeweight=".5pt">
+              <v:shape w14:anchorId="11FC1508" id="_x0000_s1041" type="#_x0000_t202" style="position:absolute;left:0;text-align:left;margin-left:-55.85pt;margin-top:-37.5pt;width:162.25pt;height:23.75pt;z-index:251752960;visibility:visible;mso-wrap-style:square;mso-wrap-distance-left:9pt;mso-wrap-distance-top:0;mso-wrap-distance-right:9pt;mso-wrap-distance-bottom:0;mso-position-horizontal:absolute;mso-position-horizontal-relative:text;mso-position-vertical:absolute;mso-position-vertical-relative:text;v-text-anchor:top" o:gfxdata="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" filled="f" stroked="f" strokeweight=".5pt">
                 <v:textbox>
                   <w:txbxContent>
                     <w:p>
@@ -1632,164 +1794,6 @@
                           <w:szCs w:val="18"/>
                         </w:rPr>
                         <w:t xml:space="preserve">«ԱԿՐԵԴԻՏ» ՎՄ ՍՊԸ  </w:t>
-                      </w:r>
-                    </w:p>
-                  </w:txbxContent>
-                </v:textbox>
-              </v:shape>
-            </w:pict>
-          </mc:Fallback>
-        </mc:AlternateContent>
-      </w:r>
-      <w:r>
-        <w:rPr>
-          <w:rFonts w:ascii="Sylfaen" w:hAnsi="Sylfaen"/>
-          <w:noProof/>
-          <w:sz w:val="20"/>
-          <w:szCs w:val="20"/>
-        </w:rPr>
-        <mc:AlternateContent>
-          <mc:Choice Requires="wps">
-            <w:drawing>
-              <wp:anchor distT="0" distB="0" distL="114300" distR="114300" simplePos="0" relativeHeight="251753984" behindDoc="0" locked="0" layoutInCell="1" allowOverlap="1" wp14:anchorId="1DB1C11A" wp14:editId="5FD56305">
-                <wp:simplePos x="0" y="0"/>
-                <wp:positionH relativeFrom="column">
-                  <wp:posOffset>4864543</wp:posOffset>
-                </wp:positionH>
-                <wp:positionV relativeFrom="paragraph">
-                  <wp:posOffset>-483624</wp:posOffset>
-                </wp:positionV>
-                <wp:extent cx="2266622" cy="300983"/>
-                <wp:effectExtent l="0" t="0" r="0" b="0"/>
-                <wp:wrapNone/>
-                <wp:docPr id="2111906402" name="Text Box 3"/>
-                <wp:cNvGraphicFramePr/>
-                <a:graphic xmlns:a="http://schemas.openxmlformats.org/drawingml/2006/main">
-                  <a:graphicData uri="http://schemas.microsoft.com/office/word/2010/wordprocessingShape">
-                    <wps:wsp>
-                      <wps:cNvSpPr txBox="1"/>
-                      <wps:spPr>
-                        <a:xfrm>
-                          <a:off x="0" y="0"/>
-                          <a:ext cx="2266622" cy="300983"/>
-                        </a:xfrm>
-                        <a:prstGeom prst="rect">
-                          <a:avLst/>
-                        </a:prstGeom>
-                        <a:noFill/>
-                        <a:ln w="6350">
-                          <a:noFill/>
-                        </a:ln>
-                      </wps:spPr>
-                      <wps:txbx>
-                        <w:txbxContent>
-                          <w:p>
-                            <w:pPr>
-                              <w:rPr>
-                                <w:rFonts w:ascii="Sylfaen" w:hAnsi="Sylfaen"/>
-                                <w:sz w:val="18"/>
-                                <w:szCs w:val="18"/>
-                              </w:rPr>
-                            </w:pPr>
-                            <w:r>
-                              <w:rPr>
-                                <w:rFonts w:ascii="Sylfaen" w:hAnsi="Sylfaen"/>
-                                <w:sz w:val="18"/>
-                                <w:szCs w:val="18"/>
-                              </w:rPr>
-                              <w:t xml:space="preserve">ՀԱՄԱՐ՝ </w:t>
-                            </w:r>
-                            <w:r>
-                              <w:rPr>
-                                <w:rFonts w:ascii="Sylfaen" w:hAnsi="Sylfaen"/>
-                                <w:sz w:val="18"/>
-                                <w:szCs w:val="18"/>
-                              </w:rPr>
-                              <w:t>${</w:t>
-                            </w:r>
-                            <w:proofErr w:type="spellStart"/>
-                            <w:r>
-                              <w:rPr>
-                                <w:rFonts w:ascii="Sylfaen" w:hAnsi="Sylfaen"/>
-                                <w:sz w:val="18"/>
-                                <w:szCs w:val="18"/>
-                              </w:rPr>
-                              <w:t>order_num</w:t>
-                            </w:r>
-                            <w:proofErr w:type="spellEnd"/>
-                            <w:r>
-                              <w:rPr>
-                                <w:rFonts w:ascii="Sylfaen" w:hAnsi="Sylfaen"/>
-                                <w:sz w:val="18"/>
-                                <w:szCs w:val="18"/>
-                              </w:rPr>
-                              <w:t>}</w:t>
-                            </w:r>
-                          </w:p>
-                        </w:txbxContent>
-                      </wps:txbx>
-                      <wps:bodyPr rot="0" spcFirstLastPara="0" vertOverflow="overflow" horzOverflow="overflow" vert="horz" wrap="square" lIns="91440" tIns="45720" rIns="91440" bIns="45720" numCol="1" spcCol="0" rtlCol="0" fromWordArt="0" anchor="t" anchorCtr="0" forceAA="0" compatLnSpc="1">
-                        <a:prstTxWarp prst="textNoShape">
-                          <a:avLst/>
-                        </a:prstTxWarp>
-                        <a:noAutofit/>
-                      </wps:bodyPr>
-                    </wps:wsp>
-                  </a:graphicData>
-                </a:graphic>
-              </wp:anchor>
-            </w:drawing>
-          </mc:Choice>
-          <mc:Fallback>
-            <w:pict>
-              <v:shapetype w14:anchorId="1DB1C11A" id="_x0000_t202" coordsize="21600,21600" o:spt="202" path="m,l,21600r21600,l21600,xe">
-                <v:stroke joinstyle="miter"/>
-                <v:path gradientshapeok="t" o:connecttype="rect"/>
-              </v:shapetype>
-              <v:shape id="_x0000_s1041" type="#_x0000_t202" style="position:absolute;left:0;text-align:left;margin-left:383.05pt;margin-top:-38.1pt;width:178.45pt;height:23.7pt;z-index:251753984;visibility:visible;mso-wrap-style:square;mso-wrap-distance-left:9pt;mso-wrap-distance-top:0;mso-wrap-distance-right:9pt;mso-wrap-distance-bottom:0;mso-position-horizontal:absolute;mso-position-horizontal-relative:text;mso-position-vertical:absolute;mso-position-vertical-relative:text;v-text-anchor:top" o:gfxdata="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" filled="f" stroked="f" strokeweight=".5pt">
-                <v:textbox>
-                  <w:txbxContent>
-                    <w:p>
-                      <w:pPr>
-                        <w:rPr>
-                          <w:rFonts w:ascii="Sylfaen" w:hAnsi="Sylfaen"/>
-                          <w:sz w:val="18"/>
-                          <w:szCs w:val="18"/>
-                        </w:rPr>
-                      </w:pPr>
-                      <w:r>
-                        <w:rPr>
-                          <w:rFonts w:ascii="Sylfaen" w:hAnsi="Sylfaen"/>
-                          <w:sz w:val="18"/>
-                          <w:szCs w:val="18"/>
-                        </w:rPr>
-                        <w:t xml:space="preserve">ՀԱՄԱՐ՝ </w:t>
-                      </w:r>
-                      <w:r>
-                        <w:rPr>
-                          <w:rFonts w:ascii="Sylfaen" w:hAnsi="Sylfaen"/>
-                          <w:sz w:val="18"/>
-                          <w:szCs w:val="18"/>
-                        </w:rPr>
-                        <w:t>${</w:t>
-                      </w:r>
-                      <w:proofErr w:type="spellStart"/>
-                      <w:r>
-                        <w:rPr>
-                          <w:rFonts w:ascii="Sylfaen" w:hAnsi="Sylfaen"/>
-                          <w:sz w:val="18"/>
-                          <w:szCs w:val="18"/>
-                        </w:rPr>
-                        <w:t>order_num</w:t>
-                      </w:r>
-                      <w:proofErr w:type="spellEnd"/>
-                      <w:r>
-                        <w:rPr>
-                          <w:rFonts w:ascii="Sylfaen" w:hAnsi="Sylfaen"/>
-                          <w:sz w:val="18"/>
-                          <w:szCs w:val="18"/>
-                        </w:rPr>
-                        <w:t>}</w:t>
                       </w:r>
                     </w:p>
                   </w:txbxContent>
